--- a/Output/grace_overall_models.docx
+++ b/Output/grace_overall_models.docx
@@ -908,7 +908,7 @@
                 <w:szCs w:val="22"/>
                 <w:color w:val="000000"/>
               </w:rPr>
-              <w:t xml:space="preserve">(0.076)</w:t>
+              <w:t xml:space="preserve">[-3.624, -3.326]</w:t>
             </w:r>
           </w:p>
         </w:tc>
@@ -963,7 +963,7 @@
                 <w:szCs w:val="22"/>
                 <w:color w:val="000000"/>
               </w:rPr>
-              <w:t xml:space="preserve">(0.076)</w:t>
+              <w:t xml:space="preserve">[-3.627, -3.328]</w:t>
             </w:r>
           </w:p>
         </w:tc>
@@ -1018,7 +1018,7 @@
                 <w:szCs w:val="22"/>
                 <w:color w:val="000000"/>
               </w:rPr>
-              <w:t xml:space="preserve">(0.099)</w:t>
+              <w:t xml:space="preserve">[-3.653, -3.266]</w:t>
             </w:r>
           </w:p>
         </w:tc>
@@ -1073,7 +1073,7 @@
                 <w:szCs w:val="22"/>
                 <w:color w:val="000000"/>
               </w:rPr>
-              <w:t xml:space="preserve">(0.087)</w:t>
+              <w:t xml:space="preserve">[-3.775, -3.434]</w:t>
             </w:r>
           </w:p>
         </w:tc>
@@ -1128,7 +1128,7 @@
                 <w:szCs w:val="22"/>
                 <w:color w:val="000000"/>
               </w:rPr>
-              <w:t xml:space="preserve">(0.101)</w:t>
+              <w:t xml:space="preserve">[-4.049, -3.653]</w:t>
             </w:r>
           </w:p>
         </w:tc>
@@ -1183,7 +1183,7 @@
                 <w:szCs w:val="22"/>
                 <w:color w:val="000000"/>
               </w:rPr>
-              <w:t xml:space="preserve">(0.101)</w:t>
+              <w:t xml:space="preserve">[-4.037, -3.640]</w:t>
             </w:r>
           </w:p>
         </w:tc>
@@ -1688,7 +1688,7 @@
                 <w:szCs w:val="22"/>
                 <w:color w:val="000000"/>
               </w:rPr>
-              <w:t xml:space="preserve">(0.014)</w:t>
+              <w:t xml:space="preserve">[0.059, 0.112]</w:t>
             </w:r>
           </w:p>
         </w:tc>
@@ -1743,7 +1743,7 @@
                 <w:szCs w:val="22"/>
                 <w:color w:val="000000"/>
               </w:rPr>
-              <w:t xml:space="preserve">(0.014)</w:t>
+              <w:t xml:space="preserve">[0.063, 0.117]</w:t>
             </w:r>
           </w:p>
         </w:tc>
@@ -1798,7 +1798,7 @@
                 <w:szCs w:val="22"/>
                 <w:color w:val="000000"/>
               </w:rPr>
-              <w:t xml:space="preserve">(0.014)</w:t>
+              <w:t xml:space="preserve">[0.062, 0.117]</w:t>
             </w:r>
           </w:p>
         </w:tc>
@@ -1853,7 +1853,7 @@
                 <w:szCs w:val="22"/>
                 <w:color w:val="000000"/>
               </w:rPr>
-              <w:t xml:space="preserve">(0.012)</w:t>
+              <w:t xml:space="preserve">[0.009, 0.057]</w:t>
             </w:r>
           </w:p>
         </w:tc>
@@ -1908,7 +1908,7 @@
                 <w:szCs w:val="22"/>
                 <w:color w:val="000000"/>
               </w:rPr>
-              <w:t xml:space="preserve">(0.012)</w:t>
+              <w:t xml:space="preserve">[0.006, 0.054]</w:t>
             </w:r>
           </w:p>
         </w:tc>
@@ -1963,7 +1963,7 @@
                 <w:szCs w:val="22"/>
                 <w:color w:val="000000"/>
               </w:rPr>
-              <w:t xml:space="preserve">(0.015)</w:t>
+              <w:t xml:space="preserve">[-0.006, 0.053]</w:t>
             </w:r>
           </w:p>
         </w:tc>
@@ -3716,7 +3716,7 @@
                 <w:szCs w:val="22"/>
                 <w:color w:val="000000"/>
               </w:rPr>
-              <w:t xml:space="preserve">(0.146)</w:t>
+              <w:t xml:space="preserve">[-1.214, -0.641]</w:t>
             </w:r>
           </w:p>
         </w:tc>
@@ -3771,7 +3771,7 @@
                 <w:szCs w:val="22"/>
                 <w:color w:val="000000"/>
               </w:rPr>
-              <w:t xml:space="preserve">(0.146)</w:t>
+              <w:t xml:space="preserve">[-1.222, -0.649]</w:t>
             </w:r>
           </w:p>
         </w:tc>
@@ -3826,7 +3826,7 @@
                 <w:szCs w:val="22"/>
                 <w:color w:val="000000"/>
               </w:rPr>
-              <w:t xml:space="preserve">(0.189)</w:t>
+              <w:t xml:space="preserve">[-1.122, -0.380]</w:t>
             </w:r>
           </w:p>
         </w:tc>
@@ -3881,7 +3881,7 @@
                 <w:szCs w:val="22"/>
                 <w:color w:val="000000"/>
               </w:rPr>
-              <w:t xml:space="preserve">(0.186)</w:t>
+              <w:t xml:space="preserve">[-1.223, -0.491]</w:t>
             </w:r>
           </w:p>
         </w:tc>
@@ -3936,7 +3936,7 @@
                 <w:szCs w:val="22"/>
                 <w:color w:val="000000"/>
               </w:rPr>
-              <w:t xml:space="preserve">(0.207)</w:t>
+              <w:t xml:space="preserve">[-2.502, -1.689]</w:t>
             </w:r>
           </w:p>
         </w:tc>
@@ -3991,7 +3991,7 @@
                 <w:szCs w:val="22"/>
                 <w:color w:val="000000"/>
               </w:rPr>
-              <w:t xml:space="preserve">(0.208)</w:t>
+              <w:t xml:space="preserve">[-2.458, -1.644]</w:t>
             </w:r>
           </w:p>
         </w:tc>
@@ -4496,7 +4496,7 @@
                 <w:szCs w:val="22"/>
                 <w:color w:val="000000"/>
               </w:rPr>
-              <w:t xml:space="preserve">(0.026)</w:t>
+              <w:t xml:space="preserve">[0.030, 0.133]</w:t>
             </w:r>
           </w:p>
         </w:tc>
@@ -4551,7 +4551,7 @@
                 <w:szCs w:val="22"/>
                 <w:color w:val="000000"/>
               </w:rPr>
-              <w:t xml:space="preserve">(0.027)</w:t>
+              <w:t xml:space="preserve">[0.043, 0.147]</w:t>
             </w:r>
           </w:p>
         </w:tc>
@@ -4606,7 +4606,7 @@
                 <w:szCs w:val="22"/>
                 <w:color w:val="000000"/>
               </w:rPr>
-              <w:t xml:space="preserve">(0.027)</w:t>
+              <w:t xml:space="preserve">[0.037, 0.142]</w:t>
             </w:r>
           </w:p>
         </w:tc>
@@ -4661,7 +4661,7 @@
                 <w:szCs w:val="22"/>
                 <w:color w:val="000000"/>
               </w:rPr>
-              <w:t xml:space="preserve">(0.026)</w:t>
+              <w:t xml:space="preserve">[-0.018, 0.086]</w:t>
             </w:r>
           </w:p>
         </w:tc>
@@ -4716,7 +4716,7 @@
                 <w:szCs w:val="22"/>
                 <w:color w:val="000000"/>
               </w:rPr>
-              <w:t xml:space="preserve">(0.025)</w:t>
+              <w:t xml:space="preserve">[-0.030, 0.068]</w:t>
             </w:r>
           </w:p>
         </w:tc>
@@ -4771,7 +4771,7 @@
                 <w:szCs w:val="22"/>
                 <w:color w:val="000000"/>
               </w:rPr>
-              <w:t xml:space="preserve">(0.031)</w:t>
+              <w:t xml:space="preserve">[-0.059, 0.061]</w:t>
             </w:r>
           </w:p>
         </w:tc>

--- a/Output/grace_overall_models.docx
+++ b/Output/grace_overall_models.docx
@@ -2365,6 +2365,2346 @@
         <w:tc>
           <w:tcPr>
             <w:tcBorders>
+              <w:bottom w:val="none" w:sz="0" w:space="0" w:color="000000"/>
+              <w:top w:val="none" w:sz="0" w:space="0" w:color="000000"/>
+              <w:left w:val="none" w:sz="0" w:space="0" w:color="000000"/>
+              <w:right w:val="none" w:sz="0" w:space="0" w:color="000000"/>
+            </w:tcBorders>
+            <w:shd w:val="clear" w:color="auto" w:fill="FFFFFF"/>
+            <w:tcMar>
+              <w:top w:w="0" w:type="dxa"/>
+              <w:bottom w:w="0" w:type="dxa"/>
+              <w:left w:w="0" w:type="dxa"/>
+              <w:right w:w="0" w:type="dxa"/>
+            </w:tcMar>
+            <w:vAlign w:val="center"/>
+          </w:tcPr>
+          <w:p>
+            <w:pPr>
+              <w:pStyle w:val="Normal"/>
+              <w:jc w:val="left"/>
+              <w:pBdr>
+                <w:bottom w:val="none" w:sz="0" w:space="0" w:color="000000"/>
+                <w:top w:val="none" w:sz="0" w:space="0" w:color="000000"/>
+                <w:left w:val="none" w:sz="0" w:space="0" w:color="000000"/>
+                <w:right w:val="none" w:sz="0" w:space="0" w:color="000000"/>
+              </w:pBdr>
+              <w:spacing w:after="100" w:before="100" w:line="240"/>
+              <w:ind w:left="100" w:right="100" w:firstLine="0" w:firstLineChars="0"/>
+              <w:rPr>
+                <w:rFonts w:ascii="Helvetica" w:hAnsi="Helvetica" w:eastAsia="Helvetica" w:cs="Helvetica"/>
+                <w:i w:val="false"/>
+                <w:b w:val="false"/>
+                <w:u w:val="none"/>
+                <w:strike w:val="false"/>
+                <w:sz w:val="22"/>
+                <w:szCs w:val="22"/>
+                <w:color w:val="000000"/>
+              </w:rPr>
+            </w:pPr>
+            <w:r>
+              <w:rPr>
+                <w:rFonts w:ascii="Helvetica" w:hAnsi="Helvetica" w:eastAsia="Helvetica" w:cs="Helvetica"/>
+                <w:i w:val="false"/>
+                <w:b w:val="false"/>
+                <w:u w:val="none"/>
+                <w:strike w:val="false"/>
+                <w:sz w:val="22"/>
+                <w:szCs w:val="22"/>
+                <w:color w:val="000000"/>
+              </w:rPr>
+              <w:t xml:space="preserve">R2</w:t>
+            </w:r>
+          </w:p>
+        </w:tc>
+        <w:tc>
+          <w:tcPr>
+            <w:tcBorders>
+              <w:bottom w:val="none" w:sz="0" w:space="0" w:color="000000"/>
+              <w:top w:val="none" w:sz="0" w:space="0" w:color="000000"/>
+              <w:left w:val="none" w:sz="0" w:space="0" w:color="000000"/>
+              <w:right w:val="none" w:sz="0" w:space="0" w:color="000000"/>
+            </w:tcBorders>
+            <w:shd w:val="clear" w:color="auto" w:fill="FFFFFF"/>
+            <w:tcMar>
+              <w:top w:w="0" w:type="dxa"/>
+              <w:bottom w:w="0" w:type="dxa"/>
+              <w:left w:w="0" w:type="dxa"/>
+              <w:right w:w="0" w:type="dxa"/>
+            </w:tcMar>
+            <w:vAlign w:val="center"/>
+          </w:tcPr>
+          <w:p>
+            <w:pPr>
+              <w:pStyle w:val="Normal"/>
+              <w:jc w:val="center"/>
+              <w:pBdr>
+                <w:bottom w:val="none" w:sz="0" w:space="0" w:color="000000"/>
+                <w:top w:val="none" w:sz="0" w:space="0" w:color="000000"/>
+                <w:left w:val="none" w:sz="0" w:space="0" w:color="000000"/>
+                <w:right w:val="none" w:sz="0" w:space="0" w:color="000000"/>
+              </w:pBdr>
+              <w:spacing w:after="100" w:before="100" w:line="240"/>
+              <w:ind w:left="100" w:right="100" w:firstLine="0" w:firstLineChars="0"/>
+              <w:rPr>
+                <w:rFonts w:ascii="Helvetica" w:hAnsi="Helvetica" w:eastAsia="Helvetica" w:cs="Helvetica"/>
+                <w:i w:val="false"/>
+                <w:b w:val="false"/>
+                <w:u w:val="none"/>
+                <w:strike w:val="false"/>
+                <w:sz w:val="22"/>
+                <w:szCs w:val="22"/>
+                <w:color w:val="000000"/>
+              </w:rPr>
+            </w:pPr>
+            <w:r>
+              <w:rPr>
+                <w:rFonts w:ascii="Helvetica" w:hAnsi="Helvetica" w:eastAsia="Helvetica" w:cs="Helvetica"/>
+                <w:i w:val="false"/>
+                <w:b w:val="false"/>
+                <w:u w:val="none"/>
+                <w:strike w:val="false"/>
+                <w:sz w:val="22"/>
+                <w:szCs w:val="22"/>
+                <w:color w:val="000000"/>
+              </w:rPr>
+              <w:t xml:space="preserve">0.802</w:t>
+            </w:r>
+          </w:p>
+        </w:tc>
+        <w:tc>
+          <w:tcPr>
+            <w:tcBorders>
+              <w:bottom w:val="none" w:sz="0" w:space="0" w:color="000000"/>
+              <w:top w:val="none" w:sz="0" w:space="0" w:color="000000"/>
+              <w:left w:val="none" w:sz="0" w:space="0" w:color="000000"/>
+              <w:right w:val="none" w:sz="0" w:space="0" w:color="000000"/>
+            </w:tcBorders>
+            <w:shd w:val="clear" w:color="auto" w:fill="FFFFFF"/>
+            <w:tcMar>
+              <w:top w:w="0" w:type="dxa"/>
+              <w:bottom w:w="0" w:type="dxa"/>
+              <w:left w:w="0" w:type="dxa"/>
+              <w:right w:w="0" w:type="dxa"/>
+            </w:tcMar>
+            <w:vAlign w:val="center"/>
+          </w:tcPr>
+          <w:p>
+            <w:pPr>
+              <w:pStyle w:val="Normal"/>
+              <w:jc w:val="center"/>
+              <w:pBdr>
+                <w:bottom w:val="none" w:sz="0" w:space="0" w:color="000000"/>
+                <w:top w:val="none" w:sz="0" w:space="0" w:color="000000"/>
+                <w:left w:val="none" w:sz="0" w:space="0" w:color="000000"/>
+                <w:right w:val="none" w:sz="0" w:space="0" w:color="000000"/>
+              </w:pBdr>
+              <w:spacing w:after="100" w:before="100" w:line="240"/>
+              <w:ind w:left="100" w:right="100" w:firstLine="0" w:firstLineChars="0"/>
+              <w:rPr>
+                <w:rFonts w:ascii="Helvetica" w:hAnsi="Helvetica" w:eastAsia="Helvetica" w:cs="Helvetica"/>
+                <w:i w:val="false"/>
+                <w:b w:val="false"/>
+                <w:u w:val="none"/>
+                <w:strike w:val="false"/>
+                <w:sz w:val="22"/>
+                <w:szCs w:val="22"/>
+                <w:color w:val="000000"/>
+              </w:rPr>
+            </w:pPr>
+            <w:r>
+              <w:rPr>
+                <w:rFonts w:ascii="Helvetica" w:hAnsi="Helvetica" w:eastAsia="Helvetica" w:cs="Helvetica"/>
+                <w:i w:val="false"/>
+                <w:b w:val="false"/>
+                <w:u w:val="none"/>
+                <w:strike w:val="false"/>
+                <w:sz w:val="22"/>
+                <w:szCs w:val="22"/>
+                <w:color w:val="000000"/>
+              </w:rPr>
+              <w:t xml:space="preserve">0.803</w:t>
+            </w:r>
+          </w:p>
+        </w:tc>
+        <w:tc>
+          <w:tcPr>
+            <w:tcBorders>
+              <w:bottom w:val="none" w:sz="0" w:space="0" w:color="000000"/>
+              <w:top w:val="none" w:sz="0" w:space="0" w:color="000000"/>
+              <w:left w:val="none" w:sz="0" w:space="0" w:color="000000"/>
+              <w:right w:val="none" w:sz="0" w:space="0" w:color="000000"/>
+            </w:tcBorders>
+            <w:shd w:val="clear" w:color="auto" w:fill="FFFFFF"/>
+            <w:tcMar>
+              <w:top w:w="0" w:type="dxa"/>
+              <w:bottom w:w="0" w:type="dxa"/>
+              <w:left w:w="0" w:type="dxa"/>
+              <w:right w:w="0" w:type="dxa"/>
+            </w:tcMar>
+            <w:vAlign w:val="center"/>
+          </w:tcPr>
+          <w:p>
+            <w:pPr>
+              <w:pStyle w:val="Normal"/>
+              <w:jc w:val="center"/>
+              <w:pBdr>
+                <w:bottom w:val="none" w:sz="0" w:space="0" w:color="000000"/>
+                <w:top w:val="none" w:sz="0" w:space="0" w:color="000000"/>
+                <w:left w:val="none" w:sz="0" w:space="0" w:color="000000"/>
+                <w:right w:val="none" w:sz="0" w:space="0" w:color="000000"/>
+              </w:pBdr>
+              <w:spacing w:after="100" w:before="100" w:line="240"/>
+              <w:ind w:left="100" w:right="100" w:firstLine="0" w:firstLineChars="0"/>
+              <w:rPr>
+                <w:rFonts w:ascii="Helvetica" w:hAnsi="Helvetica" w:eastAsia="Helvetica" w:cs="Helvetica"/>
+                <w:i w:val="false"/>
+                <w:b w:val="false"/>
+                <w:u w:val="none"/>
+                <w:strike w:val="false"/>
+                <w:sz w:val="22"/>
+                <w:szCs w:val="22"/>
+                <w:color w:val="000000"/>
+              </w:rPr>
+            </w:pPr>
+            <w:r>
+              <w:rPr>
+                <w:rFonts w:ascii="Helvetica" w:hAnsi="Helvetica" w:eastAsia="Helvetica" w:cs="Helvetica"/>
+                <w:i w:val="false"/>
+                <w:b w:val="false"/>
+                <w:u w:val="none"/>
+                <w:strike w:val="false"/>
+                <w:sz w:val="22"/>
+                <w:szCs w:val="22"/>
+                <w:color w:val="000000"/>
+              </w:rPr>
+              <w:t xml:space="preserve">0.803</w:t>
+            </w:r>
+          </w:p>
+        </w:tc>
+        <w:tc>
+          <w:tcPr>
+            <w:tcBorders>
+              <w:bottom w:val="none" w:sz="0" w:space="0" w:color="000000"/>
+              <w:top w:val="none" w:sz="0" w:space="0" w:color="000000"/>
+              <w:left w:val="none" w:sz="0" w:space="0" w:color="000000"/>
+              <w:right w:val="none" w:sz="0" w:space="0" w:color="000000"/>
+            </w:tcBorders>
+            <w:shd w:val="clear" w:color="auto" w:fill="FFFFFF"/>
+            <w:tcMar>
+              <w:top w:w="0" w:type="dxa"/>
+              <w:bottom w:w="0" w:type="dxa"/>
+              <w:left w:w="0" w:type="dxa"/>
+              <w:right w:w="0" w:type="dxa"/>
+            </w:tcMar>
+            <w:vAlign w:val="center"/>
+          </w:tcPr>
+          <w:p>
+            <w:pPr>
+              <w:pStyle w:val="Normal"/>
+              <w:jc w:val="center"/>
+              <w:pBdr>
+                <w:bottom w:val="none" w:sz="0" w:space="0" w:color="000000"/>
+                <w:top w:val="none" w:sz="0" w:space="0" w:color="000000"/>
+                <w:left w:val="none" w:sz="0" w:space="0" w:color="000000"/>
+                <w:right w:val="none" w:sz="0" w:space="0" w:color="000000"/>
+              </w:pBdr>
+              <w:spacing w:after="100" w:before="100" w:line="240"/>
+              <w:ind w:left="100" w:right="100" w:firstLine="0" w:firstLineChars="0"/>
+              <w:rPr>
+                <w:rFonts w:ascii="Helvetica" w:hAnsi="Helvetica" w:eastAsia="Helvetica" w:cs="Helvetica"/>
+                <w:i w:val="false"/>
+                <w:b w:val="false"/>
+                <w:u w:val="none"/>
+                <w:strike w:val="false"/>
+                <w:sz w:val="22"/>
+                <w:szCs w:val="22"/>
+                <w:color w:val="000000"/>
+              </w:rPr>
+            </w:pPr>
+            <w:r>
+              <w:rPr>
+                <w:rFonts w:ascii="Helvetica" w:hAnsi="Helvetica" w:eastAsia="Helvetica" w:cs="Helvetica"/>
+                <w:i w:val="false"/>
+                <w:b w:val="false"/>
+                <w:u w:val="none"/>
+                <w:strike w:val="false"/>
+                <w:sz w:val="22"/>
+                <w:szCs w:val="22"/>
+                <w:color w:val="000000"/>
+              </w:rPr>
+              <w:t xml:space="preserve">0.857</w:t>
+            </w:r>
+          </w:p>
+        </w:tc>
+        <w:tc>
+          <w:tcPr>
+            <w:tcBorders>
+              <w:bottom w:val="none" w:sz="0" w:space="0" w:color="000000"/>
+              <w:top w:val="none" w:sz="0" w:space="0" w:color="000000"/>
+              <w:left w:val="none" w:sz="0" w:space="0" w:color="000000"/>
+              <w:right w:val="none" w:sz="0" w:space="0" w:color="000000"/>
+            </w:tcBorders>
+            <w:shd w:val="clear" w:color="auto" w:fill="FFFFFF"/>
+            <w:tcMar>
+              <w:top w:w="0" w:type="dxa"/>
+              <w:bottom w:w="0" w:type="dxa"/>
+              <w:left w:w="0" w:type="dxa"/>
+              <w:right w:w="0" w:type="dxa"/>
+            </w:tcMar>
+            <w:vAlign w:val="center"/>
+          </w:tcPr>
+          <w:p>
+            <w:pPr>
+              <w:pStyle w:val="Normal"/>
+              <w:jc w:val="center"/>
+              <w:pBdr>
+                <w:bottom w:val="none" w:sz="0" w:space="0" w:color="000000"/>
+                <w:top w:val="none" w:sz="0" w:space="0" w:color="000000"/>
+                <w:left w:val="none" w:sz="0" w:space="0" w:color="000000"/>
+                <w:right w:val="none" w:sz="0" w:space="0" w:color="000000"/>
+              </w:pBdr>
+              <w:spacing w:after="100" w:before="100" w:line="240"/>
+              <w:ind w:left="100" w:right="100" w:firstLine="0" w:firstLineChars="0"/>
+              <w:rPr>
+                <w:rFonts w:ascii="Helvetica" w:hAnsi="Helvetica" w:eastAsia="Helvetica" w:cs="Helvetica"/>
+                <w:i w:val="false"/>
+                <w:b w:val="false"/>
+                <w:u w:val="none"/>
+                <w:strike w:val="false"/>
+                <w:sz w:val="22"/>
+                <w:szCs w:val="22"/>
+                <w:color w:val="000000"/>
+              </w:rPr>
+            </w:pPr>
+            <w:r>
+              <w:rPr>
+                <w:rFonts w:ascii="Helvetica" w:hAnsi="Helvetica" w:eastAsia="Helvetica" w:cs="Helvetica"/>
+                <w:i w:val="false"/>
+                <w:b w:val="false"/>
+                <w:u w:val="none"/>
+                <w:strike w:val="false"/>
+                <w:sz w:val="22"/>
+                <w:szCs w:val="22"/>
+                <w:color w:val="000000"/>
+              </w:rPr>
+              <w:t xml:space="preserve">0.860</w:t>
+            </w:r>
+          </w:p>
+        </w:tc>
+        <w:tc>
+          <w:tcPr>
+            <w:tcBorders>
+              <w:bottom w:val="none" w:sz="0" w:space="0" w:color="000000"/>
+              <w:top w:val="none" w:sz="0" w:space="0" w:color="000000"/>
+              <w:left w:val="none" w:sz="0" w:space="0" w:color="000000"/>
+              <w:right w:val="none" w:sz="0" w:space="0" w:color="000000"/>
+            </w:tcBorders>
+            <w:shd w:val="clear" w:color="auto" w:fill="FFFFFF"/>
+            <w:tcMar>
+              <w:top w:w="0" w:type="dxa"/>
+              <w:bottom w:w="0" w:type="dxa"/>
+              <w:left w:w="0" w:type="dxa"/>
+              <w:right w:w="0" w:type="dxa"/>
+            </w:tcMar>
+            <w:vAlign w:val="center"/>
+          </w:tcPr>
+          <w:p>
+            <w:pPr>
+              <w:pStyle w:val="Normal"/>
+              <w:jc w:val="center"/>
+              <w:pBdr>
+                <w:bottom w:val="none" w:sz="0" w:space="0" w:color="000000"/>
+                <w:top w:val="none" w:sz="0" w:space="0" w:color="000000"/>
+                <w:left w:val="none" w:sz="0" w:space="0" w:color="000000"/>
+                <w:right w:val="none" w:sz="0" w:space="0" w:color="000000"/>
+              </w:pBdr>
+              <w:spacing w:after="100" w:before="100" w:line="240"/>
+              <w:ind w:left="100" w:right="100" w:firstLine="0" w:firstLineChars="0"/>
+              <w:rPr>
+                <w:rFonts w:ascii="Helvetica" w:hAnsi="Helvetica" w:eastAsia="Helvetica" w:cs="Helvetica"/>
+                <w:i w:val="false"/>
+                <w:b w:val="false"/>
+                <w:u w:val="none"/>
+                <w:strike w:val="false"/>
+                <w:sz w:val="22"/>
+                <w:szCs w:val="22"/>
+                <w:color w:val="000000"/>
+              </w:rPr>
+            </w:pPr>
+            <w:r>
+              <w:rPr>
+                <w:rFonts w:ascii="Helvetica" w:hAnsi="Helvetica" w:eastAsia="Helvetica" w:cs="Helvetica"/>
+                <w:i w:val="false"/>
+                <w:b w:val="false"/>
+                <w:u w:val="none"/>
+                <w:strike w:val="false"/>
+                <w:sz w:val="22"/>
+                <w:szCs w:val="22"/>
+                <w:color w:val="000000"/>
+              </w:rPr>
+              <w:t xml:space="preserve">0.860</w:t>
+            </w:r>
+          </w:p>
+        </w:tc>
+      </w:tr>
+      <w:tr>
+        <w:trPr>
+          <w:trHeight w:val="360" w:hRule="auto"/>
+        </w:trPr>
+        <w:tc>
+          <w:tcPr>
+            <w:tcBorders>
+              <w:bottom w:val="none" w:sz="0" w:space="0" w:color="000000"/>
+              <w:top w:val="none" w:sz="0" w:space="0" w:color="000000"/>
+              <w:left w:val="none" w:sz="0" w:space="0" w:color="000000"/>
+              <w:right w:val="none" w:sz="0" w:space="0" w:color="000000"/>
+            </w:tcBorders>
+            <w:shd w:val="clear" w:color="auto" w:fill="FFFFFF"/>
+            <w:tcMar>
+              <w:top w:w="0" w:type="dxa"/>
+              <w:bottom w:w="0" w:type="dxa"/>
+              <w:left w:w="0" w:type="dxa"/>
+              <w:right w:w="0" w:type="dxa"/>
+            </w:tcMar>
+            <w:vAlign w:val="center"/>
+          </w:tcPr>
+          <w:p>
+            <w:pPr>
+              <w:pStyle w:val="Normal"/>
+              <w:jc w:val="left"/>
+              <w:pBdr>
+                <w:bottom w:val="none" w:sz="0" w:space="0" w:color="000000"/>
+                <w:top w:val="none" w:sz="0" w:space="0" w:color="000000"/>
+                <w:left w:val="none" w:sz="0" w:space="0" w:color="000000"/>
+                <w:right w:val="none" w:sz="0" w:space="0" w:color="000000"/>
+              </w:pBdr>
+              <w:spacing w:after="100" w:before="100" w:line="240"/>
+              <w:ind w:left="100" w:right="100" w:firstLine="0" w:firstLineChars="0"/>
+              <w:rPr>
+                <w:rFonts w:ascii="Helvetica" w:hAnsi="Helvetica" w:eastAsia="Helvetica" w:cs="Helvetica"/>
+                <w:i w:val="false"/>
+                <w:b w:val="false"/>
+                <w:u w:val="none"/>
+                <w:strike w:val="false"/>
+                <w:sz w:val="22"/>
+                <w:szCs w:val="22"/>
+                <w:color w:val="000000"/>
+              </w:rPr>
+            </w:pPr>
+            <w:r>
+              <w:rPr>
+                <w:rFonts w:ascii="Helvetica" w:hAnsi="Helvetica" w:eastAsia="Helvetica" w:cs="Helvetica"/>
+                <w:i w:val="false"/>
+                <w:b w:val="false"/>
+                <w:u w:val="none"/>
+                <w:strike w:val="false"/>
+                <w:sz w:val="22"/>
+                <w:szCs w:val="22"/>
+                <w:color w:val="000000"/>
+              </w:rPr>
+              <w:t xml:space="preserve">R2 Adj.</w:t>
+            </w:r>
+          </w:p>
+        </w:tc>
+        <w:tc>
+          <w:tcPr>
+            <w:tcBorders>
+              <w:bottom w:val="none" w:sz="0" w:space="0" w:color="000000"/>
+              <w:top w:val="none" w:sz="0" w:space="0" w:color="000000"/>
+              <w:left w:val="none" w:sz="0" w:space="0" w:color="000000"/>
+              <w:right w:val="none" w:sz="0" w:space="0" w:color="000000"/>
+            </w:tcBorders>
+            <w:shd w:val="clear" w:color="auto" w:fill="FFFFFF"/>
+            <w:tcMar>
+              <w:top w:w="0" w:type="dxa"/>
+              <w:bottom w:w="0" w:type="dxa"/>
+              <w:left w:w="0" w:type="dxa"/>
+              <w:right w:w="0" w:type="dxa"/>
+            </w:tcMar>
+            <w:vAlign w:val="center"/>
+          </w:tcPr>
+          <w:p>
+            <w:pPr>
+              <w:pStyle w:val="Normal"/>
+              <w:jc w:val="center"/>
+              <w:pBdr>
+                <w:bottom w:val="none" w:sz="0" w:space="0" w:color="000000"/>
+                <w:top w:val="none" w:sz="0" w:space="0" w:color="000000"/>
+                <w:left w:val="none" w:sz="0" w:space="0" w:color="000000"/>
+                <w:right w:val="none" w:sz="0" w:space="0" w:color="000000"/>
+              </w:pBdr>
+              <w:spacing w:after="100" w:before="100" w:line="240"/>
+              <w:ind w:left="100" w:right="100" w:firstLine="0" w:firstLineChars="0"/>
+              <w:rPr>
+                <w:rFonts w:ascii="Helvetica" w:hAnsi="Helvetica" w:eastAsia="Helvetica" w:cs="Helvetica"/>
+                <w:i w:val="false"/>
+                <w:b w:val="false"/>
+                <w:u w:val="none"/>
+                <w:strike w:val="false"/>
+                <w:sz w:val="22"/>
+                <w:szCs w:val="22"/>
+                <w:color w:val="000000"/>
+              </w:rPr>
+            </w:pPr>
+            <w:r>
+              <w:rPr>
+                <w:rFonts w:ascii="Helvetica" w:hAnsi="Helvetica" w:eastAsia="Helvetica" w:cs="Helvetica"/>
+                <w:i w:val="false"/>
+                <w:b w:val="false"/>
+                <w:u w:val="none"/>
+                <w:strike w:val="false"/>
+                <w:sz w:val="22"/>
+                <w:szCs w:val="22"/>
+                <w:color w:val="000000"/>
+              </w:rPr>
+              <w:t xml:space="preserve">0.800</w:t>
+            </w:r>
+          </w:p>
+        </w:tc>
+        <w:tc>
+          <w:tcPr>
+            <w:tcBorders>
+              <w:bottom w:val="none" w:sz="0" w:space="0" w:color="000000"/>
+              <w:top w:val="none" w:sz="0" w:space="0" w:color="000000"/>
+              <w:left w:val="none" w:sz="0" w:space="0" w:color="000000"/>
+              <w:right w:val="none" w:sz="0" w:space="0" w:color="000000"/>
+            </w:tcBorders>
+            <w:shd w:val="clear" w:color="auto" w:fill="FFFFFF"/>
+            <w:tcMar>
+              <w:top w:w="0" w:type="dxa"/>
+              <w:bottom w:w="0" w:type="dxa"/>
+              <w:left w:w="0" w:type="dxa"/>
+              <w:right w:w="0" w:type="dxa"/>
+            </w:tcMar>
+            <w:vAlign w:val="center"/>
+          </w:tcPr>
+          <w:p>
+            <w:pPr>
+              <w:pStyle w:val="Normal"/>
+              <w:jc w:val="center"/>
+              <w:pBdr>
+                <w:bottom w:val="none" w:sz="0" w:space="0" w:color="000000"/>
+                <w:top w:val="none" w:sz="0" w:space="0" w:color="000000"/>
+                <w:left w:val="none" w:sz="0" w:space="0" w:color="000000"/>
+                <w:right w:val="none" w:sz="0" w:space="0" w:color="000000"/>
+              </w:pBdr>
+              <w:spacing w:after="100" w:before="100" w:line="240"/>
+              <w:ind w:left="100" w:right="100" w:firstLine="0" w:firstLineChars="0"/>
+              <w:rPr>
+                <w:rFonts w:ascii="Helvetica" w:hAnsi="Helvetica" w:eastAsia="Helvetica" w:cs="Helvetica"/>
+                <w:i w:val="false"/>
+                <w:b w:val="false"/>
+                <w:u w:val="none"/>
+                <w:strike w:val="false"/>
+                <w:sz w:val="22"/>
+                <w:szCs w:val="22"/>
+                <w:color w:val="000000"/>
+              </w:rPr>
+            </w:pPr>
+            <w:r>
+              <w:rPr>
+                <w:rFonts w:ascii="Helvetica" w:hAnsi="Helvetica" w:eastAsia="Helvetica" w:cs="Helvetica"/>
+                <w:i w:val="false"/>
+                <w:b w:val="false"/>
+                <w:u w:val="none"/>
+                <w:strike w:val="false"/>
+                <w:sz w:val="22"/>
+                <w:szCs w:val="22"/>
+                <w:color w:val="000000"/>
+              </w:rPr>
+              <w:t xml:space="preserve">0.801</w:t>
+            </w:r>
+          </w:p>
+        </w:tc>
+        <w:tc>
+          <w:tcPr>
+            <w:tcBorders>
+              <w:bottom w:val="none" w:sz="0" w:space="0" w:color="000000"/>
+              <w:top w:val="none" w:sz="0" w:space="0" w:color="000000"/>
+              <w:left w:val="none" w:sz="0" w:space="0" w:color="000000"/>
+              <w:right w:val="none" w:sz="0" w:space="0" w:color="000000"/>
+            </w:tcBorders>
+            <w:shd w:val="clear" w:color="auto" w:fill="FFFFFF"/>
+            <w:tcMar>
+              <w:top w:w="0" w:type="dxa"/>
+              <w:bottom w:w="0" w:type="dxa"/>
+              <w:left w:w="0" w:type="dxa"/>
+              <w:right w:w="0" w:type="dxa"/>
+            </w:tcMar>
+            <w:vAlign w:val="center"/>
+          </w:tcPr>
+          <w:p>
+            <w:pPr>
+              <w:pStyle w:val="Normal"/>
+              <w:jc w:val="center"/>
+              <w:pBdr>
+                <w:bottom w:val="none" w:sz="0" w:space="0" w:color="000000"/>
+                <w:top w:val="none" w:sz="0" w:space="0" w:color="000000"/>
+                <w:left w:val="none" w:sz="0" w:space="0" w:color="000000"/>
+                <w:right w:val="none" w:sz="0" w:space="0" w:color="000000"/>
+              </w:pBdr>
+              <w:spacing w:after="100" w:before="100" w:line="240"/>
+              <w:ind w:left="100" w:right="100" w:firstLine="0" w:firstLineChars="0"/>
+              <w:rPr>
+                <w:rFonts w:ascii="Helvetica" w:hAnsi="Helvetica" w:eastAsia="Helvetica" w:cs="Helvetica"/>
+                <w:i w:val="false"/>
+                <w:b w:val="false"/>
+                <w:u w:val="none"/>
+                <w:strike w:val="false"/>
+                <w:sz w:val="22"/>
+                <w:szCs w:val="22"/>
+                <w:color w:val="000000"/>
+              </w:rPr>
+            </w:pPr>
+            <w:r>
+              <w:rPr>
+                <w:rFonts w:ascii="Helvetica" w:hAnsi="Helvetica" w:eastAsia="Helvetica" w:cs="Helvetica"/>
+                <w:i w:val="false"/>
+                <w:b w:val="false"/>
+                <w:u w:val="none"/>
+                <w:strike w:val="false"/>
+                <w:sz w:val="22"/>
+                <w:szCs w:val="22"/>
+                <w:color w:val="000000"/>
+              </w:rPr>
+              <w:t xml:space="preserve">0.800</w:t>
+            </w:r>
+          </w:p>
+        </w:tc>
+        <w:tc>
+          <w:tcPr>
+            <w:tcBorders>
+              <w:bottom w:val="none" w:sz="0" w:space="0" w:color="000000"/>
+              <w:top w:val="none" w:sz="0" w:space="0" w:color="000000"/>
+              <w:left w:val="none" w:sz="0" w:space="0" w:color="000000"/>
+              <w:right w:val="none" w:sz="0" w:space="0" w:color="000000"/>
+            </w:tcBorders>
+            <w:shd w:val="clear" w:color="auto" w:fill="FFFFFF"/>
+            <w:tcMar>
+              <w:top w:w="0" w:type="dxa"/>
+              <w:bottom w:w="0" w:type="dxa"/>
+              <w:left w:w="0" w:type="dxa"/>
+              <w:right w:w="0" w:type="dxa"/>
+            </w:tcMar>
+            <w:vAlign w:val="center"/>
+          </w:tcPr>
+          <w:p>
+            <w:pPr>
+              <w:pStyle w:val="Normal"/>
+              <w:jc w:val="center"/>
+              <w:pBdr>
+                <w:bottom w:val="none" w:sz="0" w:space="0" w:color="000000"/>
+                <w:top w:val="none" w:sz="0" w:space="0" w:color="000000"/>
+                <w:left w:val="none" w:sz="0" w:space="0" w:color="000000"/>
+                <w:right w:val="none" w:sz="0" w:space="0" w:color="000000"/>
+              </w:pBdr>
+              <w:spacing w:after="100" w:before="100" w:line="240"/>
+              <w:ind w:left="100" w:right="100" w:firstLine="0" w:firstLineChars="0"/>
+              <w:rPr>
+                <w:rFonts w:ascii="Helvetica" w:hAnsi="Helvetica" w:eastAsia="Helvetica" w:cs="Helvetica"/>
+                <w:i w:val="false"/>
+                <w:b w:val="false"/>
+                <w:u w:val="none"/>
+                <w:strike w:val="false"/>
+                <w:sz w:val="22"/>
+                <w:szCs w:val="22"/>
+                <w:color w:val="000000"/>
+              </w:rPr>
+            </w:pPr>
+            <w:r>
+              <w:rPr>
+                <w:rFonts w:ascii="Helvetica" w:hAnsi="Helvetica" w:eastAsia="Helvetica" w:cs="Helvetica"/>
+                <w:i w:val="false"/>
+                <w:b w:val="false"/>
+                <w:u w:val="none"/>
+                <w:strike w:val="false"/>
+                <w:sz w:val="22"/>
+                <w:szCs w:val="22"/>
+                <w:color w:val="000000"/>
+              </w:rPr>
+              <w:t xml:space="preserve">0.855</w:t>
+            </w:r>
+          </w:p>
+        </w:tc>
+        <w:tc>
+          <w:tcPr>
+            <w:tcBorders>
+              <w:bottom w:val="none" w:sz="0" w:space="0" w:color="000000"/>
+              <w:top w:val="none" w:sz="0" w:space="0" w:color="000000"/>
+              <w:left w:val="none" w:sz="0" w:space="0" w:color="000000"/>
+              <w:right w:val="none" w:sz="0" w:space="0" w:color="000000"/>
+            </w:tcBorders>
+            <w:shd w:val="clear" w:color="auto" w:fill="FFFFFF"/>
+            <w:tcMar>
+              <w:top w:w="0" w:type="dxa"/>
+              <w:bottom w:w="0" w:type="dxa"/>
+              <w:left w:w="0" w:type="dxa"/>
+              <w:right w:w="0" w:type="dxa"/>
+            </w:tcMar>
+            <w:vAlign w:val="center"/>
+          </w:tcPr>
+          <w:p>
+            <w:pPr>
+              <w:pStyle w:val="Normal"/>
+              <w:jc w:val="center"/>
+              <w:pBdr>
+                <w:bottom w:val="none" w:sz="0" w:space="0" w:color="000000"/>
+                <w:top w:val="none" w:sz="0" w:space="0" w:color="000000"/>
+                <w:left w:val="none" w:sz="0" w:space="0" w:color="000000"/>
+                <w:right w:val="none" w:sz="0" w:space="0" w:color="000000"/>
+              </w:pBdr>
+              <w:spacing w:after="100" w:before="100" w:line="240"/>
+              <w:ind w:left="100" w:right="100" w:firstLine="0" w:firstLineChars="0"/>
+              <w:rPr>
+                <w:rFonts w:ascii="Helvetica" w:hAnsi="Helvetica" w:eastAsia="Helvetica" w:cs="Helvetica"/>
+                <w:i w:val="false"/>
+                <w:b w:val="false"/>
+                <w:u w:val="none"/>
+                <w:strike w:val="false"/>
+                <w:sz w:val="22"/>
+                <w:szCs w:val="22"/>
+                <w:color w:val="000000"/>
+              </w:rPr>
+            </w:pPr>
+            <w:r>
+              <w:rPr>
+                <w:rFonts w:ascii="Helvetica" w:hAnsi="Helvetica" w:eastAsia="Helvetica" w:cs="Helvetica"/>
+                <w:i w:val="false"/>
+                <w:b w:val="false"/>
+                <w:u w:val="none"/>
+                <w:strike w:val="false"/>
+                <w:sz w:val="22"/>
+                <w:szCs w:val="22"/>
+                <w:color w:val="000000"/>
+              </w:rPr>
+              <w:t xml:space="preserve">0.858</w:t>
+            </w:r>
+          </w:p>
+        </w:tc>
+        <w:tc>
+          <w:tcPr>
+            <w:tcBorders>
+              <w:bottom w:val="none" w:sz="0" w:space="0" w:color="000000"/>
+              <w:top w:val="none" w:sz="0" w:space="0" w:color="000000"/>
+              <w:left w:val="none" w:sz="0" w:space="0" w:color="000000"/>
+              <w:right w:val="none" w:sz="0" w:space="0" w:color="000000"/>
+            </w:tcBorders>
+            <w:shd w:val="clear" w:color="auto" w:fill="FFFFFF"/>
+            <w:tcMar>
+              <w:top w:w="0" w:type="dxa"/>
+              <w:bottom w:w="0" w:type="dxa"/>
+              <w:left w:w="0" w:type="dxa"/>
+              <w:right w:w="0" w:type="dxa"/>
+            </w:tcMar>
+            <w:vAlign w:val="center"/>
+          </w:tcPr>
+          <w:p>
+            <w:pPr>
+              <w:pStyle w:val="Normal"/>
+              <w:jc w:val="center"/>
+              <w:pBdr>
+                <w:bottom w:val="none" w:sz="0" w:space="0" w:color="000000"/>
+                <w:top w:val="none" w:sz="0" w:space="0" w:color="000000"/>
+                <w:left w:val="none" w:sz="0" w:space="0" w:color="000000"/>
+                <w:right w:val="none" w:sz="0" w:space="0" w:color="000000"/>
+              </w:pBdr>
+              <w:spacing w:after="100" w:before="100" w:line="240"/>
+              <w:ind w:left="100" w:right="100" w:firstLine="0" w:firstLineChars="0"/>
+              <w:rPr>
+                <w:rFonts w:ascii="Helvetica" w:hAnsi="Helvetica" w:eastAsia="Helvetica" w:cs="Helvetica"/>
+                <w:i w:val="false"/>
+                <w:b w:val="false"/>
+                <w:u w:val="none"/>
+                <w:strike w:val="false"/>
+                <w:sz w:val="22"/>
+                <w:szCs w:val="22"/>
+                <w:color w:val="000000"/>
+              </w:rPr>
+            </w:pPr>
+            <w:r>
+              <w:rPr>
+                <w:rFonts w:ascii="Helvetica" w:hAnsi="Helvetica" w:eastAsia="Helvetica" w:cs="Helvetica"/>
+                <w:i w:val="false"/>
+                <w:b w:val="false"/>
+                <w:u w:val="none"/>
+                <w:strike w:val="false"/>
+                <w:sz w:val="22"/>
+                <w:szCs w:val="22"/>
+                <w:color w:val="000000"/>
+              </w:rPr>
+              <w:t xml:space="preserve">0.857</w:t>
+            </w:r>
+          </w:p>
+        </w:tc>
+      </w:tr>
+      <w:tr>
+        <w:trPr>
+          <w:trHeight w:val="360" w:hRule="auto"/>
+        </w:trPr>
+        <w:tc>
+          <w:tcPr>
+            <w:tcBorders>
+              <w:bottom w:val="none" w:sz="0" w:space="0" w:color="000000"/>
+              <w:top w:val="none" w:sz="0" w:space="0" w:color="000000"/>
+              <w:left w:val="none" w:sz="0" w:space="0" w:color="000000"/>
+              <w:right w:val="none" w:sz="0" w:space="0" w:color="000000"/>
+            </w:tcBorders>
+            <w:shd w:val="clear" w:color="auto" w:fill="FFFFFF"/>
+            <w:tcMar>
+              <w:top w:w="0" w:type="dxa"/>
+              <w:bottom w:w="0" w:type="dxa"/>
+              <w:left w:w="0" w:type="dxa"/>
+              <w:right w:w="0" w:type="dxa"/>
+            </w:tcMar>
+            <w:vAlign w:val="center"/>
+          </w:tcPr>
+          <w:p>
+            <w:pPr>
+              <w:pStyle w:val="Normal"/>
+              <w:jc w:val="left"/>
+              <w:pBdr>
+                <w:bottom w:val="none" w:sz="0" w:space="0" w:color="000000"/>
+                <w:top w:val="none" w:sz="0" w:space="0" w:color="000000"/>
+                <w:left w:val="none" w:sz="0" w:space="0" w:color="000000"/>
+                <w:right w:val="none" w:sz="0" w:space="0" w:color="000000"/>
+              </w:pBdr>
+              <w:spacing w:after="100" w:before="100" w:line="240"/>
+              <w:ind w:left="100" w:right="100" w:firstLine="0" w:firstLineChars="0"/>
+              <w:rPr>
+                <w:rFonts w:ascii="Helvetica" w:hAnsi="Helvetica" w:eastAsia="Helvetica" w:cs="Helvetica"/>
+                <w:i w:val="false"/>
+                <w:b w:val="false"/>
+                <w:u w:val="none"/>
+                <w:strike w:val="false"/>
+                <w:sz w:val="22"/>
+                <w:szCs w:val="22"/>
+                <w:color w:val="000000"/>
+              </w:rPr>
+            </w:pPr>
+            <w:r>
+              <w:rPr>
+                <w:rFonts w:ascii="Helvetica" w:hAnsi="Helvetica" w:eastAsia="Helvetica" w:cs="Helvetica"/>
+                <w:i w:val="false"/>
+                <w:b w:val="false"/>
+                <w:u w:val="none"/>
+                <w:strike w:val="false"/>
+                <w:sz w:val="22"/>
+                <w:szCs w:val="22"/>
+                <w:color w:val="000000"/>
+              </w:rPr>
+              <w:t xml:space="preserve">AIC</w:t>
+            </w:r>
+          </w:p>
+        </w:tc>
+        <w:tc>
+          <w:tcPr>
+            <w:tcBorders>
+              <w:bottom w:val="none" w:sz="0" w:space="0" w:color="000000"/>
+              <w:top w:val="none" w:sz="0" w:space="0" w:color="000000"/>
+              <w:left w:val="none" w:sz="0" w:space="0" w:color="000000"/>
+              <w:right w:val="none" w:sz="0" w:space="0" w:color="000000"/>
+            </w:tcBorders>
+            <w:shd w:val="clear" w:color="auto" w:fill="FFFFFF"/>
+            <w:tcMar>
+              <w:top w:w="0" w:type="dxa"/>
+              <w:bottom w:w="0" w:type="dxa"/>
+              <w:left w:w="0" w:type="dxa"/>
+              <w:right w:w="0" w:type="dxa"/>
+            </w:tcMar>
+            <w:vAlign w:val="center"/>
+          </w:tcPr>
+          <w:p>
+            <w:pPr>
+              <w:pStyle w:val="Normal"/>
+              <w:jc w:val="center"/>
+              <w:pBdr>
+                <w:bottom w:val="none" w:sz="0" w:space="0" w:color="000000"/>
+                <w:top w:val="none" w:sz="0" w:space="0" w:color="000000"/>
+                <w:left w:val="none" w:sz="0" w:space="0" w:color="000000"/>
+                <w:right w:val="none" w:sz="0" w:space="0" w:color="000000"/>
+              </w:pBdr>
+              <w:spacing w:after="100" w:before="100" w:line="240"/>
+              <w:ind w:left="100" w:right="100" w:firstLine="0" w:firstLineChars="0"/>
+              <w:rPr>
+                <w:rFonts w:ascii="Helvetica" w:hAnsi="Helvetica" w:eastAsia="Helvetica" w:cs="Helvetica"/>
+                <w:i w:val="false"/>
+                <w:b w:val="false"/>
+                <w:u w:val="none"/>
+                <w:strike w:val="false"/>
+                <w:sz w:val="22"/>
+                <w:szCs w:val="22"/>
+                <w:color w:val="000000"/>
+              </w:rPr>
+            </w:pPr>
+            <w:r>
+              <w:rPr>
+                <w:rFonts w:ascii="Helvetica" w:hAnsi="Helvetica" w:eastAsia="Helvetica" w:cs="Helvetica"/>
+                <w:i w:val="false"/>
+                <w:b w:val="false"/>
+                <w:u w:val="none"/>
+                <w:strike w:val="false"/>
+                <w:sz w:val="22"/>
+                <w:szCs w:val="22"/>
+                <w:color w:val="000000"/>
+              </w:rPr>
+              <w:t xml:space="preserve">1437.1</w:t>
+            </w:r>
+          </w:p>
+        </w:tc>
+        <w:tc>
+          <w:tcPr>
+            <w:tcBorders>
+              <w:bottom w:val="none" w:sz="0" w:space="0" w:color="000000"/>
+              <w:top w:val="none" w:sz="0" w:space="0" w:color="000000"/>
+              <w:left w:val="none" w:sz="0" w:space="0" w:color="000000"/>
+              <w:right w:val="none" w:sz="0" w:space="0" w:color="000000"/>
+            </w:tcBorders>
+            <w:shd w:val="clear" w:color="auto" w:fill="FFFFFF"/>
+            <w:tcMar>
+              <w:top w:w="0" w:type="dxa"/>
+              <w:bottom w:w="0" w:type="dxa"/>
+              <w:left w:w="0" w:type="dxa"/>
+              <w:right w:w="0" w:type="dxa"/>
+            </w:tcMar>
+            <w:vAlign w:val="center"/>
+          </w:tcPr>
+          <w:p>
+            <w:pPr>
+              <w:pStyle w:val="Normal"/>
+              <w:jc w:val="center"/>
+              <w:pBdr>
+                <w:bottom w:val="none" w:sz="0" w:space="0" w:color="000000"/>
+                <w:top w:val="none" w:sz="0" w:space="0" w:color="000000"/>
+                <w:left w:val="none" w:sz="0" w:space="0" w:color="000000"/>
+                <w:right w:val="none" w:sz="0" w:space="0" w:color="000000"/>
+              </w:pBdr>
+              <w:spacing w:after="100" w:before="100" w:line="240"/>
+              <w:ind w:left="100" w:right="100" w:firstLine="0" w:firstLineChars="0"/>
+              <w:rPr>
+                <w:rFonts w:ascii="Helvetica" w:hAnsi="Helvetica" w:eastAsia="Helvetica" w:cs="Helvetica"/>
+                <w:i w:val="false"/>
+                <w:b w:val="false"/>
+                <w:u w:val="none"/>
+                <w:strike w:val="false"/>
+                <w:sz w:val="22"/>
+                <w:szCs w:val="22"/>
+                <w:color w:val="000000"/>
+              </w:rPr>
+            </w:pPr>
+            <w:r>
+              <w:rPr>
+                <w:rFonts w:ascii="Helvetica" w:hAnsi="Helvetica" w:eastAsia="Helvetica" w:cs="Helvetica"/>
+                <w:i w:val="false"/>
+                <w:b w:val="false"/>
+                <w:u w:val="none"/>
+                <w:strike w:val="false"/>
+                <w:sz w:val="22"/>
+                <w:szCs w:val="22"/>
+                <w:color w:val="000000"/>
+              </w:rPr>
+              <w:t xml:space="preserve">1436.7</w:t>
+            </w:r>
+          </w:p>
+        </w:tc>
+        <w:tc>
+          <w:tcPr>
+            <w:tcBorders>
+              <w:bottom w:val="none" w:sz="0" w:space="0" w:color="000000"/>
+              <w:top w:val="none" w:sz="0" w:space="0" w:color="000000"/>
+              <w:left w:val="none" w:sz="0" w:space="0" w:color="000000"/>
+              <w:right w:val="none" w:sz="0" w:space="0" w:color="000000"/>
+            </w:tcBorders>
+            <w:shd w:val="clear" w:color="auto" w:fill="FFFFFF"/>
+            <w:tcMar>
+              <w:top w:w="0" w:type="dxa"/>
+              <w:bottom w:w="0" w:type="dxa"/>
+              <w:left w:w="0" w:type="dxa"/>
+              <w:right w:w="0" w:type="dxa"/>
+            </w:tcMar>
+            <w:vAlign w:val="center"/>
+          </w:tcPr>
+          <w:p>
+            <w:pPr>
+              <w:pStyle w:val="Normal"/>
+              <w:jc w:val="center"/>
+              <w:pBdr>
+                <w:bottom w:val="none" w:sz="0" w:space="0" w:color="000000"/>
+                <w:top w:val="none" w:sz="0" w:space="0" w:color="000000"/>
+                <w:left w:val="none" w:sz="0" w:space="0" w:color="000000"/>
+                <w:right w:val="none" w:sz="0" w:space="0" w:color="000000"/>
+              </w:pBdr>
+              <w:spacing w:after="100" w:before="100" w:line="240"/>
+              <w:ind w:left="100" w:right="100" w:firstLine="0" w:firstLineChars="0"/>
+              <w:rPr>
+                <w:rFonts w:ascii="Helvetica" w:hAnsi="Helvetica" w:eastAsia="Helvetica" w:cs="Helvetica"/>
+                <w:i w:val="false"/>
+                <w:b w:val="false"/>
+                <w:u w:val="none"/>
+                <w:strike w:val="false"/>
+                <w:sz w:val="22"/>
+                <w:szCs w:val="22"/>
+                <w:color w:val="000000"/>
+              </w:rPr>
+            </w:pPr>
+            <w:r>
+              <w:rPr>
+                <w:rFonts w:ascii="Helvetica" w:hAnsi="Helvetica" w:eastAsia="Helvetica" w:cs="Helvetica"/>
+                <w:i w:val="false"/>
+                <w:b w:val="false"/>
+                <w:u w:val="none"/>
+                <w:strike w:val="false"/>
+                <w:sz w:val="22"/>
+                <w:szCs w:val="22"/>
+                <w:color w:val="000000"/>
+              </w:rPr>
+              <w:t xml:space="preserve">1438.6</w:t>
+            </w:r>
+          </w:p>
+        </w:tc>
+        <w:tc>
+          <w:tcPr>
+            <w:tcBorders>
+              <w:bottom w:val="none" w:sz="0" w:space="0" w:color="000000"/>
+              <w:top w:val="none" w:sz="0" w:space="0" w:color="000000"/>
+              <w:left w:val="none" w:sz="0" w:space="0" w:color="000000"/>
+              <w:right w:val="none" w:sz="0" w:space="0" w:color="000000"/>
+            </w:tcBorders>
+            <w:shd w:val="clear" w:color="auto" w:fill="FFFFFF"/>
+            <w:tcMar>
+              <w:top w:w="0" w:type="dxa"/>
+              <w:bottom w:w="0" w:type="dxa"/>
+              <w:left w:w="0" w:type="dxa"/>
+              <w:right w:w="0" w:type="dxa"/>
+            </w:tcMar>
+            <w:vAlign w:val="center"/>
+          </w:tcPr>
+          <w:p>
+            <w:pPr>
+              <w:pStyle w:val="Normal"/>
+              <w:jc w:val="center"/>
+              <w:pBdr>
+                <w:bottom w:val="none" w:sz="0" w:space="0" w:color="000000"/>
+                <w:top w:val="none" w:sz="0" w:space="0" w:color="000000"/>
+                <w:left w:val="none" w:sz="0" w:space="0" w:color="000000"/>
+                <w:right w:val="none" w:sz="0" w:space="0" w:color="000000"/>
+              </w:pBdr>
+              <w:spacing w:after="100" w:before="100" w:line="240"/>
+              <w:ind w:left="100" w:right="100" w:firstLine="0" w:firstLineChars="0"/>
+              <w:rPr>
+                <w:rFonts w:ascii="Helvetica" w:hAnsi="Helvetica" w:eastAsia="Helvetica" w:cs="Helvetica"/>
+                <w:i w:val="false"/>
+                <w:b w:val="false"/>
+                <w:u w:val="none"/>
+                <w:strike w:val="false"/>
+                <w:sz w:val="22"/>
+                <w:szCs w:val="22"/>
+                <w:color w:val="000000"/>
+              </w:rPr>
+            </w:pPr>
+            <w:r>
+              <w:rPr>
+                <w:rFonts w:ascii="Helvetica" w:hAnsi="Helvetica" w:eastAsia="Helvetica" w:cs="Helvetica"/>
+                <w:i w:val="false"/>
+                <w:b w:val="false"/>
+                <w:u w:val="none"/>
+                <w:strike w:val="false"/>
+                <w:sz w:val="22"/>
+                <w:szCs w:val="22"/>
+                <w:color w:val="000000"/>
+              </w:rPr>
+              <w:t xml:space="preserve">1075.4</w:t>
+            </w:r>
+          </w:p>
+        </w:tc>
+        <w:tc>
+          <w:tcPr>
+            <w:tcBorders>
+              <w:bottom w:val="none" w:sz="0" w:space="0" w:color="000000"/>
+              <w:top w:val="none" w:sz="0" w:space="0" w:color="000000"/>
+              <w:left w:val="none" w:sz="0" w:space="0" w:color="000000"/>
+              <w:right w:val="none" w:sz="0" w:space="0" w:color="000000"/>
+            </w:tcBorders>
+            <w:shd w:val="clear" w:color="auto" w:fill="FFFFFF"/>
+            <w:tcMar>
+              <w:top w:w="0" w:type="dxa"/>
+              <w:bottom w:w="0" w:type="dxa"/>
+              <w:left w:w="0" w:type="dxa"/>
+              <w:right w:w="0" w:type="dxa"/>
+            </w:tcMar>
+            <w:vAlign w:val="center"/>
+          </w:tcPr>
+          <w:p>
+            <w:pPr>
+              <w:pStyle w:val="Normal"/>
+              <w:jc w:val="center"/>
+              <w:pBdr>
+                <w:bottom w:val="none" w:sz="0" w:space="0" w:color="000000"/>
+                <w:top w:val="none" w:sz="0" w:space="0" w:color="000000"/>
+                <w:left w:val="none" w:sz="0" w:space="0" w:color="000000"/>
+                <w:right w:val="none" w:sz="0" w:space="0" w:color="000000"/>
+              </w:pBdr>
+              <w:spacing w:after="100" w:before="100" w:line="240"/>
+              <w:ind w:left="100" w:right="100" w:firstLine="0" w:firstLineChars="0"/>
+              <w:rPr>
+                <w:rFonts w:ascii="Helvetica" w:hAnsi="Helvetica" w:eastAsia="Helvetica" w:cs="Helvetica"/>
+                <w:i w:val="false"/>
+                <w:b w:val="false"/>
+                <w:u w:val="none"/>
+                <w:strike w:val="false"/>
+                <w:sz w:val="22"/>
+                <w:szCs w:val="22"/>
+                <w:color w:val="000000"/>
+              </w:rPr>
+            </w:pPr>
+            <w:r>
+              <w:rPr>
+                <w:rFonts w:ascii="Helvetica" w:hAnsi="Helvetica" w:eastAsia="Helvetica" w:cs="Helvetica"/>
+                <w:i w:val="false"/>
+                <w:b w:val="false"/>
+                <w:u w:val="none"/>
+                <w:strike w:val="false"/>
+                <w:sz w:val="22"/>
+                <w:szCs w:val="22"/>
+                <w:color w:val="000000"/>
+              </w:rPr>
+              <w:t xml:space="preserve">1055.3</w:t>
+            </w:r>
+          </w:p>
+        </w:tc>
+        <w:tc>
+          <w:tcPr>
+            <w:tcBorders>
+              <w:bottom w:val="none" w:sz="0" w:space="0" w:color="000000"/>
+              <w:top w:val="none" w:sz="0" w:space="0" w:color="000000"/>
+              <w:left w:val="none" w:sz="0" w:space="0" w:color="000000"/>
+              <w:right w:val="none" w:sz="0" w:space="0" w:color="000000"/>
+            </w:tcBorders>
+            <w:shd w:val="clear" w:color="auto" w:fill="FFFFFF"/>
+            <w:tcMar>
+              <w:top w:w="0" w:type="dxa"/>
+              <w:bottom w:w="0" w:type="dxa"/>
+              <w:left w:w="0" w:type="dxa"/>
+              <w:right w:w="0" w:type="dxa"/>
+            </w:tcMar>
+            <w:vAlign w:val="center"/>
+          </w:tcPr>
+          <w:p>
+            <w:pPr>
+              <w:pStyle w:val="Normal"/>
+              <w:jc w:val="center"/>
+              <w:pBdr>
+                <w:bottom w:val="none" w:sz="0" w:space="0" w:color="000000"/>
+                <w:top w:val="none" w:sz="0" w:space="0" w:color="000000"/>
+                <w:left w:val="none" w:sz="0" w:space="0" w:color="000000"/>
+                <w:right w:val="none" w:sz="0" w:space="0" w:color="000000"/>
+              </w:pBdr>
+              <w:spacing w:after="100" w:before="100" w:line="240"/>
+              <w:ind w:left="100" w:right="100" w:firstLine="0" w:firstLineChars="0"/>
+              <w:rPr>
+                <w:rFonts w:ascii="Helvetica" w:hAnsi="Helvetica" w:eastAsia="Helvetica" w:cs="Helvetica"/>
+                <w:i w:val="false"/>
+                <w:b w:val="false"/>
+                <w:u w:val="none"/>
+                <w:strike w:val="false"/>
+                <w:sz w:val="22"/>
+                <w:szCs w:val="22"/>
+                <w:color w:val="000000"/>
+              </w:rPr>
+            </w:pPr>
+            <w:r>
+              <w:rPr>
+                <w:rFonts w:ascii="Helvetica" w:hAnsi="Helvetica" w:eastAsia="Helvetica" w:cs="Helvetica"/>
+                <w:i w:val="false"/>
+                <w:b w:val="false"/>
+                <w:u w:val="none"/>
+                <w:strike w:val="false"/>
+                <w:sz w:val="22"/>
+                <w:szCs w:val="22"/>
+                <w:color w:val="000000"/>
+              </w:rPr>
+              <w:t xml:space="preserve">1059.1</w:t>
+            </w:r>
+          </w:p>
+        </w:tc>
+      </w:tr>
+      <w:tr>
+        <w:trPr>
+          <w:trHeight w:val="360" w:hRule="auto"/>
+        </w:trPr>
+        <w:tc>
+          <w:tcPr>
+            <w:tcBorders>
+              <w:bottom w:val="none" w:sz="0" w:space="0" w:color="000000"/>
+              <w:top w:val="none" w:sz="0" w:space="0" w:color="000000"/>
+              <w:left w:val="none" w:sz="0" w:space="0" w:color="000000"/>
+              <w:right w:val="none" w:sz="0" w:space="0" w:color="000000"/>
+            </w:tcBorders>
+            <w:shd w:val="clear" w:color="auto" w:fill="FFFFFF"/>
+            <w:tcMar>
+              <w:top w:w="0" w:type="dxa"/>
+              <w:bottom w:w="0" w:type="dxa"/>
+              <w:left w:w="0" w:type="dxa"/>
+              <w:right w:w="0" w:type="dxa"/>
+            </w:tcMar>
+            <w:vAlign w:val="center"/>
+          </w:tcPr>
+          <w:p>
+            <w:pPr>
+              <w:pStyle w:val="Normal"/>
+              <w:jc w:val="left"/>
+              <w:pBdr>
+                <w:bottom w:val="none" w:sz="0" w:space="0" w:color="000000"/>
+                <w:top w:val="none" w:sz="0" w:space="0" w:color="000000"/>
+                <w:left w:val="none" w:sz="0" w:space="0" w:color="000000"/>
+                <w:right w:val="none" w:sz="0" w:space="0" w:color="000000"/>
+              </w:pBdr>
+              <w:spacing w:after="100" w:before="100" w:line="240"/>
+              <w:ind w:left="100" w:right="100" w:firstLine="0" w:firstLineChars="0"/>
+              <w:rPr>
+                <w:rFonts w:ascii="Helvetica" w:hAnsi="Helvetica" w:eastAsia="Helvetica" w:cs="Helvetica"/>
+                <w:i w:val="false"/>
+                <w:b w:val="false"/>
+                <w:u w:val="none"/>
+                <w:strike w:val="false"/>
+                <w:sz w:val="22"/>
+                <w:szCs w:val="22"/>
+                <w:color w:val="000000"/>
+              </w:rPr>
+            </w:pPr>
+            <w:r>
+              <w:rPr>
+                <w:rFonts w:ascii="Helvetica" w:hAnsi="Helvetica" w:eastAsia="Helvetica" w:cs="Helvetica"/>
+                <w:i w:val="false"/>
+                <w:b w:val="false"/>
+                <w:u w:val="none"/>
+                <w:strike w:val="false"/>
+                <w:sz w:val="22"/>
+                <w:szCs w:val="22"/>
+                <w:color w:val="000000"/>
+              </w:rPr>
+              <w:t xml:space="preserve">BIC</w:t>
+            </w:r>
+          </w:p>
+        </w:tc>
+        <w:tc>
+          <w:tcPr>
+            <w:tcBorders>
+              <w:bottom w:val="none" w:sz="0" w:space="0" w:color="000000"/>
+              <w:top w:val="none" w:sz="0" w:space="0" w:color="000000"/>
+              <w:left w:val="none" w:sz="0" w:space="0" w:color="000000"/>
+              <w:right w:val="none" w:sz="0" w:space="0" w:color="000000"/>
+            </w:tcBorders>
+            <w:shd w:val="clear" w:color="auto" w:fill="FFFFFF"/>
+            <w:tcMar>
+              <w:top w:w="0" w:type="dxa"/>
+              <w:bottom w:w="0" w:type="dxa"/>
+              <w:left w:w="0" w:type="dxa"/>
+              <w:right w:w="0" w:type="dxa"/>
+            </w:tcMar>
+            <w:vAlign w:val="center"/>
+          </w:tcPr>
+          <w:p>
+            <w:pPr>
+              <w:pStyle w:val="Normal"/>
+              <w:jc w:val="center"/>
+              <w:pBdr>
+                <w:bottom w:val="none" w:sz="0" w:space="0" w:color="000000"/>
+                <w:top w:val="none" w:sz="0" w:space="0" w:color="000000"/>
+                <w:left w:val="none" w:sz="0" w:space="0" w:color="000000"/>
+                <w:right w:val="none" w:sz="0" w:space="0" w:color="000000"/>
+              </w:pBdr>
+              <w:spacing w:after="100" w:before="100" w:line="240"/>
+              <w:ind w:left="100" w:right="100" w:firstLine="0" w:firstLineChars="0"/>
+              <w:rPr>
+                <w:rFonts w:ascii="Helvetica" w:hAnsi="Helvetica" w:eastAsia="Helvetica" w:cs="Helvetica"/>
+                <w:i w:val="false"/>
+                <w:b w:val="false"/>
+                <w:u w:val="none"/>
+                <w:strike w:val="false"/>
+                <w:sz w:val="22"/>
+                <w:szCs w:val="22"/>
+                <w:color w:val="000000"/>
+              </w:rPr>
+            </w:pPr>
+            <w:r>
+              <w:rPr>
+                <w:rFonts w:ascii="Helvetica" w:hAnsi="Helvetica" w:eastAsia="Helvetica" w:cs="Helvetica"/>
+                <w:i w:val="false"/>
+                <w:b w:val="false"/>
+                <w:u w:val="none"/>
+                <w:strike w:val="false"/>
+                <w:sz w:val="22"/>
+                <w:szCs w:val="22"/>
+                <w:color w:val="000000"/>
+              </w:rPr>
+              <w:t xml:space="preserve">1502.7</w:t>
+            </w:r>
+          </w:p>
+        </w:tc>
+        <w:tc>
+          <w:tcPr>
+            <w:tcBorders>
+              <w:bottom w:val="none" w:sz="0" w:space="0" w:color="000000"/>
+              <w:top w:val="none" w:sz="0" w:space="0" w:color="000000"/>
+              <w:left w:val="none" w:sz="0" w:space="0" w:color="000000"/>
+              <w:right w:val="none" w:sz="0" w:space="0" w:color="000000"/>
+            </w:tcBorders>
+            <w:shd w:val="clear" w:color="auto" w:fill="FFFFFF"/>
+            <w:tcMar>
+              <w:top w:w="0" w:type="dxa"/>
+              <w:bottom w:w="0" w:type="dxa"/>
+              <w:left w:w="0" w:type="dxa"/>
+              <w:right w:w="0" w:type="dxa"/>
+            </w:tcMar>
+            <w:vAlign w:val="center"/>
+          </w:tcPr>
+          <w:p>
+            <w:pPr>
+              <w:pStyle w:val="Normal"/>
+              <w:jc w:val="center"/>
+              <w:pBdr>
+                <w:bottom w:val="none" w:sz="0" w:space="0" w:color="000000"/>
+                <w:top w:val="none" w:sz="0" w:space="0" w:color="000000"/>
+                <w:left w:val="none" w:sz="0" w:space="0" w:color="000000"/>
+                <w:right w:val="none" w:sz="0" w:space="0" w:color="000000"/>
+              </w:pBdr>
+              <w:spacing w:after="100" w:before="100" w:line="240"/>
+              <w:ind w:left="100" w:right="100" w:firstLine="0" w:firstLineChars="0"/>
+              <w:rPr>
+                <w:rFonts w:ascii="Helvetica" w:hAnsi="Helvetica" w:eastAsia="Helvetica" w:cs="Helvetica"/>
+                <w:i w:val="false"/>
+                <w:b w:val="false"/>
+                <w:u w:val="none"/>
+                <w:strike w:val="false"/>
+                <w:sz w:val="22"/>
+                <w:szCs w:val="22"/>
+                <w:color w:val="000000"/>
+              </w:rPr>
+            </w:pPr>
+            <w:r>
+              <w:rPr>
+                <w:rFonts w:ascii="Helvetica" w:hAnsi="Helvetica" w:eastAsia="Helvetica" w:cs="Helvetica"/>
+                <w:i w:val="false"/>
+                <w:b w:val="false"/>
+                <w:u w:val="none"/>
+                <w:strike w:val="false"/>
+                <w:sz w:val="22"/>
+                <w:szCs w:val="22"/>
+                <w:color w:val="000000"/>
+              </w:rPr>
+              <w:t xml:space="preserve">1507.4</w:t>
+            </w:r>
+          </w:p>
+        </w:tc>
+        <w:tc>
+          <w:tcPr>
+            <w:tcBorders>
+              <w:bottom w:val="none" w:sz="0" w:space="0" w:color="000000"/>
+              <w:top w:val="none" w:sz="0" w:space="0" w:color="000000"/>
+              <w:left w:val="none" w:sz="0" w:space="0" w:color="000000"/>
+              <w:right w:val="none" w:sz="0" w:space="0" w:color="000000"/>
+            </w:tcBorders>
+            <w:shd w:val="clear" w:color="auto" w:fill="FFFFFF"/>
+            <w:tcMar>
+              <w:top w:w="0" w:type="dxa"/>
+              <w:bottom w:w="0" w:type="dxa"/>
+              <w:left w:w="0" w:type="dxa"/>
+              <w:right w:w="0" w:type="dxa"/>
+            </w:tcMar>
+            <w:vAlign w:val="center"/>
+          </w:tcPr>
+          <w:p>
+            <w:pPr>
+              <w:pStyle w:val="Normal"/>
+              <w:jc w:val="center"/>
+              <w:pBdr>
+                <w:bottom w:val="none" w:sz="0" w:space="0" w:color="000000"/>
+                <w:top w:val="none" w:sz="0" w:space="0" w:color="000000"/>
+                <w:left w:val="none" w:sz="0" w:space="0" w:color="000000"/>
+                <w:right w:val="none" w:sz="0" w:space="0" w:color="000000"/>
+              </w:pBdr>
+              <w:spacing w:after="100" w:before="100" w:line="240"/>
+              <w:ind w:left="100" w:right="100" w:firstLine="0" w:firstLineChars="0"/>
+              <w:rPr>
+                <w:rFonts w:ascii="Helvetica" w:hAnsi="Helvetica" w:eastAsia="Helvetica" w:cs="Helvetica"/>
+                <w:i w:val="false"/>
+                <w:b w:val="false"/>
+                <w:u w:val="none"/>
+                <w:strike w:val="false"/>
+                <w:sz w:val="22"/>
+                <w:szCs w:val="22"/>
+                <w:color w:val="000000"/>
+              </w:rPr>
+            </w:pPr>
+            <w:r>
+              <w:rPr>
+                <w:rFonts w:ascii="Helvetica" w:hAnsi="Helvetica" w:eastAsia="Helvetica" w:cs="Helvetica"/>
+                <w:i w:val="false"/>
+                <w:b w:val="false"/>
+                <w:u w:val="none"/>
+                <w:strike w:val="false"/>
+                <w:sz w:val="22"/>
+                <w:szCs w:val="22"/>
+                <w:color w:val="000000"/>
+              </w:rPr>
+              <w:t xml:space="preserve">1514.4</w:t>
+            </w:r>
+          </w:p>
+        </w:tc>
+        <w:tc>
+          <w:tcPr>
+            <w:tcBorders>
+              <w:bottom w:val="none" w:sz="0" w:space="0" w:color="000000"/>
+              <w:top w:val="none" w:sz="0" w:space="0" w:color="000000"/>
+              <w:left w:val="none" w:sz="0" w:space="0" w:color="000000"/>
+              <w:right w:val="none" w:sz="0" w:space="0" w:color="000000"/>
+            </w:tcBorders>
+            <w:shd w:val="clear" w:color="auto" w:fill="FFFFFF"/>
+            <w:tcMar>
+              <w:top w:w="0" w:type="dxa"/>
+              <w:bottom w:w="0" w:type="dxa"/>
+              <w:left w:w="0" w:type="dxa"/>
+              <w:right w:w="0" w:type="dxa"/>
+            </w:tcMar>
+            <w:vAlign w:val="center"/>
+          </w:tcPr>
+          <w:p>
+            <w:pPr>
+              <w:pStyle w:val="Normal"/>
+              <w:jc w:val="center"/>
+              <w:pBdr>
+                <w:bottom w:val="none" w:sz="0" w:space="0" w:color="000000"/>
+                <w:top w:val="none" w:sz="0" w:space="0" w:color="000000"/>
+                <w:left w:val="none" w:sz="0" w:space="0" w:color="000000"/>
+                <w:right w:val="none" w:sz="0" w:space="0" w:color="000000"/>
+              </w:pBdr>
+              <w:spacing w:after="100" w:before="100" w:line="240"/>
+              <w:ind w:left="100" w:right="100" w:firstLine="0" w:firstLineChars="0"/>
+              <w:rPr>
+                <w:rFonts w:ascii="Helvetica" w:hAnsi="Helvetica" w:eastAsia="Helvetica" w:cs="Helvetica"/>
+                <w:i w:val="false"/>
+                <w:b w:val="false"/>
+                <w:u w:val="none"/>
+                <w:strike w:val="false"/>
+                <w:sz w:val="22"/>
+                <w:szCs w:val="22"/>
+                <w:color w:val="000000"/>
+              </w:rPr>
+            </w:pPr>
+            <w:r>
+              <w:rPr>
+                <w:rFonts w:ascii="Helvetica" w:hAnsi="Helvetica" w:eastAsia="Helvetica" w:cs="Helvetica"/>
+                <w:i w:val="false"/>
+                <w:b w:val="false"/>
+                <w:u w:val="none"/>
+                <w:strike w:val="false"/>
+                <w:sz w:val="22"/>
+                <w:szCs w:val="22"/>
+                <w:color w:val="000000"/>
+              </w:rPr>
+              <w:t xml:space="preserve">1176.4</w:t>
+            </w:r>
+          </w:p>
+        </w:tc>
+        <w:tc>
+          <w:tcPr>
+            <w:tcBorders>
+              <w:bottom w:val="none" w:sz="0" w:space="0" w:color="000000"/>
+              <w:top w:val="none" w:sz="0" w:space="0" w:color="000000"/>
+              <w:left w:val="none" w:sz="0" w:space="0" w:color="000000"/>
+              <w:right w:val="none" w:sz="0" w:space="0" w:color="000000"/>
+            </w:tcBorders>
+            <w:shd w:val="clear" w:color="auto" w:fill="FFFFFF"/>
+            <w:tcMar>
+              <w:top w:w="0" w:type="dxa"/>
+              <w:bottom w:w="0" w:type="dxa"/>
+              <w:left w:w="0" w:type="dxa"/>
+              <w:right w:w="0" w:type="dxa"/>
+            </w:tcMar>
+            <w:vAlign w:val="center"/>
+          </w:tcPr>
+          <w:p>
+            <w:pPr>
+              <w:pStyle w:val="Normal"/>
+              <w:jc w:val="center"/>
+              <w:pBdr>
+                <w:bottom w:val="none" w:sz="0" w:space="0" w:color="000000"/>
+                <w:top w:val="none" w:sz="0" w:space="0" w:color="000000"/>
+                <w:left w:val="none" w:sz="0" w:space="0" w:color="000000"/>
+                <w:right w:val="none" w:sz="0" w:space="0" w:color="000000"/>
+              </w:pBdr>
+              <w:spacing w:after="100" w:before="100" w:line="240"/>
+              <w:ind w:left="100" w:right="100" w:firstLine="0" w:firstLineChars="0"/>
+              <w:rPr>
+                <w:rFonts w:ascii="Helvetica" w:hAnsi="Helvetica" w:eastAsia="Helvetica" w:cs="Helvetica"/>
+                <w:i w:val="false"/>
+                <w:b w:val="false"/>
+                <w:u w:val="none"/>
+                <w:strike w:val="false"/>
+                <w:sz w:val="22"/>
+                <w:szCs w:val="22"/>
+                <w:color w:val="000000"/>
+              </w:rPr>
+            </w:pPr>
+            <w:r>
+              <w:rPr>
+                <w:rFonts w:ascii="Helvetica" w:hAnsi="Helvetica" w:eastAsia="Helvetica" w:cs="Helvetica"/>
+                <w:i w:val="false"/>
+                <w:b w:val="false"/>
+                <w:u w:val="none"/>
+                <w:strike w:val="false"/>
+                <w:sz w:val="22"/>
+                <w:szCs w:val="22"/>
+                <w:color w:val="000000"/>
+              </w:rPr>
+              <w:t xml:space="preserve">1161.4</w:t>
+            </w:r>
+          </w:p>
+        </w:tc>
+        <w:tc>
+          <w:tcPr>
+            <w:tcBorders>
+              <w:bottom w:val="none" w:sz="0" w:space="0" w:color="000000"/>
+              <w:top w:val="none" w:sz="0" w:space="0" w:color="000000"/>
+              <w:left w:val="none" w:sz="0" w:space="0" w:color="000000"/>
+              <w:right w:val="none" w:sz="0" w:space="0" w:color="000000"/>
+            </w:tcBorders>
+            <w:shd w:val="clear" w:color="auto" w:fill="FFFFFF"/>
+            <w:tcMar>
+              <w:top w:w="0" w:type="dxa"/>
+              <w:bottom w:w="0" w:type="dxa"/>
+              <w:left w:w="0" w:type="dxa"/>
+              <w:right w:w="0" w:type="dxa"/>
+            </w:tcMar>
+            <w:vAlign w:val="center"/>
+          </w:tcPr>
+          <w:p>
+            <w:pPr>
+              <w:pStyle w:val="Normal"/>
+              <w:jc w:val="center"/>
+              <w:pBdr>
+                <w:bottom w:val="none" w:sz="0" w:space="0" w:color="000000"/>
+                <w:top w:val="none" w:sz="0" w:space="0" w:color="000000"/>
+                <w:left w:val="none" w:sz="0" w:space="0" w:color="000000"/>
+                <w:right w:val="none" w:sz="0" w:space="0" w:color="000000"/>
+              </w:pBdr>
+              <w:spacing w:after="100" w:before="100" w:line="240"/>
+              <w:ind w:left="100" w:right="100" w:firstLine="0" w:firstLineChars="0"/>
+              <w:rPr>
+                <w:rFonts w:ascii="Helvetica" w:hAnsi="Helvetica" w:eastAsia="Helvetica" w:cs="Helvetica"/>
+                <w:i w:val="false"/>
+                <w:b w:val="false"/>
+                <w:u w:val="none"/>
+                <w:strike w:val="false"/>
+                <w:sz w:val="22"/>
+                <w:szCs w:val="22"/>
+                <w:color w:val="000000"/>
+              </w:rPr>
+            </w:pPr>
+            <w:r>
+              <w:rPr>
+                <w:rFonts w:ascii="Helvetica" w:hAnsi="Helvetica" w:eastAsia="Helvetica" w:cs="Helvetica"/>
+                <w:i w:val="false"/>
+                <w:b w:val="false"/>
+                <w:u w:val="none"/>
+                <w:strike w:val="false"/>
+                <w:sz w:val="22"/>
+                <w:szCs w:val="22"/>
+                <w:color w:val="000000"/>
+              </w:rPr>
+              <w:t xml:space="preserve">1180.4</w:t>
+            </w:r>
+          </w:p>
+        </w:tc>
+      </w:tr>
+      <w:tr>
+        <w:trPr>
+          <w:trHeight w:val="360" w:hRule="auto"/>
+        </w:trPr>
+        <w:tc>
+          <w:tcPr>
+            <w:tcBorders>
+              <w:bottom w:val="none" w:sz="0" w:space="0" w:color="000000"/>
+              <w:top w:val="none" w:sz="0" w:space="0" w:color="000000"/>
+              <w:left w:val="none" w:sz="0" w:space="0" w:color="000000"/>
+              <w:right w:val="none" w:sz="0" w:space="0" w:color="000000"/>
+            </w:tcBorders>
+            <w:shd w:val="clear" w:color="auto" w:fill="FFFFFF"/>
+            <w:tcMar>
+              <w:top w:w="0" w:type="dxa"/>
+              <w:bottom w:w="0" w:type="dxa"/>
+              <w:left w:w="0" w:type="dxa"/>
+              <w:right w:w="0" w:type="dxa"/>
+            </w:tcMar>
+            <w:vAlign w:val="center"/>
+          </w:tcPr>
+          <w:p>
+            <w:pPr>
+              <w:pStyle w:val="Normal"/>
+              <w:jc w:val="left"/>
+              <w:pBdr>
+                <w:bottom w:val="none" w:sz="0" w:space="0" w:color="000000"/>
+                <w:top w:val="none" w:sz="0" w:space="0" w:color="000000"/>
+                <w:left w:val="none" w:sz="0" w:space="0" w:color="000000"/>
+                <w:right w:val="none" w:sz="0" w:space="0" w:color="000000"/>
+              </w:pBdr>
+              <w:spacing w:after="100" w:before="100" w:line="240"/>
+              <w:ind w:left="100" w:right="100" w:firstLine="0" w:firstLineChars="0"/>
+              <w:rPr>
+                <w:rFonts w:ascii="Helvetica" w:hAnsi="Helvetica" w:eastAsia="Helvetica" w:cs="Helvetica"/>
+                <w:i w:val="false"/>
+                <w:b w:val="false"/>
+                <w:u w:val="none"/>
+                <w:strike w:val="false"/>
+                <w:sz w:val="22"/>
+                <w:szCs w:val="22"/>
+                <w:color w:val="000000"/>
+              </w:rPr>
+            </w:pPr>
+            <w:r>
+              <w:rPr>
+                <w:rFonts w:ascii="Helvetica" w:hAnsi="Helvetica" w:eastAsia="Helvetica" w:cs="Helvetica"/>
+                <w:i w:val="false"/>
+                <w:b w:val="false"/>
+                <w:u w:val="none"/>
+                <w:strike w:val="false"/>
+                <w:sz w:val="22"/>
+                <w:szCs w:val="22"/>
+                <w:color w:val="000000"/>
+              </w:rPr>
+              <w:t xml:space="preserve">Log.Lik.</w:t>
+            </w:r>
+          </w:p>
+        </w:tc>
+        <w:tc>
+          <w:tcPr>
+            <w:tcBorders>
+              <w:bottom w:val="none" w:sz="0" w:space="0" w:color="000000"/>
+              <w:top w:val="none" w:sz="0" w:space="0" w:color="000000"/>
+              <w:left w:val="none" w:sz="0" w:space="0" w:color="000000"/>
+              <w:right w:val="none" w:sz="0" w:space="0" w:color="000000"/>
+            </w:tcBorders>
+            <w:shd w:val="clear" w:color="auto" w:fill="FFFFFF"/>
+            <w:tcMar>
+              <w:top w:w="0" w:type="dxa"/>
+              <w:bottom w:w="0" w:type="dxa"/>
+              <w:left w:w="0" w:type="dxa"/>
+              <w:right w:w="0" w:type="dxa"/>
+            </w:tcMar>
+            <w:vAlign w:val="center"/>
+          </w:tcPr>
+          <w:p>
+            <w:pPr>
+              <w:pStyle w:val="Normal"/>
+              <w:jc w:val="center"/>
+              <w:pBdr>
+                <w:bottom w:val="none" w:sz="0" w:space="0" w:color="000000"/>
+                <w:top w:val="none" w:sz="0" w:space="0" w:color="000000"/>
+                <w:left w:val="none" w:sz="0" w:space="0" w:color="000000"/>
+                <w:right w:val="none" w:sz="0" w:space="0" w:color="000000"/>
+              </w:pBdr>
+              <w:spacing w:after="100" w:before="100" w:line="240"/>
+              <w:ind w:left="100" w:right="100" w:firstLine="0" w:firstLineChars="0"/>
+              <w:rPr>
+                <w:rFonts w:ascii="Helvetica" w:hAnsi="Helvetica" w:eastAsia="Helvetica" w:cs="Helvetica"/>
+                <w:i w:val="false"/>
+                <w:b w:val="false"/>
+                <w:u w:val="none"/>
+                <w:strike w:val="false"/>
+                <w:sz w:val="22"/>
+                <w:szCs w:val="22"/>
+                <w:color w:val="000000"/>
+              </w:rPr>
+            </w:pPr>
+            <w:r>
+              <w:rPr>
+                <w:rFonts w:ascii="Helvetica" w:hAnsi="Helvetica" w:eastAsia="Helvetica" w:cs="Helvetica"/>
+                <w:i w:val="false"/>
+                <w:b w:val="false"/>
+                <w:u w:val="none"/>
+                <w:strike w:val="false"/>
+                <w:sz w:val="22"/>
+                <w:szCs w:val="22"/>
+                <w:color w:val="000000"/>
+              </w:rPr>
+              <w:t xml:space="preserve">-705.533</w:t>
+            </w:r>
+          </w:p>
+        </w:tc>
+        <w:tc>
+          <w:tcPr>
+            <w:tcBorders>
+              <w:bottom w:val="none" w:sz="0" w:space="0" w:color="000000"/>
+              <w:top w:val="none" w:sz="0" w:space="0" w:color="000000"/>
+              <w:left w:val="none" w:sz="0" w:space="0" w:color="000000"/>
+              <w:right w:val="none" w:sz="0" w:space="0" w:color="000000"/>
+            </w:tcBorders>
+            <w:shd w:val="clear" w:color="auto" w:fill="FFFFFF"/>
+            <w:tcMar>
+              <w:top w:w="0" w:type="dxa"/>
+              <w:bottom w:w="0" w:type="dxa"/>
+              <w:left w:w="0" w:type="dxa"/>
+              <w:right w:w="0" w:type="dxa"/>
+            </w:tcMar>
+            <w:vAlign w:val="center"/>
+          </w:tcPr>
+          <w:p>
+            <w:pPr>
+              <w:pStyle w:val="Normal"/>
+              <w:jc w:val="center"/>
+              <w:pBdr>
+                <w:bottom w:val="none" w:sz="0" w:space="0" w:color="000000"/>
+                <w:top w:val="none" w:sz="0" w:space="0" w:color="000000"/>
+                <w:left w:val="none" w:sz="0" w:space="0" w:color="000000"/>
+                <w:right w:val="none" w:sz="0" w:space="0" w:color="000000"/>
+              </w:pBdr>
+              <w:spacing w:after="100" w:before="100" w:line="240"/>
+              <w:ind w:left="100" w:right="100" w:firstLine="0" w:firstLineChars="0"/>
+              <w:rPr>
+                <w:rFonts w:ascii="Helvetica" w:hAnsi="Helvetica" w:eastAsia="Helvetica" w:cs="Helvetica"/>
+                <w:i w:val="false"/>
+                <w:b w:val="false"/>
+                <w:u w:val="none"/>
+                <w:strike w:val="false"/>
+                <w:sz w:val="22"/>
+                <w:szCs w:val="22"/>
+                <w:color w:val="000000"/>
+              </w:rPr>
+            </w:pPr>
+            <w:r>
+              <w:rPr>
+                <w:rFonts w:ascii="Helvetica" w:hAnsi="Helvetica" w:eastAsia="Helvetica" w:cs="Helvetica"/>
+                <w:i w:val="false"/>
+                <w:b w:val="false"/>
+                <w:u w:val="none"/>
+                <w:strike w:val="false"/>
+                <w:sz w:val="22"/>
+                <w:szCs w:val="22"/>
+                <w:color w:val="000000"/>
+              </w:rPr>
+              <w:t xml:space="preserve">-704.352</w:t>
+            </w:r>
+          </w:p>
+        </w:tc>
+        <w:tc>
+          <w:tcPr>
+            <w:tcBorders>
+              <w:bottom w:val="none" w:sz="0" w:space="0" w:color="000000"/>
+              <w:top w:val="none" w:sz="0" w:space="0" w:color="000000"/>
+              <w:left w:val="none" w:sz="0" w:space="0" w:color="000000"/>
+              <w:right w:val="none" w:sz="0" w:space="0" w:color="000000"/>
+            </w:tcBorders>
+            <w:shd w:val="clear" w:color="auto" w:fill="FFFFFF"/>
+            <w:tcMar>
+              <w:top w:w="0" w:type="dxa"/>
+              <w:bottom w:w="0" w:type="dxa"/>
+              <w:left w:w="0" w:type="dxa"/>
+              <w:right w:w="0" w:type="dxa"/>
+            </w:tcMar>
+            <w:vAlign w:val="center"/>
+          </w:tcPr>
+          <w:p>
+            <w:pPr>
+              <w:pStyle w:val="Normal"/>
+              <w:jc w:val="center"/>
+              <w:pBdr>
+                <w:bottom w:val="none" w:sz="0" w:space="0" w:color="000000"/>
+                <w:top w:val="none" w:sz="0" w:space="0" w:color="000000"/>
+                <w:left w:val="none" w:sz="0" w:space="0" w:color="000000"/>
+                <w:right w:val="none" w:sz="0" w:space="0" w:color="000000"/>
+              </w:pBdr>
+              <w:spacing w:after="100" w:before="100" w:line="240"/>
+              <w:ind w:left="100" w:right="100" w:firstLine="0" w:firstLineChars="0"/>
+              <w:rPr>
+                <w:rFonts w:ascii="Helvetica" w:hAnsi="Helvetica" w:eastAsia="Helvetica" w:cs="Helvetica"/>
+                <w:i w:val="false"/>
+                <w:b w:val="false"/>
+                <w:u w:val="none"/>
+                <w:strike w:val="false"/>
+                <w:sz w:val="22"/>
+                <w:szCs w:val="22"/>
+                <w:color w:val="000000"/>
+              </w:rPr>
+            </w:pPr>
+            <w:r>
+              <w:rPr>
+                <w:rFonts w:ascii="Helvetica" w:hAnsi="Helvetica" w:eastAsia="Helvetica" w:cs="Helvetica"/>
+                <w:i w:val="false"/>
+                <w:b w:val="false"/>
+                <w:u w:val="none"/>
+                <w:strike w:val="false"/>
+                <w:sz w:val="22"/>
+                <w:szCs w:val="22"/>
+                <w:color w:val="000000"/>
+              </w:rPr>
+              <w:t xml:space="preserve">-704.309</w:t>
+            </w:r>
+          </w:p>
+        </w:tc>
+        <w:tc>
+          <w:tcPr>
+            <w:tcBorders>
+              <w:bottom w:val="none" w:sz="0" w:space="0" w:color="000000"/>
+              <w:top w:val="none" w:sz="0" w:space="0" w:color="000000"/>
+              <w:left w:val="none" w:sz="0" w:space="0" w:color="000000"/>
+              <w:right w:val="none" w:sz="0" w:space="0" w:color="000000"/>
+            </w:tcBorders>
+            <w:shd w:val="clear" w:color="auto" w:fill="FFFFFF"/>
+            <w:tcMar>
+              <w:top w:w="0" w:type="dxa"/>
+              <w:bottom w:w="0" w:type="dxa"/>
+              <w:left w:w="0" w:type="dxa"/>
+              <w:right w:w="0" w:type="dxa"/>
+            </w:tcMar>
+            <w:vAlign w:val="center"/>
+          </w:tcPr>
+          <w:p>
+            <w:pPr>
+              <w:pStyle w:val="Normal"/>
+              <w:jc w:val="center"/>
+              <w:pBdr>
+                <w:bottom w:val="none" w:sz="0" w:space="0" w:color="000000"/>
+                <w:top w:val="none" w:sz="0" w:space="0" w:color="000000"/>
+                <w:left w:val="none" w:sz="0" w:space="0" w:color="000000"/>
+                <w:right w:val="none" w:sz="0" w:space="0" w:color="000000"/>
+              </w:pBdr>
+              <w:spacing w:after="100" w:before="100" w:line="240"/>
+              <w:ind w:left="100" w:right="100" w:firstLine="0" w:firstLineChars="0"/>
+              <w:rPr>
+                <w:rFonts w:ascii="Helvetica" w:hAnsi="Helvetica" w:eastAsia="Helvetica" w:cs="Helvetica"/>
+                <w:i w:val="false"/>
+                <w:b w:val="false"/>
+                <w:u w:val="none"/>
+                <w:strike w:val="false"/>
+                <w:sz w:val="22"/>
+                <w:szCs w:val="22"/>
+                <w:color w:val="000000"/>
+              </w:rPr>
+            </w:pPr>
+            <w:r>
+              <w:rPr>
+                <w:rFonts w:ascii="Helvetica" w:hAnsi="Helvetica" w:eastAsia="Helvetica" w:cs="Helvetica"/>
+                <w:i w:val="false"/>
+                <w:b w:val="false"/>
+                <w:u w:val="none"/>
+                <w:strike w:val="false"/>
+                <w:sz w:val="22"/>
+                <w:szCs w:val="22"/>
+                <w:color w:val="000000"/>
+              </w:rPr>
+              <w:t xml:space="preserve">-517.696</w:t>
+            </w:r>
+          </w:p>
+        </w:tc>
+        <w:tc>
+          <w:tcPr>
+            <w:tcBorders>
+              <w:bottom w:val="none" w:sz="0" w:space="0" w:color="000000"/>
+              <w:top w:val="none" w:sz="0" w:space="0" w:color="000000"/>
+              <w:left w:val="none" w:sz="0" w:space="0" w:color="000000"/>
+              <w:right w:val="none" w:sz="0" w:space="0" w:color="000000"/>
+            </w:tcBorders>
+            <w:shd w:val="clear" w:color="auto" w:fill="FFFFFF"/>
+            <w:tcMar>
+              <w:top w:w="0" w:type="dxa"/>
+              <w:bottom w:w="0" w:type="dxa"/>
+              <w:left w:w="0" w:type="dxa"/>
+              <w:right w:w="0" w:type="dxa"/>
+            </w:tcMar>
+            <w:vAlign w:val="center"/>
+          </w:tcPr>
+          <w:p>
+            <w:pPr>
+              <w:pStyle w:val="Normal"/>
+              <w:jc w:val="center"/>
+              <w:pBdr>
+                <w:bottom w:val="none" w:sz="0" w:space="0" w:color="000000"/>
+                <w:top w:val="none" w:sz="0" w:space="0" w:color="000000"/>
+                <w:left w:val="none" w:sz="0" w:space="0" w:color="000000"/>
+                <w:right w:val="none" w:sz="0" w:space="0" w:color="000000"/>
+              </w:pBdr>
+              <w:spacing w:after="100" w:before="100" w:line="240"/>
+              <w:ind w:left="100" w:right="100" w:firstLine="0" w:firstLineChars="0"/>
+              <w:rPr>
+                <w:rFonts w:ascii="Helvetica" w:hAnsi="Helvetica" w:eastAsia="Helvetica" w:cs="Helvetica"/>
+                <w:i w:val="false"/>
+                <w:b w:val="false"/>
+                <w:u w:val="none"/>
+                <w:strike w:val="false"/>
+                <w:sz w:val="22"/>
+                <w:szCs w:val="22"/>
+                <w:color w:val="000000"/>
+              </w:rPr>
+            </w:pPr>
+            <w:r>
+              <w:rPr>
+                <w:rFonts w:ascii="Helvetica" w:hAnsi="Helvetica" w:eastAsia="Helvetica" w:cs="Helvetica"/>
+                <w:i w:val="false"/>
+                <w:b w:val="false"/>
+                <w:u w:val="none"/>
+                <w:strike w:val="false"/>
+                <w:sz w:val="22"/>
+                <w:szCs w:val="22"/>
+                <w:color w:val="000000"/>
+              </w:rPr>
+              <w:t xml:space="preserve">-506.641</w:t>
+            </w:r>
+          </w:p>
+        </w:tc>
+        <w:tc>
+          <w:tcPr>
+            <w:tcBorders>
+              <w:bottom w:val="none" w:sz="0" w:space="0" w:color="000000"/>
+              <w:top w:val="none" w:sz="0" w:space="0" w:color="000000"/>
+              <w:left w:val="none" w:sz="0" w:space="0" w:color="000000"/>
+              <w:right w:val="none" w:sz="0" w:space="0" w:color="000000"/>
+            </w:tcBorders>
+            <w:shd w:val="clear" w:color="auto" w:fill="FFFFFF"/>
+            <w:tcMar>
+              <w:top w:w="0" w:type="dxa"/>
+              <w:bottom w:w="0" w:type="dxa"/>
+              <w:left w:w="0" w:type="dxa"/>
+              <w:right w:w="0" w:type="dxa"/>
+            </w:tcMar>
+            <w:vAlign w:val="center"/>
+          </w:tcPr>
+          <w:p>
+            <w:pPr>
+              <w:pStyle w:val="Normal"/>
+              <w:jc w:val="center"/>
+              <w:pBdr>
+                <w:bottom w:val="none" w:sz="0" w:space="0" w:color="000000"/>
+                <w:top w:val="none" w:sz="0" w:space="0" w:color="000000"/>
+                <w:left w:val="none" w:sz="0" w:space="0" w:color="000000"/>
+                <w:right w:val="none" w:sz="0" w:space="0" w:color="000000"/>
+              </w:pBdr>
+              <w:spacing w:after="100" w:before="100" w:line="240"/>
+              <w:ind w:left="100" w:right="100" w:firstLine="0" w:firstLineChars="0"/>
+              <w:rPr>
+                <w:rFonts w:ascii="Helvetica" w:hAnsi="Helvetica" w:eastAsia="Helvetica" w:cs="Helvetica"/>
+                <w:i w:val="false"/>
+                <w:b w:val="false"/>
+                <w:u w:val="none"/>
+                <w:strike w:val="false"/>
+                <w:sz w:val="22"/>
+                <w:szCs w:val="22"/>
+                <w:color w:val="000000"/>
+              </w:rPr>
+            </w:pPr>
+            <w:r>
+              <w:rPr>
+                <w:rFonts w:ascii="Helvetica" w:hAnsi="Helvetica" w:eastAsia="Helvetica" w:cs="Helvetica"/>
+                <w:i w:val="false"/>
+                <w:b w:val="false"/>
+                <w:u w:val="none"/>
+                <w:strike w:val="false"/>
+                <w:sz w:val="22"/>
+                <w:szCs w:val="22"/>
+                <w:color w:val="000000"/>
+              </w:rPr>
+              <w:t xml:space="preserve">-505.571</w:t>
+            </w:r>
+          </w:p>
+        </w:tc>
+      </w:tr>
+      <w:tr>
+        <w:trPr>
+          <w:trHeight w:val="360" w:hRule="auto"/>
+        </w:trPr>
+        <w:tc>
+          <w:tcPr>
+            <w:tcBorders>
+              <w:bottom w:val="none" w:sz="0" w:space="0" w:color="000000"/>
+              <w:top w:val="none" w:sz="0" w:space="0" w:color="000000"/>
+              <w:left w:val="none" w:sz="0" w:space="0" w:color="000000"/>
+              <w:right w:val="none" w:sz="0" w:space="0" w:color="000000"/>
+            </w:tcBorders>
+            <w:shd w:val="clear" w:color="auto" w:fill="FFFFFF"/>
+            <w:tcMar>
+              <w:top w:w="0" w:type="dxa"/>
+              <w:bottom w:w="0" w:type="dxa"/>
+              <w:left w:w="0" w:type="dxa"/>
+              <w:right w:w="0" w:type="dxa"/>
+            </w:tcMar>
+            <w:vAlign w:val="center"/>
+          </w:tcPr>
+          <w:p>
+            <w:pPr>
+              <w:pStyle w:val="Normal"/>
+              <w:jc w:val="left"/>
+              <w:pBdr>
+                <w:bottom w:val="none" w:sz="0" w:space="0" w:color="000000"/>
+                <w:top w:val="none" w:sz="0" w:space="0" w:color="000000"/>
+                <w:left w:val="none" w:sz="0" w:space="0" w:color="000000"/>
+                <w:right w:val="none" w:sz="0" w:space="0" w:color="000000"/>
+              </w:pBdr>
+              <w:spacing w:after="100" w:before="100" w:line="240"/>
+              <w:ind w:left="100" w:right="100" w:firstLine="0" w:firstLineChars="0"/>
+              <w:rPr>
+                <w:rFonts w:ascii="Helvetica" w:hAnsi="Helvetica" w:eastAsia="Helvetica" w:cs="Helvetica"/>
+                <w:i w:val="false"/>
+                <w:b w:val="false"/>
+                <w:u w:val="none"/>
+                <w:strike w:val="false"/>
+                <w:sz w:val="22"/>
+                <w:szCs w:val="22"/>
+                <w:color w:val="000000"/>
+              </w:rPr>
+            </w:pPr>
+            <w:r>
+              <w:rPr>
+                <w:rFonts w:ascii="Helvetica" w:hAnsi="Helvetica" w:eastAsia="Helvetica" w:cs="Helvetica"/>
+                <w:i w:val="false"/>
+                <w:b w:val="false"/>
+                <w:u w:val="none"/>
+                <w:strike w:val="false"/>
+                <w:sz w:val="22"/>
+                <w:szCs w:val="22"/>
+                <w:color w:val="000000"/>
+              </w:rPr>
+              <w:t xml:space="preserve">F</w:t>
+            </w:r>
+          </w:p>
+        </w:tc>
+        <w:tc>
+          <w:tcPr>
+            <w:tcBorders>
+              <w:bottom w:val="none" w:sz="0" w:space="0" w:color="000000"/>
+              <w:top w:val="none" w:sz="0" w:space="0" w:color="000000"/>
+              <w:left w:val="none" w:sz="0" w:space="0" w:color="000000"/>
+              <w:right w:val="none" w:sz="0" w:space="0" w:color="000000"/>
+            </w:tcBorders>
+            <w:shd w:val="clear" w:color="auto" w:fill="FFFFFF"/>
+            <w:tcMar>
+              <w:top w:w="0" w:type="dxa"/>
+              <w:bottom w:w="0" w:type="dxa"/>
+              <w:left w:w="0" w:type="dxa"/>
+              <w:right w:w="0" w:type="dxa"/>
+            </w:tcMar>
+            <w:vAlign w:val="center"/>
+          </w:tcPr>
+          <w:p>
+            <w:pPr>
+              <w:pStyle w:val="Normal"/>
+              <w:jc w:val="center"/>
+              <w:pBdr>
+                <w:bottom w:val="none" w:sz="0" w:space="0" w:color="000000"/>
+                <w:top w:val="none" w:sz="0" w:space="0" w:color="000000"/>
+                <w:left w:val="none" w:sz="0" w:space="0" w:color="000000"/>
+                <w:right w:val="none" w:sz="0" w:space="0" w:color="000000"/>
+              </w:pBdr>
+              <w:spacing w:after="100" w:before="100" w:line="240"/>
+              <w:ind w:left="100" w:right="100" w:firstLine="0" w:firstLineChars="0"/>
+              <w:rPr>
+                <w:rFonts w:ascii="Helvetica" w:hAnsi="Helvetica" w:eastAsia="Helvetica" w:cs="Helvetica"/>
+                <w:i w:val="false"/>
+                <w:b w:val="false"/>
+                <w:u w:val="none"/>
+                <w:strike w:val="false"/>
+                <w:sz w:val="22"/>
+                <w:szCs w:val="22"/>
+                <w:color w:val="000000"/>
+              </w:rPr>
+            </w:pPr>
+            <w:r>
+              <w:rPr>
+                <w:rFonts w:ascii="Helvetica" w:hAnsi="Helvetica" w:eastAsia="Helvetica" w:cs="Helvetica"/>
+                <w:i w:val="false"/>
+                <w:b w:val="false"/>
+                <w:u w:val="none"/>
+                <w:strike w:val="false"/>
+                <w:sz w:val="22"/>
+                <w:szCs w:val="22"/>
+                <w:color w:val="000000"/>
+              </w:rPr>
+              <w:t xml:space="preserve">421.476</w:t>
+            </w:r>
+          </w:p>
+        </w:tc>
+        <w:tc>
+          <w:tcPr>
+            <w:tcBorders>
+              <w:bottom w:val="none" w:sz="0" w:space="0" w:color="000000"/>
+              <w:top w:val="none" w:sz="0" w:space="0" w:color="000000"/>
+              <w:left w:val="none" w:sz="0" w:space="0" w:color="000000"/>
+              <w:right w:val="none" w:sz="0" w:space="0" w:color="000000"/>
+            </w:tcBorders>
+            <w:shd w:val="clear" w:color="auto" w:fill="FFFFFF"/>
+            <w:tcMar>
+              <w:top w:w="0" w:type="dxa"/>
+              <w:bottom w:w="0" w:type="dxa"/>
+              <w:left w:w="0" w:type="dxa"/>
+              <w:right w:w="0" w:type="dxa"/>
+            </w:tcMar>
+            <w:vAlign w:val="center"/>
+          </w:tcPr>
+          <w:p>
+            <w:pPr>
+              <w:pStyle w:val="Normal"/>
+              <w:jc w:val="center"/>
+              <w:pBdr>
+                <w:bottom w:val="none" w:sz="0" w:space="0" w:color="000000"/>
+                <w:top w:val="none" w:sz="0" w:space="0" w:color="000000"/>
+                <w:left w:val="none" w:sz="0" w:space="0" w:color="000000"/>
+                <w:right w:val="none" w:sz="0" w:space="0" w:color="000000"/>
+              </w:pBdr>
+              <w:spacing w:after="100" w:before="100" w:line="240"/>
+              <w:ind w:left="100" w:right="100" w:firstLine="0" w:firstLineChars="0"/>
+              <w:rPr>
+                <w:rFonts w:ascii="Helvetica" w:hAnsi="Helvetica" w:eastAsia="Helvetica" w:cs="Helvetica"/>
+                <w:i w:val="false"/>
+                <w:b w:val="false"/>
+                <w:u w:val="none"/>
+                <w:strike w:val="false"/>
+                <w:sz w:val="22"/>
+                <w:szCs w:val="22"/>
+                <w:color w:val="000000"/>
+              </w:rPr>
+            </w:pPr>
+            <w:r>
+              <w:rPr>
+                <w:rFonts w:ascii="Helvetica" w:hAnsi="Helvetica" w:eastAsia="Helvetica" w:cs="Helvetica"/>
+                <w:i w:val="false"/>
+                <w:b w:val="false"/>
+                <w:u w:val="none"/>
+                <w:strike w:val="false"/>
+                <w:sz w:val="22"/>
+                <w:szCs w:val="22"/>
+                <w:color w:val="000000"/>
+              </w:rPr>
+              <w:t xml:space="preserve">387.000</w:t>
+            </w:r>
+          </w:p>
+        </w:tc>
+        <w:tc>
+          <w:tcPr>
+            <w:tcBorders>
+              <w:bottom w:val="none" w:sz="0" w:space="0" w:color="000000"/>
+              <w:top w:val="none" w:sz="0" w:space="0" w:color="000000"/>
+              <w:left w:val="none" w:sz="0" w:space="0" w:color="000000"/>
+              <w:right w:val="none" w:sz="0" w:space="0" w:color="000000"/>
+            </w:tcBorders>
+            <w:shd w:val="clear" w:color="auto" w:fill="FFFFFF"/>
+            <w:tcMar>
+              <w:top w:w="0" w:type="dxa"/>
+              <w:bottom w:w="0" w:type="dxa"/>
+              <w:left w:w="0" w:type="dxa"/>
+              <w:right w:w="0" w:type="dxa"/>
+            </w:tcMar>
+            <w:vAlign w:val="center"/>
+          </w:tcPr>
+          <w:p>
+            <w:pPr>
+              <w:pStyle w:val="Normal"/>
+              <w:jc w:val="center"/>
+              <w:pBdr>
+                <w:bottom w:val="none" w:sz="0" w:space="0" w:color="000000"/>
+                <w:top w:val="none" w:sz="0" w:space="0" w:color="000000"/>
+                <w:left w:val="none" w:sz="0" w:space="0" w:color="000000"/>
+                <w:right w:val="none" w:sz="0" w:space="0" w:color="000000"/>
+              </w:pBdr>
+              <w:spacing w:after="100" w:before="100" w:line="240"/>
+              <w:ind w:left="100" w:right="100" w:firstLine="0" w:firstLineChars="0"/>
+              <w:rPr>
+                <w:rFonts w:ascii="Helvetica" w:hAnsi="Helvetica" w:eastAsia="Helvetica" w:cs="Helvetica"/>
+                <w:i w:val="false"/>
+                <w:b w:val="false"/>
+                <w:u w:val="none"/>
+                <w:strike w:val="false"/>
+                <w:sz w:val="22"/>
+                <w:szCs w:val="22"/>
+                <w:color w:val="000000"/>
+              </w:rPr>
+            </w:pPr>
+            <w:r>
+              <w:rPr>
+                <w:rFonts w:ascii="Helvetica" w:hAnsi="Helvetica" w:eastAsia="Helvetica" w:cs="Helvetica"/>
+                <w:i w:val="false"/>
+                <w:b w:val="false"/>
+                <w:u w:val="none"/>
+                <w:strike w:val="false"/>
+                <w:sz w:val="22"/>
+                <w:szCs w:val="22"/>
+                <w:color w:val="000000"/>
+              </w:rPr>
+              <w:t xml:space="preserve">356.951</w:t>
+            </w:r>
+          </w:p>
+        </w:tc>
+        <w:tc>
+          <w:tcPr>
+            <w:tcBorders>
+              <w:bottom w:val="none" w:sz="0" w:space="0" w:color="000000"/>
+              <w:top w:val="none" w:sz="0" w:space="0" w:color="000000"/>
+              <w:left w:val="none" w:sz="0" w:space="0" w:color="000000"/>
+              <w:right w:val="none" w:sz="0" w:space="0" w:color="000000"/>
+            </w:tcBorders>
+            <w:shd w:val="clear" w:color="auto" w:fill="FFFFFF"/>
+            <w:tcMar>
+              <w:top w:w="0" w:type="dxa"/>
+              <w:bottom w:w="0" w:type="dxa"/>
+              <w:left w:w="0" w:type="dxa"/>
+              <w:right w:w="0" w:type="dxa"/>
+            </w:tcMar>
+            <w:vAlign w:val="center"/>
+          </w:tcPr>
+          <w:p>
+            <w:pPr>
+              <w:pStyle w:val="Normal"/>
+              <w:jc w:val="center"/>
+              <w:pBdr>
+                <w:bottom w:val="none" w:sz="0" w:space="0" w:color="000000"/>
+                <w:top w:val="none" w:sz="0" w:space="0" w:color="000000"/>
+                <w:left w:val="none" w:sz="0" w:space="0" w:color="000000"/>
+                <w:right w:val="none" w:sz="0" w:space="0" w:color="000000"/>
+              </w:pBdr>
+              <w:spacing w:after="100" w:before="100" w:line="240"/>
+              <w:ind w:left="100" w:right="100" w:firstLine="0" w:firstLineChars="0"/>
+              <w:rPr>
+                <w:rFonts w:ascii="Helvetica" w:hAnsi="Helvetica" w:eastAsia="Helvetica" w:cs="Helvetica"/>
+                <w:i w:val="false"/>
+                <w:b w:val="false"/>
+                <w:u w:val="none"/>
+                <w:strike w:val="false"/>
+                <w:sz w:val="22"/>
+                <w:szCs w:val="22"/>
+                <w:color w:val="000000"/>
+              </w:rPr>
+            </w:pPr>
+            <w:r>
+              <w:rPr>
+                <w:rFonts w:ascii="Helvetica" w:hAnsi="Helvetica" w:eastAsia="Helvetica" w:cs="Helvetica"/>
+                <w:i w:val="false"/>
+                <w:b w:val="false"/>
+                <w:u w:val="none"/>
+                <w:strike w:val="false"/>
+                <w:sz w:val="22"/>
+                <w:szCs w:val="22"/>
+                <w:color w:val="000000"/>
+              </w:rPr>
+              <w:t xml:space="preserve">378.651</w:t>
+            </w:r>
+          </w:p>
+        </w:tc>
+        <w:tc>
+          <w:tcPr>
+            <w:tcBorders>
+              <w:bottom w:val="none" w:sz="0" w:space="0" w:color="000000"/>
+              <w:top w:val="none" w:sz="0" w:space="0" w:color="000000"/>
+              <w:left w:val="none" w:sz="0" w:space="0" w:color="000000"/>
+              <w:right w:val="none" w:sz="0" w:space="0" w:color="000000"/>
+            </w:tcBorders>
+            <w:shd w:val="clear" w:color="auto" w:fill="FFFFFF"/>
+            <w:tcMar>
+              <w:top w:w="0" w:type="dxa"/>
+              <w:bottom w:w="0" w:type="dxa"/>
+              <w:left w:w="0" w:type="dxa"/>
+              <w:right w:w="0" w:type="dxa"/>
+            </w:tcMar>
+            <w:vAlign w:val="center"/>
+          </w:tcPr>
+          <w:p>
+            <w:pPr>
+              <w:pStyle w:val="Normal"/>
+              <w:jc w:val="center"/>
+              <w:pBdr>
+                <w:bottom w:val="none" w:sz="0" w:space="0" w:color="000000"/>
+                <w:top w:val="none" w:sz="0" w:space="0" w:color="000000"/>
+                <w:left w:val="none" w:sz="0" w:space="0" w:color="000000"/>
+                <w:right w:val="none" w:sz="0" w:space="0" w:color="000000"/>
+              </w:pBdr>
+              <w:spacing w:after="100" w:before="100" w:line="240"/>
+              <w:ind w:left="100" w:right="100" w:firstLine="0" w:firstLineChars="0"/>
+              <w:rPr>
+                <w:rFonts w:ascii="Helvetica" w:hAnsi="Helvetica" w:eastAsia="Helvetica" w:cs="Helvetica"/>
+                <w:i w:val="false"/>
+                <w:b w:val="false"/>
+                <w:u w:val="none"/>
+                <w:strike w:val="false"/>
+                <w:sz w:val="22"/>
+                <w:szCs w:val="22"/>
+                <w:color w:val="000000"/>
+              </w:rPr>
+            </w:pPr>
+            <w:r>
+              <w:rPr>
+                <w:rFonts w:ascii="Helvetica" w:hAnsi="Helvetica" w:eastAsia="Helvetica" w:cs="Helvetica"/>
+                <w:i w:val="false"/>
+                <w:b w:val="false"/>
+                <w:u w:val="none"/>
+                <w:strike w:val="false"/>
+                <w:sz w:val="22"/>
+                <w:szCs w:val="22"/>
+                <w:color w:val="000000"/>
+              </w:rPr>
+              <w:t xml:space="preserve">366.487</w:t>
+            </w:r>
+          </w:p>
+        </w:tc>
+        <w:tc>
+          <w:tcPr>
+            <w:tcBorders>
+              <w:bottom w:val="none" w:sz="0" w:space="0" w:color="000000"/>
+              <w:top w:val="none" w:sz="0" w:space="0" w:color="000000"/>
+              <w:left w:val="none" w:sz="0" w:space="0" w:color="000000"/>
+              <w:right w:val="none" w:sz="0" w:space="0" w:color="000000"/>
+            </w:tcBorders>
+            <w:shd w:val="clear" w:color="auto" w:fill="FFFFFF"/>
+            <w:tcMar>
+              <w:top w:w="0" w:type="dxa"/>
+              <w:bottom w:w="0" w:type="dxa"/>
+              <w:left w:w="0" w:type="dxa"/>
+              <w:right w:w="0" w:type="dxa"/>
+            </w:tcMar>
+            <w:vAlign w:val="center"/>
+          </w:tcPr>
+          <w:p>
+            <w:pPr>
+              <w:pStyle w:val="Normal"/>
+              <w:jc w:val="center"/>
+              <w:pBdr>
+                <w:bottom w:val="none" w:sz="0" w:space="0" w:color="000000"/>
+                <w:top w:val="none" w:sz="0" w:space="0" w:color="000000"/>
+                <w:left w:val="none" w:sz="0" w:space="0" w:color="000000"/>
+                <w:right w:val="none" w:sz="0" w:space="0" w:color="000000"/>
+              </w:pBdr>
+              <w:spacing w:after="100" w:before="100" w:line="240"/>
+              <w:ind w:left="100" w:right="100" w:firstLine="0" w:firstLineChars="0"/>
+              <w:rPr>
+                <w:rFonts w:ascii="Helvetica" w:hAnsi="Helvetica" w:eastAsia="Helvetica" w:cs="Helvetica"/>
+                <w:i w:val="false"/>
+                <w:b w:val="false"/>
+                <w:u w:val="none"/>
+                <w:strike w:val="false"/>
+                <w:sz w:val="22"/>
+                <w:szCs w:val="22"/>
+                <w:color w:val="000000"/>
+              </w:rPr>
+            </w:pPr>
+            <w:r>
+              <w:rPr>
+                <w:rFonts w:ascii="Helvetica" w:hAnsi="Helvetica" w:eastAsia="Helvetica" w:cs="Helvetica"/>
+                <w:i w:val="false"/>
+                <w:b w:val="false"/>
+                <w:u w:val="none"/>
+                <w:strike w:val="false"/>
+                <w:sz w:val="22"/>
+                <w:szCs w:val="22"/>
+                <w:color w:val="000000"/>
+              </w:rPr>
+              <w:t xml:space="preserve">316.356</w:t>
+            </w:r>
+          </w:p>
+        </w:tc>
+      </w:tr>
+      <w:tr>
+        <w:trPr>
+          <w:trHeight w:val="360" w:hRule="auto"/>
+        </w:trPr>
+        <w:tc>
+          <w:tcPr>
+            <w:tcBorders>
               <w:bottom w:val="single" w:sz="12" w:space="0" w:color="666666"/>
               <w:top w:val="none" w:sz="0" w:space="0" w:color="000000"/>
               <w:left w:val="none" w:sz="0" w:space="0" w:color="000000"/>
@@ -2413,7 +4753,7 @@
                 <w:szCs w:val="22"/>
                 <w:color w:val="000000"/>
               </w:rPr>
-              <w:t xml:space="preserve">R2</w:t>
+              <w:t xml:space="preserve">RMSE</w:t>
             </w:r>
           </w:p>
         </w:tc>
@@ -2468,7 +4808,7 @@
                 <w:szCs w:val="22"/>
                 <w:color w:val="000000"/>
               </w:rPr>
-              <w:t xml:space="preserve">0.802</w:t>
+              <w:t xml:space="preserve">0.45</w:t>
             </w:r>
           </w:p>
         </w:tc>
@@ -2523,7 +4863,7 @@
                 <w:szCs w:val="22"/>
                 <w:color w:val="000000"/>
               </w:rPr>
-              <w:t xml:space="preserve">0.803</w:t>
+              <w:t xml:space="preserve">0.45</w:t>
             </w:r>
           </w:p>
         </w:tc>
@@ -2578,7 +4918,7 @@
                 <w:szCs w:val="22"/>
                 <w:color w:val="000000"/>
               </w:rPr>
-              <w:t xml:space="preserve">0.803</w:t>
+              <w:t xml:space="preserve">0.45</w:t>
             </w:r>
           </w:p>
         </w:tc>
@@ -2633,7 +4973,7 @@
                 <w:szCs w:val="22"/>
                 <w:color w:val="000000"/>
               </w:rPr>
-              <w:t xml:space="preserve">0.857</w:t>
+              <w:t xml:space="preserve">0.38</w:t>
             </w:r>
           </w:p>
         </w:tc>
@@ -2688,7 +5028,7 @@
                 <w:szCs w:val="22"/>
                 <w:color w:val="000000"/>
               </w:rPr>
-              <w:t xml:space="preserve">0.860</w:t>
+              <w:t xml:space="preserve">0.38</w:t>
             </w:r>
           </w:p>
         </w:tc>
@@ -2743,7 +5083,7 @@
                 <w:szCs w:val="22"/>
                 <w:color w:val="000000"/>
               </w:rPr>
-              <w:t xml:space="preserve">0.860</w:t>
+              <w:t xml:space="preserve">0.37</w:t>
             </w:r>
           </w:p>
         </w:tc>
@@ -5173,6 +7513,2346 @@
         <w:tc>
           <w:tcPr>
             <w:tcBorders>
+              <w:bottom w:val="none" w:sz="0" w:space="0" w:color="000000"/>
+              <w:top w:val="none" w:sz="0" w:space="0" w:color="000000"/>
+              <w:left w:val="none" w:sz="0" w:space="0" w:color="000000"/>
+              <w:right w:val="none" w:sz="0" w:space="0" w:color="000000"/>
+            </w:tcBorders>
+            <w:shd w:val="clear" w:color="auto" w:fill="FFFFFF"/>
+            <w:tcMar>
+              <w:top w:w="0" w:type="dxa"/>
+              <w:bottom w:w="0" w:type="dxa"/>
+              <w:left w:w="0" w:type="dxa"/>
+              <w:right w:w="0" w:type="dxa"/>
+            </w:tcMar>
+            <w:vAlign w:val="center"/>
+          </w:tcPr>
+          <w:p>
+            <w:pPr>
+              <w:pStyle w:val="Normal"/>
+              <w:jc w:val="left"/>
+              <w:pBdr>
+                <w:bottom w:val="none" w:sz="0" w:space="0" w:color="000000"/>
+                <w:top w:val="none" w:sz="0" w:space="0" w:color="000000"/>
+                <w:left w:val="none" w:sz="0" w:space="0" w:color="000000"/>
+                <w:right w:val="none" w:sz="0" w:space="0" w:color="000000"/>
+              </w:pBdr>
+              <w:spacing w:after="100" w:before="100" w:line="240"/>
+              <w:ind w:left="100" w:right="100" w:firstLine="0" w:firstLineChars="0"/>
+              <w:rPr>
+                <w:rFonts w:ascii="Helvetica" w:hAnsi="Helvetica" w:eastAsia="Helvetica" w:cs="Helvetica"/>
+                <w:i w:val="false"/>
+                <w:b w:val="false"/>
+                <w:u w:val="none"/>
+                <w:strike w:val="false"/>
+                <w:sz w:val="22"/>
+                <w:szCs w:val="22"/>
+                <w:color w:val="000000"/>
+              </w:rPr>
+            </w:pPr>
+            <w:r>
+              <w:rPr>
+                <w:rFonts w:ascii="Helvetica" w:hAnsi="Helvetica" w:eastAsia="Helvetica" w:cs="Helvetica"/>
+                <w:i w:val="false"/>
+                <w:b w:val="false"/>
+                <w:u w:val="none"/>
+                <w:strike w:val="false"/>
+                <w:sz w:val="22"/>
+                <w:szCs w:val="22"/>
+                <w:color w:val="000000"/>
+              </w:rPr>
+              <w:t xml:space="preserve">R2</w:t>
+            </w:r>
+          </w:p>
+        </w:tc>
+        <w:tc>
+          <w:tcPr>
+            <w:tcBorders>
+              <w:bottom w:val="none" w:sz="0" w:space="0" w:color="000000"/>
+              <w:top w:val="none" w:sz="0" w:space="0" w:color="000000"/>
+              <w:left w:val="none" w:sz="0" w:space="0" w:color="000000"/>
+              <w:right w:val="none" w:sz="0" w:space="0" w:color="000000"/>
+            </w:tcBorders>
+            <w:shd w:val="clear" w:color="auto" w:fill="FFFFFF"/>
+            <w:tcMar>
+              <w:top w:w="0" w:type="dxa"/>
+              <w:bottom w:w="0" w:type="dxa"/>
+              <w:left w:w="0" w:type="dxa"/>
+              <w:right w:w="0" w:type="dxa"/>
+            </w:tcMar>
+            <w:vAlign w:val="center"/>
+          </w:tcPr>
+          <w:p>
+            <w:pPr>
+              <w:pStyle w:val="Normal"/>
+              <w:jc w:val="center"/>
+              <w:pBdr>
+                <w:bottom w:val="none" w:sz="0" w:space="0" w:color="000000"/>
+                <w:top w:val="none" w:sz="0" w:space="0" w:color="000000"/>
+                <w:left w:val="none" w:sz="0" w:space="0" w:color="000000"/>
+                <w:right w:val="none" w:sz="0" w:space="0" w:color="000000"/>
+              </w:pBdr>
+              <w:spacing w:after="100" w:before="100" w:line="240"/>
+              <w:ind w:left="100" w:right="100" w:firstLine="0" w:firstLineChars="0"/>
+              <w:rPr>
+                <w:rFonts w:ascii="Helvetica" w:hAnsi="Helvetica" w:eastAsia="Helvetica" w:cs="Helvetica"/>
+                <w:i w:val="false"/>
+                <w:b w:val="false"/>
+                <w:u w:val="none"/>
+                <w:strike w:val="false"/>
+                <w:sz w:val="22"/>
+                <w:szCs w:val="22"/>
+                <w:color w:val="000000"/>
+              </w:rPr>
+            </w:pPr>
+            <w:r>
+              <w:rPr>
+                <w:rFonts w:ascii="Helvetica" w:hAnsi="Helvetica" w:eastAsia="Helvetica" w:cs="Helvetica"/>
+                <w:i w:val="false"/>
+                <w:b w:val="false"/>
+                <w:u w:val="none"/>
+                <w:strike w:val="false"/>
+                <w:sz w:val="22"/>
+                <w:szCs w:val="22"/>
+                <w:color w:val="000000"/>
+              </w:rPr>
+              <w:t xml:space="preserve">0.270</w:t>
+            </w:r>
+          </w:p>
+        </w:tc>
+        <w:tc>
+          <w:tcPr>
+            <w:tcBorders>
+              <w:bottom w:val="none" w:sz="0" w:space="0" w:color="000000"/>
+              <w:top w:val="none" w:sz="0" w:space="0" w:color="000000"/>
+              <w:left w:val="none" w:sz="0" w:space="0" w:color="000000"/>
+              <w:right w:val="none" w:sz="0" w:space="0" w:color="000000"/>
+            </w:tcBorders>
+            <w:shd w:val="clear" w:color="auto" w:fill="FFFFFF"/>
+            <w:tcMar>
+              <w:top w:w="0" w:type="dxa"/>
+              <w:bottom w:w="0" w:type="dxa"/>
+              <w:left w:w="0" w:type="dxa"/>
+              <w:right w:w="0" w:type="dxa"/>
+            </w:tcMar>
+            <w:vAlign w:val="center"/>
+          </w:tcPr>
+          <w:p>
+            <w:pPr>
+              <w:pStyle w:val="Normal"/>
+              <w:jc w:val="center"/>
+              <w:pBdr>
+                <w:bottom w:val="none" w:sz="0" w:space="0" w:color="000000"/>
+                <w:top w:val="none" w:sz="0" w:space="0" w:color="000000"/>
+                <w:left w:val="none" w:sz="0" w:space="0" w:color="000000"/>
+                <w:right w:val="none" w:sz="0" w:space="0" w:color="000000"/>
+              </w:pBdr>
+              <w:spacing w:after="100" w:before="100" w:line="240"/>
+              <w:ind w:left="100" w:right="100" w:firstLine="0" w:firstLineChars="0"/>
+              <w:rPr>
+                <w:rFonts w:ascii="Helvetica" w:hAnsi="Helvetica" w:eastAsia="Helvetica" w:cs="Helvetica"/>
+                <w:i w:val="false"/>
+                <w:b w:val="false"/>
+                <w:u w:val="none"/>
+                <w:strike w:val="false"/>
+                <w:sz w:val="22"/>
+                <w:szCs w:val="22"/>
+                <w:color w:val="000000"/>
+              </w:rPr>
+            </w:pPr>
+            <w:r>
+              <w:rPr>
+                <w:rFonts w:ascii="Helvetica" w:hAnsi="Helvetica" w:eastAsia="Helvetica" w:cs="Helvetica"/>
+                <w:i w:val="false"/>
+                <w:b w:val="false"/>
+                <w:u w:val="none"/>
+                <w:strike w:val="false"/>
+                <w:sz w:val="22"/>
+                <w:szCs w:val="22"/>
+                <w:color w:val="000000"/>
+              </w:rPr>
+              <w:t xml:space="preserve">0.273</w:t>
+            </w:r>
+          </w:p>
+        </w:tc>
+        <w:tc>
+          <w:tcPr>
+            <w:tcBorders>
+              <w:bottom w:val="none" w:sz="0" w:space="0" w:color="000000"/>
+              <w:top w:val="none" w:sz="0" w:space="0" w:color="000000"/>
+              <w:left w:val="none" w:sz="0" w:space="0" w:color="000000"/>
+              <w:right w:val="none" w:sz="0" w:space="0" w:color="000000"/>
+            </w:tcBorders>
+            <w:shd w:val="clear" w:color="auto" w:fill="FFFFFF"/>
+            <w:tcMar>
+              <w:top w:w="0" w:type="dxa"/>
+              <w:bottom w:w="0" w:type="dxa"/>
+              <w:left w:w="0" w:type="dxa"/>
+              <w:right w:w="0" w:type="dxa"/>
+            </w:tcMar>
+            <w:vAlign w:val="center"/>
+          </w:tcPr>
+          <w:p>
+            <w:pPr>
+              <w:pStyle w:val="Normal"/>
+              <w:jc w:val="center"/>
+              <w:pBdr>
+                <w:bottom w:val="none" w:sz="0" w:space="0" w:color="000000"/>
+                <w:top w:val="none" w:sz="0" w:space="0" w:color="000000"/>
+                <w:left w:val="none" w:sz="0" w:space="0" w:color="000000"/>
+                <w:right w:val="none" w:sz="0" w:space="0" w:color="000000"/>
+              </w:pBdr>
+              <w:spacing w:after="100" w:before="100" w:line="240"/>
+              <w:ind w:left="100" w:right="100" w:firstLine="0" w:firstLineChars="0"/>
+              <w:rPr>
+                <w:rFonts w:ascii="Helvetica" w:hAnsi="Helvetica" w:eastAsia="Helvetica" w:cs="Helvetica"/>
+                <w:i w:val="false"/>
+                <w:b w:val="false"/>
+                <w:u w:val="none"/>
+                <w:strike w:val="false"/>
+                <w:sz w:val="22"/>
+                <w:szCs w:val="22"/>
+                <w:color w:val="000000"/>
+              </w:rPr>
+            </w:pPr>
+            <w:r>
+              <w:rPr>
+                <w:rFonts w:ascii="Helvetica" w:hAnsi="Helvetica" w:eastAsia="Helvetica" w:cs="Helvetica"/>
+                <w:i w:val="false"/>
+                <w:b w:val="false"/>
+                <w:u w:val="none"/>
+                <w:strike w:val="false"/>
+                <w:sz w:val="22"/>
+                <w:szCs w:val="22"/>
+                <w:color w:val="000000"/>
+              </w:rPr>
+              <w:t xml:space="preserve">0.275</w:t>
+            </w:r>
+          </w:p>
+        </w:tc>
+        <w:tc>
+          <w:tcPr>
+            <w:tcBorders>
+              <w:bottom w:val="none" w:sz="0" w:space="0" w:color="000000"/>
+              <w:top w:val="none" w:sz="0" w:space="0" w:color="000000"/>
+              <w:left w:val="none" w:sz="0" w:space="0" w:color="000000"/>
+              <w:right w:val="none" w:sz="0" w:space="0" w:color="000000"/>
+            </w:tcBorders>
+            <w:shd w:val="clear" w:color="auto" w:fill="FFFFFF"/>
+            <w:tcMar>
+              <w:top w:w="0" w:type="dxa"/>
+              <w:bottom w:w="0" w:type="dxa"/>
+              <w:left w:w="0" w:type="dxa"/>
+              <w:right w:w="0" w:type="dxa"/>
+            </w:tcMar>
+            <w:vAlign w:val="center"/>
+          </w:tcPr>
+          <w:p>
+            <w:pPr>
+              <w:pStyle w:val="Normal"/>
+              <w:jc w:val="center"/>
+              <w:pBdr>
+                <w:bottom w:val="none" w:sz="0" w:space="0" w:color="000000"/>
+                <w:top w:val="none" w:sz="0" w:space="0" w:color="000000"/>
+                <w:left w:val="none" w:sz="0" w:space="0" w:color="000000"/>
+                <w:right w:val="none" w:sz="0" w:space="0" w:color="000000"/>
+              </w:pBdr>
+              <w:spacing w:after="100" w:before="100" w:line="240"/>
+              <w:ind w:left="100" w:right="100" w:firstLine="0" w:firstLineChars="0"/>
+              <w:rPr>
+                <w:rFonts w:ascii="Helvetica" w:hAnsi="Helvetica" w:eastAsia="Helvetica" w:cs="Helvetica"/>
+                <w:i w:val="false"/>
+                <w:b w:val="false"/>
+                <w:u w:val="none"/>
+                <w:strike w:val="false"/>
+                <w:sz w:val="22"/>
+                <w:szCs w:val="22"/>
+                <w:color w:val="000000"/>
+              </w:rPr>
+            </w:pPr>
+            <w:r>
+              <w:rPr>
+                <w:rFonts w:ascii="Helvetica" w:hAnsi="Helvetica" w:eastAsia="Helvetica" w:cs="Helvetica"/>
+                <w:i w:val="false"/>
+                <w:b w:val="false"/>
+                <w:u w:val="none"/>
+                <w:strike w:val="false"/>
+                <w:sz w:val="22"/>
+                <w:szCs w:val="22"/>
+                <w:color w:val="000000"/>
+              </w:rPr>
+              <w:t xml:space="preserve">0.343</w:t>
+            </w:r>
+          </w:p>
+        </w:tc>
+        <w:tc>
+          <w:tcPr>
+            <w:tcBorders>
+              <w:bottom w:val="none" w:sz="0" w:space="0" w:color="000000"/>
+              <w:top w:val="none" w:sz="0" w:space="0" w:color="000000"/>
+              <w:left w:val="none" w:sz="0" w:space="0" w:color="000000"/>
+              <w:right w:val="none" w:sz="0" w:space="0" w:color="000000"/>
+            </w:tcBorders>
+            <w:shd w:val="clear" w:color="auto" w:fill="FFFFFF"/>
+            <w:tcMar>
+              <w:top w:w="0" w:type="dxa"/>
+              <w:bottom w:w="0" w:type="dxa"/>
+              <w:left w:w="0" w:type="dxa"/>
+              <w:right w:w="0" w:type="dxa"/>
+            </w:tcMar>
+            <w:vAlign w:val="center"/>
+          </w:tcPr>
+          <w:p>
+            <w:pPr>
+              <w:pStyle w:val="Normal"/>
+              <w:jc w:val="center"/>
+              <w:pBdr>
+                <w:bottom w:val="none" w:sz="0" w:space="0" w:color="000000"/>
+                <w:top w:val="none" w:sz="0" w:space="0" w:color="000000"/>
+                <w:left w:val="none" w:sz="0" w:space="0" w:color="000000"/>
+                <w:right w:val="none" w:sz="0" w:space="0" w:color="000000"/>
+              </w:pBdr>
+              <w:spacing w:after="100" w:before="100" w:line="240"/>
+              <w:ind w:left="100" w:right="100" w:firstLine="0" w:firstLineChars="0"/>
+              <w:rPr>
+                <w:rFonts w:ascii="Helvetica" w:hAnsi="Helvetica" w:eastAsia="Helvetica" w:cs="Helvetica"/>
+                <w:i w:val="false"/>
+                <w:b w:val="false"/>
+                <w:u w:val="none"/>
+                <w:strike w:val="false"/>
+                <w:sz w:val="22"/>
+                <w:szCs w:val="22"/>
+                <w:color w:val="000000"/>
+              </w:rPr>
+            </w:pPr>
+            <w:r>
+              <w:rPr>
+                <w:rFonts w:ascii="Helvetica" w:hAnsi="Helvetica" w:eastAsia="Helvetica" w:cs="Helvetica"/>
+                <w:i w:val="false"/>
+                <w:b w:val="false"/>
+                <w:u w:val="none"/>
+                <w:strike w:val="false"/>
+                <w:sz w:val="22"/>
+                <w:szCs w:val="22"/>
+                <w:color w:val="000000"/>
+              </w:rPr>
+              <w:t xml:space="preserve">0.411</w:t>
+            </w:r>
+          </w:p>
+        </w:tc>
+        <w:tc>
+          <w:tcPr>
+            <w:tcBorders>
+              <w:bottom w:val="none" w:sz="0" w:space="0" w:color="000000"/>
+              <w:top w:val="none" w:sz="0" w:space="0" w:color="000000"/>
+              <w:left w:val="none" w:sz="0" w:space="0" w:color="000000"/>
+              <w:right w:val="none" w:sz="0" w:space="0" w:color="000000"/>
+            </w:tcBorders>
+            <w:shd w:val="clear" w:color="auto" w:fill="FFFFFF"/>
+            <w:tcMar>
+              <w:top w:w="0" w:type="dxa"/>
+              <w:bottom w:w="0" w:type="dxa"/>
+              <w:left w:w="0" w:type="dxa"/>
+              <w:right w:w="0" w:type="dxa"/>
+            </w:tcMar>
+            <w:vAlign w:val="center"/>
+          </w:tcPr>
+          <w:p>
+            <w:pPr>
+              <w:pStyle w:val="Normal"/>
+              <w:jc w:val="center"/>
+              <w:pBdr>
+                <w:bottom w:val="none" w:sz="0" w:space="0" w:color="000000"/>
+                <w:top w:val="none" w:sz="0" w:space="0" w:color="000000"/>
+                <w:left w:val="none" w:sz="0" w:space="0" w:color="000000"/>
+                <w:right w:val="none" w:sz="0" w:space="0" w:color="000000"/>
+              </w:pBdr>
+              <w:spacing w:after="100" w:before="100" w:line="240"/>
+              <w:ind w:left="100" w:right="100" w:firstLine="0" w:firstLineChars="0"/>
+              <w:rPr>
+                <w:rFonts w:ascii="Helvetica" w:hAnsi="Helvetica" w:eastAsia="Helvetica" w:cs="Helvetica"/>
+                <w:i w:val="false"/>
+                <w:b w:val="false"/>
+                <w:u w:val="none"/>
+                <w:strike w:val="false"/>
+                <w:sz w:val="22"/>
+                <w:szCs w:val="22"/>
+                <w:color w:val="000000"/>
+              </w:rPr>
+            </w:pPr>
+            <w:r>
+              <w:rPr>
+                <w:rFonts w:ascii="Helvetica" w:hAnsi="Helvetica" w:eastAsia="Helvetica" w:cs="Helvetica"/>
+                <w:i w:val="false"/>
+                <w:b w:val="false"/>
+                <w:u w:val="none"/>
+                <w:strike w:val="false"/>
+                <w:sz w:val="22"/>
+                <w:szCs w:val="22"/>
+                <w:color w:val="000000"/>
+              </w:rPr>
+              <w:t xml:space="preserve">0.415</w:t>
+            </w:r>
+          </w:p>
+        </w:tc>
+      </w:tr>
+      <w:tr>
+        <w:trPr>
+          <w:trHeight w:val="360" w:hRule="auto"/>
+        </w:trPr>
+        <w:tc>
+          <w:tcPr>
+            <w:tcBorders>
+              <w:bottom w:val="none" w:sz="0" w:space="0" w:color="000000"/>
+              <w:top w:val="none" w:sz="0" w:space="0" w:color="000000"/>
+              <w:left w:val="none" w:sz="0" w:space="0" w:color="000000"/>
+              <w:right w:val="none" w:sz="0" w:space="0" w:color="000000"/>
+            </w:tcBorders>
+            <w:shd w:val="clear" w:color="auto" w:fill="FFFFFF"/>
+            <w:tcMar>
+              <w:top w:w="0" w:type="dxa"/>
+              <w:bottom w:w="0" w:type="dxa"/>
+              <w:left w:w="0" w:type="dxa"/>
+              <w:right w:w="0" w:type="dxa"/>
+            </w:tcMar>
+            <w:vAlign w:val="center"/>
+          </w:tcPr>
+          <w:p>
+            <w:pPr>
+              <w:pStyle w:val="Normal"/>
+              <w:jc w:val="left"/>
+              <w:pBdr>
+                <w:bottom w:val="none" w:sz="0" w:space="0" w:color="000000"/>
+                <w:top w:val="none" w:sz="0" w:space="0" w:color="000000"/>
+                <w:left w:val="none" w:sz="0" w:space="0" w:color="000000"/>
+                <w:right w:val="none" w:sz="0" w:space="0" w:color="000000"/>
+              </w:pBdr>
+              <w:spacing w:after="100" w:before="100" w:line="240"/>
+              <w:ind w:left="100" w:right="100" w:firstLine="0" w:firstLineChars="0"/>
+              <w:rPr>
+                <w:rFonts w:ascii="Helvetica" w:hAnsi="Helvetica" w:eastAsia="Helvetica" w:cs="Helvetica"/>
+                <w:i w:val="false"/>
+                <w:b w:val="false"/>
+                <w:u w:val="none"/>
+                <w:strike w:val="false"/>
+                <w:sz w:val="22"/>
+                <w:szCs w:val="22"/>
+                <w:color w:val="000000"/>
+              </w:rPr>
+            </w:pPr>
+            <w:r>
+              <w:rPr>
+                <w:rFonts w:ascii="Helvetica" w:hAnsi="Helvetica" w:eastAsia="Helvetica" w:cs="Helvetica"/>
+                <w:i w:val="false"/>
+                <w:b w:val="false"/>
+                <w:u w:val="none"/>
+                <w:strike w:val="false"/>
+                <w:sz w:val="22"/>
+                <w:szCs w:val="22"/>
+                <w:color w:val="000000"/>
+              </w:rPr>
+              <w:t xml:space="preserve">R2 Adj.</w:t>
+            </w:r>
+          </w:p>
+        </w:tc>
+        <w:tc>
+          <w:tcPr>
+            <w:tcBorders>
+              <w:bottom w:val="none" w:sz="0" w:space="0" w:color="000000"/>
+              <w:top w:val="none" w:sz="0" w:space="0" w:color="000000"/>
+              <w:left w:val="none" w:sz="0" w:space="0" w:color="000000"/>
+              <w:right w:val="none" w:sz="0" w:space="0" w:color="000000"/>
+            </w:tcBorders>
+            <w:shd w:val="clear" w:color="auto" w:fill="FFFFFF"/>
+            <w:tcMar>
+              <w:top w:w="0" w:type="dxa"/>
+              <w:bottom w:w="0" w:type="dxa"/>
+              <w:left w:w="0" w:type="dxa"/>
+              <w:right w:w="0" w:type="dxa"/>
+            </w:tcMar>
+            <w:vAlign w:val="center"/>
+          </w:tcPr>
+          <w:p>
+            <w:pPr>
+              <w:pStyle w:val="Normal"/>
+              <w:jc w:val="center"/>
+              <w:pBdr>
+                <w:bottom w:val="none" w:sz="0" w:space="0" w:color="000000"/>
+                <w:top w:val="none" w:sz="0" w:space="0" w:color="000000"/>
+                <w:left w:val="none" w:sz="0" w:space="0" w:color="000000"/>
+                <w:right w:val="none" w:sz="0" w:space="0" w:color="000000"/>
+              </w:pBdr>
+              <w:spacing w:after="100" w:before="100" w:line="240"/>
+              <w:ind w:left="100" w:right="100" w:firstLine="0" w:firstLineChars="0"/>
+              <w:rPr>
+                <w:rFonts w:ascii="Helvetica" w:hAnsi="Helvetica" w:eastAsia="Helvetica" w:cs="Helvetica"/>
+                <w:i w:val="false"/>
+                <w:b w:val="false"/>
+                <w:u w:val="none"/>
+                <w:strike w:val="false"/>
+                <w:sz w:val="22"/>
+                <w:szCs w:val="22"/>
+                <w:color w:val="000000"/>
+              </w:rPr>
+            </w:pPr>
+            <w:r>
+              <w:rPr>
+                <w:rFonts w:ascii="Helvetica" w:hAnsi="Helvetica" w:eastAsia="Helvetica" w:cs="Helvetica"/>
+                <w:i w:val="false"/>
+                <w:b w:val="false"/>
+                <w:u w:val="none"/>
+                <w:strike w:val="false"/>
+                <w:sz w:val="22"/>
+                <w:szCs w:val="22"/>
+                <w:color w:val="000000"/>
+              </w:rPr>
+              <w:t xml:space="preserve">0.263</w:t>
+            </w:r>
+          </w:p>
+        </w:tc>
+        <w:tc>
+          <w:tcPr>
+            <w:tcBorders>
+              <w:bottom w:val="none" w:sz="0" w:space="0" w:color="000000"/>
+              <w:top w:val="none" w:sz="0" w:space="0" w:color="000000"/>
+              <w:left w:val="none" w:sz="0" w:space="0" w:color="000000"/>
+              <w:right w:val="none" w:sz="0" w:space="0" w:color="000000"/>
+            </w:tcBorders>
+            <w:shd w:val="clear" w:color="auto" w:fill="FFFFFF"/>
+            <w:tcMar>
+              <w:top w:w="0" w:type="dxa"/>
+              <w:bottom w:w="0" w:type="dxa"/>
+              <w:left w:w="0" w:type="dxa"/>
+              <w:right w:w="0" w:type="dxa"/>
+            </w:tcMar>
+            <w:vAlign w:val="center"/>
+          </w:tcPr>
+          <w:p>
+            <w:pPr>
+              <w:pStyle w:val="Normal"/>
+              <w:jc w:val="center"/>
+              <w:pBdr>
+                <w:bottom w:val="none" w:sz="0" w:space="0" w:color="000000"/>
+                <w:top w:val="none" w:sz="0" w:space="0" w:color="000000"/>
+                <w:left w:val="none" w:sz="0" w:space="0" w:color="000000"/>
+                <w:right w:val="none" w:sz="0" w:space="0" w:color="000000"/>
+              </w:pBdr>
+              <w:spacing w:after="100" w:before="100" w:line="240"/>
+              <w:ind w:left="100" w:right="100" w:firstLine="0" w:firstLineChars="0"/>
+              <w:rPr>
+                <w:rFonts w:ascii="Helvetica" w:hAnsi="Helvetica" w:eastAsia="Helvetica" w:cs="Helvetica"/>
+                <w:i w:val="false"/>
+                <w:b w:val="false"/>
+                <w:u w:val="none"/>
+                <w:strike w:val="false"/>
+                <w:sz w:val="22"/>
+                <w:szCs w:val="22"/>
+                <w:color w:val="000000"/>
+              </w:rPr>
+            </w:pPr>
+            <w:r>
+              <w:rPr>
+                <w:rFonts w:ascii="Helvetica" w:hAnsi="Helvetica" w:eastAsia="Helvetica" w:cs="Helvetica"/>
+                <w:i w:val="false"/>
+                <w:b w:val="false"/>
+                <w:u w:val="none"/>
+                <w:strike w:val="false"/>
+                <w:sz w:val="22"/>
+                <w:szCs w:val="22"/>
+                <w:color w:val="000000"/>
+              </w:rPr>
+              <w:t xml:space="preserve">0.266</w:t>
+            </w:r>
+          </w:p>
+        </w:tc>
+        <w:tc>
+          <w:tcPr>
+            <w:tcBorders>
+              <w:bottom w:val="none" w:sz="0" w:space="0" w:color="000000"/>
+              <w:top w:val="none" w:sz="0" w:space="0" w:color="000000"/>
+              <w:left w:val="none" w:sz="0" w:space="0" w:color="000000"/>
+              <w:right w:val="none" w:sz="0" w:space="0" w:color="000000"/>
+            </w:tcBorders>
+            <w:shd w:val="clear" w:color="auto" w:fill="FFFFFF"/>
+            <w:tcMar>
+              <w:top w:w="0" w:type="dxa"/>
+              <w:bottom w:w="0" w:type="dxa"/>
+              <w:left w:w="0" w:type="dxa"/>
+              <w:right w:w="0" w:type="dxa"/>
+            </w:tcMar>
+            <w:vAlign w:val="center"/>
+          </w:tcPr>
+          <w:p>
+            <w:pPr>
+              <w:pStyle w:val="Normal"/>
+              <w:jc w:val="center"/>
+              <w:pBdr>
+                <w:bottom w:val="none" w:sz="0" w:space="0" w:color="000000"/>
+                <w:top w:val="none" w:sz="0" w:space="0" w:color="000000"/>
+                <w:left w:val="none" w:sz="0" w:space="0" w:color="000000"/>
+                <w:right w:val="none" w:sz="0" w:space="0" w:color="000000"/>
+              </w:pBdr>
+              <w:spacing w:after="100" w:before="100" w:line="240"/>
+              <w:ind w:left="100" w:right="100" w:firstLine="0" w:firstLineChars="0"/>
+              <w:rPr>
+                <w:rFonts w:ascii="Helvetica" w:hAnsi="Helvetica" w:eastAsia="Helvetica" w:cs="Helvetica"/>
+                <w:i w:val="false"/>
+                <w:b w:val="false"/>
+                <w:u w:val="none"/>
+                <w:strike w:val="false"/>
+                <w:sz w:val="22"/>
+                <w:szCs w:val="22"/>
+                <w:color w:val="000000"/>
+              </w:rPr>
+            </w:pPr>
+            <w:r>
+              <w:rPr>
+                <w:rFonts w:ascii="Helvetica" w:hAnsi="Helvetica" w:eastAsia="Helvetica" w:cs="Helvetica"/>
+                <w:i w:val="false"/>
+                <w:b w:val="false"/>
+                <w:u w:val="none"/>
+                <w:strike w:val="false"/>
+                <w:sz w:val="22"/>
+                <w:szCs w:val="22"/>
+                <w:color w:val="000000"/>
+              </w:rPr>
+              <w:t xml:space="preserve">0.266</w:t>
+            </w:r>
+          </w:p>
+        </w:tc>
+        <w:tc>
+          <w:tcPr>
+            <w:tcBorders>
+              <w:bottom w:val="none" w:sz="0" w:space="0" w:color="000000"/>
+              <w:top w:val="none" w:sz="0" w:space="0" w:color="000000"/>
+              <w:left w:val="none" w:sz="0" w:space="0" w:color="000000"/>
+              <w:right w:val="none" w:sz="0" w:space="0" w:color="000000"/>
+            </w:tcBorders>
+            <w:shd w:val="clear" w:color="auto" w:fill="FFFFFF"/>
+            <w:tcMar>
+              <w:top w:w="0" w:type="dxa"/>
+              <w:bottom w:w="0" w:type="dxa"/>
+              <w:left w:w="0" w:type="dxa"/>
+              <w:right w:w="0" w:type="dxa"/>
+            </w:tcMar>
+            <w:vAlign w:val="center"/>
+          </w:tcPr>
+          <w:p>
+            <w:pPr>
+              <w:pStyle w:val="Normal"/>
+              <w:jc w:val="center"/>
+              <w:pBdr>
+                <w:bottom w:val="none" w:sz="0" w:space="0" w:color="000000"/>
+                <w:top w:val="none" w:sz="0" w:space="0" w:color="000000"/>
+                <w:left w:val="none" w:sz="0" w:space="0" w:color="000000"/>
+                <w:right w:val="none" w:sz="0" w:space="0" w:color="000000"/>
+              </w:pBdr>
+              <w:spacing w:after="100" w:before="100" w:line="240"/>
+              <w:ind w:left="100" w:right="100" w:firstLine="0" w:firstLineChars="0"/>
+              <w:rPr>
+                <w:rFonts w:ascii="Helvetica" w:hAnsi="Helvetica" w:eastAsia="Helvetica" w:cs="Helvetica"/>
+                <w:i w:val="false"/>
+                <w:b w:val="false"/>
+                <w:u w:val="none"/>
+                <w:strike w:val="false"/>
+                <w:sz w:val="22"/>
+                <w:szCs w:val="22"/>
+                <w:color w:val="000000"/>
+              </w:rPr>
+            </w:pPr>
+            <w:r>
+              <w:rPr>
+                <w:rFonts w:ascii="Helvetica" w:hAnsi="Helvetica" w:eastAsia="Helvetica" w:cs="Helvetica"/>
+                <w:i w:val="false"/>
+                <w:b w:val="false"/>
+                <w:u w:val="none"/>
+                <w:strike w:val="false"/>
+                <w:sz w:val="22"/>
+                <w:szCs w:val="22"/>
+                <w:color w:val="000000"/>
+              </w:rPr>
+              <w:t xml:space="preserve">0.333</w:t>
+            </w:r>
+          </w:p>
+        </w:tc>
+        <w:tc>
+          <w:tcPr>
+            <w:tcBorders>
+              <w:bottom w:val="none" w:sz="0" w:space="0" w:color="000000"/>
+              <w:top w:val="none" w:sz="0" w:space="0" w:color="000000"/>
+              <w:left w:val="none" w:sz="0" w:space="0" w:color="000000"/>
+              <w:right w:val="none" w:sz="0" w:space="0" w:color="000000"/>
+            </w:tcBorders>
+            <w:shd w:val="clear" w:color="auto" w:fill="FFFFFF"/>
+            <w:tcMar>
+              <w:top w:w="0" w:type="dxa"/>
+              <w:bottom w:w="0" w:type="dxa"/>
+              <w:left w:w="0" w:type="dxa"/>
+              <w:right w:w="0" w:type="dxa"/>
+            </w:tcMar>
+            <w:vAlign w:val="center"/>
+          </w:tcPr>
+          <w:p>
+            <w:pPr>
+              <w:pStyle w:val="Normal"/>
+              <w:jc w:val="center"/>
+              <w:pBdr>
+                <w:bottom w:val="none" w:sz="0" w:space="0" w:color="000000"/>
+                <w:top w:val="none" w:sz="0" w:space="0" w:color="000000"/>
+                <w:left w:val="none" w:sz="0" w:space="0" w:color="000000"/>
+                <w:right w:val="none" w:sz="0" w:space="0" w:color="000000"/>
+              </w:pBdr>
+              <w:spacing w:after="100" w:before="100" w:line="240"/>
+              <w:ind w:left="100" w:right="100" w:firstLine="0" w:firstLineChars="0"/>
+              <w:rPr>
+                <w:rFonts w:ascii="Helvetica" w:hAnsi="Helvetica" w:eastAsia="Helvetica" w:cs="Helvetica"/>
+                <w:i w:val="false"/>
+                <w:b w:val="false"/>
+                <w:u w:val="none"/>
+                <w:strike w:val="false"/>
+                <w:sz w:val="22"/>
+                <w:szCs w:val="22"/>
+                <w:color w:val="000000"/>
+              </w:rPr>
+            </w:pPr>
+            <w:r>
+              <w:rPr>
+                <w:rFonts w:ascii="Helvetica" w:hAnsi="Helvetica" w:eastAsia="Helvetica" w:cs="Helvetica"/>
+                <w:i w:val="false"/>
+                <w:b w:val="false"/>
+                <w:u w:val="none"/>
+                <w:strike w:val="false"/>
+                <w:sz w:val="22"/>
+                <w:szCs w:val="22"/>
+                <w:color w:val="000000"/>
+              </w:rPr>
+              <w:t xml:space="preserve">0.401</w:t>
+            </w:r>
+          </w:p>
+        </w:tc>
+        <w:tc>
+          <w:tcPr>
+            <w:tcBorders>
+              <w:bottom w:val="none" w:sz="0" w:space="0" w:color="000000"/>
+              <w:top w:val="none" w:sz="0" w:space="0" w:color="000000"/>
+              <w:left w:val="none" w:sz="0" w:space="0" w:color="000000"/>
+              <w:right w:val="none" w:sz="0" w:space="0" w:color="000000"/>
+            </w:tcBorders>
+            <w:shd w:val="clear" w:color="auto" w:fill="FFFFFF"/>
+            <w:tcMar>
+              <w:top w:w="0" w:type="dxa"/>
+              <w:bottom w:w="0" w:type="dxa"/>
+              <w:left w:w="0" w:type="dxa"/>
+              <w:right w:w="0" w:type="dxa"/>
+            </w:tcMar>
+            <w:vAlign w:val="center"/>
+          </w:tcPr>
+          <w:p>
+            <w:pPr>
+              <w:pStyle w:val="Normal"/>
+              <w:jc w:val="center"/>
+              <w:pBdr>
+                <w:bottom w:val="none" w:sz="0" w:space="0" w:color="000000"/>
+                <w:top w:val="none" w:sz="0" w:space="0" w:color="000000"/>
+                <w:left w:val="none" w:sz="0" w:space="0" w:color="000000"/>
+                <w:right w:val="none" w:sz="0" w:space="0" w:color="000000"/>
+              </w:pBdr>
+              <w:spacing w:after="100" w:before="100" w:line="240"/>
+              <w:ind w:left="100" w:right="100" w:firstLine="0" w:firstLineChars="0"/>
+              <w:rPr>
+                <w:rFonts w:ascii="Helvetica" w:hAnsi="Helvetica" w:eastAsia="Helvetica" w:cs="Helvetica"/>
+                <w:i w:val="false"/>
+                <w:b w:val="false"/>
+                <w:u w:val="none"/>
+                <w:strike w:val="false"/>
+                <w:sz w:val="22"/>
+                <w:szCs w:val="22"/>
+                <w:color w:val="000000"/>
+              </w:rPr>
+            </w:pPr>
+            <w:r>
+              <w:rPr>
+                <w:rFonts w:ascii="Helvetica" w:hAnsi="Helvetica" w:eastAsia="Helvetica" w:cs="Helvetica"/>
+                <w:i w:val="false"/>
+                <w:b w:val="false"/>
+                <w:u w:val="none"/>
+                <w:strike w:val="false"/>
+                <w:sz w:val="22"/>
+                <w:szCs w:val="22"/>
+                <w:color w:val="000000"/>
+              </w:rPr>
+              <w:t xml:space="preserve">0.404</w:t>
+            </w:r>
+          </w:p>
+        </w:tc>
+      </w:tr>
+      <w:tr>
+        <w:trPr>
+          <w:trHeight w:val="360" w:hRule="auto"/>
+        </w:trPr>
+        <w:tc>
+          <w:tcPr>
+            <w:tcBorders>
+              <w:bottom w:val="none" w:sz="0" w:space="0" w:color="000000"/>
+              <w:top w:val="none" w:sz="0" w:space="0" w:color="000000"/>
+              <w:left w:val="none" w:sz="0" w:space="0" w:color="000000"/>
+              <w:right w:val="none" w:sz="0" w:space="0" w:color="000000"/>
+            </w:tcBorders>
+            <w:shd w:val="clear" w:color="auto" w:fill="FFFFFF"/>
+            <w:tcMar>
+              <w:top w:w="0" w:type="dxa"/>
+              <w:bottom w:w="0" w:type="dxa"/>
+              <w:left w:w="0" w:type="dxa"/>
+              <w:right w:w="0" w:type="dxa"/>
+            </w:tcMar>
+            <w:vAlign w:val="center"/>
+          </w:tcPr>
+          <w:p>
+            <w:pPr>
+              <w:pStyle w:val="Normal"/>
+              <w:jc w:val="left"/>
+              <w:pBdr>
+                <w:bottom w:val="none" w:sz="0" w:space="0" w:color="000000"/>
+                <w:top w:val="none" w:sz="0" w:space="0" w:color="000000"/>
+                <w:left w:val="none" w:sz="0" w:space="0" w:color="000000"/>
+                <w:right w:val="none" w:sz="0" w:space="0" w:color="000000"/>
+              </w:pBdr>
+              <w:spacing w:after="100" w:before="100" w:line="240"/>
+              <w:ind w:left="100" w:right="100" w:firstLine="0" w:firstLineChars="0"/>
+              <w:rPr>
+                <w:rFonts w:ascii="Helvetica" w:hAnsi="Helvetica" w:eastAsia="Helvetica" w:cs="Helvetica"/>
+                <w:i w:val="false"/>
+                <w:b w:val="false"/>
+                <w:u w:val="none"/>
+                <w:strike w:val="false"/>
+                <w:sz w:val="22"/>
+                <w:szCs w:val="22"/>
+                <w:color w:val="000000"/>
+              </w:rPr>
+            </w:pPr>
+            <w:r>
+              <w:rPr>
+                <w:rFonts w:ascii="Helvetica" w:hAnsi="Helvetica" w:eastAsia="Helvetica" w:cs="Helvetica"/>
+                <w:i w:val="false"/>
+                <w:b w:val="false"/>
+                <w:u w:val="none"/>
+                <w:strike w:val="false"/>
+                <w:sz w:val="22"/>
+                <w:szCs w:val="22"/>
+                <w:color w:val="000000"/>
+              </w:rPr>
+              <w:t xml:space="preserve">AIC</w:t>
+            </w:r>
+          </w:p>
+        </w:tc>
+        <w:tc>
+          <w:tcPr>
+            <w:tcBorders>
+              <w:bottom w:val="none" w:sz="0" w:space="0" w:color="000000"/>
+              <w:top w:val="none" w:sz="0" w:space="0" w:color="000000"/>
+              <w:left w:val="none" w:sz="0" w:space="0" w:color="000000"/>
+              <w:right w:val="none" w:sz="0" w:space="0" w:color="000000"/>
+            </w:tcBorders>
+            <w:shd w:val="clear" w:color="auto" w:fill="FFFFFF"/>
+            <w:tcMar>
+              <w:top w:w="0" w:type="dxa"/>
+              <w:bottom w:w="0" w:type="dxa"/>
+              <w:left w:w="0" w:type="dxa"/>
+              <w:right w:w="0" w:type="dxa"/>
+            </w:tcMar>
+            <w:vAlign w:val="center"/>
+          </w:tcPr>
+          <w:p>
+            <w:pPr>
+              <w:pStyle w:val="Normal"/>
+              <w:jc w:val="center"/>
+              <w:pBdr>
+                <w:bottom w:val="none" w:sz="0" w:space="0" w:color="000000"/>
+                <w:top w:val="none" w:sz="0" w:space="0" w:color="000000"/>
+                <w:left w:val="none" w:sz="0" w:space="0" w:color="000000"/>
+                <w:right w:val="none" w:sz="0" w:space="0" w:color="000000"/>
+              </w:pBdr>
+              <w:spacing w:after="100" w:before="100" w:line="240"/>
+              <w:ind w:left="100" w:right="100" w:firstLine="0" w:firstLineChars="0"/>
+              <w:rPr>
+                <w:rFonts w:ascii="Helvetica" w:hAnsi="Helvetica" w:eastAsia="Helvetica" w:cs="Helvetica"/>
+                <w:i w:val="false"/>
+                <w:b w:val="false"/>
+                <w:u w:val="none"/>
+                <w:strike w:val="false"/>
+                <w:sz w:val="22"/>
+                <w:szCs w:val="22"/>
+                <w:color w:val="000000"/>
+              </w:rPr>
+            </w:pPr>
+            <w:r>
+              <w:rPr>
+                <w:rFonts w:ascii="Helvetica" w:hAnsi="Helvetica" w:eastAsia="Helvetica" w:cs="Helvetica"/>
+                <w:i w:val="false"/>
+                <w:b w:val="false"/>
+                <w:u w:val="none"/>
+                <w:strike w:val="false"/>
+                <w:sz w:val="22"/>
+                <w:szCs w:val="22"/>
+                <w:color w:val="000000"/>
+              </w:rPr>
+              <w:t xml:space="preserve">2947.7</w:t>
+            </w:r>
+          </w:p>
+        </w:tc>
+        <w:tc>
+          <w:tcPr>
+            <w:tcBorders>
+              <w:bottom w:val="none" w:sz="0" w:space="0" w:color="000000"/>
+              <w:top w:val="none" w:sz="0" w:space="0" w:color="000000"/>
+              <w:left w:val="none" w:sz="0" w:space="0" w:color="000000"/>
+              <w:right w:val="none" w:sz="0" w:space="0" w:color="000000"/>
+            </w:tcBorders>
+            <w:shd w:val="clear" w:color="auto" w:fill="FFFFFF"/>
+            <w:tcMar>
+              <w:top w:w="0" w:type="dxa"/>
+              <w:bottom w:w="0" w:type="dxa"/>
+              <w:left w:w="0" w:type="dxa"/>
+              <w:right w:w="0" w:type="dxa"/>
+            </w:tcMar>
+            <w:vAlign w:val="center"/>
+          </w:tcPr>
+          <w:p>
+            <w:pPr>
+              <w:pStyle w:val="Normal"/>
+              <w:jc w:val="center"/>
+              <w:pBdr>
+                <w:bottom w:val="none" w:sz="0" w:space="0" w:color="000000"/>
+                <w:top w:val="none" w:sz="0" w:space="0" w:color="000000"/>
+                <w:left w:val="none" w:sz="0" w:space="0" w:color="000000"/>
+                <w:right w:val="none" w:sz="0" w:space="0" w:color="000000"/>
+              </w:pBdr>
+              <w:spacing w:after="100" w:before="100" w:line="240"/>
+              <w:ind w:left="100" w:right="100" w:firstLine="0" w:firstLineChars="0"/>
+              <w:rPr>
+                <w:rFonts w:ascii="Helvetica" w:hAnsi="Helvetica" w:eastAsia="Helvetica" w:cs="Helvetica"/>
+                <w:i w:val="false"/>
+                <w:b w:val="false"/>
+                <w:u w:val="none"/>
+                <w:strike w:val="false"/>
+                <w:sz w:val="22"/>
+                <w:szCs w:val="22"/>
+                <w:color w:val="000000"/>
+              </w:rPr>
+            </w:pPr>
+            <w:r>
+              <w:rPr>
+                <w:rFonts w:ascii="Helvetica" w:hAnsi="Helvetica" w:eastAsia="Helvetica" w:cs="Helvetica"/>
+                <w:i w:val="false"/>
+                <w:b w:val="false"/>
+                <w:u w:val="none"/>
+                <w:strike w:val="false"/>
+                <w:sz w:val="22"/>
+                <w:szCs w:val="22"/>
+                <w:color w:val="000000"/>
+              </w:rPr>
+              <w:t xml:space="preserve">2944.4</w:t>
+            </w:r>
+          </w:p>
+        </w:tc>
+        <w:tc>
+          <w:tcPr>
+            <w:tcBorders>
+              <w:bottom w:val="none" w:sz="0" w:space="0" w:color="000000"/>
+              <w:top w:val="none" w:sz="0" w:space="0" w:color="000000"/>
+              <w:left w:val="none" w:sz="0" w:space="0" w:color="000000"/>
+              <w:right w:val="none" w:sz="0" w:space="0" w:color="000000"/>
+            </w:tcBorders>
+            <w:shd w:val="clear" w:color="auto" w:fill="FFFFFF"/>
+            <w:tcMar>
+              <w:top w:w="0" w:type="dxa"/>
+              <w:bottom w:w="0" w:type="dxa"/>
+              <w:left w:w="0" w:type="dxa"/>
+              <w:right w:w="0" w:type="dxa"/>
+            </w:tcMar>
+            <w:vAlign w:val="center"/>
+          </w:tcPr>
+          <w:p>
+            <w:pPr>
+              <w:pStyle w:val="Normal"/>
+              <w:jc w:val="center"/>
+              <w:pBdr>
+                <w:bottom w:val="none" w:sz="0" w:space="0" w:color="000000"/>
+                <w:top w:val="none" w:sz="0" w:space="0" w:color="000000"/>
+                <w:left w:val="none" w:sz="0" w:space="0" w:color="000000"/>
+                <w:right w:val="none" w:sz="0" w:space="0" w:color="000000"/>
+              </w:pBdr>
+              <w:spacing w:after="100" w:before="100" w:line="240"/>
+              <w:ind w:left="100" w:right="100" w:firstLine="0" w:firstLineChars="0"/>
+              <w:rPr>
+                <w:rFonts w:ascii="Helvetica" w:hAnsi="Helvetica" w:eastAsia="Helvetica" w:cs="Helvetica"/>
+                <w:i w:val="false"/>
+                <w:b w:val="false"/>
+                <w:u w:val="none"/>
+                <w:strike w:val="false"/>
+                <w:sz w:val="22"/>
+                <w:szCs w:val="22"/>
+                <w:color w:val="000000"/>
+              </w:rPr>
+            </w:pPr>
+            <w:r>
+              <w:rPr>
+                <w:rFonts w:ascii="Helvetica" w:hAnsi="Helvetica" w:eastAsia="Helvetica" w:cs="Helvetica"/>
+                <w:i w:val="false"/>
+                <w:b w:val="false"/>
+                <w:u w:val="none"/>
+                <w:strike w:val="false"/>
+                <w:sz w:val="22"/>
+                <w:szCs w:val="22"/>
+                <w:color w:val="000000"/>
+              </w:rPr>
+              <w:t xml:space="preserve">2944.0</w:t>
+            </w:r>
+          </w:p>
+        </w:tc>
+        <w:tc>
+          <w:tcPr>
+            <w:tcBorders>
+              <w:bottom w:val="none" w:sz="0" w:space="0" w:color="000000"/>
+              <w:top w:val="none" w:sz="0" w:space="0" w:color="000000"/>
+              <w:left w:val="none" w:sz="0" w:space="0" w:color="000000"/>
+              <w:right w:val="none" w:sz="0" w:space="0" w:color="000000"/>
+            </w:tcBorders>
+            <w:shd w:val="clear" w:color="auto" w:fill="FFFFFF"/>
+            <w:tcMar>
+              <w:top w:w="0" w:type="dxa"/>
+              <w:bottom w:w="0" w:type="dxa"/>
+              <w:left w:w="0" w:type="dxa"/>
+              <w:right w:w="0" w:type="dxa"/>
+            </w:tcMar>
+            <w:vAlign w:val="center"/>
+          </w:tcPr>
+          <w:p>
+            <w:pPr>
+              <w:pStyle w:val="Normal"/>
+              <w:jc w:val="center"/>
+              <w:pBdr>
+                <w:bottom w:val="none" w:sz="0" w:space="0" w:color="000000"/>
+                <w:top w:val="none" w:sz="0" w:space="0" w:color="000000"/>
+                <w:left w:val="none" w:sz="0" w:space="0" w:color="000000"/>
+                <w:right w:val="none" w:sz="0" w:space="0" w:color="000000"/>
+              </w:pBdr>
+              <w:spacing w:after="100" w:before="100" w:line="240"/>
+              <w:ind w:left="100" w:right="100" w:firstLine="0" w:firstLineChars="0"/>
+              <w:rPr>
+                <w:rFonts w:ascii="Helvetica" w:hAnsi="Helvetica" w:eastAsia="Helvetica" w:cs="Helvetica"/>
+                <w:i w:val="false"/>
+                <w:b w:val="false"/>
+                <w:u w:val="none"/>
+                <w:strike w:val="false"/>
+                <w:sz w:val="22"/>
+                <w:szCs w:val="22"/>
+                <w:color w:val="000000"/>
+              </w:rPr>
+            </w:pPr>
+            <w:r>
+              <w:rPr>
+                <w:rFonts w:ascii="Helvetica" w:hAnsi="Helvetica" w:eastAsia="Helvetica" w:cs="Helvetica"/>
+                <w:i w:val="false"/>
+                <w:b w:val="false"/>
+                <w:u w:val="none"/>
+                <w:strike w:val="false"/>
+                <w:sz w:val="22"/>
+                <w:szCs w:val="22"/>
+                <w:color w:val="000000"/>
+              </w:rPr>
+              <w:t xml:space="preserve">2839.9</w:t>
+            </w:r>
+          </w:p>
+        </w:tc>
+        <w:tc>
+          <w:tcPr>
+            <w:tcBorders>
+              <w:bottom w:val="none" w:sz="0" w:space="0" w:color="000000"/>
+              <w:top w:val="none" w:sz="0" w:space="0" w:color="000000"/>
+              <w:left w:val="none" w:sz="0" w:space="0" w:color="000000"/>
+              <w:right w:val="none" w:sz="0" w:space="0" w:color="000000"/>
+            </w:tcBorders>
+            <w:shd w:val="clear" w:color="auto" w:fill="FFFFFF"/>
+            <w:tcMar>
+              <w:top w:w="0" w:type="dxa"/>
+              <w:bottom w:w="0" w:type="dxa"/>
+              <w:left w:w="0" w:type="dxa"/>
+              <w:right w:w="0" w:type="dxa"/>
+            </w:tcMar>
+            <w:vAlign w:val="center"/>
+          </w:tcPr>
+          <w:p>
+            <w:pPr>
+              <w:pStyle w:val="Normal"/>
+              <w:jc w:val="center"/>
+              <w:pBdr>
+                <w:bottom w:val="none" w:sz="0" w:space="0" w:color="000000"/>
+                <w:top w:val="none" w:sz="0" w:space="0" w:color="000000"/>
+                <w:left w:val="none" w:sz="0" w:space="0" w:color="000000"/>
+                <w:right w:val="none" w:sz="0" w:space="0" w:color="000000"/>
+              </w:pBdr>
+              <w:spacing w:after="100" w:before="100" w:line="240"/>
+              <w:ind w:left="100" w:right="100" w:firstLine="0" w:firstLineChars="0"/>
+              <w:rPr>
+                <w:rFonts w:ascii="Helvetica" w:hAnsi="Helvetica" w:eastAsia="Helvetica" w:cs="Helvetica"/>
+                <w:i w:val="false"/>
+                <w:b w:val="false"/>
+                <w:u w:val="none"/>
+                <w:strike w:val="false"/>
+                <w:sz w:val="22"/>
+                <w:szCs w:val="22"/>
+                <w:color w:val="000000"/>
+              </w:rPr>
+            </w:pPr>
+            <w:r>
+              <w:rPr>
+                <w:rFonts w:ascii="Helvetica" w:hAnsi="Helvetica" w:eastAsia="Helvetica" w:cs="Helvetica"/>
+                <w:i w:val="false"/>
+                <w:b w:val="false"/>
+                <w:u w:val="none"/>
+                <w:strike w:val="false"/>
+                <w:sz w:val="22"/>
+                <w:szCs w:val="22"/>
+                <w:color w:val="000000"/>
+              </w:rPr>
+              <w:t xml:space="preserve">2715.4</w:t>
+            </w:r>
+          </w:p>
+        </w:tc>
+        <w:tc>
+          <w:tcPr>
+            <w:tcBorders>
+              <w:bottom w:val="none" w:sz="0" w:space="0" w:color="000000"/>
+              <w:top w:val="none" w:sz="0" w:space="0" w:color="000000"/>
+              <w:left w:val="none" w:sz="0" w:space="0" w:color="000000"/>
+              <w:right w:val="none" w:sz="0" w:space="0" w:color="000000"/>
+            </w:tcBorders>
+            <w:shd w:val="clear" w:color="auto" w:fill="FFFFFF"/>
+            <w:tcMar>
+              <w:top w:w="0" w:type="dxa"/>
+              <w:bottom w:w="0" w:type="dxa"/>
+              <w:left w:w="0" w:type="dxa"/>
+              <w:right w:w="0" w:type="dxa"/>
+            </w:tcMar>
+            <w:vAlign w:val="center"/>
+          </w:tcPr>
+          <w:p>
+            <w:pPr>
+              <w:pStyle w:val="Normal"/>
+              <w:jc w:val="center"/>
+              <w:pBdr>
+                <w:bottom w:val="none" w:sz="0" w:space="0" w:color="000000"/>
+                <w:top w:val="none" w:sz="0" w:space="0" w:color="000000"/>
+                <w:left w:val="none" w:sz="0" w:space="0" w:color="000000"/>
+                <w:right w:val="none" w:sz="0" w:space="0" w:color="000000"/>
+              </w:pBdr>
+              <w:spacing w:after="100" w:before="100" w:line="240"/>
+              <w:ind w:left="100" w:right="100" w:firstLine="0" w:firstLineChars="0"/>
+              <w:rPr>
+                <w:rFonts w:ascii="Helvetica" w:hAnsi="Helvetica" w:eastAsia="Helvetica" w:cs="Helvetica"/>
+                <w:i w:val="false"/>
+                <w:b w:val="false"/>
+                <w:u w:val="none"/>
+                <w:strike w:val="false"/>
+                <w:sz w:val="22"/>
+                <w:szCs w:val="22"/>
+                <w:color w:val="000000"/>
+              </w:rPr>
+            </w:pPr>
+            <w:r>
+              <w:rPr>
+                <w:rFonts w:ascii="Helvetica" w:hAnsi="Helvetica" w:eastAsia="Helvetica" w:cs="Helvetica"/>
+                <w:i w:val="false"/>
+                <w:b w:val="false"/>
+                <w:u w:val="none"/>
+                <w:strike w:val="false"/>
+                <w:sz w:val="22"/>
+                <w:szCs w:val="22"/>
+                <w:color w:val="000000"/>
+              </w:rPr>
+              <w:t xml:space="preserve">2713.8</w:t>
+            </w:r>
+          </w:p>
+        </w:tc>
+      </w:tr>
+      <w:tr>
+        <w:trPr>
+          <w:trHeight w:val="360" w:hRule="auto"/>
+        </w:trPr>
+        <w:tc>
+          <w:tcPr>
+            <w:tcBorders>
+              <w:bottom w:val="none" w:sz="0" w:space="0" w:color="000000"/>
+              <w:top w:val="none" w:sz="0" w:space="0" w:color="000000"/>
+              <w:left w:val="none" w:sz="0" w:space="0" w:color="000000"/>
+              <w:right w:val="none" w:sz="0" w:space="0" w:color="000000"/>
+            </w:tcBorders>
+            <w:shd w:val="clear" w:color="auto" w:fill="FFFFFF"/>
+            <w:tcMar>
+              <w:top w:w="0" w:type="dxa"/>
+              <w:bottom w:w="0" w:type="dxa"/>
+              <w:left w:w="0" w:type="dxa"/>
+              <w:right w:w="0" w:type="dxa"/>
+            </w:tcMar>
+            <w:vAlign w:val="center"/>
+          </w:tcPr>
+          <w:p>
+            <w:pPr>
+              <w:pStyle w:val="Normal"/>
+              <w:jc w:val="left"/>
+              <w:pBdr>
+                <w:bottom w:val="none" w:sz="0" w:space="0" w:color="000000"/>
+                <w:top w:val="none" w:sz="0" w:space="0" w:color="000000"/>
+                <w:left w:val="none" w:sz="0" w:space="0" w:color="000000"/>
+                <w:right w:val="none" w:sz="0" w:space="0" w:color="000000"/>
+              </w:pBdr>
+              <w:spacing w:after="100" w:before="100" w:line="240"/>
+              <w:ind w:left="100" w:right="100" w:firstLine="0" w:firstLineChars="0"/>
+              <w:rPr>
+                <w:rFonts w:ascii="Helvetica" w:hAnsi="Helvetica" w:eastAsia="Helvetica" w:cs="Helvetica"/>
+                <w:i w:val="false"/>
+                <w:b w:val="false"/>
+                <w:u w:val="none"/>
+                <w:strike w:val="false"/>
+                <w:sz w:val="22"/>
+                <w:szCs w:val="22"/>
+                <w:color w:val="000000"/>
+              </w:rPr>
+            </w:pPr>
+            <w:r>
+              <w:rPr>
+                <w:rFonts w:ascii="Helvetica" w:hAnsi="Helvetica" w:eastAsia="Helvetica" w:cs="Helvetica"/>
+                <w:i w:val="false"/>
+                <w:b w:val="false"/>
+                <w:u w:val="none"/>
+                <w:strike w:val="false"/>
+                <w:sz w:val="22"/>
+                <w:szCs w:val="22"/>
+                <w:color w:val="000000"/>
+              </w:rPr>
+              <w:t xml:space="preserve">BIC</w:t>
+            </w:r>
+          </w:p>
+        </w:tc>
+        <w:tc>
+          <w:tcPr>
+            <w:tcBorders>
+              <w:bottom w:val="none" w:sz="0" w:space="0" w:color="000000"/>
+              <w:top w:val="none" w:sz="0" w:space="0" w:color="000000"/>
+              <w:left w:val="none" w:sz="0" w:space="0" w:color="000000"/>
+              <w:right w:val="none" w:sz="0" w:space="0" w:color="000000"/>
+            </w:tcBorders>
+            <w:shd w:val="clear" w:color="auto" w:fill="FFFFFF"/>
+            <w:tcMar>
+              <w:top w:w="0" w:type="dxa"/>
+              <w:bottom w:w="0" w:type="dxa"/>
+              <w:left w:w="0" w:type="dxa"/>
+              <w:right w:w="0" w:type="dxa"/>
+            </w:tcMar>
+            <w:vAlign w:val="center"/>
+          </w:tcPr>
+          <w:p>
+            <w:pPr>
+              <w:pStyle w:val="Normal"/>
+              <w:jc w:val="center"/>
+              <w:pBdr>
+                <w:bottom w:val="none" w:sz="0" w:space="0" w:color="000000"/>
+                <w:top w:val="none" w:sz="0" w:space="0" w:color="000000"/>
+                <w:left w:val="none" w:sz="0" w:space="0" w:color="000000"/>
+                <w:right w:val="none" w:sz="0" w:space="0" w:color="000000"/>
+              </w:pBdr>
+              <w:spacing w:after="100" w:before="100" w:line="240"/>
+              <w:ind w:left="100" w:right="100" w:firstLine="0" w:firstLineChars="0"/>
+              <w:rPr>
+                <w:rFonts w:ascii="Helvetica" w:hAnsi="Helvetica" w:eastAsia="Helvetica" w:cs="Helvetica"/>
+                <w:i w:val="false"/>
+                <w:b w:val="false"/>
+                <w:u w:val="none"/>
+                <w:strike w:val="false"/>
+                <w:sz w:val="22"/>
+                <w:szCs w:val="22"/>
+                <w:color w:val="000000"/>
+              </w:rPr>
+            </w:pPr>
+            <w:r>
+              <w:rPr>
+                <w:rFonts w:ascii="Helvetica" w:hAnsi="Helvetica" w:eastAsia="Helvetica" w:cs="Helvetica"/>
+                <w:i w:val="false"/>
+                <w:b w:val="false"/>
+                <w:u w:val="none"/>
+                <w:strike w:val="false"/>
+                <w:sz w:val="22"/>
+                <w:szCs w:val="22"/>
+                <w:color w:val="000000"/>
+              </w:rPr>
+              <w:t xml:space="preserve">3013.3</w:t>
+            </w:r>
+          </w:p>
+        </w:tc>
+        <w:tc>
+          <w:tcPr>
+            <w:tcBorders>
+              <w:bottom w:val="none" w:sz="0" w:space="0" w:color="000000"/>
+              <w:top w:val="none" w:sz="0" w:space="0" w:color="000000"/>
+              <w:left w:val="none" w:sz="0" w:space="0" w:color="000000"/>
+              <w:right w:val="none" w:sz="0" w:space="0" w:color="000000"/>
+            </w:tcBorders>
+            <w:shd w:val="clear" w:color="auto" w:fill="FFFFFF"/>
+            <w:tcMar>
+              <w:top w:w="0" w:type="dxa"/>
+              <w:bottom w:w="0" w:type="dxa"/>
+              <w:left w:w="0" w:type="dxa"/>
+              <w:right w:w="0" w:type="dxa"/>
+            </w:tcMar>
+            <w:vAlign w:val="center"/>
+          </w:tcPr>
+          <w:p>
+            <w:pPr>
+              <w:pStyle w:val="Normal"/>
+              <w:jc w:val="center"/>
+              <w:pBdr>
+                <w:bottom w:val="none" w:sz="0" w:space="0" w:color="000000"/>
+                <w:top w:val="none" w:sz="0" w:space="0" w:color="000000"/>
+                <w:left w:val="none" w:sz="0" w:space="0" w:color="000000"/>
+                <w:right w:val="none" w:sz="0" w:space="0" w:color="000000"/>
+              </w:pBdr>
+              <w:spacing w:after="100" w:before="100" w:line="240"/>
+              <w:ind w:left="100" w:right="100" w:firstLine="0" w:firstLineChars="0"/>
+              <w:rPr>
+                <w:rFonts w:ascii="Helvetica" w:hAnsi="Helvetica" w:eastAsia="Helvetica" w:cs="Helvetica"/>
+                <w:i w:val="false"/>
+                <w:b w:val="false"/>
+                <w:u w:val="none"/>
+                <w:strike w:val="false"/>
+                <w:sz w:val="22"/>
+                <w:szCs w:val="22"/>
+                <w:color w:val="000000"/>
+              </w:rPr>
+            </w:pPr>
+            <w:r>
+              <w:rPr>
+                <w:rFonts w:ascii="Helvetica" w:hAnsi="Helvetica" w:eastAsia="Helvetica" w:cs="Helvetica"/>
+                <w:i w:val="false"/>
+                <w:b w:val="false"/>
+                <w:u w:val="none"/>
+                <w:strike w:val="false"/>
+                <w:sz w:val="22"/>
+                <w:szCs w:val="22"/>
+                <w:color w:val="000000"/>
+              </w:rPr>
+              <w:t xml:space="preserve">3015.1</w:t>
+            </w:r>
+          </w:p>
+        </w:tc>
+        <w:tc>
+          <w:tcPr>
+            <w:tcBorders>
+              <w:bottom w:val="none" w:sz="0" w:space="0" w:color="000000"/>
+              <w:top w:val="none" w:sz="0" w:space="0" w:color="000000"/>
+              <w:left w:val="none" w:sz="0" w:space="0" w:color="000000"/>
+              <w:right w:val="none" w:sz="0" w:space="0" w:color="000000"/>
+            </w:tcBorders>
+            <w:shd w:val="clear" w:color="auto" w:fill="FFFFFF"/>
+            <w:tcMar>
+              <w:top w:w="0" w:type="dxa"/>
+              <w:bottom w:w="0" w:type="dxa"/>
+              <w:left w:w="0" w:type="dxa"/>
+              <w:right w:w="0" w:type="dxa"/>
+            </w:tcMar>
+            <w:vAlign w:val="center"/>
+          </w:tcPr>
+          <w:p>
+            <w:pPr>
+              <w:pStyle w:val="Normal"/>
+              <w:jc w:val="center"/>
+              <w:pBdr>
+                <w:bottom w:val="none" w:sz="0" w:space="0" w:color="000000"/>
+                <w:top w:val="none" w:sz="0" w:space="0" w:color="000000"/>
+                <w:left w:val="none" w:sz="0" w:space="0" w:color="000000"/>
+                <w:right w:val="none" w:sz="0" w:space="0" w:color="000000"/>
+              </w:pBdr>
+              <w:spacing w:after="100" w:before="100" w:line="240"/>
+              <w:ind w:left="100" w:right="100" w:firstLine="0" w:firstLineChars="0"/>
+              <w:rPr>
+                <w:rFonts w:ascii="Helvetica" w:hAnsi="Helvetica" w:eastAsia="Helvetica" w:cs="Helvetica"/>
+                <w:i w:val="false"/>
+                <w:b w:val="false"/>
+                <w:u w:val="none"/>
+                <w:strike w:val="false"/>
+                <w:sz w:val="22"/>
+                <w:szCs w:val="22"/>
+                <w:color w:val="000000"/>
+              </w:rPr>
+            </w:pPr>
+            <w:r>
+              <w:rPr>
+                <w:rFonts w:ascii="Helvetica" w:hAnsi="Helvetica" w:eastAsia="Helvetica" w:cs="Helvetica"/>
+                <w:i w:val="false"/>
+                <w:b w:val="false"/>
+                <w:u w:val="none"/>
+                <w:strike w:val="false"/>
+                <w:sz w:val="22"/>
+                <w:szCs w:val="22"/>
+                <w:color w:val="000000"/>
+              </w:rPr>
+              <w:t xml:space="preserve">3019.8</w:t>
+            </w:r>
+          </w:p>
+        </w:tc>
+        <w:tc>
+          <w:tcPr>
+            <w:tcBorders>
+              <w:bottom w:val="none" w:sz="0" w:space="0" w:color="000000"/>
+              <w:top w:val="none" w:sz="0" w:space="0" w:color="000000"/>
+              <w:left w:val="none" w:sz="0" w:space="0" w:color="000000"/>
+              <w:right w:val="none" w:sz="0" w:space="0" w:color="000000"/>
+            </w:tcBorders>
+            <w:shd w:val="clear" w:color="auto" w:fill="FFFFFF"/>
+            <w:tcMar>
+              <w:top w:w="0" w:type="dxa"/>
+              <w:bottom w:w="0" w:type="dxa"/>
+              <w:left w:w="0" w:type="dxa"/>
+              <w:right w:w="0" w:type="dxa"/>
+            </w:tcMar>
+            <w:vAlign w:val="center"/>
+          </w:tcPr>
+          <w:p>
+            <w:pPr>
+              <w:pStyle w:val="Normal"/>
+              <w:jc w:val="center"/>
+              <w:pBdr>
+                <w:bottom w:val="none" w:sz="0" w:space="0" w:color="000000"/>
+                <w:top w:val="none" w:sz="0" w:space="0" w:color="000000"/>
+                <w:left w:val="none" w:sz="0" w:space="0" w:color="000000"/>
+                <w:right w:val="none" w:sz="0" w:space="0" w:color="000000"/>
+              </w:pBdr>
+              <w:spacing w:after="100" w:before="100" w:line="240"/>
+              <w:ind w:left="100" w:right="100" w:firstLine="0" w:firstLineChars="0"/>
+              <w:rPr>
+                <w:rFonts w:ascii="Helvetica" w:hAnsi="Helvetica" w:eastAsia="Helvetica" w:cs="Helvetica"/>
+                <w:i w:val="false"/>
+                <w:b w:val="false"/>
+                <w:u w:val="none"/>
+                <w:strike w:val="false"/>
+                <w:sz w:val="22"/>
+                <w:szCs w:val="22"/>
+                <w:color w:val="000000"/>
+              </w:rPr>
+            </w:pPr>
+            <w:r>
+              <w:rPr>
+                <w:rFonts w:ascii="Helvetica" w:hAnsi="Helvetica" w:eastAsia="Helvetica" w:cs="Helvetica"/>
+                <w:i w:val="false"/>
+                <w:b w:val="false"/>
+                <w:u w:val="none"/>
+                <w:strike w:val="false"/>
+                <w:sz w:val="22"/>
+                <w:szCs w:val="22"/>
+                <w:color w:val="000000"/>
+              </w:rPr>
+              <w:t xml:space="preserve">2940.9</w:t>
+            </w:r>
+          </w:p>
+        </w:tc>
+        <w:tc>
+          <w:tcPr>
+            <w:tcBorders>
+              <w:bottom w:val="none" w:sz="0" w:space="0" w:color="000000"/>
+              <w:top w:val="none" w:sz="0" w:space="0" w:color="000000"/>
+              <w:left w:val="none" w:sz="0" w:space="0" w:color="000000"/>
+              <w:right w:val="none" w:sz="0" w:space="0" w:color="000000"/>
+            </w:tcBorders>
+            <w:shd w:val="clear" w:color="auto" w:fill="FFFFFF"/>
+            <w:tcMar>
+              <w:top w:w="0" w:type="dxa"/>
+              <w:bottom w:w="0" w:type="dxa"/>
+              <w:left w:w="0" w:type="dxa"/>
+              <w:right w:w="0" w:type="dxa"/>
+            </w:tcMar>
+            <w:vAlign w:val="center"/>
+          </w:tcPr>
+          <w:p>
+            <w:pPr>
+              <w:pStyle w:val="Normal"/>
+              <w:jc w:val="center"/>
+              <w:pBdr>
+                <w:bottom w:val="none" w:sz="0" w:space="0" w:color="000000"/>
+                <w:top w:val="none" w:sz="0" w:space="0" w:color="000000"/>
+                <w:left w:val="none" w:sz="0" w:space="0" w:color="000000"/>
+                <w:right w:val="none" w:sz="0" w:space="0" w:color="000000"/>
+              </w:pBdr>
+              <w:spacing w:after="100" w:before="100" w:line="240"/>
+              <w:ind w:left="100" w:right="100" w:firstLine="0" w:firstLineChars="0"/>
+              <w:rPr>
+                <w:rFonts w:ascii="Helvetica" w:hAnsi="Helvetica" w:eastAsia="Helvetica" w:cs="Helvetica"/>
+                <w:i w:val="false"/>
+                <w:b w:val="false"/>
+                <w:u w:val="none"/>
+                <w:strike w:val="false"/>
+                <w:sz w:val="22"/>
+                <w:szCs w:val="22"/>
+                <w:color w:val="000000"/>
+              </w:rPr>
+            </w:pPr>
+            <w:r>
+              <w:rPr>
+                <w:rFonts w:ascii="Helvetica" w:hAnsi="Helvetica" w:eastAsia="Helvetica" w:cs="Helvetica"/>
+                <w:i w:val="false"/>
+                <w:b w:val="false"/>
+                <w:u w:val="none"/>
+                <w:strike w:val="false"/>
+                <w:sz w:val="22"/>
+                <w:szCs w:val="22"/>
+                <w:color w:val="000000"/>
+              </w:rPr>
+              <w:t xml:space="preserve">2821.5</w:t>
+            </w:r>
+          </w:p>
+        </w:tc>
+        <w:tc>
+          <w:tcPr>
+            <w:tcBorders>
+              <w:bottom w:val="none" w:sz="0" w:space="0" w:color="000000"/>
+              <w:top w:val="none" w:sz="0" w:space="0" w:color="000000"/>
+              <w:left w:val="none" w:sz="0" w:space="0" w:color="000000"/>
+              <w:right w:val="none" w:sz="0" w:space="0" w:color="000000"/>
+            </w:tcBorders>
+            <w:shd w:val="clear" w:color="auto" w:fill="FFFFFF"/>
+            <w:tcMar>
+              <w:top w:w="0" w:type="dxa"/>
+              <w:bottom w:w="0" w:type="dxa"/>
+              <w:left w:w="0" w:type="dxa"/>
+              <w:right w:w="0" w:type="dxa"/>
+            </w:tcMar>
+            <w:vAlign w:val="center"/>
+          </w:tcPr>
+          <w:p>
+            <w:pPr>
+              <w:pStyle w:val="Normal"/>
+              <w:jc w:val="center"/>
+              <w:pBdr>
+                <w:bottom w:val="none" w:sz="0" w:space="0" w:color="000000"/>
+                <w:top w:val="none" w:sz="0" w:space="0" w:color="000000"/>
+                <w:left w:val="none" w:sz="0" w:space="0" w:color="000000"/>
+                <w:right w:val="none" w:sz="0" w:space="0" w:color="000000"/>
+              </w:pBdr>
+              <w:spacing w:after="100" w:before="100" w:line="240"/>
+              <w:ind w:left="100" w:right="100" w:firstLine="0" w:firstLineChars="0"/>
+              <w:rPr>
+                <w:rFonts w:ascii="Helvetica" w:hAnsi="Helvetica" w:eastAsia="Helvetica" w:cs="Helvetica"/>
+                <w:i w:val="false"/>
+                <w:b w:val="false"/>
+                <w:u w:val="none"/>
+                <w:strike w:val="false"/>
+                <w:sz w:val="22"/>
+                <w:szCs w:val="22"/>
+                <w:color w:val="000000"/>
+              </w:rPr>
+            </w:pPr>
+            <w:r>
+              <w:rPr>
+                <w:rFonts w:ascii="Helvetica" w:hAnsi="Helvetica" w:eastAsia="Helvetica" w:cs="Helvetica"/>
+                <w:i w:val="false"/>
+                <w:b w:val="false"/>
+                <w:u w:val="none"/>
+                <w:strike w:val="false"/>
+                <w:sz w:val="22"/>
+                <w:szCs w:val="22"/>
+                <w:color w:val="000000"/>
+              </w:rPr>
+              <w:t xml:space="preserve">2835.1</w:t>
+            </w:r>
+          </w:p>
+        </w:tc>
+      </w:tr>
+      <w:tr>
+        <w:trPr>
+          <w:trHeight w:val="360" w:hRule="auto"/>
+        </w:trPr>
+        <w:tc>
+          <w:tcPr>
+            <w:tcBorders>
+              <w:bottom w:val="none" w:sz="0" w:space="0" w:color="000000"/>
+              <w:top w:val="none" w:sz="0" w:space="0" w:color="000000"/>
+              <w:left w:val="none" w:sz="0" w:space="0" w:color="000000"/>
+              <w:right w:val="none" w:sz="0" w:space="0" w:color="000000"/>
+            </w:tcBorders>
+            <w:shd w:val="clear" w:color="auto" w:fill="FFFFFF"/>
+            <w:tcMar>
+              <w:top w:w="0" w:type="dxa"/>
+              <w:bottom w:w="0" w:type="dxa"/>
+              <w:left w:w="0" w:type="dxa"/>
+              <w:right w:w="0" w:type="dxa"/>
+            </w:tcMar>
+            <w:vAlign w:val="center"/>
+          </w:tcPr>
+          <w:p>
+            <w:pPr>
+              <w:pStyle w:val="Normal"/>
+              <w:jc w:val="left"/>
+              <w:pBdr>
+                <w:bottom w:val="none" w:sz="0" w:space="0" w:color="000000"/>
+                <w:top w:val="none" w:sz="0" w:space="0" w:color="000000"/>
+                <w:left w:val="none" w:sz="0" w:space="0" w:color="000000"/>
+                <w:right w:val="none" w:sz="0" w:space="0" w:color="000000"/>
+              </w:pBdr>
+              <w:spacing w:after="100" w:before="100" w:line="240"/>
+              <w:ind w:left="100" w:right="100" w:firstLine="0" w:firstLineChars="0"/>
+              <w:rPr>
+                <w:rFonts w:ascii="Helvetica" w:hAnsi="Helvetica" w:eastAsia="Helvetica" w:cs="Helvetica"/>
+                <w:i w:val="false"/>
+                <w:b w:val="false"/>
+                <w:u w:val="none"/>
+                <w:strike w:val="false"/>
+                <w:sz w:val="22"/>
+                <w:szCs w:val="22"/>
+                <w:color w:val="000000"/>
+              </w:rPr>
+            </w:pPr>
+            <w:r>
+              <w:rPr>
+                <w:rFonts w:ascii="Helvetica" w:hAnsi="Helvetica" w:eastAsia="Helvetica" w:cs="Helvetica"/>
+                <w:i w:val="false"/>
+                <w:b w:val="false"/>
+                <w:u w:val="none"/>
+                <w:strike w:val="false"/>
+                <w:sz w:val="22"/>
+                <w:szCs w:val="22"/>
+                <w:color w:val="000000"/>
+              </w:rPr>
+              <w:t xml:space="preserve">Log.Lik.</w:t>
+            </w:r>
+          </w:p>
+        </w:tc>
+        <w:tc>
+          <w:tcPr>
+            <w:tcBorders>
+              <w:bottom w:val="none" w:sz="0" w:space="0" w:color="000000"/>
+              <w:top w:val="none" w:sz="0" w:space="0" w:color="000000"/>
+              <w:left w:val="none" w:sz="0" w:space="0" w:color="000000"/>
+              <w:right w:val="none" w:sz="0" w:space="0" w:color="000000"/>
+            </w:tcBorders>
+            <w:shd w:val="clear" w:color="auto" w:fill="FFFFFF"/>
+            <w:tcMar>
+              <w:top w:w="0" w:type="dxa"/>
+              <w:bottom w:w="0" w:type="dxa"/>
+              <w:left w:w="0" w:type="dxa"/>
+              <w:right w:w="0" w:type="dxa"/>
+            </w:tcMar>
+            <w:vAlign w:val="center"/>
+          </w:tcPr>
+          <w:p>
+            <w:pPr>
+              <w:pStyle w:val="Normal"/>
+              <w:jc w:val="center"/>
+              <w:pBdr>
+                <w:bottom w:val="none" w:sz="0" w:space="0" w:color="000000"/>
+                <w:top w:val="none" w:sz="0" w:space="0" w:color="000000"/>
+                <w:left w:val="none" w:sz="0" w:space="0" w:color="000000"/>
+                <w:right w:val="none" w:sz="0" w:space="0" w:color="000000"/>
+              </w:pBdr>
+              <w:spacing w:after="100" w:before="100" w:line="240"/>
+              <w:ind w:left="100" w:right="100" w:firstLine="0" w:firstLineChars="0"/>
+              <w:rPr>
+                <w:rFonts w:ascii="Helvetica" w:hAnsi="Helvetica" w:eastAsia="Helvetica" w:cs="Helvetica"/>
+                <w:i w:val="false"/>
+                <w:b w:val="false"/>
+                <w:u w:val="none"/>
+                <w:strike w:val="false"/>
+                <w:sz w:val="22"/>
+                <w:szCs w:val="22"/>
+                <w:color w:val="000000"/>
+              </w:rPr>
+            </w:pPr>
+            <w:r>
+              <w:rPr>
+                <w:rFonts w:ascii="Helvetica" w:hAnsi="Helvetica" w:eastAsia="Helvetica" w:cs="Helvetica"/>
+                <w:i w:val="false"/>
+                <w:b w:val="false"/>
+                <w:u w:val="none"/>
+                <w:strike w:val="false"/>
+                <w:sz w:val="22"/>
+                <w:szCs w:val="22"/>
+                <w:color w:val="000000"/>
+              </w:rPr>
+              <w:t xml:space="preserve">-1460.830</w:t>
+            </w:r>
+          </w:p>
+        </w:tc>
+        <w:tc>
+          <w:tcPr>
+            <w:tcBorders>
+              <w:bottom w:val="none" w:sz="0" w:space="0" w:color="000000"/>
+              <w:top w:val="none" w:sz="0" w:space="0" w:color="000000"/>
+              <w:left w:val="none" w:sz="0" w:space="0" w:color="000000"/>
+              <w:right w:val="none" w:sz="0" w:space="0" w:color="000000"/>
+            </w:tcBorders>
+            <w:shd w:val="clear" w:color="auto" w:fill="FFFFFF"/>
+            <w:tcMar>
+              <w:top w:w="0" w:type="dxa"/>
+              <w:bottom w:w="0" w:type="dxa"/>
+              <w:left w:w="0" w:type="dxa"/>
+              <w:right w:w="0" w:type="dxa"/>
+            </w:tcMar>
+            <w:vAlign w:val="center"/>
+          </w:tcPr>
+          <w:p>
+            <w:pPr>
+              <w:pStyle w:val="Normal"/>
+              <w:jc w:val="center"/>
+              <w:pBdr>
+                <w:bottom w:val="none" w:sz="0" w:space="0" w:color="000000"/>
+                <w:top w:val="none" w:sz="0" w:space="0" w:color="000000"/>
+                <w:left w:val="none" w:sz="0" w:space="0" w:color="000000"/>
+                <w:right w:val="none" w:sz="0" w:space="0" w:color="000000"/>
+              </w:pBdr>
+              <w:spacing w:after="100" w:before="100" w:line="240"/>
+              <w:ind w:left="100" w:right="100" w:firstLine="0" w:firstLineChars="0"/>
+              <w:rPr>
+                <w:rFonts w:ascii="Helvetica" w:hAnsi="Helvetica" w:eastAsia="Helvetica" w:cs="Helvetica"/>
+                <w:i w:val="false"/>
+                <w:b w:val="false"/>
+                <w:u w:val="none"/>
+                <w:strike w:val="false"/>
+                <w:sz w:val="22"/>
+                <w:szCs w:val="22"/>
+                <w:color w:val="000000"/>
+              </w:rPr>
+            </w:pPr>
+            <w:r>
+              <w:rPr>
+                <w:rFonts w:ascii="Helvetica" w:hAnsi="Helvetica" w:eastAsia="Helvetica" w:cs="Helvetica"/>
+                <w:i w:val="false"/>
+                <w:b w:val="false"/>
+                <w:u w:val="none"/>
+                <w:strike w:val="false"/>
+                <w:sz w:val="22"/>
+                <w:szCs w:val="22"/>
+                <w:color w:val="000000"/>
+              </w:rPr>
+              <w:t xml:space="preserve">-1458.210</w:t>
+            </w:r>
+          </w:p>
+        </w:tc>
+        <w:tc>
+          <w:tcPr>
+            <w:tcBorders>
+              <w:bottom w:val="none" w:sz="0" w:space="0" w:color="000000"/>
+              <w:top w:val="none" w:sz="0" w:space="0" w:color="000000"/>
+              <w:left w:val="none" w:sz="0" w:space="0" w:color="000000"/>
+              <w:right w:val="none" w:sz="0" w:space="0" w:color="000000"/>
+            </w:tcBorders>
+            <w:shd w:val="clear" w:color="auto" w:fill="FFFFFF"/>
+            <w:tcMar>
+              <w:top w:w="0" w:type="dxa"/>
+              <w:bottom w:w="0" w:type="dxa"/>
+              <w:left w:w="0" w:type="dxa"/>
+              <w:right w:w="0" w:type="dxa"/>
+            </w:tcMar>
+            <w:vAlign w:val="center"/>
+          </w:tcPr>
+          <w:p>
+            <w:pPr>
+              <w:pStyle w:val="Normal"/>
+              <w:jc w:val="center"/>
+              <w:pBdr>
+                <w:bottom w:val="none" w:sz="0" w:space="0" w:color="000000"/>
+                <w:top w:val="none" w:sz="0" w:space="0" w:color="000000"/>
+                <w:left w:val="none" w:sz="0" w:space="0" w:color="000000"/>
+                <w:right w:val="none" w:sz="0" w:space="0" w:color="000000"/>
+              </w:pBdr>
+              <w:spacing w:after="100" w:before="100" w:line="240"/>
+              <w:ind w:left="100" w:right="100" w:firstLine="0" w:firstLineChars="0"/>
+              <w:rPr>
+                <w:rFonts w:ascii="Helvetica" w:hAnsi="Helvetica" w:eastAsia="Helvetica" w:cs="Helvetica"/>
+                <w:i w:val="false"/>
+                <w:b w:val="false"/>
+                <w:u w:val="none"/>
+                <w:strike w:val="false"/>
+                <w:sz w:val="22"/>
+                <w:szCs w:val="22"/>
+                <w:color w:val="000000"/>
+              </w:rPr>
+            </w:pPr>
+            <w:r>
+              <w:rPr>
+                <w:rFonts w:ascii="Helvetica" w:hAnsi="Helvetica" w:eastAsia="Helvetica" w:cs="Helvetica"/>
+                <w:i w:val="false"/>
+                <w:b w:val="false"/>
+                <w:u w:val="none"/>
+                <w:strike w:val="false"/>
+                <w:sz w:val="22"/>
+                <w:szCs w:val="22"/>
+                <w:color w:val="000000"/>
+              </w:rPr>
+              <w:t xml:space="preserve">-1457.023</w:t>
+            </w:r>
+          </w:p>
+        </w:tc>
+        <w:tc>
+          <w:tcPr>
+            <w:tcBorders>
+              <w:bottom w:val="none" w:sz="0" w:space="0" w:color="000000"/>
+              <w:top w:val="none" w:sz="0" w:space="0" w:color="000000"/>
+              <w:left w:val="none" w:sz="0" w:space="0" w:color="000000"/>
+              <w:right w:val="none" w:sz="0" w:space="0" w:color="000000"/>
+            </w:tcBorders>
+            <w:shd w:val="clear" w:color="auto" w:fill="FFFFFF"/>
+            <w:tcMar>
+              <w:top w:w="0" w:type="dxa"/>
+              <w:bottom w:w="0" w:type="dxa"/>
+              <w:left w:w="0" w:type="dxa"/>
+              <w:right w:w="0" w:type="dxa"/>
+            </w:tcMar>
+            <w:vAlign w:val="center"/>
+          </w:tcPr>
+          <w:p>
+            <w:pPr>
+              <w:pStyle w:val="Normal"/>
+              <w:jc w:val="center"/>
+              <w:pBdr>
+                <w:bottom w:val="none" w:sz="0" w:space="0" w:color="000000"/>
+                <w:top w:val="none" w:sz="0" w:space="0" w:color="000000"/>
+                <w:left w:val="none" w:sz="0" w:space="0" w:color="000000"/>
+                <w:right w:val="none" w:sz="0" w:space="0" w:color="000000"/>
+              </w:pBdr>
+              <w:spacing w:after="100" w:before="100" w:line="240"/>
+              <w:ind w:left="100" w:right="100" w:firstLine="0" w:firstLineChars="0"/>
+              <w:rPr>
+                <w:rFonts w:ascii="Helvetica" w:hAnsi="Helvetica" w:eastAsia="Helvetica" w:cs="Helvetica"/>
+                <w:i w:val="false"/>
+                <w:b w:val="false"/>
+                <w:u w:val="none"/>
+                <w:strike w:val="false"/>
+                <w:sz w:val="22"/>
+                <w:szCs w:val="22"/>
+                <w:color w:val="000000"/>
+              </w:rPr>
+            </w:pPr>
+            <w:r>
+              <w:rPr>
+                <w:rFonts w:ascii="Helvetica" w:hAnsi="Helvetica" w:eastAsia="Helvetica" w:cs="Helvetica"/>
+                <w:i w:val="false"/>
+                <w:b w:val="false"/>
+                <w:u w:val="none"/>
+                <w:strike w:val="false"/>
+                <w:sz w:val="22"/>
+                <w:szCs w:val="22"/>
+                <w:color w:val="000000"/>
+              </w:rPr>
+              <w:t xml:space="preserve">-1399.935</w:t>
+            </w:r>
+          </w:p>
+        </w:tc>
+        <w:tc>
+          <w:tcPr>
+            <w:tcBorders>
+              <w:bottom w:val="none" w:sz="0" w:space="0" w:color="000000"/>
+              <w:top w:val="none" w:sz="0" w:space="0" w:color="000000"/>
+              <w:left w:val="none" w:sz="0" w:space="0" w:color="000000"/>
+              <w:right w:val="none" w:sz="0" w:space="0" w:color="000000"/>
+            </w:tcBorders>
+            <w:shd w:val="clear" w:color="auto" w:fill="FFFFFF"/>
+            <w:tcMar>
+              <w:top w:w="0" w:type="dxa"/>
+              <w:bottom w:w="0" w:type="dxa"/>
+              <w:left w:w="0" w:type="dxa"/>
+              <w:right w:w="0" w:type="dxa"/>
+            </w:tcMar>
+            <w:vAlign w:val="center"/>
+          </w:tcPr>
+          <w:p>
+            <w:pPr>
+              <w:pStyle w:val="Normal"/>
+              <w:jc w:val="center"/>
+              <w:pBdr>
+                <w:bottom w:val="none" w:sz="0" w:space="0" w:color="000000"/>
+                <w:top w:val="none" w:sz="0" w:space="0" w:color="000000"/>
+                <w:left w:val="none" w:sz="0" w:space="0" w:color="000000"/>
+                <w:right w:val="none" w:sz="0" w:space="0" w:color="000000"/>
+              </w:pBdr>
+              <w:spacing w:after="100" w:before="100" w:line="240"/>
+              <w:ind w:left="100" w:right="100" w:firstLine="0" w:firstLineChars="0"/>
+              <w:rPr>
+                <w:rFonts w:ascii="Helvetica" w:hAnsi="Helvetica" w:eastAsia="Helvetica" w:cs="Helvetica"/>
+                <w:i w:val="false"/>
+                <w:b w:val="false"/>
+                <w:u w:val="none"/>
+                <w:strike w:val="false"/>
+                <w:sz w:val="22"/>
+                <w:szCs w:val="22"/>
+                <w:color w:val="000000"/>
+              </w:rPr>
+            </w:pPr>
+            <w:r>
+              <w:rPr>
+                <w:rFonts w:ascii="Helvetica" w:hAnsi="Helvetica" w:eastAsia="Helvetica" w:cs="Helvetica"/>
+                <w:i w:val="false"/>
+                <w:b w:val="false"/>
+                <w:u w:val="none"/>
+                <w:strike w:val="false"/>
+                <w:sz w:val="22"/>
+                <w:szCs w:val="22"/>
+                <w:color w:val="000000"/>
+              </w:rPr>
+              <w:t xml:space="preserve">-1336.687</w:t>
+            </w:r>
+          </w:p>
+        </w:tc>
+        <w:tc>
+          <w:tcPr>
+            <w:tcBorders>
+              <w:bottom w:val="none" w:sz="0" w:space="0" w:color="000000"/>
+              <w:top w:val="none" w:sz="0" w:space="0" w:color="000000"/>
+              <w:left w:val="none" w:sz="0" w:space="0" w:color="000000"/>
+              <w:right w:val="none" w:sz="0" w:space="0" w:color="000000"/>
+            </w:tcBorders>
+            <w:shd w:val="clear" w:color="auto" w:fill="FFFFFF"/>
+            <w:tcMar>
+              <w:top w:w="0" w:type="dxa"/>
+              <w:bottom w:w="0" w:type="dxa"/>
+              <w:left w:w="0" w:type="dxa"/>
+              <w:right w:w="0" w:type="dxa"/>
+            </w:tcMar>
+            <w:vAlign w:val="center"/>
+          </w:tcPr>
+          <w:p>
+            <w:pPr>
+              <w:pStyle w:val="Normal"/>
+              <w:jc w:val="center"/>
+              <w:pBdr>
+                <w:bottom w:val="none" w:sz="0" w:space="0" w:color="000000"/>
+                <w:top w:val="none" w:sz="0" w:space="0" w:color="000000"/>
+                <w:left w:val="none" w:sz="0" w:space="0" w:color="000000"/>
+                <w:right w:val="none" w:sz="0" w:space="0" w:color="000000"/>
+              </w:pBdr>
+              <w:spacing w:after="100" w:before="100" w:line="240"/>
+              <w:ind w:left="100" w:right="100" w:firstLine="0" w:firstLineChars="0"/>
+              <w:rPr>
+                <w:rFonts w:ascii="Helvetica" w:hAnsi="Helvetica" w:eastAsia="Helvetica" w:cs="Helvetica"/>
+                <w:i w:val="false"/>
+                <w:b w:val="false"/>
+                <w:u w:val="none"/>
+                <w:strike w:val="false"/>
+                <w:sz w:val="22"/>
+                <w:szCs w:val="22"/>
+                <w:color w:val="000000"/>
+              </w:rPr>
+            </w:pPr>
+            <w:r>
+              <w:rPr>
+                <w:rFonts w:ascii="Helvetica" w:hAnsi="Helvetica" w:eastAsia="Helvetica" w:cs="Helvetica"/>
+                <w:i w:val="false"/>
+                <w:b w:val="false"/>
+                <w:u w:val="none"/>
+                <w:strike w:val="false"/>
+                <w:sz w:val="22"/>
+                <w:szCs w:val="22"/>
+                <w:color w:val="000000"/>
+              </w:rPr>
+              <w:t xml:space="preserve">-1332.905</w:t>
+            </w:r>
+          </w:p>
+        </w:tc>
+      </w:tr>
+      <w:tr>
+        <w:trPr>
+          <w:trHeight w:val="360" w:hRule="auto"/>
+        </w:trPr>
+        <w:tc>
+          <w:tcPr>
+            <w:tcBorders>
+              <w:bottom w:val="none" w:sz="0" w:space="0" w:color="000000"/>
+              <w:top w:val="none" w:sz="0" w:space="0" w:color="000000"/>
+              <w:left w:val="none" w:sz="0" w:space="0" w:color="000000"/>
+              <w:right w:val="none" w:sz="0" w:space="0" w:color="000000"/>
+            </w:tcBorders>
+            <w:shd w:val="clear" w:color="auto" w:fill="FFFFFF"/>
+            <w:tcMar>
+              <w:top w:w="0" w:type="dxa"/>
+              <w:bottom w:w="0" w:type="dxa"/>
+              <w:left w:w="0" w:type="dxa"/>
+              <w:right w:w="0" w:type="dxa"/>
+            </w:tcMar>
+            <w:vAlign w:val="center"/>
+          </w:tcPr>
+          <w:p>
+            <w:pPr>
+              <w:pStyle w:val="Normal"/>
+              <w:jc w:val="left"/>
+              <w:pBdr>
+                <w:bottom w:val="none" w:sz="0" w:space="0" w:color="000000"/>
+                <w:top w:val="none" w:sz="0" w:space="0" w:color="000000"/>
+                <w:left w:val="none" w:sz="0" w:space="0" w:color="000000"/>
+                <w:right w:val="none" w:sz="0" w:space="0" w:color="000000"/>
+              </w:pBdr>
+              <w:spacing w:after="100" w:before="100" w:line="240"/>
+              <w:ind w:left="100" w:right="100" w:firstLine="0" w:firstLineChars="0"/>
+              <w:rPr>
+                <w:rFonts w:ascii="Helvetica" w:hAnsi="Helvetica" w:eastAsia="Helvetica" w:cs="Helvetica"/>
+                <w:i w:val="false"/>
+                <w:b w:val="false"/>
+                <w:u w:val="none"/>
+                <w:strike w:val="false"/>
+                <w:sz w:val="22"/>
+                <w:szCs w:val="22"/>
+                <w:color w:val="000000"/>
+              </w:rPr>
+            </w:pPr>
+            <w:r>
+              <w:rPr>
+                <w:rFonts w:ascii="Helvetica" w:hAnsi="Helvetica" w:eastAsia="Helvetica" w:cs="Helvetica"/>
+                <w:i w:val="false"/>
+                <w:b w:val="false"/>
+                <w:u w:val="none"/>
+                <w:strike w:val="false"/>
+                <w:sz w:val="22"/>
+                <w:szCs w:val="22"/>
+                <w:color w:val="000000"/>
+              </w:rPr>
+              <w:t xml:space="preserve">F</w:t>
+            </w:r>
+          </w:p>
+        </w:tc>
+        <w:tc>
+          <w:tcPr>
+            <w:tcBorders>
+              <w:bottom w:val="none" w:sz="0" w:space="0" w:color="000000"/>
+              <w:top w:val="none" w:sz="0" w:space="0" w:color="000000"/>
+              <w:left w:val="none" w:sz="0" w:space="0" w:color="000000"/>
+              <w:right w:val="none" w:sz="0" w:space="0" w:color="000000"/>
+            </w:tcBorders>
+            <w:shd w:val="clear" w:color="auto" w:fill="FFFFFF"/>
+            <w:tcMar>
+              <w:top w:w="0" w:type="dxa"/>
+              <w:bottom w:w="0" w:type="dxa"/>
+              <w:left w:w="0" w:type="dxa"/>
+              <w:right w:w="0" w:type="dxa"/>
+            </w:tcMar>
+            <w:vAlign w:val="center"/>
+          </w:tcPr>
+          <w:p>
+            <w:pPr>
+              <w:pStyle w:val="Normal"/>
+              <w:jc w:val="center"/>
+              <w:pBdr>
+                <w:bottom w:val="none" w:sz="0" w:space="0" w:color="000000"/>
+                <w:top w:val="none" w:sz="0" w:space="0" w:color="000000"/>
+                <w:left w:val="none" w:sz="0" w:space="0" w:color="000000"/>
+                <w:right w:val="none" w:sz="0" w:space="0" w:color="000000"/>
+              </w:pBdr>
+              <w:spacing w:after="100" w:before="100" w:line="240"/>
+              <w:ind w:left="100" w:right="100" w:firstLine="0" w:firstLineChars="0"/>
+              <w:rPr>
+                <w:rFonts w:ascii="Helvetica" w:hAnsi="Helvetica" w:eastAsia="Helvetica" w:cs="Helvetica"/>
+                <w:i w:val="false"/>
+                <w:b w:val="false"/>
+                <w:u w:val="none"/>
+                <w:strike w:val="false"/>
+                <w:sz w:val="22"/>
+                <w:szCs w:val="22"/>
+                <w:color w:val="000000"/>
+              </w:rPr>
+            </w:pPr>
+            <w:r>
+              <w:rPr>
+                <w:rFonts w:ascii="Helvetica" w:hAnsi="Helvetica" w:eastAsia="Helvetica" w:cs="Helvetica"/>
+                <w:i w:val="false"/>
+                <w:b w:val="false"/>
+                <w:u w:val="none"/>
+                <w:strike w:val="false"/>
+                <w:sz w:val="22"/>
+                <w:szCs w:val="22"/>
+                <w:color w:val="000000"/>
+              </w:rPr>
+              <w:t xml:space="preserve">38.425</w:t>
+            </w:r>
+          </w:p>
+        </w:tc>
+        <w:tc>
+          <w:tcPr>
+            <w:tcBorders>
+              <w:bottom w:val="none" w:sz="0" w:space="0" w:color="000000"/>
+              <w:top w:val="none" w:sz="0" w:space="0" w:color="000000"/>
+              <w:left w:val="none" w:sz="0" w:space="0" w:color="000000"/>
+              <w:right w:val="none" w:sz="0" w:space="0" w:color="000000"/>
+            </w:tcBorders>
+            <w:shd w:val="clear" w:color="auto" w:fill="FFFFFF"/>
+            <w:tcMar>
+              <w:top w:w="0" w:type="dxa"/>
+              <w:bottom w:w="0" w:type="dxa"/>
+              <w:left w:w="0" w:type="dxa"/>
+              <w:right w:w="0" w:type="dxa"/>
+            </w:tcMar>
+            <w:vAlign w:val="center"/>
+          </w:tcPr>
+          <w:p>
+            <w:pPr>
+              <w:pStyle w:val="Normal"/>
+              <w:jc w:val="center"/>
+              <w:pBdr>
+                <w:bottom w:val="none" w:sz="0" w:space="0" w:color="000000"/>
+                <w:top w:val="none" w:sz="0" w:space="0" w:color="000000"/>
+                <w:left w:val="none" w:sz="0" w:space="0" w:color="000000"/>
+                <w:right w:val="none" w:sz="0" w:space="0" w:color="000000"/>
+              </w:pBdr>
+              <w:spacing w:after="100" w:before="100" w:line="240"/>
+              <w:ind w:left="100" w:right="100" w:firstLine="0" w:firstLineChars="0"/>
+              <w:rPr>
+                <w:rFonts w:ascii="Helvetica" w:hAnsi="Helvetica" w:eastAsia="Helvetica" w:cs="Helvetica"/>
+                <w:i w:val="false"/>
+                <w:b w:val="false"/>
+                <w:u w:val="none"/>
+                <w:strike w:val="false"/>
+                <w:sz w:val="22"/>
+                <w:szCs w:val="22"/>
+                <w:color w:val="000000"/>
+              </w:rPr>
+            </w:pPr>
+            <w:r>
+              <w:rPr>
+                <w:rFonts w:ascii="Helvetica" w:hAnsi="Helvetica" w:eastAsia="Helvetica" w:cs="Helvetica"/>
+                <w:i w:val="false"/>
+                <w:b w:val="false"/>
+                <w:u w:val="none"/>
+                <w:strike w:val="false"/>
+                <w:sz w:val="22"/>
+                <w:szCs w:val="22"/>
+                <w:color w:val="000000"/>
+              </w:rPr>
+              <w:t xml:space="preserve">35.785</w:t>
+            </w:r>
+          </w:p>
+        </w:tc>
+        <w:tc>
+          <w:tcPr>
+            <w:tcBorders>
+              <w:bottom w:val="none" w:sz="0" w:space="0" w:color="000000"/>
+              <w:top w:val="none" w:sz="0" w:space="0" w:color="000000"/>
+              <w:left w:val="none" w:sz="0" w:space="0" w:color="000000"/>
+              <w:right w:val="none" w:sz="0" w:space="0" w:color="000000"/>
+            </w:tcBorders>
+            <w:shd w:val="clear" w:color="auto" w:fill="FFFFFF"/>
+            <w:tcMar>
+              <w:top w:w="0" w:type="dxa"/>
+              <w:bottom w:w="0" w:type="dxa"/>
+              <w:left w:w="0" w:type="dxa"/>
+              <w:right w:w="0" w:type="dxa"/>
+            </w:tcMar>
+            <w:vAlign w:val="center"/>
+          </w:tcPr>
+          <w:p>
+            <w:pPr>
+              <w:pStyle w:val="Normal"/>
+              <w:jc w:val="center"/>
+              <w:pBdr>
+                <w:bottom w:val="none" w:sz="0" w:space="0" w:color="000000"/>
+                <w:top w:val="none" w:sz="0" w:space="0" w:color="000000"/>
+                <w:left w:val="none" w:sz="0" w:space="0" w:color="000000"/>
+                <w:right w:val="none" w:sz="0" w:space="0" w:color="000000"/>
+              </w:pBdr>
+              <w:spacing w:after="100" w:before="100" w:line="240"/>
+              <w:ind w:left="100" w:right="100" w:firstLine="0" w:firstLineChars="0"/>
+              <w:rPr>
+                <w:rFonts w:ascii="Helvetica" w:hAnsi="Helvetica" w:eastAsia="Helvetica" w:cs="Helvetica"/>
+                <w:i w:val="false"/>
+                <w:b w:val="false"/>
+                <w:u w:val="none"/>
+                <w:strike w:val="false"/>
+                <w:sz w:val="22"/>
+                <w:szCs w:val="22"/>
+                <w:color w:val="000000"/>
+              </w:rPr>
+            </w:pPr>
+            <w:r>
+              <w:rPr>
+                <w:rFonts w:ascii="Helvetica" w:hAnsi="Helvetica" w:eastAsia="Helvetica" w:cs="Helvetica"/>
+                <w:i w:val="false"/>
+                <w:b w:val="false"/>
+                <w:u w:val="none"/>
+                <w:strike w:val="false"/>
+                <w:sz w:val="22"/>
+                <w:szCs w:val="22"/>
+                <w:color w:val="000000"/>
+              </w:rPr>
+              <w:t xml:space="preserve">33.252</w:t>
+            </w:r>
+          </w:p>
+        </w:tc>
+        <w:tc>
+          <w:tcPr>
+            <w:tcBorders>
+              <w:bottom w:val="none" w:sz="0" w:space="0" w:color="000000"/>
+              <w:top w:val="none" w:sz="0" w:space="0" w:color="000000"/>
+              <w:left w:val="none" w:sz="0" w:space="0" w:color="000000"/>
+              <w:right w:val="none" w:sz="0" w:space="0" w:color="000000"/>
+            </w:tcBorders>
+            <w:shd w:val="clear" w:color="auto" w:fill="FFFFFF"/>
+            <w:tcMar>
+              <w:top w:w="0" w:type="dxa"/>
+              <w:bottom w:w="0" w:type="dxa"/>
+              <w:left w:w="0" w:type="dxa"/>
+              <w:right w:w="0" w:type="dxa"/>
+            </w:tcMar>
+            <w:vAlign w:val="center"/>
+          </w:tcPr>
+          <w:p>
+            <w:pPr>
+              <w:pStyle w:val="Normal"/>
+              <w:jc w:val="center"/>
+              <w:pBdr>
+                <w:bottom w:val="none" w:sz="0" w:space="0" w:color="000000"/>
+                <w:top w:val="none" w:sz="0" w:space="0" w:color="000000"/>
+                <w:left w:val="none" w:sz="0" w:space="0" w:color="000000"/>
+                <w:right w:val="none" w:sz="0" w:space="0" w:color="000000"/>
+              </w:pBdr>
+              <w:spacing w:after="100" w:before="100" w:line="240"/>
+              <w:ind w:left="100" w:right="100" w:firstLine="0" w:firstLineChars="0"/>
+              <w:rPr>
+                <w:rFonts w:ascii="Helvetica" w:hAnsi="Helvetica" w:eastAsia="Helvetica" w:cs="Helvetica"/>
+                <w:i w:val="false"/>
+                <w:b w:val="false"/>
+                <w:u w:val="none"/>
+                <w:strike w:val="false"/>
+                <w:sz w:val="22"/>
+                <w:szCs w:val="22"/>
+                <w:color w:val="000000"/>
+              </w:rPr>
+            </w:pPr>
+            <w:r>
+              <w:rPr>
+                <w:rFonts w:ascii="Helvetica" w:hAnsi="Helvetica" w:eastAsia="Helvetica" w:cs="Helvetica"/>
+                <w:i w:val="false"/>
+                <w:b w:val="false"/>
+                <w:u w:val="none"/>
+                <w:strike w:val="false"/>
+                <w:sz w:val="22"/>
+                <w:szCs w:val="22"/>
+                <w:color w:val="000000"/>
+              </w:rPr>
+              <w:t xml:space="preserve">32.952</w:t>
+            </w:r>
+          </w:p>
+        </w:tc>
+        <w:tc>
+          <w:tcPr>
+            <w:tcBorders>
+              <w:bottom w:val="none" w:sz="0" w:space="0" w:color="000000"/>
+              <w:top w:val="none" w:sz="0" w:space="0" w:color="000000"/>
+              <w:left w:val="none" w:sz="0" w:space="0" w:color="000000"/>
+              <w:right w:val="none" w:sz="0" w:space="0" w:color="000000"/>
+            </w:tcBorders>
+            <w:shd w:val="clear" w:color="auto" w:fill="FFFFFF"/>
+            <w:tcMar>
+              <w:top w:w="0" w:type="dxa"/>
+              <w:bottom w:w="0" w:type="dxa"/>
+              <w:left w:w="0" w:type="dxa"/>
+              <w:right w:w="0" w:type="dxa"/>
+            </w:tcMar>
+            <w:vAlign w:val="center"/>
+          </w:tcPr>
+          <w:p>
+            <w:pPr>
+              <w:pStyle w:val="Normal"/>
+              <w:jc w:val="center"/>
+              <w:pBdr>
+                <w:bottom w:val="none" w:sz="0" w:space="0" w:color="000000"/>
+                <w:top w:val="none" w:sz="0" w:space="0" w:color="000000"/>
+                <w:left w:val="none" w:sz="0" w:space="0" w:color="000000"/>
+                <w:right w:val="none" w:sz="0" w:space="0" w:color="000000"/>
+              </w:pBdr>
+              <w:spacing w:after="100" w:before="100" w:line="240"/>
+              <w:ind w:left="100" w:right="100" w:firstLine="0" w:firstLineChars="0"/>
+              <w:rPr>
+                <w:rFonts w:ascii="Helvetica" w:hAnsi="Helvetica" w:eastAsia="Helvetica" w:cs="Helvetica"/>
+                <w:i w:val="false"/>
+                <w:b w:val="false"/>
+                <w:u w:val="none"/>
+                <w:strike w:val="false"/>
+                <w:sz w:val="22"/>
+                <w:szCs w:val="22"/>
+                <w:color w:val="000000"/>
+              </w:rPr>
+            </w:pPr>
+            <w:r>
+              <w:rPr>
+                <w:rFonts w:ascii="Helvetica" w:hAnsi="Helvetica" w:eastAsia="Helvetica" w:cs="Helvetica"/>
+                <w:i w:val="false"/>
+                <w:b w:val="false"/>
+                <w:u w:val="none"/>
+                <w:strike w:val="false"/>
+                <w:sz w:val="22"/>
+                <w:szCs w:val="22"/>
+                <w:color w:val="000000"/>
+              </w:rPr>
+              <w:t xml:space="preserve">41.714</w:t>
+            </w:r>
+          </w:p>
+        </w:tc>
+        <w:tc>
+          <w:tcPr>
+            <w:tcBorders>
+              <w:bottom w:val="none" w:sz="0" w:space="0" w:color="000000"/>
+              <w:top w:val="none" w:sz="0" w:space="0" w:color="000000"/>
+              <w:left w:val="none" w:sz="0" w:space="0" w:color="000000"/>
+              <w:right w:val="none" w:sz="0" w:space="0" w:color="000000"/>
+            </w:tcBorders>
+            <w:shd w:val="clear" w:color="auto" w:fill="FFFFFF"/>
+            <w:tcMar>
+              <w:top w:w="0" w:type="dxa"/>
+              <w:bottom w:w="0" w:type="dxa"/>
+              <w:left w:w="0" w:type="dxa"/>
+              <w:right w:w="0" w:type="dxa"/>
+            </w:tcMar>
+            <w:vAlign w:val="center"/>
+          </w:tcPr>
+          <w:p>
+            <w:pPr>
+              <w:pStyle w:val="Normal"/>
+              <w:jc w:val="center"/>
+              <w:pBdr>
+                <w:bottom w:val="none" w:sz="0" w:space="0" w:color="000000"/>
+                <w:top w:val="none" w:sz="0" w:space="0" w:color="000000"/>
+                <w:left w:val="none" w:sz="0" w:space="0" w:color="000000"/>
+                <w:right w:val="none" w:sz="0" w:space="0" w:color="000000"/>
+              </w:pBdr>
+              <w:spacing w:after="100" w:before="100" w:line="240"/>
+              <w:ind w:left="100" w:right="100" w:firstLine="0" w:firstLineChars="0"/>
+              <w:rPr>
+                <w:rFonts w:ascii="Helvetica" w:hAnsi="Helvetica" w:eastAsia="Helvetica" w:cs="Helvetica"/>
+                <w:i w:val="false"/>
+                <w:b w:val="false"/>
+                <w:u w:val="none"/>
+                <w:strike w:val="false"/>
+                <w:sz w:val="22"/>
+                <w:szCs w:val="22"/>
+                <w:color w:val="000000"/>
+              </w:rPr>
+            </w:pPr>
+            <w:r>
+              <w:rPr>
+                <w:rFonts w:ascii="Helvetica" w:hAnsi="Helvetica" w:eastAsia="Helvetica" w:cs="Helvetica"/>
+                <w:i w:val="false"/>
+                <w:b w:val="false"/>
+                <w:u w:val="none"/>
+                <w:strike w:val="false"/>
+                <w:sz w:val="22"/>
+                <w:szCs w:val="22"/>
+                <w:color w:val="000000"/>
+              </w:rPr>
+              <w:t xml:space="preserve">36.505</w:t>
+            </w:r>
+          </w:p>
+        </w:tc>
+      </w:tr>
+      <w:tr>
+        <w:trPr>
+          <w:trHeight w:val="360" w:hRule="auto"/>
+        </w:trPr>
+        <w:tc>
+          <w:tcPr>
+            <w:tcBorders>
               <w:bottom w:val="single" w:sz="12" w:space="0" w:color="666666"/>
               <w:top w:val="none" w:sz="0" w:space="0" w:color="000000"/>
               <w:left w:val="none" w:sz="0" w:space="0" w:color="000000"/>
@@ -5221,7 +9901,7 @@
                 <w:szCs w:val="22"/>
                 <w:color w:val="000000"/>
               </w:rPr>
-              <w:t xml:space="preserve">R2</w:t>
+              <w:t xml:space="preserve">RMSE</w:t>
             </w:r>
           </w:p>
         </w:tc>
@@ -5276,7 +9956,7 @@
                 <w:szCs w:val="22"/>
                 <w:color w:val="000000"/>
               </w:rPr>
-              <w:t xml:space="preserve">0.270</w:t>
+              <w:t xml:space="preserve">0.86</w:t>
             </w:r>
           </w:p>
         </w:tc>
@@ -5331,7 +10011,7 @@
                 <w:szCs w:val="22"/>
                 <w:color w:val="000000"/>
               </w:rPr>
-              <w:t xml:space="preserve">0.273</w:t>
+              <w:t xml:space="preserve">0.86</w:t>
             </w:r>
           </w:p>
         </w:tc>
@@ -5386,7 +10066,7 @@
                 <w:szCs w:val="22"/>
                 <w:color w:val="000000"/>
               </w:rPr>
-              <w:t xml:space="preserve">0.275</w:t>
+              <w:t xml:space="preserve">0.85</w:t>
             </w:r>
           </w:p>
         </w:tc>
@@ -5441,7 +10121,7 @@
                 <w:szCs w:val="22"/>
                 <w:color w:val="000000"/>
               </w:rPr>
-              <w:t xml:space="preserve">0.343</w:t>
+              <w:t xml:space="preserve">0.81</w:t>
             </w:r>
           </w:p>
         </w:tc>
@@ -5496,7 +10176,7 @@
                 <w:szCs w:val="22"/>
                 <w:color w:val="000000"/>
               </w:rPr>
-              <w:t xml:space="preserve">0.411</w:t>
+              <w:t xml:space="preserve">0.77</w:t>
             </w:r>
           </w:p>
         </w:tc>
@@ -5551,7 +10231,7 @@
                 <w:szCs w:val="22"/>
                 <w:color w:val="000000"/>
               </w:rPr>
-              <w:t xml:space="preserve">0.415</w:t>
+              <w:t xml:space="preserve">0.77</w:t>
             </w:r>
           </w:p>
         </w:tc>

--- a/Output/grace_overall_models.docx
+++ b/Output/grace_overall_models.docx
@@ -4,10 +4,28 @@
   <w:body>
     <w:p>
       <w:pPr>
-        <w:pStyle w:val="Titre2"/>
+        <w:pStyle w:val="Normal"/>
       </w:pPr>
       <w:r>
-        <w:t xml:space="preserve">Table 4: Overall models with standardized beta coefficients (and 95% confidence intervals) from a series of linear regression models quantifying the association between perceived cancer risk and epigenetic aging among MIDUS II sample </w:t>
+        <w:t xml:space="preserve"/>
+      </w:r>
+    </w:p>
+    <w:p>
+      <w:pPr>
+        <w:pStyle w:val="TableCaption"/>
+        <w:jc w:val="center"/>
+        <w:keepNext/>
+        <w:pBdr>
+          <w:bottom w:val="none" w:sz="0" w:space="0" w:color="000000"/>
+          <w:top w:val="none" w:sz="0" w:space="0" w:color="000000"/>
+          <w:left w:val="none" w:sz="0" w:space="0" w:color="000000"/>
+          <w:right w:val="none" w:sz="0" w:space="0" w:color="000000"/>
+        </w:pBdr>
+        <w:spacing w:after="60" w:before="60" w:line="240"/>
+        <w:ind w:left="60" w:right="60" w:firstLine="0" w:firstLineChars="0"/>
+      </w:pPr>
+      <w:r>
+        <w:t xml:space="preserve">Table 4: Overall models with standardized beta coefficients (and 95% confidence intervals) from a series of linear regression models quantifying the association between perceived cancer risk and epigenetic aging among MIDUS II sample</w:t>
       </w:r>
     </w:p>
     <w:tbl xmlns:a="http://schemas.openxmlformats.org/drawingml/2006/main" xmlns:pic="http://schemas.openxmlformats.org/drawingml/2006/picture">
@@ -73,7 +91,7 @@
                 <w:szCs w:val="22"/>
                 <w:color w:val="000000"/>
               </w:rPr>
-              <w:t xml:space="preserve"/>
+              <w:t xml:space="preserve">Outcome Metric</w:t>
             </w:r>
           </w:p>
         </w:tc>
@@ -97,38 +115,38 @@
           <w:p>
             <w:pPr>
               <w:pStyle w:val="Normal"/>
-              <w:jc w:val="center"/>
-              <w:pBdr>
-                <w:bottom w:val="none" w:sz="0" w:space="0" w:color="000000"/>
-                <w:top w:val="none" w:sz="0" w:space="0" w:color="000000"/>
-                <w:left w:val="none" w:sz="0" w:space="0" w:color="000000"/>
-                <w:right w:val="none" w:sz="0" w:space="0" w:color="000000"/>
-              </w:pBdr>
-              <w:spacing w:after="100" w:before="100" w:line="240"/>
-              <w:ind w:left="100" w:right="100" w:firstLine="0" w:firstLineChars="0"/>
-              <w:rPr>
-                <w:rFonts w:ascii="Helvetica" w:hAnsi="Helvetica" w:eastAsia="Helvetica" w:cs="Helvetica"/>
-                <w:i w:val="false"/>
-                <w:b w:val="true"/>
-                <w:u w:val="none"/>
-                <w:strike w:val="false"/>
-                <w:sz w:val="22"/>
-                <w:szCs w:val="22"/>
-                <w:color w:val="000000"/>
-              </w:rPr>
-            </w:pPr>
-            <w:r>
-              <w:rPr>
-                <w:rFonts w:ascii="Helvetica" w:hAnsi="Helvetica" w:eastAsia="Helvetica" w:cs="Helvetica"/>
-                <w:i w:val="false"/>
-                <w:b w:val="true"/>
-                <w:u w:val="none"/>
-                <w:strike w:val="false"/>
-                <w:sz w:val="22"/>
-                <w:szCs w:val="22"/>
-                <w:color w:val="000000"/>
-              </w:rPr>
-              <w:t xml:space="preserve">M1</w:t>
+              <w:jc w:val="left"/>
+              <w:pBdr>
+                <w:bottom w:val="none" w:sz="0" w:space="0" w:color="000000"/>
+                <w:top w:val="none" w:sz="0" w:space="0" w:color="000000"/>
+                <w:left w:val="none" w:sz="0" w:space="0" w:color="000000"/>
+                <w:right w:val="none" w:sz="0" w:space="0" w:color="000000"/>
+              </w:pBdr>
+              <w:spacing w:after="100" w:before="100" w:line="240"/>
+              <w:ind w:left="100" w:right="100" w:firstLine="0" w:firstLineChars="0"/>
+              <w:rPr>
+                <w:rFonts w:ascii="Helvetica" w:hAnsi="Helvetica" w:eastAsia="Helvetica" w:cs="Helvetica"/>
+                <w:i w:val="false"/>
+                <w:b w:val="false"/>
+                <w:u w:val="none"/>
+                <w:strike w:val="false"/>
+                <w:sz w:val="22"/>
+                <w:szCs w:val="22"/>
+                <w:color w:val="000000"/>
+              </w:rPr>
+            </w:pPr>
+            <w:r>
+              <w:rPr>
+                <w:rFonts w:ascii="Helvetica" w:hAnsi="Helvetica" w:eastAsia="Helvetica" w:cs="Helvetica"/>
+                <w:i w:val="false"/>
+                <w:b w:val="false"/>
+                <w:u w:val="none"/>
+                <w:strike w:val="false"/>
+                <w:sz w:val="22"/>
+                <w:szCs w:val="22"/>
+                <w:color w:val="000000"/>
+              </w:rPr>
+              <w:t xml:space="preserve">Predictor</w:t>
             </w:r>
           </w:p>
         </w:tc>
@@ -152,38 +170,38 @@
           <w:p>
             <w:pPr>
               <w:pStyle w:val="Normal"/>
-              <w:jc w:val="center"/>
-              <w:pBdr>
-                <w:bottom w:val="none" w:sz="0" w:space="0" w:color="000000"/>
-                <w:top w:val="none" w:sz="0" w:space="0" w:color="000000"/>
-                <w:left w:val="none" w:sz="0" w:space="0" w:color="000000"/>
-                <w:right w:val="none" w:sz="0" w:space="0" w:color="000000"/>
-              </w:pBdr>
-              <w:spacing w:after="100" w:before="100" w:line="240"/>
-              <w:ind w:left="100" w:right="100" w:firstLine="0" w:firstLineChars="0"/>
-              <w:rPr>
-                <w:rFonts w:ascii="Helvetica" w:hAnsi="Helvetica" w:eastAsia="Helvetica" w:cs="Helvetica"/>
-                <w:i w:val="false"/>
-                <w:b w:val="true"/>
-                <w:u w:val="none"/>
-                <w:strike w:val="false"/>
-                <w:sz w:val="22"/>
-                <w:szCs w:val="22"/>
-                <w:color w:val="000000"/>
-              </w:rPr>
-            </w:pPr>
-            <w:r>
-              <w:rPr>
-                <w:rFonts w:ascii="Helvetica" w:hAnsi="Helvetica" w:eastAsia="Helvetica" w:cs="Helvetica"/>
-                <w:i w:val="false"/>
-                <w:b w:val="true"/>
-                <w:u w:val="none"/>
-                <w:strike w:val="false"/>
-                <w:sz w:val="22"/>
-                <w:szCs w:val="22"/>
-                <w:color w:val="000000"/>
-              </w:rPr>
-              <w:t xml:space="preserve">M2</w:t>
+              <w:jc w:val="left"/>
+              <w:pBdr>
+                <w:bottom w:val="none" w:sz="0" w:space="0" w:color="000000"/>
+                <w:top w:val="none" w:sz="0" w:space="0" w:color="000000"/>
+                <w:left w:val="none" w:sz="0" w:space="0" w:color="000000"/>
+                <w:right w:val="none" w:sz="0" w:space="0" w:color="000000"/>
+              </w:pBdr>
+              <w:spacing w:after="100" w:before="100" w:line="240"/>
+              <w:ind w:left="100" w:right="100" w:firstLine="0" w:firstLineChars="0"/>
+              <w:rPr>
+                <w:rFonts w:ascii="Helvetica" w:hAnsi="Helvetica" w:eastAsia="Helvetica" w:cs="Helvetica"/>
+                <w:i w:val="false"/>
+                <w:b w:val="false"/>
+                <w:u w:val="none"/>
+                <w:strike w:val="false"/>
+                <w:sz w:val="22"/>
+                <w:szCs w:val="22"/>
+                <w:color w:val="000000"/>
+              </w:rPr>
+            </w:pPr>
+            <w:r>
+              <w:rPr>
+                <w:rFonts w:ascii="Helvetica" w:hAnsi="Helvetica" w:eastAsia="Helvetica" w:cs="Helvetica"/>
+                <w:i w:val="false"/>
+                <w:b w:val="false"/>
+                <w:u w:val="none"/>
+                <w:strike w:val="false"/>
+                <w:sz w:val="22"/>
+                <w:szCs w:val="22"/>
+                <w:color w:val="000000"/>
+              </w:rPr>
+              <w:t xml:space="preserve">M1</w:t>
             </w:r>
           </w:p>
         </w:tc>
@@ -207,38 +225,38 @@
           <w:p>
             <w:pPr>
               <w:pStyle w:val="Normal"/>
-              <w:jc w:val="center"/>
-              <w:pBdr>
-                <w:bottom w:val="none" w:sz="0" w:space="0" w:color="000000"/>
-                <w:top w:val="none" w:sz="0" w:space="0" w:color="000000"/>
-                <w:left w:val="none" w:sz="0" w:space="0" w:color="000000"/>
-                <w:right w:val="none" w:sz="0" w:space="0" w:color="000000"/>
-              </w:pBdr>
-              <w:spacing w:after="100" w:before="100" w:line="240"/>
-              <w:ind w:left="100" w:right="100" w:firstLine="0" w:firstLineChars="0"/>
-              <w:rPr>
-                <w:rFonts w:ascii="Helvetica" w:hAnsi="Helvetica" w:eastAsia="Helvetica" w:cs="Helvetica"/>
-                <w:i w:val="false"/>
-                <w:b w:val="true"/>
-                <w:u w:val="none"/>
-                <w:strike w:val="false"/>
-                <w:sz w:val="22"/>
-                <w:szCs w:val="22"/>
-                <w:color w:val="000000"/>
-              </w:rPr>
-            </w:pPr>
-            <w:r>
-              <w:rPr>
-                <w:rFonts w:ascii="Helvetica" w:hAnsi="Helvetica" w:eastAsia="Helvetica" w:cs="Helvetica"/>
-                <w:i w:val="false"/>
-                <w:b w:val="true"/>
-                <w:u w:val="none"/>
-                <w:strike w:val="false"/>
-                <w:sz w:val="22"/>
-                <w:szCs w:val="22"/>
-                <w:color w:val="000000"/>
-              </w:rPr>
-              <w:t xml:space="preserve">M3</w:t>
+              <w:jc w:val="left"/>
+              <w:pBdr>
+                <w:bottom w:val="none" w:sz="0" w:space="0" w:color="000000"/>
+                <w:top w:val="none" w:sz="0" w:space="0" w:color="000000"/>
+                <w:left w:val="none" w:sz="0" w:space="0" w:color="000000"/>
+                <w:right w:val="none" w:sz="0" w:space="0" w:color="000000"/>
+              </w:pBdr>
+              <w:spacing w:after="100" w:before="100" w:line="240"/>
+              <w:ind w:left="100" w:right="100" w:firstLine="0" w:firstLineChars="0"/>
+              <w:rPr>
+                <w:rFonts w:ascii="Helvetica" w:hAnsi="Helvetica" w:eastAsia="Helvetica" w:cs="Helvetica"/>
+                <w:i w:val="false"/>
+                <w:b w:val="false"/>
+                <w:u w:val="none"/>
+                <w:strike w:val="false"/>
+                <w:sz w:val="22"/>
+                <w:szCs w:val="22"/>
+                <w:color w:val="000000"/>
+              </w:rPr>
+            </w:pPr>
+            <w:r>
+              <w:rPr>
+                <w:rFonts w:ascii="Helvetica" w:hAnsi="Helvetica" w:eastAsia="Helvetica" w:cs="Helvetica"/>
+                <w:i w:val="false"/>
+                <w:b w:val="false"/>
+                <w:u w:val="none"/>
+                <w:strike w:val="false"/>
+                <w:sz w:val="22"/>
+                <w:szCs w:val="22"/>
+                <w:color w:val="000000"/>
+              </w:rPr>
+              <w:t xml:space="preserve">M2</w:t>
             </w:r>
           </w:p>
         </w:tc>
@@ -262,38 +280,38 @@
           <w:p>
             <w:pPr>
               <w:pStyle w:val="Normal"/>
-              <w:jc w:val="center"/>
-              <w:pBdr>
-                <w:bottom w:val="none" w:sz="0" w:space="0" w:color="000000"/>
-                <w:top w:val="none" w:sz="0" w:space="0" w:color="000000"/>
-                <w:left w:val="none" w:sz="0" w:space="0" w:color="000000"/>
-                <w:right w:val="none" w:sz="0" w:space="0" w:color="000000"/>
-              </w:pBdr>
-              <w:spacing w:after="100" w:before="100" w:line="240"/>
-              <w:ind w:left="100" w:right="100" w:firstLine="0" w:firstLineChars="0"/>
-              <w:rPr>
-                <w:rFonts w:ascii="Helvetica" w:hAnsi="Helvetica" w:eastAsia="Helvetica" w:cs="Helvetica"/>
-                <w:i w:val="false"/>
-                <w:b w:val="true"/>
-                <w:u w:val="none"/>
-                <w:strike w:val="false"/>
-                <w:sz w:val="22"/>
-                <w:szCs w:val="22"/>
-                <w:color w:val="000000"/>
-              </w:rPr>
-            </w:pPr>
-            <w:r>
-              <w:rPr>
-                <w:rFonts w:ascii="Helvetica" w:hAnsi="Helvetica" w:eastAsia="Helvetica" w:cs="Helvetica"/>
-                <w:i w:val="false"/>
-                <w:b w:val="true"/>
-                <w:u w:val="none"/>
-                <w:strike w:val="false"/>
-                <w:sz w:val="22"/>
-                <w:szCs w:val="22"/>
-                <w:color w:val="000000"/>
-              </w:rPr>
-              <w:t xml:space="preserve">M4</w:t>
+              <w:jc w:val="left"/>
+              <w:pBdr>
+                <w:bottom w:val="none" w:sz="0" w:space="0" w:color="000000"/>
+                <w:top w:val="none" w:sz="0" w:space="0" w:color="000000"/>
+                <w:left w:val="none" w:sz="0" w:space="0" w:color="000000"/>
+                <w:right w:val="none" w:sz="0" w:space="0" w:color="000000"/>
+              </w:pBdr>
+              <w:spacing w:after="100" w:before="100" w:line="240"/>
+              <w:ind w:left="100" w:right="100" w:firstLine="0" w:firstLineChars="0"/>
+              <w:rPr>
+                <w:rFonts w:ascii="Helvetica" w:hAnsi="Helvetica" w:eastAsia="Helvetica" w:cs="Helvetica"/>
+                <w:i w:val="false"/>
+                <w:b w:val="false"/>
+                <w:u w:val="none"/>
+                <w:strike w:val="false"/>
+                <w:sz w:val="22"/>
+                <w:szCs w:val="22"/>
+                <w:color w:val="000000"/>
+              </w:rPr>
+            </w:pPr>
+            <w:r>
+              <w:rPr>
+                <w:rFonts w:ascii="Helvetica" w:hAnsi="Helvetica" w:eastAsia="Helvetica" w:cs="Helvetica"/>
+                <w:i w:val="false"/>
+                <w:b w:val="false"/>
+                <w:u w:val="none"/>
+                <w:strike w:val="false"/>
+                <w:sz w:val="22"/>
+                <w:szCs w:val="22"/>
+                <w:color w:val="000000"/>
+              </w:rPr>
+              <w:t xml:space="preserve">M3</w:t>
             </w:r>
           </w:p>
         </w:tc>
@@ -317,38 +335,38 @@
           <w:p>
             <w:pPr>
               <w:pStyle w:val="Normal"/>
-              <w:jc w:val="center"/>
-              <w:pBdr>
-                <w:bottom w:val="none" w:sz="0" w:space="0" w:color="000000"/>
-                <w:top w:val="none" w:sz="0" w:space="0" w:color="000000"/>
-                <w:left w:val="none" w:sz="0" w:space="0" w:color="000000"/>
-                <w:right w:val="none" w:sz="0" w:space="0" w:color="000000"/>
-              </w:pBdr>
-              <w:spacing w:after="100" w:before="100" w:line="240"/>
-              <w:ind w:left="100" w:right="100" w:firstLine="0" w:firstLineChars="0"/>
-              <w:rPr>
-                <w:rFonts w:ascii="Helvetica" w:hAnsi="Helvetica" w:eastAsia="Helvetica" w:cs="Helvetica"/>
-                <w:i w:val="false"/>
-                <w:b w:val="true"/>
-                <w:u w:val="none"/>
-                <w:strike w:val="false"/>
-                <w:sz w:val="22"/>
-                <w:szCs w:val="22"/>
-                <w:color w:val="000000"/>
-              </w:rPr>
-            </w:pPr>
-            <w:r>
-              <w:rPr>
-                <w:rFonts w:ascii="Helvetica" w:hAnsi="Helvetica" w:eastAsia="Helvetica" w:cs="Helvetica"/>
-                <w:i w:val="false"/>
-                <w:b w:val="true"/>
-                <w:u w:val="none"/>
-                <w:strike w:val="false"/>
-                <w:sz w:val="22"/>
-                <w:szCs w:val="22"/>
-                <w:color w:val="000000"/>
-              </w:rPr>
-              <w:t xml:space="preserve">M5</w:t>
+              <w:jc w:val="left"/>
+              <w:pBdr>
+                <w:bottom w:val="none" w:sz="0" w:space="0" w:color="000000"/>
+                <w:top w:val="none" w:sz="0" w:space="0" w:color="000000"/>
+                <w:left w:val="none" w:sz="0" w:space="0" w:color="000000"/>
+                <w:right w:val="none" w:sz="0" w:space="0" w:color="000000"/>
+              </w:pBdr>
+              <w:spacing w:after="100" w:before="100" w:line="240"/>
+              <w:ind w:left="100" w:right="100" w:firstLine="0" w:firstLineChars="0"/>
+              <w:rPr>
+                <w:rFonts w:ascii="Helvetica" w:hAnsi="Helvetica" w:eastAsia="Helvetica" w:cs="Helvetica"/>
+                <w:i w:val="false"/>
+                <w:b w:val="false"/>
+                <w:u w:val="none"/>
+                <w:strike w:val="false"/>
+                <w:sz w:val="22"/>
+                <w:szCs w:val="22"/>
+                <w:color w:val="000000"/>
+              </w:rPr>
+            </w:pPr>
+            <w:r>
+              <w:rPr>
+                <w:rFonts w:ascii="Helvetica" w:hAnsi="Helvetica" w:eastAsia="Helvetica" w:cs="Helvetica"/>
+                <w:i w:val="false"/>
+                <w:b w:val="false"/>
+                <w:u w:val="none"/>
+                <w:strike w:val="false"/>
+                <w:sz w:val="22"/>
+                <w:szCs w:val="22"/>
+                <w:color w:val="000000"/>
+              </w:rPr>
+              <w:t xml:space="preserve">M4</w:t>
             </w:r>
           </w:p>
         </w:tc>
@@ -372,47 +390,41 @@
           <w:p>
             <w:pPr>
               <w:pStyle w:val="Normal"/>
-              <w:jc w:val="center"/>
-              <w:pBdr>
-                <w:bottom w:val="none" w:sz="0" w:space="0" w:color="000000"/>
-                <w:top w:val="none" w:sz="0" w:space="0" w:color="000000"/>
-                <w:left w:val="none" w:sz="0" w:space="0" w:color="000000"/>
-                <w:right w:val="none" w:sz="0" w:space="0" w:color="000000"/>
-              </w:pBdr>
-              <w:spacing w:after="100" w:before="100" w:line="240"/>
-              <w:ind w:left="100" w:right="100" w:firstLine="0" w:firstLineChars="0"/>
-              <w:rPr>
-                <w:rFonts w:ascii="Helvetica" w:hAnsi="Helvetica" w:eastAsia="Helvetica" w:cs="Helvetica"/>
-                <w:i w:val="false"/>
-                <w:b w:val="true"/>
-                <w:u w:val="none"/>
-                <w:strike w:val="false"/>
-                <w:sz w:val="22"/>
-                <w:szCs w:val="22"/>
-                <w:color w:val="000000"/>
-              </w:rPr>
-            </w:pPr>
-            <w:r>
-              <w:rPr>
-                <w:rFonts w:ascii="Helvetica" w:hAnsi="Helvetica" w:eastAsia="Helvetica" w:cs="Helvetica"/>
-                <w:i w:val="false"/>
-                <w:b w:val="true"/>
-                <w:u w:val="none"/>
-                <w:strike w:val="false"/>
-                <w:sz w:val="22"/>
-                <w:szCs w:val="22"/>
-                <w:color w:val="000000"/>
-              </w:rPr>
-              <w:t xml:space="preserve">M6</w:t>
-            </w:r>
-          </w:p>
-        </w:tc>
-      </w:tr>
-      <w:tr>
-        <w:trPr>
-          <w:trHeight w:val="360" w:hRule="auto"/>
-          <w:tblHeader/>
-        </w:trPr>
+              <w:jc w:val="left"/>
+              <w:pBdr>
+                <w:bottom w:val="none" w:sz="0" w:space="0" w:color="000000"/>
+                <w:top w:val="none" w:sz="0" w:space="0" w:color="000000"/>
+                <w:left w:val="none" w:sz="0" w:space="0" w:color="000000"/>
+                <w:right w:val="none" w:sz="0" w:space="0" w:color="000000"/>
+              </w:pBdr>
+              <w:spacing w:after="100" w:before="100" w:line="240"/>
+              <w:ind w:left="100" w:right="100" w:firstLine="0" w:firstLineChars="0"/>
+              <w:rPr>
+                <w:rFonts w:ascii="Helvetica" w:hAnsi="Helvetica" w:eastAsia="Helvetica" w:cs="Helvetica"/>
+                <w:i w:val="false"/>
+                <w:b w:val="false"/>
+                <w:u w:val="none"/>
+                <w:strike w:val="false"/>
+                <w:sz w:val="22"/>
+                <w:szCs w:val="22"/>
+                <w:color w:val="000000"/>
+              </w:rPr>
+            </w:pPr>
+            <w:r>
+              <w:rPr>
+                <w:rFonts w:ascii="Helvetica" w:hAnsi="Helvetica" w:eastAsia="Helvetica" w:cs="Helvetica"/>
+                <w:i w:val="false"/>
+                <w:b w:val="false"/>
+                <w:u w:val="none"/>
+                <w:strike w:val="false"/>
+                <w:sz w:val="22"/>
+                <w:szCs w:val="22"/>
+                <w:color w:val="000000"/>
+              </w:rPr>
+              <w:t xml:space="preserve">M5</w:t>
+            </w:r>
+          </w:p>
+        </w:tc>
         <w:tc>
           <w:tcPr>
             <w:tcBorders>
@@ -464,337 +476,7 @@
                 <w:szCs w:val="22"/>
                 <w:color w:val="000000"/>
               </w:rPr>
-              <w:t xml:space="preserve"/>
-            </w:r>
-          </w:p>
-        </w:tc>
-        <w:tc>
-          <w:tcPr>
-            <w:tcBorders>
-              <w:bottom w:val="single" w:sz="12" w:space="0" w:color="666666"/>
-              <w:top w:val="single" w:sz="12" w:space="0" w:color="666666"/>
-              <w:left w:val="none" w:sz="0" w:space="0" w:color="000000"/>
-              <w:right w:val="none" w:sz="0" w:space="0" w:color="000000"/>
-            </w:tcBorders>
-            <w:shd w:val="clear" w:color="auto" w:fill="FFFFFF"/>
-            <w:tcMar>
-              <w:top w:w="0" w:type="dxa"/>
-              <w:bottom w:w="0" w:type="dxa"/>
-              <w:left w:w="0" w:type="dxa"/>
-              <w:right w:w="0" w:type="dxa"/>
-            </w:tcMar>
-            <w:vAlign w:val="center"/>
-          </w:tcPr>
-          <w:p>
-            <w:pPr>
-              <w:pStyle w:val="Normal"/>
-              <w:jc w:val="center"/>
-              <w:pBdr>
-                <w:bottom w:val="none" w:sz="0" w:space="0" w:color="000000"/>
-                <w:top w:val="none" w:sz="0" w:space="0" w:color="000000"/>
-                <w:left w:val="none" w:sz="0" w:space="0" w:color="000000"/>
-                <w:right w:val="none" w:sz="0" w:space="0" w:color="000000"/>
-              </w:pBdr>
-              <w:spacing w:after="100" w:before="100" w:line="240"/>
-              <w:ind w:left="100" w:right="100" w:firstLine="0" w:firstLineChars="0"/>
-              <w:rPr>
-                <w:rFonts w:ascii="Helvetica" w:hAnsi="Helvetica" w:eastAsia="Helvetica" w:cs="Helvetica"/>
-                <w:i w:val="false"/>
-                <w:b w:val="false"/>
-                <w:u w:val="none"/>
-                <w:strike w:val="false"/>
-                <w:sz w:val="22"/>
-                <w:szCs w:val="22"/>
-                <w:color w:val="000000"/>
-              </w:rPr>
-            </w:pPr>
-            <w:r>
-              <w:rPr>
-                <w:rFonts w:ascii="Helvetica" w:hAnsi="Helvetica" w:eastAsia="Helvetica" w:cs="Helvetica"/>
-                <w:i w:val="false"/>
-                <w:b w:val="false"/>
-                <w:u w:val="none"/>
-                <w:strike w:val="false"/>
-                <w:sz w:val="22"/>
-                <w:szCs w:val="22"/>
-                <w:color w:val="000000"/>
-              </w:rPr>
-              <w:t xml:space="preserve">β (95% CI)</w:t>
-            </w:r>
-          </w:p>
-        </w:tc>
-        <w:tc>
-          <w:tcPr>
-            <w:tcBorders>
-              <w:bottom w:val="single" w:sz="12" w:space="0" w:color="666666"/>
-              <w:top w:val="single" w:sz="12" w:space="0" w:color="666666"/>
-              <w:left w:val="none" w:sz="0" w:space="0" w:color="000000"/>
-              <w:right w:val="none" w:sz="0" w:space="0" w:color="000000"/>
-            </w:tcBorders>
-            <w:shd w:val="clear" w:color="auto" w:fill="FFFFFF"/>
-            <w:tcMar>
-              <w:top w:w="0" w:type="dxa"/>
-              <w:bottom w:w="0" w:type="dxa"/>
-              <w:left w:w="0" w:type="dxa"/>
-              <w:right w:w="0" w:type="dxa"/>
-            </w:tcMar>
-            <w:vAlign w:val="center"/>
-          </w:tcPr>
-          <w:p>
-            <w:pPr>
-              <w:pStyle w:val="Normal"/>
-              <w:jc w:val="center"/>
-              <w:pBdr>
-                <w:bottom w:val="none" w:sz="0" w:space="0" w:color="000000"/>
-                <w:top w:val="none" w:sz="0" w:space="0" w:color="000000"/>
-                <w:left w:val="none" w:sz="0" w:space="0" w:color="000000"/>
-                <w:right w:val="none" w:sz="0" w:space="0" w:color="000000"/>
-              </w:pBdr>
-              <w:spacing w:after="100" w:before="100" w:line="240"/>
-              <w:ind w:left="100" w:right="100" w:firstLine="0" w:firstLineChars="0"/>
-              <w:rPr>
-                <w:rFonts w:ascii="Helvetica" w:hAnsi="Helvetica" w:eastAsia="Helvetica" w:cs="Helvetica"/>
-                <w:i w:val="false"/>
-                <w:b w:val="false"/>
-                <w:u w:val="none"/>
-                <w:strike w:val="false"/>
-                <w:sz w:val="22"/>
-                <w:szCs w:val="22"/>
-                <w:color w:val="000000"/>
-              </w:rPr>
-            </w:pPr>
-            <w:r>
-              <w:rPr>
-                <w:rFonts w:ascii="Helvetica" w:hAnsi="Helvetica" w:eastAsia="Helvetica" w:cs="Helvetica"/>
-                <w:i w:val="false"/>
-                <w:b w:val="false"/>
-                <w:u w:val="none"/>
-                <w:strike w:val="false"/>
-                <w:sz w:val="22"/>
-                <w:szCs w:val="22"/>
-                <w:color w:val="000000"/>
-              </w:rPr>
-              <w:t xml:space="preserve">β (95% CI)</w:t>
-            </w:r>
-          </w:p>
-        </w:tc>
-        <w:tc>
-          <w:tcPr>
-            <w:tcBorders>
-              <w:bottom w:val="single" w:sz="12" w:space="0" w:color="666666"/>
-              <w:top w:val="single" w:sz="12" w:space="0" w:color="666666"/>
-              <w:left w:val="none" w:sz="0" w:space="0" w:color="000000"/>
-              <w:right w:val="none" w:sz="0" w:space="0" w:color="000000"/>
-            </w:tcBorders>
-            <w:shd w:val="clear" w:color="auto" w:fill="FFFFFF"/>
-            <w:tcMar>
-              <w:top w:w="0" w:type="dxa"/>
-              <w:bottom w:w="0" w:type="dxa"/>
-              <w:left w:w="0" w:type="dxa"/>
-              <w:right w:w="0" w:type="dxa"/>
-            </w:tcMar>
-            <w:vAlign w:val="center"/>
-          </w:tcPr>
-          <w:p>
-            <w:pPr>
-              <w:pStyle w:val="Normal"/>
-              <w:jc w:val="center"/>
-              <w:pBdr>
-                <w:bottom w:val="none" w:sz="0" w:space="0" w:color="000000"/>
-                <w:top w:val="none" w:sz="0" w:space="0" w:color="000000"/>
-                <w:left w:val="none" w:sz="0" w:space="0" w:color="000000"/>
-                <w:right w:val="none" w:sz="0" w:space="0" w:color="000000"/>
-              </w:pBdr>
-              <w:spacing w:after="100" w:before="100" w:line="240"/>
-              <w:ind w:left="100" w:right="100" w:firstLine="0" w:firstLineChars="0"/>
-              <w:rPr>
-                <w:rFonts w:ascii="Helvetica" w:hAnsi="Helvetica" w:eastAsia="Helvetica" w:cs="Helvetica"/>
-                <w:i w:val="false"/>
-                <w:b w:val="false"/>
-                <w:u w:val="none"/>
-                <w:strike w:val="false"/>
-                <w:sz w:val="22"/>
-                <w:szCs w:val="22"/>
-                <w:color w:val="000000"/>
-              </w:rPr>
-            </w:pPr>
-            <w:r>
-              <w:rPr>
-                <w:rFonts w:ascii="Helvetica" w:hAnsi="Helvetica" w:eastAsia="Helvetica" w:cs="Helvetica"/>
-                <w:i w:val="false"/>
-                <w:b w:val="false"/>
-                <w:u w:val="none"/>
-                <w:strike w:val="false"/>
-                <w:sz w:val="22"/>
-                <w:szCs w:val="22"/>
-                <w:color w:val="000000"/>
-              </w:rPr>
-              <w:t xml:space="preserve">β (95% CI)</w:t>
-            </w:r>
-          </w:p>
-        </w:tc>
-        <w:tc>
-          <w:tcPr>
-            <w:tcBorders>
-              <w:bottom w:val="single" w:sz="12" w:space="0" w:color="666666"/>
-              <w:top w:val="single" w:sz="12" w:space="0" w:color="666666"/>
-              <w:left w:val="none" w:sz="0" w:space="0" w:color="000000"/>
-              <w:right w:val="none" w:sz="0" w:space="0" w:color="000000"/>
-            </w:tcBorders>
-            <w:shd w:val="clear" w:color="auto" w:fill="FFFFFF"/>
-            <w:tcMar>
-              <w:top w:w="0" w:type="dxa"/>
-              <w:bottom w:w="0" w:type="dxa"/>
-              <w:left w:w="0" w:type="dxa"/>
-              <w:right w:w="0" w:type="dxa"/>
-            </w:tcMar>
-            <w:vAlign w:val="center"/>
-          </w:tcPr>
-          <w:p>
-            <w:pPr>
-              <w:pStyle w:val="Normal"/>
-              <w:jc w:val="center"/>
-              <w:pBdr>
-                <w:bottom w:val="none" w:sz="0" w:space="0" w:color="000000"/>
-                <w:top w:val="none" w:sz="0" w:space="0" w:color="000000"/>
-                <w:left w:val="none" w:sz="0" w:space="0" w:color="000000"/>
-                <w:right w:val="none" w:sz="0" w:space="0" w:color="000000"/>
-              </w:pBdr>
-              <w:spacing w:after="100" w:before="100" w:line="240"/>
-              <w:ind w:left="100" w:right="100" w:firstLine="0" w:firstLineChars="0"/>
-              <w:rPr>
-                <w:rFonts w:ascii="Helvetica" w:hAnsi="Helvetica" w:eastAsia="Helvetica" w:cs="Helvetica"/>
-                <w:i w:val="false"/>
-                <w:b w:val="false"/>
-                <w:u w:val="none"/>
-                <w:strike w:val="false"/>
-                <w:sz w:val="22"/>
-                <w:szCs w:val="22"/>
-                <w:color w:val="000000"/>
-              </w:rPr>
-            </w:pPr>
-            <w:r>
-              <w:rPr>
-                <w:rFonts w:ascii="Helvetica" w:hAnsi="Helvetica" w:eastAsia="Helvetica" w:cs="Helvetica"/>
-                <w:i w:val="false"/>
-                <w:b w:val="false"/>
-                <w:u w:val="none"/>
-                <w:strike w:val="false"/>
-                <w:sz w:val="22"/>
-                <w:szCs w:val="22"/>
-                <w:color w:val="000000"/>
-              </w:rPr>
-              <w:t xml:space="preserve">β (95% CI)</w:t>
-            </w:r>
-          </w:p>
-        </w:tc>
-        <w:tc>
-          <w:tcPr>
-            <w:tcBorders>
-              <w:bottom w:val="single" w:sz="12" w:space="0" w:color="666666"/>
-              <w:top w:val="single" w:sz="12" w:space="0" w:color="666666"/>
-              <w:left w:val="none" w:sz="0" w:space="0" w:color="000000"/>
-              <w:right w:val="none" w:sz="0" w:space="0" w:color="000000"/>
-            </w:tcBorders>
-            <w:shd w:val="clear" w:color="auto" w:fill="FFFFFF"/>
-            <w:tcMar>
-              <w:top w:w="0" w:type="dxa"/>
-              <w:bottom w:w="0" w:type="dxa"/>
-              <w:left w:w="0" w:type="dxa"/>
-              <w:right w:w="0" w:type="dxa"/>
-            </w:tcMar>
-            <w:vAlign w:val="center"/>
-          </w:tcPr>
-          <w:p>
-            <w:pPr>
-              <w:pStyle w:val="Normal"/>
-              <w:jc w:val="center"/>
-              <w:pBdr>
-                <w:bottom w:val="none" w:sz="0" w:space="0" w:color="000000"/>
-                <w:top w:val="none" w:sz="0" w:space="0" w:color="000000"/>
-                <w:left w:val="none" w:sz="0" w:space="0" w:color="000000"/>
-                <w:right w:val="none" w:sz="0" w:space="0" w:color="000000"/>
-              </w:pBdr>
-              <w:spacing w:after="100" w:before="100" w:line="240"/>
-              <w:ind w:left="100" w:right="100" w:firstLine="0" w:firstLineChars="0"/>
-              <w:rPr>
-                <w:rFonts w:ascii="Helvetica" w:hAnsi="Helvetica" w:eastAsia="Helvetica" w:cs="Helvetica"/>
-                <w:i w:val="false"/>
-                <w:b w:val="false"/>
-                <w:u w:val="none"/>
-                <w:strike w:val="false"/>
-                <w:sz w:val="22"/>
-                <w:szCs w:val="22"/>
-                <w:color w:val="000000"/>
-              </w:rPr>
-            </w:pPr>
-            <w:r>
-              <w:rPr>
-                <w:rFonts w:ascii="Helvetica" w:hAnsi="Helvetica" w:eastAsia="Helvetica" w:cs="Helvetica"/>
-                <w:i w:val="false"/>
-                <w:b w:val="false"/>
-                <w:u w:val="none"/>
-                <w:strike w:val="false"/>
-                <w:sz w:val="22"/>
-                <w:szCs w:val="22"/>
-                <w:color w:val="000000"/>
-              </w:rPr>
-              <w:t xml:space="preserve">β (95% CI)</w:t>
-            </w:r>
-          </w:p>
-        </w:tc>
-        <w:tc>
-          <w:tcPr>
-            <w:tcBorders>
-              <w:bottom w:val="single" w:sz="12" w:space="0" w:color="666666"/>
-              <w:top w:val="single" w:sz="12" w:space="0" w:color="666666"/>
-              <w:left w:val="none" w:sz="0" w:space="0" w:color="000000"/>
-              <w:right w:val="none" w:sz="0" w:space="0" w:color="000000"/>
-            </w:tcBorders>
-            <w:shd w:val="clear" w:color="auto" w:fill="FFFFFF"/>
-            <w:tcMar>
-              <w:top w:w="0" w:type="dxa"/>
-              <w:bottom w:w="0" w:type="dxa"/>
-              <w:left w:w="0" w:type="dxa"/>
-              <w:right w:w="0" w:type="dxa"/>
-            </w:tcMar>
-            <w:vAlign w:val="center"/>
-          </w:tcPr>
-          <w:p>
-            <w:pPr>
-              <w:pStyle w:val="Normal"/>
-              <w:jc w:val="center"/>
-              <w:pBdr>
-                <w:bottom w:val="none" w:sz="0" w:space="0" w:color="000000"/>
-                <w:top w:val="none" w:sz="0" w:space="0" w:color="000000"/>
-                <w:left w:val="none" w:sz="0" w:space="0" w:color="000000"/>
-                <w:right w:val="none" w:sz="0" w:space="0" w:color="000000"/>
-              </w:pBdr>
-              <w:spacing w:after="100" w:before="100" w:line="240"/>
-              <w:ind w:left="100" w:right="100" w:firstLine="0" w:firstLineChars="0"/>
-              <w:rPr>
-                <w:rFonts w:ascii="Helvetica" w:hAnsi="Helvetica" w:eastAsia="Helvetica" w:cs="Helvetica"/>
-                <w:i w:val="false"/>
-                <w:b w:val="false"/>
-                <w:u w:val="none"/>
-                <w:strike w:val="false"/>
-                <w:sz w:val="22"/>
-                <w:szCs w:val="22"/>
-                <w:color w:val="000000"/>
-              </w:rPr>
-            </w:pPr>
-            <w:r>
-              <w:rPr>
-                <w:rFonts w:ascii="Helvetica" w:hAnsi="Helvetica" w:eastAsia="Helvetica" w:cs="Helvetica"/>
-                <w:i w:val="false"/>
-                <w:b w:val="false"/>
-                <w:u w:val="none"/>
-                <w:strike w:val="false"/>
-                <w:sz w:val="22"/>
-                <w:szCs w:val="22"/>
-                <w:color w:val="000000"/>
-              </w:rPr>
-              <w:t xml:space="preserve">β (95% CI)</w:t>
+              <w:t xml:space="preserve">M6</w:t>
             </w:r>
           </w:p>
         </w:tc>
@@ -805,6 +487,7 @@
         </w:trPr>
         <w:tc>
           <w:tcPr>
+            <w:vMerge w:val="restart"/>
             <w:tcBorders>
               <w:bottom w:val="none" w:sz="0" w:space="0" w:color="000000"/>
               <w:top w:val="single" w:sz="12" w:space="0" w:color="666666"/>
@@ -818,36 +501,36 @@
               <w:left w:w="0" w:type="dxa"/>
               <w:right w:w="0" w:type="dxa"/>
             </w:tcMar>
-            <w:vAlign w:val="center"/>
-          </w:tcPr>
-          <w:p>
-            <w:pPr>
-              <w:pStyle w:val="Normal"/>
-              <w:jc w:val="left"/>
-              <w:pBdr>
-                <w:bottom w:val="none" w:sz="0" w:space="0" w:color="000000"/>
-                <w:top w:val="none" w:sz="0" w:space="0" w:color="000000"/>
-                <w:left w:val="none" w:sz="0" w:space="0" w:color="000000"/>
-                <w:right w:val="none" w:sz="0" w:space="0" w:color="000000"/>
-              </w:pBdr>
-              <w:spacing w:after="100" w:before="100" w:line="240"/>
-              <w:ind w:left="100" w:right="100" w:firstLine="0" w:firstLineChars="0"/>
-              <w:rPr>
-                <w:rFonts w:ascii="Helvetica" w:hAnsi="Helvetica" w:eastAsia="Helvetica" w:cs="Helvetica"/>
-                <w:i w:val="false"/>
-                <w:b w:val="true"/>
-                <w:u w:val="none"/>
-                <w:strike w:val="false"/>
-                <w:sz w:val="22"/>
-                <w:szCs w:val="22"/>
-                <w:color w:val="000000"/>
-              </w:rPr>
-            </w:pPr>
-            <w:r>
-              <w:rPr>
-                <w:rFonts w:ascii="Helvetica" w:hAnsi="Helvetica" w:eastAsia="Helvetica" w:cs="Helvetica"/>
-                <w:i w:val="false"/>
-                <w:b w:val="true"/>
+            <w:vAlign w:val="top"/>
+          </w:tcPr>
+          <w:p>
+            <w:pPr>
+              <w:pStyle w:val="Normal"/>
+              <w:jc w:val="left"/>
+              <w:pBdr>
+                <w:bottom w:val="none" w:sz="0" w:space="0" w:color="000000"/>
+                <w:top w:val="none" w:sz="0" w:space="0" w:color="000000"/>
+                <w:left w:val="none" w:sz="0" w:space="0" w:color="000000"/>
+                <w:right w:val="none" w:sz="0" w:space="0" w:color="000000"/>
+              </w:pBdr>
+              <w:spacing w:after="100" w:before="100" w:line="240"/>
+              <w:ind w:left="100" w:right="100" w:firstLine="0" w:firstLineChars="0"/>
+              <w:rPr>
+                <w:rFonts w:ascii="Helvetica" w:hAnsi="Helvetica" w:eastAsia="Helvetica" w:cs="Helvetica"/>
+                <w:i w:val="false"/>
+                <w:b w:val="false"/>
+                <w:u w:val="none"/>
+                <w:strike w:val="false"/>
+                <w:sz w:val="22"/>
+                <w:szCs w:val="22"/>
+                <w:color w:val="000000"/>
+              </w:rPr>
+            </w:pPr>
+            <w:r>
+              <w:rPr>
+                <w:rFonts w:ascii="Helvetica" w:hAnsi="Helvetica" w:eastAsia="Helvetica" w:cs="Helvetica"/>
+                <w:i w:val="false"/>
+                <w:b w:val="false"/>
                 <w:u w:val="none"/>
                 <w:strike w:val="false"/>
                 <w:sz w:val="22"/>
@@ -909,7 +592,7 @@
                 <w:szCs w:val="22"/>
                 <w:color w:val="000000"/>
               </w:rPr>
-              <w:t xml:space="preserve">0.085 ***</w:t>
+              <w:t xml:space="preserve">Perceived Cancer Risk (Main Effect)</w:t>
             </w:r>
           </w:p>
         </w:tc>
@@ -964,7 +647,33 @@
                 <w:szCs w:val="22"/>
                 <w:color w:val="000000"/>
               </w:rPr>
-              <w:t xml:space="preserve">0.090 ***</w:t>
+              <w:t xml:space="preserve">0.09***</w:t>
+            </w:r>
+            <w:r>
+              <w:rPr>
+                <w:rFonts w:ascii="Helvetica" w:hAnsi="Helvetica" w:eastAsia="Helvetica" w:cs="Helvetica"/>
+                <w:i w:val="false"/>
+                <w:b w:val="false"/>
+                <w:u w:val="none"/>
+                <w:strike w:val="false"/>
+                <w:sz w:val="22"/>
+                <w:szCs w:val="22"/>
+                <w:color w:val="000000"/>
+              </w:rPr>
+              <w:br/>
+            </w:r>
+            <w:r>
+              <w:rPr>
+                <w:rFonts w:ascii="Helvetica" w:hAnsi="Helvetica" w:eastAsia="Helvetica" w:cs="Helvetica"/>
+                <w:i w:val="false"/>
+                <w:b w:val="false"/>
+                <w:u w:val="none"/>
+                <w:strike w:val="false"/>
+                <w:sz w:val="22"/>
+                <w:szCs w:val="22"/>
+                <w:color w:val="000000"/>
+              </w:rPr>
+              <w:t xml:space="preserve">[0.06, 0.11]</w:t>
             </w:r>
           </w:p>
         </w:tc>
@@ -1019,7 +728,33 @@
                 <w:szCs w:val="22"/>
                 <w:color w:val="000000"/>
               </w:rPr>
-              <w:t xml:space="preserve">0.089 ***</w:t>
+              <w:t xml:space="preserve">0.09***</w:t>
+            </w:r>
+            <w:r>
+              <w:rPr>
+                <w:rFonts w:ascii="Helvetica" w:hAnsi="Helvetica" w:eastAsia="Helvetica" w:cs="Helvetica"/>
+                <w:i w:val="false"/>
+                <w:b w:val="false"/>
+                <w:u w:val="none"/>
+                <w:strike w:val="false"/>
+                <w:sz w:val="22"/>
+                <w:szCs w:val="22"/>
+                <w:color w:val="000000"/>
+              </w:rPr>
+              <w:br/>
+            </w:r>
+            <w:r>
+              <w:rPr>
+                <w:rFonts w:ascii="Helvetica" w:hAnsi="Helvetica" w:eastAsia="Helvetica" w:cs="Helvetica"/>
+                <w:i w:val="false"/>
+                <w:b w:val="false"/>
+                <w:u w:val="none"/>
+                <w:strike w:val="false"/>
+                <w:sz w:val="22"/>
+                <w:szCs w:val="22"/>
+                <w:color w:val="000000"/>
+              </w:rPr>
+              <w:t xml:space="preserve">[0.06, 0.12]</w:t>
             </w:r>
           </w:p>
         </w:tc>
@@ -1074,7 +809,33 @@
                 <w:szCs w:val="22"/>
                 <w:color w:val="000000"/>
               </w:rPr>
-              <w:t xml:space="preserve">0.033 **</w:t>
+              <w:t xml:space="preserve">0.09***</w:t>
+            </w:r>
+            <w:r>
+              <w:rPr>
+                <w:rFonts w:ascii="Helvetica" w:hAnsi="Helvetica" w:eastAsia="Helvetica" w:cs="Helvetica"/>
+                <w:i w:val="false"/>
+                <w:b w:val="false"/>
+                <w:u w:val="none"/>
+                <w:strike w:val="false"/>
+                <w:sz w:val="22"/>
+                <w:szCs w:val="22"/>
+                <w:color w:val="000000"/>
+              </w:rPr>
+              <w:br/>
+            </w:r>
+            <w:r>
+              <w:rPr>
+                <w:rFonts w:ascii="Helvetica" w:hAnsi="Helvetica" w:eastAsia="Helvetica" w:cs="Helvetica"/>
+                <w:i w:val="false"/>
+                <w:b w:val="false"/>
+                <w:u w:val="none"/>
+                <w:strike w:val="false"/>
+                <w:sz w:val="22"/>
+                <w:szCs w:val="22"/>
+                <w:color w:val="000000"/>
+              </w:rPr>
+              <w:t xml:space="preserve">[0.06, 0.12]</w:t>
             </w:r>
           </w:p>
         </w:tc>
@@ -1129,7 +890,33 @@
                 <w:szCs w:val="22"/>
                 <w:color w:val="000000"/>
               </w:rPr>
-              <w:t xml:space="preserve">0.030 *</w:t>
+              <w:t xml:space="preserve">0.03**</w:t>
+            </w:r>
+            <w:r>
+              <w:rPr>
+                <w:rFonts w:ascii="Helvetica" w:hAnsi="Helvetica" w:eastAsia="Helvetica" w:cs="Helvetica"/>
+                <w:i w:val="false"/>
+                <w:b w:val="false"/>
+                <w:u w:val="none"/>
+                <w:strike w:val="false"/>
+                <w:sz w:val="22"/>
+                <w:szCs w:val="22"/>
+                <w:color w:val="000000"/>
+              </w:rPr>
+              <w:br/>
+            </w:r>
+            <w:r>
+              <w:rPr>
+                <w:rFonts w:ascii="Helvetica" w:hAnsi="Helvetica" w:eastAsia="Helvetica" w:cs="Helvetica"/>
+                <w:i w:val="false"/>
+                <w:b w:val="false"/>
+                <w:u w:val="none"/>
+                <w:strike w:val="false"/>
+                <w:sz w:val="22"/>
+                <w:szCs w:val="22"/>
+                <w:color w:val="000000"/>
+              </w:rPr>
+              <w:t xml:space="preserve">[0.01, 0.06]</w:t>
             </w:r>
           </w:p>
         </w:tc>
@@ -1184,7 +971,114 @@
                 <w:szCs w:val="22"/>
                 <w:color w:val="000000"/>
               </w:rPr>
-              <w:t xml:space="preserve">0.023</w:t>
+              <w:t xml:space="preserve">0.03*</w:t>
+            </w:r>
+            <w:r>
+              <w:rPr>
+                <w:rFonts w:ascii="Helvetica" w:hAnsi="Helvetica" w:eastAsia="Helvetica" w:cs="Helvetica"/>
+                <w:i w:val="false"/>
+                <w:b w:val="false"/>
+                <w:u w:val="none"/>
+                <w:strike w:val="false"/>
+                <w:sz w:val="22"/>
+                <w:szCs w:val="22"/>
+                <w:color w:val="000000"/>
+              </w:rPr>
+              <w:br/>
+            </w:r>
+            <w:r>
+              <w:rPr>
+                <w:rFonts w:ascii="Helvetica" w:hAnsi="Helvetica" w:eastAsia="Helvetica" w:cs="Helvetica"/>
+                <w:i w:val="false"/>
+                <w:b w:val="false"/>
+                <w:u w:val="none"/>
+                <w:strike w:val="false"/>
+                <w:sz w:val="22"/>
+                <w:szCs w:val="22"/>
+                <w:color w:val="000000"/>
+              </w:rPr>
+              <w:t xml:space="preserve">[0.01, 0.05]</w:t>
+            </w:r>
+          </w:p>
+        </w:tc>
+        <w:tc>
+          <w:tcPr>
+            <w:tcBorders>
+              <w:bottom w:val="none" w:sz="0" w:space="0" w:color="000000"/>
+              <w:top w:val="single" w:sz="12" w:space="0" w:color="666666"/>
+              <w:left w:val="none" w:sz="0" w:space="0" w:color="000000"/>
+              <w:right w:val="none" w:sz="0" w:space="0" w:color="000000"/>
+            </w:tcBorders>
+            <w:shd w:val="clear" w:color="auto" w:fill="FFFFFF"/>
+            <w:tcMar>
+              <w:top w:w="0" w:type="dxa"/>
+              <w:bottom w:w="0" w:type="dxa"/>
+              <w:left w:w="0" w:type="dxa"/>
+              <w:right w:w="0" w:type="dxa"/>
+            </w:tcMar>
+            <w:vAlign w:val="center"/>
+          </w:tcPr>
+          <w:p>
+            <w:pPr>
+              <w:pStyle w:val="Normal"/>
+              <w:jc w:val="left"/>
+              <w:pBdr>
+                <w:bottom w:val="none" w:sz="0" w:space="0" w:color="000000"/>
+                <w:top w:val="none" w:sz="0" w:space="0" w:color="000000"/>
+                <w:left w:val="none" w:sz="0" w:space="0" w:color="000000"/>
+                <w:right w:val="none" w:sz="0" w:space="0" w:color="000000"/>
+              </w:pBdr>
+              <w:spacing w:after="100" w:before="100" w:line="240"/>
+              <w:ind w:left="100" w:right="100" w:firstLine="0" w:firstLineChars="0"/>
+              <w:rPr>
+                <w:rFonts w:ascii="Helvetica" w:hAnsi="Helvetica" w:eastAsia="Helvetica" w:cs="Helvetica"/>
+                <w:i w:val="false"/>
+                <w:b w:val="false"/>
+                <w:u w:val="none"/>
+                <w:strike w:val="false"/>
+                <w:sz w:val="22"/>
+                <w:szCs w:val="22"/>
+                <w:color w:val="000000"/>
+              </w:rPr>
+            </w:pPr>
+            <w:r>
+              <w:rPr>
+                <w:rFonts w:ascii="Helvetica" w:hAnsi="Helvetica" w:eastAsia="Helvetica" w:cs="Helvetica"/>
+                <w:i w:val="false"/>
+                <w:b w:val="false"/>
+                <w:u w:val="none"/>
+                <w:strike w:val="false"/>
+                <w:sz w:val="22"/>
+                <w:szCs w:val="22"/>
+                <w:color w:val="000000"/>
+              </w:rPr>
+              <w:t xml:space="preserve">0.02</w:t>
+            </w:r>
+            <w:r>
+              <w:rPr>
+                <w:rFonts w:ascii="Helvetica" w:hAnsi="Helvetica" w:eastAsia="Helvetica" w:cs="Helvetica"/>
+                <w:i w:val="false"/>
+                <w:b w:val="false"/>
+                <w:u w:val="none"/>
+                <w:strike w:val="false"/>
+                <w:sz w:val="22"/>
+                <w:szCs w:val="22"/>
+                <w:color w:val="000000"/>
+              </w:rPr>
+              <w:br/>
+            </w:r>
+            <w:r>
+              <w:rPr>
+                <w:rFonts w:ascii="Helvetica" w:hAnsi="Helvetica" w:eastAsia="Helvetica" w:cs="Helvetica"/>
+                <w:i w:val="false"/>
+                <w:b w:val="false"/>
+                <w:u w:val="none"/>
+                <w:strike w:val="false"/>
+                <w:sz w:val="22"/>
+                <w:szCs w:val="22"/>
+                <w:color w:val="000000"/>
+              </w:rPr>
+              <w:t xml:space="preserve">[-0.01, 0.05]</w:t>
             </w:r>
           </w:p>
         </w:tc>
@@ -1195,6 +1089,7 @@
         </w:trPr>
         <w:tc>
           <w:tcPr>
+            <w:vMerge/>
             <w:tcBorders>
               <w:bottom w:val="none" w:sz="0" w:space="0" w:color="000000"/>
               <w:top w:val="none" w:sz="0" w:space="0" w:color="000000"/>
@@ -1208,44 +1103,31 @@
               <w:left w:w="0" w:type="dxa"/>
               <w:right w:w="0" w:type="dxa"/>
             </w:tcMar>
-            <w:vAlign w:val="center"/>
-          </w:tcPr>
-          <w:p>
-            <w:pPr>
-              <w:pStyle w:val="Normal"/>
-              <w:jc w:val="left"/>
-              <w:pBdr>
-                <w:bottom w:val="none" w:sz="0" w:space="0" w:color="000000"/>
-                <w:top w:val="none" w:sz="0" w:space="0" w:color="000000"/>
-                <w:left w:val="none" w:sz="0" w:space="0" w:color="000000"/>
-                <w:right w:val="none" w:sz="0" w:space="0" w:color="000000"/>
-              </w:pBdr>
-              <w:spacing w:after="100" w:before="100" w:line="240"/>
-              <w:ind w:left="100" w:right="100" w:firstLine="0" w:firstLineChars="0"/>
-              <w:rPr>
-                <w:rFonts w:ascii="Helvetica" w:hAnsi="Helvetica" w:eastAsia="Helvetica" w:cs="Helvetica"/>
-                <w:i w:val="false"/>
-                <w:b w:val="false"/>
-                <w:u w:val="none"/>
-                <w:strike w:val="false"/>
-                <w:sz w:val="22"/>
-                <w:szCs w:val="22"/>
-                <w:color w:val="000000"/>
-              </w:rPr>
-            </w:pPr>
-            <w:r>
-              <w:rPr>
-                <w:rFonts w:ascii="Helvetica" w:hAnsi="Helvetica" w:eastAsia="Helvetica" w:cs="Helvetica"/>
-                <w:i w:val="false"/>
-                <w:b w:val="false"/>
-                <w:u w:val="none"/>
-                <w:strike w:val="false"/>
-                <w:sz w:val="22"/>
-                <w:szCs w:val="22"/>
-                <w:color w:val="000000"/>
-              </w:rPr>
-              <w:t xml:space="preserve"/>
-            </w:r>
+            <w:vAlign w:val="top"/>
+          </w:tcPr>
+          <w:p>
+            <w:pPr>
+              <w:pStyle w:val="Normal"/>
+              <w:jc w:val="left"/>
+              <w:pBdr>
+                <w:bottom w:val="none" w:sz="0" w:space="0" w:color="000000"/>
+                <w:top w:val="none" w:sz="0" w:space="0" w:color="000000"/>
+                <w:left w:val="none" w:sz="0" w:space="0" w:color="000000"/>
+                <w:right w:val="none" w:sz="0" w:space="0" w:color="000000"/>
+              </w:pBdr>
+              <w:spacing w:after="100" w:before="100" w:line="240"/>
+              <w:ind w:left="100" w:right="100" w:firstLine="0" w:firstLineChars="0"/>
+              <w:rPr>
+                <w:rFonts w:ascii="Helvetica" w:hAnsi="Helvetica" w:eastAsia="Helvetica" w:cs="Helvetica"/>
+                <w:i w:val="false"/>
+                <w:b w:val="false"/>
+                <w:u w:val="none"/>
+                <w:strike w:val="false"/>
+                <w:sz w:val="22"/>
+                <w:szCs w:val="22"/>
+                <w:color w:val="000000"/>
+              </w:rPr>
+            </w:pPr>
           </w:p>
         </w:tc>
         <w:tc>
@@ -1299,7 +1181,7 @@
                 <w:szCs w:val="22"/>
                 <w:color w:val="000000"/>
               </w:rPr>
-              <w:t xml:space="preserve">[0.059, 0.112]</w:t>
+              <w:t xml:space="preserve">Perceived cancer risk * non-Hispanic Black</w:t>
             </w:r>
           </w:p>
         </w:tc>
@@ -1354,7 +1236,7 @@
                 <w:szCs w:val="22"/>
                 <w:color w:val="000000"/>
               </w:rPr>
-              <w:t xml:space="preserve">[0.063, 0.117]</w:t>
+              <w:t xml:space="preserve"/>
             </w:r>
           </w:p>
         </w:tc>
@@ -1409,7 +1291,7 @@
                 <w:szCs w:val="22"/>
                 <w:color w:val="000000"/>
               </w:rPr>
-              <w:t xml:space="preserve">[0.062, 0.117]</w:t>
+              <w:t xml:space="preserve"/>
             </w:r>
           </w:p>
         </w:tc>
@@ -1464,7 +1346,7 @@
                 <w:szCs w:val="22"/>
                 <w:color w:val="000000"/>
               </w:rPr>
-              <w:t xml:space="preserve">[0.009, 0.057]</w:t>
+              <w:t xml:space="preserve"/>
             </w:r>
           </w:p>
         </w:tc>
@@ -1519,7 +1401,7 @@
                 <w:szCs w:val="22"/>
                 <w:color w:val="000000"/>
               </w:rPr>
-              <w:t xml:space="preserve">[0.006, 0.054]</w:t>
+              <w:t xml:space="preserve"/>
             </w:r>
           </w:p>
         </w:tc>
@@ -1574,7 +1456,88 @@
                 <w:szCs w:val="22"/>
                 <w:color w:val="000000"/>
               </w:rPr>
-              <w:t xml:space="preserve">[-0.006, 0.053]</w:t>
+              <w:t xml:space="preserve"/>
+            </w:r>
+          </w:p>
+        </w:tc>
+        <w:tc>
+          <w:tcPr>
+            <w:tcBorders>
+              <w:bottom w:val="none" w:sz="0" w:space="0" w:color="000000"/>
+              <w:top w:val="none" w:sz="0" w:space="0" w:color="000000"/>
+              <w:left w:val="none" w:sz="0" w:space="0" w:color="000000"/>
+              <w:right w:val="none" w:sz="0" w:space="0" w:color="000000"/>
+            </w:tcBorders>
+            <w:shd w:val="clear" w:color="auto" w:fill="FFFFFF"/>
+            <w:tcMar>
+              <w:top w:w="0" w:type="dxa"/>
+              <w:bottom w:w="0" w:type="dxa"/>
+              <w:left w:w="0" w:type="dxa"/>
+              <w:right w:w="0" w:type="dxa"/>
+            </w:tcMar>
+            <w:vAlign w:val="center"/>
+          </w:tcPr>
+          <w:p>
+            <w:pPr>
+              <w:pStyle w:val="Normal"/>
+              <w:jc w:val="left"/>
+              <w:pBdr>
+                <w:bottom w:val="none" w:sz="0" w:space="0" w:color="000000"/>
+                <w:top w:val="none" w:sz="0" w:space="0" w:color="000000"/>
+                <w:left w:val="none" w:sz="0" w:space="0" w:color="000000"/>
+                <w:right w:val="none" w:sz="0" w:space="0" w:color="000000"/>
+              </w:pBdr>
+              <w:spacing w:after="100" w:before="100" w:line="240"/>
+              <w:ind w:left="100" w:right="100" w:firstLine="0" w:firstLineChars="0"/>
+              <w:rPr>
+                <w:rFonts w:ascii="Helvetica" w:hAnsi="Helvetica" w:eastAsia="Helvetica" w:cs="Helvetica"/>
+                <w:i w:val="false"/>
+                <w:b w:val="false"/>
+                <w:u w:val="none"/>
+                <w:strike w:val="false"/>
+                <w:sz w:val="22"/>
+                <w:szCs w:val="22"/>
+                <w:color w:val="000000"/>
+              </w:rPr>
+            </w:pPr>
+            <w:r>
+              <w:rPr>
+                <w:rFonts w:ascii="Helvetica" w:hAnsi="Helvetica" w:eastAsia="Helvetica" w:cs="Helvetica"/>
+                <w:i w:val="false"/>
+                <w:b w:val="false"/>
+                <w:u w:val="none"/>
+                <w:strike w:val="false"/>
+                <w:sz w:val="22"/>
+                <w:szCs w:val="22"/>
+                <w:color w:val="000000"/>
+              </w:rPr>
+              <w:t xml:space="preserve">0.03</w:t>
+            </w:r>
+            <w:r>
+              <w:rPr>
+                <w:rFonts w:ascii="Helvetica" w:hAnsi="Helvetica" w:eastAsia="Helvetica" w:cs="Helvetica"/>
+                <w:i w:val="false"/>
+                <w:b w:val="false"/>
+                <w:u w:val="none"/>
+                <w:strike w:val="false"/>
+                <w:sz w:val="22"/>
+                <w:szCs w:val="22"/>
+                <w:color w:val="000000"/>
+              </w:rPr>
+              <w:br/>
+            </w:r>
+            <w:r>
+              <w:rPr>
+                <w:rFonts w:ascii="Helvetica" w:hAnsi="Helvetica" w:eastAsia="Helvetica" w:cs="Helvetica"/>
+                <w:i w:val="false"/>
+                <w:b w:val="false"/>
+                <w:u w:val="none"/>
+                <w:strike w:val="false"/>
+                <w:sz w:val="22"/>
+                <w:szCs w:val="22"/>
+                <w:color w:val="000000"/>
+              </w:rPr>
+              <w:t xml:space="preserve">[-0.02, 0.08]</w:t>
             </w:r>
           </w:p>
         </w:tc>
@@ -1585,6 +1548,7 @@
         </w:trPr>
         <w:tc>
           <w:tcPr>
+            <w:vMerge/>
             <w:tcBorders>
               <w:bottom w:val="none" w:sz="0" w:space="0" w:color="000000"/>
               <w:top w:val="none" w:sz="0" w:space="0" w:color="000000"/>
@@ -1598,44 +1562,31 @@
               <w:left w:w="0" w:type="dxa"/>
               <w:right w:w="0" w:type="dxa"/>
             </w:tcMar>
-            <w:vAlign w:val="center"/>
-          </w:tcPr>
-          <w:p>
-            <w:pPr>
-              <w:pStyle w:val="Normal"/>
-              <w:jc w:val="left"/>
-              <w:pBdr>
-                <w:bottom w:val="none" w:sz="0" w:space="0" w:color="000000"/>
-                <w:top w:val="none" w:sz="0" w:space="0" w:color="000000"/>
-                <w:left w:val="none" w:sz="0" w:space="0" w:color="000000"/>
-                <w:right w:val="none" w:sz="0" w:space="0" w:color="000000"/>
-              </w:pBdr>
-              <w:spacing w:after="100" w:before="100" w:line="240"/>
-              <w:ind w:left="100" w:right="100" w:firstLine="0" w:firstLineChars="0"/>
-              <w:rPr>
-                <w:rFonts w:ascii="Helvetica" w:hAnsi="Helvetica" w:eastAsia="Helvetica" w:cs="Helvetica"/>
-                <w:i w:val="false"/>
-                <w:b w:val="true"/>
-                <w:u w:val="none"/>
-                <w:strike w:val="false"/>
-                <w:sz w:val="22"/>
-                <w:szCs w:val="22"/>
-                <w:color w:val="000000"/>
-              </w:rPr>
-            </w:pPr>
-            <w:r>
-              <w:rPr>
-                <w:rFonts w:ascii="Helvetica" w:hAnsi="Helvetica" w:eastAsia="Helvetica" w:cs="Helvetica"/>
-                <w:i w:val="false"/>
-                <w:b w:val="true"/>
-                <w:u w:val="none"/>
-                <w:strike w:val="false"/>
-                <w:sz w:val="22"/>
-                <w:szCs w:val="22"/>
-                <w:color w:val="000000"/>
-              </w:rPr>
-              <w:t xml:space="preserve">DunedinPACE</w:t>
-            </w:r>
+            <w:vAlign w:val="top"/>
+          </w:tcPr>
+          <w:p>
+            <w:pPr>
+              <w:pStyle w:val="Normal"/>
+              <w:jc w:val="left"/>
+              <w:pBdr>
+                <w:bottom w:val="none" w:sz="0" w:space="0" w:color="000000"/>
+                <w:top w:val="none" w:sz="0" w:space="0" w:color="000000"/>
+                <w:left w:val="none" w:sz="0" w:space="0" w:color="000000"/>
+                <w:right w:val="none" w:sz="0" w:space="0" w:color="000000"/>
+              </w:pBdr>
+              <w:spacing w:after="100" w:before="100" w:line="240"/>
+              <w:ind w:left="100" w:right="100" w:firstLine="0" w:firstLineChars="0"/>
+              <w:rPr>
+                <w:rFonts w:ascii="Helvetica" w:hAnsi="Helvetica" w:eastAsia="Helvetica" w:cs="Helvetica"/>
+                <w:i w:val="false"/>
+                <w:b w:val="false"/>
+                <w:u w:val="none"/>
+                <w:strike w:val="false"/>
+                <w:sz w:val="22"/>
+                <w:szCs w:val="22"/>
+                <w:color w:val="000000"/>
+              </w:rPr>
+            </w:pPr>
           </w:p>
         </w:tc>
         <w:tc>
@@ -1689,7 +1640,7 @@
                 <w:szCs w:val="22"/>
                 <w:color w:val="000000"/>
               </w:rPr>
-              <w:t xml:space="preserve">0.082 **</w:t>
+              <w:t xml:space="preserve">Perceived cancer risk * Hispanic</w:t>
             </w:r>
           </w:p>
         </w:tc>
@@ -1744,7 +1695,7 @@
                 <w:szCs w:val="22"/>
                 <w:color w:val="000000"/>
               </w:rPr>
-              <w:t xml:space="preserve">0.095 ***</w:t>
+              <w:t xml:space="preserve"/>
             </w:r>
           </w:p>
         </w:tc>
@@ -1799,7 +1750,7 @@
                 <w:szCs w:val="22"/>
                 <w:color w:val="000000"/>
               </w:rPr>
-              <w:t xml:space="preserve">0.090 ***</w:t>
+              <w:t xml:space="preserve"/>
             </w:r>
           </w:p>
         </w:tc>
@@ -1854,7 +1805,7 @@
                 <w:szCs w:val="22"/>
                 <w:color w:val="000000"/>
               </w:rPr>
-              <w:t xml:space="preserve">0.034</w:t>
+              <w:t xml:space="preserve"/>
             </w:r>
           </w:p>
         </w:tc>
@@ -1909,7 +1860,7 @@
                 <w:szCs w:val="22"/>
                 <w:color w:val="000000"/>
               </w:rPr>
-              <w:t xml:space="preserve">0.019</w:t>
+              <w:t xml:space="preserve"/>
             </w:r>
           </w:p>
         </w:tc>
@@ -1964,7 +1915,88 @@
                 <w:szCs w:val="22"/>
                 <w:color w:val="000000"/>
               </w:rPr>
-              <w:t xml:space="preserve">0.001</w:t>
+              <w:t xml:space="preserve"/>
+            </w:r>
+          </w:p>
+        </w:tc>
+        <w:tc>
+          <w:tcPr>
+            <w:tcBorders>
+              <w:bottom w:val="none" w:sz="0" w:space="0" w:color="000000"/>
+              <w:top w:val="none" w:sz="0" w:space="0" w:color="000000"/>
+              <w:left w:val="none" w:sz="0" w:space="0" w:color="000000"/>
+              <w:right w:val="none" w:sz="0" w:space="0" w:color="000000"/>
+            </w:tcBorders>
+            <w:shd w:val="clear" w:color="auto" w:fill="FFFFFF"/>
+            <w:tcMar>
+              <w:top w:w="0" w:type="dxa"/>
+              <w:bottom w:w="0" w:type="dxa"/>
+              <w:left w:w="0" w:type="dxa"/>
+              <w:right w:w="0" w:type="dxa"/>
+            </w:tcMar>
+            <w:vAlign w:val="center"/>
+          </w:tcPr>
+          <w:p>
+            <w:pPr>
+              <w:pStyle w:val="Normal"/>
+              <w:jc w:val="left"/>
+              <w:pBdr>
+                <w:bottom w:val="none" w:sz="0" w:space="0" w:color="000000"/>
+                <w:top w:val="none" w:sz="0" w:space="0" w:color="000000"/>
+                <w:left w:val="none" w:sz="0" w:space="0" w:color="000000"/>
+                <w:right w:val="none" w:sz="0" w:space="0" w:color="000000"/>
+              </w:pBdr>
+              <w:spacing w:after="100" w:before="100" w:line="240"/>
+              <w:ind w:left="100" w:right="100" w:firstLine="0" w:firstLineChars="0"/>
+              <w:rPr>
+                <w:rFonts w:ascii="Helvetica" w:hAnsi="Helvetica" w:eastAsia="Helvetica" w:cs="Helvetica"/>
+                <w:i w:val="false"/>
+                <w:b w:val="false"/>
+                <w:u w:val="none"/>
+                <w:strike w:val="false"/>
+                <w:sz w:val="22"/>
+                <w:szCs w:val="22"/>
+                <w:color w:val="000000"/>
+              </w:rPr>
+            </w:pPr>
+            <w:r>
+              <w:rPr>
+                <w:rFonts w:ascii="Helvetica" w:hAnsi="Helvetica" w:eastAsia="Helvetica" w:cs="Helvetica"/>
+                <w:i w:val="false"/>
+                <w:b w:val="false"/>
+                <w:u w:val="none"/>
+                <w:strike w:val="false"/>
+                <w:sz w:val="22"/>
+                <w:szCs w:val="22"/>
+                <w:color w:val="000000"/>
+              </w:rPr>
+              <w:t xml:space="preserve">-0.02</w:t>
+            </w:r>
+            <w:r>
+              <w:rPr>
+                <w:rFonts w:ascii="Helvetica" w:hAnsi="Helvetica" w:eastAsia="Helvetica" w:cs="Helvetica"/>
+                <w:i w:val="false"/>
+                <w:b w:val="false"/>
+                <w:u w:val="none"/>
+                <w:strike w:val="false"/>
+                <w:sz w:val="22"/>
+                <w:szCs w:val="22"/>
+                <w:color w:val="000000"/>
+              </w:rPr>
+              <w:br/>
+            </w:r>
+            <w:r>
+              <w:rPr>
+                <w:rFonts w:ascii="Helvetica" w:hAnsi="Helvetica" w:eastAsia="Helvetica" w:cs="Helvetica"/>
+                <w:i w:val="false"/>
+                <w:b w:val="false"/>
+                <w:u w:val="none"/>
+                <w:strike w:val="false"/>
+                <w:sz w:val="22"/>
+                <w:szCs w:val="22"/>
+                <w:color w:val="000000"/>
+              </w:rPr>
+              <w:t xml:space="preserve">[-0.17, 0.13]</w:t>
             </w:r>
           </w:p>
         </w:tc>
@@ -1975,6 +2007,466 @@
         </w:trPr>
         <w:tc>
           <w:tcPr>
+            <w:vMerge/>
+            <w:tcBorders>
+              <w:bottom w:val="none" w:sz="0" w:space="0" w:color="000000"/>
+              <w:top w:val="none" w:sz="0" w:space="0" w:color="000000"/>
+              <w:left w:val="none" w:sz="0" w:space="0" w:color="000000"/>
+              <w:right w:val="none" w:sz="0" w:space="0" w:color="000000"/>
+            </w:tcBorders>
+            <w:shd w:val="clear" w:color="auto" w:fill="FFFFFF"/>
+            <w:tcMar>
+              <w:top w:w="0" w:type="dxa"/>
+              <w:bottom w:w="0" w:type="dxa"/>
+              <w:left w:w="0" w:type="dxa"/>
+              <w:right w:w="0" w:type="dxa"/>
+            </w:tcMar>
+            <w:vAlign w:val="top"/>
+          </w:tcPr>
+          <w:p>
+            <w:pPr>
+              <w:pStyle w:val="Normal"/>
+              <w:jc w:val="left"/>
+              <w:pBdr>
+                <w:bottom w:val="none" w:sz="0" w:space="0" w:color="000000"/>
+                <w:top w:val="none" w:sz="0" w:space="0" w:color="000000"/>
+                <w:left w:val="none" w:sz="0" w:space="0" w:color="000000"/>
+                <w:right w:val="none" w:sz="0" w:space="0" w:color="000000"/>
+              </w:pBdr>
+              <w:spacing w:after="100" w:before="100" w:line="240"/>
+              <w:ind w:left="100" w:right="100" w:firstLine="0" w:firstLineChars="0"/>
+              <w:rPr>
+                <w:rFonts w:ascii="Helvetica" w:hAnsi="Helvetica" w:eastAsia="Helvetica" w:cs="Helvetica"/>
+                <w:i w:val="false"/>
+                <w:b w:val="false"/>
+                <w:u w:val="none"/>
+                <w:strike w:val="false"/>
+                <w:sz w:val="22"/>
+                <w:szCs w:val="22"/>
+                <w:color w:val="000000"/>
+              </w:rPr>
+            </w:pPr>
+          </w:p>
+        </w:tc>
+        <w:tc>
+          <w:tcPr>
+            <w:tcBorders>
+              <w:bottom w:val="none" w:sz="0" w:space="0" w:color="000000"/>
+              <w:top w:val="none" w:sz="0" w:space="0" w:color="000000"/>
+              <w:left w:val="none" w:sz="0" w:space="0" w:color="000000"/>
+              <w:right w:val="none" w:sz="0" w:space="0" w:color="000000"/>
+            </w:tcBorders>
+            <w:shd w:val="clear" w:color="auto" w:fill="FFFFFF"/>
+            <w:tcMar>
+              <w:top w:w="0" w:type="dxa"/>
+              <w:bottom w:w="0" w:type="dxa"/>
+              <w:left w:w="0" w:type="dxa"/>
+              <w:right w:w="0" w:type="dxa"/>
+            </w:tcMar>
+            <w:vAlign w:val="center"/>
+          </w:tcPr>
+          <w:p>
+            <w:pPr>
+              <w:pStyle w:val="Normal"/>
+              <w:jc w:val="left"/>
+              <w:pBdr>
+                <w:bottom w:val="none" w:sz="0" w:space="0" w:color="000000"/>
+                <w:top w:val="none" w:sz="0" w:space="0" w:color="000000"/>
+                <w:left w:val="none" w:sz="0" w:space="0" w:color="000000"/>
+                <w:right w:val="none" w:sz="0" w:space="0" w:color="000000"/>
+              </w:pBdr>
+              <w:spacing w:after="100" w:before="100" w:line="240"/>
+              <w:ind w:left="100" w:right="100" w:firstLine="0" w:firstLineChars="0"/>
+              <w:rPr>
+                <w:rFonts w:ascii="Helvetica" w:hAnsi="Helvetica" w:eastAsia="Helvetica" w:cs="Helvetica"/>
+                <w:i w:val="false"/>
+                <w:b w:val="false"/>
+                <w:u w:val="none"/>
+                <w:strike w:val="false"/>
+                <w:sz w:val="22"/>
+                <w:szCs w:val="22"/>
+                <w:color w:val="000000"/>
+              </w:rPr>
+            </w:pPr>
+            <w:r>
+              <w:rPr>
+                <w:rFonts w:ascii="Helvetica" w:hAnsi="Helvetica" w:eastAsia="Helvetica" w:cs="Helvetica"/>
+                <w:i w:val="false"/>
+                <w:b w:val="false"/>
+                <w:u w:val="none"/>
+                <w:strike w:val="false"/>
+                <w:sz w:val="22"/>
+                <w:szCs w:val="22"/>
+                <w:color w:val="000000"/>
+              </w:rPr>
+              <w:t xml:space="preserve">Perceived cancer risk * non-Hispanic Other</w:t>
+            </w:r>
+          </w:p>
+        </w:tc>
+        <w:tc>
+          <w:tcPr>
+            <w:tcBorders>
+              <w:bottom w:val="none" w:sz="0" w:space="0" w:color="000000"/>
+              <w:top w:val="none" w:sz="0" w:space="0" w:color="000000"/>
+              <w:left w:val="none" w:sz="0" w:space="0" w:color="000000"/>
+              <w:right w:val="none" w:sz="0" w:space="0" w:color="000000"/>
+            </w:tcBorders>
+            <w:shd w:val="clear" w:color="auto" w:fill="FFFFFF"/>
+            <w:tcMar>
+              <w:top w:w="0" w:type="dxa"/>
+              <w:bottom w:w="0" w:type="dxa"/>
+              <w:left w:w="0" w:type="dxa"/>
+              <w:right w:w="0" w:type="dxa"/>
+            </w:tcMar>
+            <w:vAlign w:val="center"/>
+          </w:tcPr>
+          <w:p>
+            <w:pPr>
+              <w:pStyle w:val="Normal"/>
+              <w:jc w:val="left"/>
+              <w:pBdr>
+                <w:bottom w:val="none" w:sz="0" w:space="0" w:color="000000"/>
+                <w:top w:val="none" w:sz="0" w:space="0" w:color="000000"/>
+                <w:left w:val="none" w:sz="0" w:space="0" w:color="000000"/>
+                <w:right w:val="none" w:sz="0" w:space="0" w:color="000000"/>
+              </w:pBdr>
+              <w:spacing w:after="100" w:before="100" w:line="240"/>
+              <w:ind w:left="100" w:right="100" w:firstLine="0" w:firstLineChars="0"/>
+              <w:rPr>
+                <w:rFonts w:ascii="Helvetica" w:hAnsi="Helvetica" w:eastAsia="Helvetica" w:cs="Helvetica"/>
+                <w:i w:val="false"/>
+                <w:b w:val="false"/>
+                <w:u w:val="none"/>
+                <w:strike w:val="false"/>
+                <w:sz w:val="22"/>
+                <w:szCs w:val="22"/>
+                <w:color w:val="000000"/>
+              </w:rPr>
+            </w:pPr>
+            <w:r>
+              <w:rPr>
+                <w:rFonts w:ascii="Helvetica" w:hAnsi="Helvetica" w:eastAsia="Helvetica" w:cs="Helvetica"/>
+                <w:i w:val="false"/>
+                <w:b w:val="false"/>
+                <w:u w:val="none"/>
+                <w:strike w:val="false"/>
+                <w:sz w:val="22"/>
+                <w:szCs w:val="22"/>
+                <w:color w:val="000000"/>
+              </w:rPr>
+              <w:t xml:space="preserve"/>
+            </w:r>
+          </w:p>
+        </w:tc>
+        <w:tc>
+          <w:tcPr>
+            <w:tcBorders>
+              <w:bottom w:val="none" w:sz="0" w:space="0" w:color="000000"/>
+              <w:top w:val="none" w:sz="0" w:space="0" w:color="000000"/>
+              <w:left w:val="none" w:sz="0" w:space="0" w:color="000000"/>
+              <w:right w:val="none" w:sz="0" w:space="0" w:color="000000"/>
+            </w:tcBorders>
+            <w:shd w:val="clear" w:color="auto" w:fill="FFFFFF"/>
+            <w:tcMar>
+              <w:top w:w="0" w:type="dxa"/>
+              <w:bottom w:w="0" w:type="dxa"/>
+              <w:left w:w="0" w:type="dxa"/>
+              <w:right w:w="0" w:type="dxa"/>
+            </w:tcMar>
+            <w:vAlign w:val="center"/>
+          </w:tcPr>
+          <w:p>
+            <w:pPr>
+              <w:pStyle w:val="Normal"/>
+              <w:jc w:val="left"/>
+              <w:pBdr>
+                <w:bottom w:val="none" w:sz="0" w:space="0" w:color="000000"/>
+                <w:top w:val="none" w:sz="0" w:space="0" w:color="000000"/>
+                <w:left w:val="none" w:sz="0" w:space="0" w:color="000000"/>
+                <w:right w:val="none" w:sz="0" w:space="0" w:color="000000"/>
+              </w:pBdr>
+              <w:spacing w:after="100" w:before="100" w:line="240"/>
+              <w:ind w:left="100" w:right="100" w:firstLine="0" w:firstLineChars="0"/>
+              <w:rPr>
+                <w:rFonts w:ascii="Helvetica" w:hAnsi="Helvetica" w:eastAsia="Helvetica" w:cs="Helvetica"/>
+                <w:i w:val="false"/>
+                <w:b w:val="false"/>
+                <w:u w:val="none"/>
+                <w:strike w:val="false"/>
+                <w:sz w:val="22"/>
+                <w:szCs w:val="22"/>
+                <w:color w:val="000000"/>
+              </w:rPr>
+            </w:pPr>
+            <w:r>
+              <w:rPr>
+                <w:rFonts w:ascii="Helvetica" w:hAnsi="Helvetica" w:eastAsia="Helvetica" w:cs="Helvetica"/>
+                <w:i w:val="false"/>
+                <w:b w:val="false"/>
+                <w:u w:val="none"/>
+                <w:strike w:val="false"/>
+                <w:sz w:val="22"/>
+                <w:szCs w:val="22"/>
+                <w:color w:val="000000"/>
+              </w:rPr>
+              <w:t xml:space="preserve"/>
+            </w:r>
+          </w:p>
+        </w:tc>
+        <w:tc>
+          <w:tcPr>
+            <w:tcBorders>
+              <w:bottom w:val="none" w:sz="0" w:space="0" w:color="000000"/>
+              <w:top w:val="none" w:sz="0" w:space="0" w:color="000000"/>
+              <w:left w:val="none" w:sz="0" w:space="0" w:color="000000"/>
+              <w:right w:val="none" w:sz="0" w:space="0" w:color="000000"/>
+            </w:tcBorders>
+            <w:shd w:val="clear" w:color="auto" w:fill="FFFFFF"/>
+            <w:tcMar>
+              <w:top w:w="0" w:type="dxa"/>
+              <w:bottom w:w="0" w:type="dxa"/>
+              <w:left w:w="0" w:type="dxa"/>
+              <w:right w:w="0" w:type="dxa"/>
+            </w:tcMar>
+            <w:vAlign w:val="center"/>
+          </w:tcPr>
+          <w:p>
+            <w:pPr>
+              <w:pStyle w:val="Normal"/>
+              <w:jc w:val="left"/>
+              <w:pBdr>
+                <w:bottom w:val="none" w:sz="0" w:space="0" w:color="000000"/>
+                <w:top w:val="none" w:sz="0" w:space="0" w:color="000000"/>
+                <w:left w:val="none" w:sz="0" w:space="0" w:color="000000"/>
+                <w:right w:val="none" w:sz="0" w:space="0" w:color="000000"/>
+              </w:pBdr>
+              <w:spacing w:after="100" w:before="100" w:line="240"/>
+              <w:ind w:left="100" w:right="100" w:firstLine="0" w:firstLineChars="0"/>
+              <w:rPr>
+                <w:rFonts w:ascii="Helvetica" w:hAnsi="Helvetica" w:eastAsia="Helvetica" w:cs="Helvetica"/>
+                <w:i w:val="false"/>
+                <w:b w:val="false"/>
+                <w:u w:val="none"/>
+                <w:strike w:val="false"/>
+                <w:sz w:val="22"/>
+                <w:szCs w:val="22"/>
+                <w:color w:val="000000"/>
+              </w:rPr>
+            </w:pPr>
+            <w:r>
+              <w:rPr>
+                <w:rFonts w:ascii="Helvetica" w:hAnsi="Helvetica" w:eastAsia="Helvetica" w:cs="Helvetica"/>
+                <w:i w:val="false"/>
+                <w:b w:val="false"/>
+                <w:u w:val="none"/>
+                <w:strike w:val="false"/>
+                <w:sz w:val="22"/>
+                <w:szCs w:val="22"/>
+                <w:color w:val="000000"/>
+              </w:rPr>
+              <w:t xml:space="preserve"/>
+            </w:r>
+          </w:p>
+        </w:tc>
+        <w:tc>
+          <w:tcPr>
+            <w:tcBorders>
+              <w:bottom w:val="none" w:sz="0" w:space="0" w:color="000000"/>
+              <w:top w:val="none" w:sz="0" w:space="0" w:color="000000"/>
+              <w:left w:val="none" w:sz="0" w:space="0" w:color="000000"/>
+              <w:right w:val="none" w:sz="0" w:space="0" w:color="000000"/>
+            </w:tcBorders>
+            <w:shd w:val="clear" w:color="auto" w:fill="FFFFFF"/>
+            <w:tcMar>
+              <w:top w:w="0" w:type="dxa"/>
+              <w:bottom w:w="0" w:type="dxa"/>
+              <w:left w:w="0" w:type="dxa"/>
+              <w:right w:w="0" w:type="dxa"/>
+            </w:tcMar>
+            <w:vAlign w:val="center"/>
+          </w:tcPr>
+          <w:p>
+            <w:pPr>
+              <w:pStyle w:val="Normal"/>
+              <w:jc w:val="left"/>
+              <w:pBdr>
+                <w:bottom w:val="none" w:sz="0" w:space="0" w:color="000000"/>
+                <w:top w:val="none" w:sz="0" w:space="0" w:color="000000"/>
+                <w:left w:val="none" w:sz="0" w:space="0" w:color="000000"/>
+                <w:right w:val="none" w:sz="0" w:space="0" w:color="000000"/>
+              </w:pBdr>
+              <w:spacing w:after="100" w:before="100" w:line="240"/>
+              <w:ind w:left="100" w:right="100" w:firstLine="0" w:firstLineChars="0"/>
+              <w:rPr>
+                <w:rFonts w:ascii="Helvetica" w:hAnsi="Helvetica" w:eastAsia="Helvetica" w:cs="Helvetica"/>
+                <w:i w:val="false"/>
+                <w:b w:val="false"/>
+                <w:u w:val="none"/>
+                <w:strike w:val="false"/>
+                <w:sz w:val="22"/>
+                <w:szCs w:val="22"/>
+                <w:color w:val="000000"/>
+              </w:rPr>
+            </w:pPr>
+            <w:r>
+              <w:rPr>
+                <w:rFonts w:ascii="Helvetica" w:hAnsi="Helvetica" w:eastAsia="Helvetica" w:cs="Helvetica"/>
+                <w:i w:val="false"/>
+                <w:b w:val="false"/>
+                <w:u w:val="none"/>
+                <w:strike w:val="false"/>
+                <w:sz w:val="22"/>
+                <w:szCs w:val="22"/>
+                <w:color w:val="000000"/>
+              </w:rPr>
+              <w:t xml:space="preserve"/>
+            </w:r>
+          </w:p>
+        </w:tc>
+        <w:tc>
+          <w:tcPr>
+            <w:tcBorders>
+              <w:bottom w:val="none" w:sz="0" w:space="0" w:color="000000"/>
+              <w:top w:val="none" w:sz="0" w:space="0" w:color="000000"/>
+              <w:left w:val="none" w:sz="0" w:space="0" w:color="000000"/>
+              <w:right w:val="none" w:sz="0" w:space="0" w:color="000000"/>
+            </w:tcBorders>
+            <w:shd w:val="clear" w:color="auto" w:fill="FFFFFF"/>
+            <w:tcMar>
+              <w:top w:w="0" w:type="dxa"/>
+              <w:bottom w:w="0" w:type="dxa"/>
+              <w:left w:w="0" w:type="dxa"/>
+              <w:right w:w="0" w:type="dxa"/>
+            </w:tcMar>
+            <w:vAlign w:val="center"/>
+          </w:tcPr>
+          <w:p>
+            <w:pPr>
+              <w:pStyle w:val="Normal"/>
+              <w:jc w:val="left"/>
+              <w:pBdr>
+                <w:bottom w:val="none" w:sz="0" w:space="0" w:color="000000"/>
+                <w:top w:val="none" w:sz="0" w:space="0" w:color="000000"/>
+                <w:left w:val="none" w:sz="0" w:space="0" w:color="000000"/>
+                <w:right w:val="none" w:sz="0" w:space="0" w:color="000000"/>
+              </w:pBdr>
+              <w:spacing w:after="100" w:before="100" w:line="240"/>
+              <w:ind w:left="100" w:right="100" w:firstLine="0" w:firstLineChars="0"/>
+              <w:rPr>
+                <w:rFonts w:ascii="Helvetica" w:hAnsi="Helvetica" w:eastAsia="Helvetica" w:cs="Helvetica"/>
+                <w:i w:val="false"/>
+                <w:b w:val="false"/>
+                <w:u w:val="none"/>
+                <w:strike w:val="false"/>
+                <w:sz w:val="22"/>
+                <w:szCs w:val="22"/>
+                <w:color w:val="000000"/>
+              </w:rPr>
+            </w:pPr>
+            <w:r>
+              <w:rPr>
+                <w:rFonts w:ascii="Helvetica" w:hAnsi="Helvetica" w:eastAsia="Helvetica" w:cs="Helvetica"/>
+                <w:i w:val="false"/>
+                <w:b w:val="false"/>
+                <w:u w:val="none"/>
+                <w:strike w:val="false"/>
+                <w:sz w:val="22"/>
+                <w:szCs w:val="22"/>
+                <w:color w:val="000000"/>
+              </w:rPr>
+              <w:t xml:space="preserve"/>
+            </w:r>
+          </w:p>
+        </w:tc>
+        <w:tc>
+          <w:tcPr>
+            <w:tcBorders>
+              <w:bottom w:val="none" w:sz="0" w:space="0" w:color="000000"/>
+              <w:top w:val="none" w:sz="0" w:space="0" w:color="000000"/>
+              <w:left w:val="none" w:sz="0" w:space="0" w:color="000000"/>
+              <w:right w:val="none" w:sz="0" w:space="0" w:color="000000"/>
+            </w:tcBorders>
+            <w:shd w:val="clear" w:color="auto" w:fill="FFFFFF"/>
+            <w:tcMar>
+              <w:top w:w="0" w:type="dxa"/>
+              <w:bottom w:w="0" w:type="dxa"/>
+              <w:left w:w="0" w:type="dxa"/>
+              <w:right w:w="0" w:type="dxa"/>
+            </w:tcMar>
+            <w:vAlign w:val="center"/>
+          </w:tcPr>
+          <w:p>
+            <w:pPr>
+              <w:pStyle w:val="Normal"/>
+              <w:jc w:val="left"/>
+              <w:pBdr>
+                <w:bottom w:val="none" w:sz="0" w:space="0" w:color="000000"/>
+                <w:top w:val="none" w:sz="0" w:space="0" w:color="000000"/>
+                <w:left w:val="none" w:sz="0" w:space="0" w:color="000000"/>
+                <w:right w:val="none" w:sz="0" w:space="0" w:color="000000"/>
+              </w:pBdr>
+              <w:spacing w:after="100" w:before="100" w:line="240"/>
+              <w:ind w:left="100" w:right="100" w:firstLine="0" w:firstLineChars="0"/>
+              <w:rPr>
+                <w:rFonts w:ascii="Helvetica" w:hAnsi="Helvetica" w:eastAsia="Helvetica" w:cs="Helvetica"/>
+                <w:i w:val="false"/>
+                <w:b w:val="false"/>
+                <w:u w:val="none"/>
+                <w:strike w:val="false"/>
+                <w:sz w:val="22"/>
+                <w:szCs w:val="22"/>
+                <w:color w:val="000000"/>
+              </w:rPr>
+            </w:pPr>
+            <w:r>
+              <w:rPr>
+                <w:rFonts w:ascii="Helvetica" w:hAnsi="Helvetica" w:eastAsia="Helvetica" w:cs="Helvetica"/>
+                <w:i w:val="false"/>
+                <w:b w:val="false"/>
+                <w:u w:val="none"/>
+                <w:strike w:val="false"/>
+                <w:sz w:val="22"/>
+                <w:szCs w:val="22"/>
+                <w:color w:val="000000"/>
+              </w:rPr>
+              <w:t xml:space="preserve">-0.02</w:t>
+            </w:r>
+            <w:r>
+              <w:rPr>
+                <w:rFonts w:ascii="Helvetica" w:hAnsi="Helvetica" w:eastAsia="Helvetica" w:cs="Helvetica"/>
+                <w:i w:val="false"/>
+                <w:b w:val="false"/>
+                <w:u w:val="none"/>
+                <w:strike w:val="false"/>
+                <w:sz w:val="22"/>
+                <w:szCs w:val="22"/>
+                <w:color w:val="000000"/>
+              </w:rPr>
+              <w:br/>
+            </w:r>
+            <w:r>
+              <w:rPr>
+                <w:rFonts w:ascii="Helvetica" w:hAnsi="Helvetica" w:eastAsia="Helvetica" w:cs="Helvetica"/>
+                <w:i w:val="false"/>
+                <w:b w:val="false"/>
+                <w:u w:val="none"/>
+                <w:strike w:val="false"/>
+                <w:sz w:val="22"/>
+                <w:szCs w:val="22"/>
+                <w:color w:val="000000"/>
+              </w:rPr>
+              <w:t xml:space="preserve">[-0.11, 0.07]</w:t>
+            </w:r>
+          </w:p>
+        </w:tc>
+      </w:tr>
+      <w:tr>
+        <w:trPr>
+          <w:trHeight w:val="360" w:hRule="auto"/>
+        </w:trPr>
+        <w:tc>
+          <w:tcPr>
+            <w:vMerge w:val="restart"/>
             <w:tcBorders>
               <w:bottom w:val="single" w:sz="12" w:space="0" w:color="666666"/>
               <w:top w:val="none" w:sz="0" w:space="0" w:color="000000"/>
@@ -1988,6 +2480,705 @@
               <w:left w:w="0" w:type="dxa"/>
               <w:right w:w="0" w:type="dxa"/>
             </w:tcMar>
+            <w:vAlign w:val="top"/>
+          </w:tcPr>
+          <w:p>
+            <w:pPr>
+              <w:pStyle w:val="Normal"/>
+              <w:jc w:val="left"/>
+              <w:pBdr>
+                <w:bottom w:val="none" w:sz="0" w:space="0" w:color="000000"/>
+                <w:top w:val="none" w:sz="0" w:space="0" w:color="000000"/>
+                <w:left w:val="none" w:sz="0" w:space="0" w:color="000000"/>
+                <w:right w:val="none" w:sz="0" w:space="0" w:color="000000"/>
+              </w:pBdr>
+              <w:spacing w:after="100" w:before="100" w:line="240"/>
+              <w:ind w:left="100" w:right="100" w:firstLine="0" w:firstLineChars="0"/>
+              <w:rPr>
+                <w:rFonts w:ascii="Helvetica" w:hAnsi="Helvetica" w:eastAsia="Helvetica" w:cs="Helvetica"/>
+                <w:i w:val="false"/>
+                <w:b w:val="false"/>
+                <w:u w:val="none"/>
+                <w:strike w:val="false"/>
+                <w:sz w:val="22"/>
+                <w:szCs w:val="22"/>
+                <w:color w:val="000000"/>
+              </w:rPr>
+            </w:pPr>
+            <w:r>
+              <w:rPr>
+                <w:rFonts w:ascii="Helvetica" w:hAnsi="Helvetica" w:eastAsia="Helvetica" w:cs="Helvetica"/>
+                <w:i w:val="false"/>
+                <w:b w:val="false"/>
+                <w:u w:val="none"/>
+                <w:strike w:val="false"/>
+                <w:sz w:val="22"/>
+                <w:szCs w:val="22"/>
+                <w:color w:val="000000"/>
+              </w:rPr>
+              <w:t xml:space="preserve">DunedinPACE</w:t>
+            </w:r>
+          </w:p>
+        </w:tc>
+        <w:tc>
+          <w:tcPr>
+            <w:tcBorders>
+              <w:bottom w:val="none" w:sz="0" w:space="0" w:color="000000"/>
+              <w:top w:val="none" w:sz="0" w:space="0" w:color="000000"/>
+              <w:left w:val="none" w:sz="0" w:space="0" w:color="000000"/>
+              <w:right w:val="none" w:sz="0" w:space="0" w:color="000000"/>
+            </w:tcBorders>
+            <w:shd w:val="clear" w:color="auto" w:fill="FFFFFF"/>
+            <w:tcMar>
+              <w:top w:w="0" w:type="dxa"/>
+              <w:bottom w:w="0" w:type="dxa"/>
+              <w:left w:w="0" w:type="dxa"/>
+              <w:right w:w="0" w:type="dxa"/>
+            </w:tcMar>
+            <w:vAlign w:val="center"/>
+          </w:tcPr>
+          <w:p>
+            <w:pPr>
+              <w:pStyle w:val="Normal"/>
+              <w:jc w:val="left"/>
+              <w:pBdr>
+                <w:bottom w:val="none" w:sz="0" w:space="0" w:color="000000"/>
+                <w:top w:val="none" w:sz="0" w:space="0" w:color="000000"/>
+                <w:left w:val="none" w:sz="0" w:space="0" w:color="000000"/>
+                <w:right w:val="none" w:sz="0" w:space="0" w:color="000000"/>
+              </w:pBdr>
+              <w:spacing w:after="100" w:before="100" w:line="240"/>
+              <w:ind w:left="100" w:right="100" w:firstLine="0" w:firstLineChars="0"/>
+              <w:rPr>
+                <w:rFonts w:ascii="Helvetica" w:hAnsi="Helvetica" w:eastAsia="Helvetica" w:cs="Helvetica"/>
+                <w:i w:val="false"/>
+                <w:b w:val="false"/>
+                <w:u w:val="none"/>
+                <w:strike w:val="false"/>
+                <w:sz w:val="22"/>
+                <w:szCs w:val="22"/>
+                <w:color w:val="000000"/>
+              </w:rPr>
+            </w:pPr>
+            <w:r>
+              <w:rPr>
+                <w:rFonts w:ascii="Helvetica" w:hAnsi="Helvetica" w:eastAsia="Helvetica" w:cs="Helvetica"/>
+                <w:i w:val="false"/>
+                <w:b w:val="false"/>
+                <w:u w:val="none"/>
+                <w:strike w:val="false"/>
+                <w:sz w:val="22"/>
+                <w:szCs w:val="22"/>
+                <w:color w:val="000000"/>
+              </w:rPr>
+              <w:t xml:space="preserve">Perceived Cancer Risk (Main Effect)</w:t>
+            </w:r>
+          </w:p>
+        </w:tc>
+        <w:tc>
+          <w:tcPr>
+            <w:tcBorders>
+              <w:bottom w:val="none" w:sz="0" w:space="0" w:color="000000"/>
+              <w:top w:val="none" w:sz="0" w:space="0" w:color="000000"/>
+              <w:left w:val="none" w:sz="0" w:space="0" w:color="000000"/>
+              <w:right w:val="none" w:sz="0" w:space="0" w:color="000000"/>
+            </w:tcBorders>
+            <w:shd w:val="clear" w:color="auto" w:fill="FFFFFF"/>
+            <w:tcMar>
+              <w:top w:w="0" w:type="dxa"/>
+              <w:bottom w:w="0" w:type="dxa"/>
+              <w:left w:w="0" w:type="dxa"/>
+              <w:right w:w="0" w:type="dxa"/>
+            </w:tcMar>
+            <w:vAlign w:val="center"/>
+          </w:tcPr>
+          <w:p>
+            <w:pPr>
+              <w:pStyle w:val="Normal"/>
+              <w:jc w:val="left"/>
+              <w:pBdr>
+                <w:bottom w:val="none" w:sz="0" w:space="0" w:color="000000"/>
+                <w:top w:val="none" w:sz="0" w:space="0" w:color="000000"/>
+                <w:left w:val="none" w:sz="0" w:space="0" w:color="000000"/>
+                <w:right w:val="none" w:sz="0" w:space="0" w:color="000000"/>
+              </w:pBdr>
+              <w:spacing w:after="100" w:before="100" w:line="240"/>
+              <w:ind w:left="100" w:right="100" w:firstLine="0" w:firstLineChars="0"/>
+              <w:rPr>
+                <w:rFonts w:ascii="Helvetica" w:hAnsi="Helvetica" w:eastAsia="Helvetica" w:cs="Helvetica"/>
+                <w:i w:val="false"/>
+                <w:b w:val="false"/>
+                <w:u w:val="none"/>
+                <w:strike w:val="false"/>
+                <w:sz w:val="22"/>
+                <w:szCs w:val="22"/>
+                <w:color w:val="000000"/>
+              </w:rPr>
+            </w:pPr>
+            <w:r>
+              <w:rPr>
+                <w:rFonts w:ascii="Helvetica" w:hAnsi="Helvetica" w:eastAsia="Helvetica" w:cs="Helvetica"/>
+                <w:i w:val="false"/>
+                <w:b w:val="false"/>
+                <w:u w:val="none"/>
+                <w:strike w:val="false"/>
+                <w:sz w:val="22"/>
+                <w:szCs w:val="22"/>
+                <w:color w:val="000000"/>
+              </w:rPr>
+              <w:t xml:space="preserve">0.08**</w:t>
+            </w:r>
+            <w:r>
+              <w:rPr>
+                <w:rFonts w:ascii="Helvetica" w:hAnsi="Helvetica" w:eastAsia="Helvetica" w:cs="Helvetica"/>
+                <w:i w:val="false"/>
+                <w:b w:val="false"/>
+                <w:u w:val="none"/>
+                <w:strike w:val="false"/>
+                <w:sz w:val="22"/>
+                <w:szCs w:val="22"/>
+                <w:color w:val="000000"/>
+              </w:rPr>
+              <w:br/>
+            </w:r>
+            <w:r>
+              <w:rPr>
+                <w:rFonts w:ascii="Helvetica" w:hAnsi="Helvetica" w:eastAsia="Helvetica" w:cs="Helvetica"/>
+                <w:i w:val="false"/>
+                <w:b w:val="false"/>
+                <w:u w:val="none"/>
+                <w:strike w:val="false"/>
+                <w:sz w:val="22"/>
+                <w:szCs w:val="22"/>
+                <w:color w:val="000000"/>
+              </w:rPr>
+              <w:t xml:space="preserve">[0.03, 0.13]</w:t>
+            </w:r>
+          </w:p>
+        </w:tc>
+        <w:tc>
+          <w:tcPr>
+            <w:tcBorders>
+              <w:bottom w:val="none" w:sz="0" w:space="0" w:color="000000"/>
+              <w:top w:val="none" w:sz="0" w:space="0" w:color="000000"/>
+              <w:left w:val="none" w:sz="0" w:space="0" w:color="000000"/>
+              <w:right w:val="none" w:sz="0" w:space="0" w:color="000000"/>
+            </w:tcBorders>
+            <w:shd w:val="clear" w:color="auto" w:fill="FFFFFF"/>
+            <w:tcMar>
+              <w:top w:w="0" w:type="dxa"/>
+              <w:bottom w:w="0" w:type="dxa"/>
+              <w:left w:w="0" w:type="dxa"/>
+              <w:right w:w="0" w:type="dxa"/>
+            </w:tcMar>
+            <w:vAlign w:val="center"/>
+          </w:tcPr>
+          <w:p>
+            <w:pPr>
+              <w:pStyle w:val="Normal"/>
+              <w:jc w:val="left"/>
+              <w:pBdr>
+                <w:bottom w:val="none" w:sz="0" w:space="0" w:color="000000"/>
+                <w:top w:val="none" w:sz="0" w:space="0" w:color="000000"/>
+                <w:left w:val="none" w:sz="0" w:space="0" w:color="000000"/>
+                <w:right w:val="none" w:sz="0" w:space="0" w:color="000000"/>
+              </w:pBdr>
+              <w:spacing w:after="100" w:before="100" w:line="240"/>
+              <w:ind w:left="100" w:right="100" w:firstLine="0" w:firstLineChars="0"/>
+              <w:rPr>
+                <w:rFonts w:ascii="Helvetica" w:hAnsi="Helvetica" w:eastAsia="Helvetica" w:cs="Helvetica"/>
+                <w:i w:val="false"/>
+                <w:b w:val="false"/>
+                <w:u w:val="none"/>
+                <w:strike w:val="false"/>
+                <w:sz w:val="22"/>
+                <w:szCs w:val="22"/>
+                <w:color w:val="000000"/>
+              </w:rPr>
+            </w:pPr>
+            <w:r>
+              <w:rPr>
+                <w:rFonts w:ascii="Helvetica" w:hAnsi="Helvetica" w:eastAsia="Helvetica" w:cs="Helvetica"/>
+                <w:i w:val="false"/>
+                <w:b w:val="false"/>
+                <w:u w:val="none"/>
+                <w:strike w:val="false"/>
+                <w:sz w:val="22"/>
+                <w:szCs w:val="22"/>
+                <w:color w:val="000000"/>
+              </w:rPr>
+              <w:t xml:space="preserve">0.09***</w:t>
+            </w:r>
+            <w:r>
+              <w:rPr>
+                <w:rFonts w:ascii="Helvetica" w:hAnsi="Helvetica" w:eastAsia="Helvetica" w:cs="Helvetica"/>
+                <w:i w:val="false"/>
+                <w:b w:val="false"/>
+                <w:u w:val="none"/>
+                <w:strike w:val="false"/>
+                <w:sz w:val="22"/>
+                <w:szCs w:val="22"/>
+                <w:color w:val="000000"/>
+              </w:rPr>
+              <w:br/>
+            </w:r>
+            <w:r>
+              <w:rPr>
+                <w:rFonts w:ascii="Helvetica" w:hAnsi="Helvetica" w:eastAsia="Helvetica" w:cs="Helvetica"/>
+                <w:i w:val="false"/>
+                <w:b w:val="false"/>
+                <w:u w:val="none"/>
+                <w:strike w:val="false"/>
+                <w:sz w:val="22"/>
+                <w:szCs w:val="22"/>
+                <w:color w:val="000000"/>
+              </w:rPr>
+              <w:t xml:space="preserve">[0.04, 0.15]</w:t>
+            </w:r>
+          </w:p>
+        </w:tc>
+        <w:tc>
+          <w:tcPr>
+            <w:tcBorders>
+              <w:bottom w:val="none" w:sz="0" w:space="0" w:color="000000"/>
+              <w:top w:val="none" w:sz="0" w:space="0" w:color="000000"/>
+              <w:left w:val="none" w:sz="0" w:space="0" w:color="000000"/>
+              <w:right w:val="none" w:sz="0" w:space="0" w:color="000000"/>
+            </w:tcBorders>
+            <w:shd w:val="clear" w:color="auto" w:fill="FFFFFF"/>
+            <w:tcMar>
+              <w:top w:w="0" w:type="dxa"/>
+              <w:bottom w:w="0" w:type="dxa"/>
+              <w:left w:w="0" w:type="dxa"/>
+              <w:right w:w="0" w:type="dxa"/>
+            </w:tcMar>
+            <w:vAlign w:val="center"/>
+          </w:tcPr>
+          <w:p>
+            <w:pPr>
+              <w:pStyle w:val="Normal"/>
+              <w:jc w:val="left"/>
+              <w:pBdr>
+                <w:bottom w:val="none" w:sz="0" w:space="0" w:color="000000"/>
+                <w:top w:val="none" w:sz="0" w:space="0" w:color="000000"/>
+                <w:left w:val="none" w:sz="0" w:space="0" w:color="000000"/>
+                <w:right w:val="none" w:sz="0" w:space="0" w:color="000000"/>
+              </w:pBdr>
+              <w:spacing w:after="100" w:before="100" w:line="240"/>
+              <w:ind w:left="100" w:right="100" w:firstLine="0" w:firstLineChars="0"/>
+              <w:rPr>
+                <w:rFonts w:ascii="Helvetica" w:hAnsi="Helvetica" w:eastAsia="Helvetica" w:cs="Helvetica"/>
+                <w:i w:val="false"/>
+                <w:b w:val="false"/>
+                <w:u w:val="none"/>
+                <w:strike w:val="false"/>
+                <w:sz w:val="22"/>
+                <w:szCs w:val="22"/>
+                <w:color w:val="000000"/>
+              </w:rPr>
+            </w:pPr>
+            <w:r>
+              <w:rPr>
+                <w:rFonts w:ascii="Helvetica" w:hAnsi="Helvetica" w:eastAsia="Helvetica" w:cs="Helvetica"/>
+                <w:i w:val="false"/>
+                <w:b w:val="false"/>
+                <w:u w:val="none"/>
+                <w:strike w:val="false"/>
+                <w:sz w:val="22"/>
+                <w:szCs w:val="22"/>
+                <w:color w:val="000000"/>
+              </w:rPr>
+              <w:t xml:space="preserve">0.09***</w:t>
+            </w:r>
+            <w:r>
+              <w:rPr>
+                <w:rFonts w:ascii="Helvetica" w:hAnsi="Helvetica" w:eastAsia="Helvetica" w:cs="Helvetica"/>
+                <w:i w:val="false"/>
+                <w:b w:val="false"/>
+                <w:u w:val="none"/>
+                <w:strike w:val="false"/>
+                <w:sz w:val="22"/>
+                <w:szCs w:val="22"/>
+                <w:color w:val="000000"/>
+              </w:rPr>
+              <w:br/>
+            </w:r>
+            <w:r>
+              <w:rPr>
+                <w:rFonts w:ascii="Helvetica" w:hAnsi="Helvetica" w:eastAsia="Helvetica" w:cs="Helvetica"/>
+                <w:i w:val="false"/>
+                <w:b w:val="false"/>
+                <w:u w:val="none"/>
+                <w:strike w:val="false"/>
+                <w:sz w:val="22"/>
+                <w:szCs w:val="22"/>
+                <w:color w:val="000000"/>
+              </w:rPr>
+              <w:t xml:space="preserve">[0.04, 0.14]</w:t>
+            </w:r>
+          </w:p>
+        </w:tc>
+        <w:tc>
+          <w:tcPr>
+            <w:tcBorders>
+              <w:bottom w:val="none" w:sz="0" w:space="0" w:color="000000"/>
+              <w:top w:val="none" w:sz="0" w:space="0" w:color="000000"/>
+              <w:left w:val="none" w:sz="0" w:space="0" w:color="000000"/>
+              <w:right w:val="none" w:sz="0" w:space="0" w:color="000000"/>
+            </w:tcBorders>
+            <w:shd w:val="clear" w:color="auto" w:fill="FFFFFF"/>
+            <w:tcMar>
+              <w:top w:w="0" w:type="dxa"/>
+              <w:bottom w:w="0" w:type="dxa"/>
+              <w:left w:w="0" w:type="dxa"/>
+              <w:right w:w="0" w:type="dxa"/>
+            </w:tcMar>
+            <w:vAlign w:val="center"/>
+          </w:tcPr>
+          <w:p>
+            <w:pPr>
+              <w:pStyle w:val="Normal"/>
+              <w:jc w:val="left"/>
+              <w:pBdr>
+                <w:bottom w:val="none" w:sz="0" w:space="0" w:color="000000"/>
+                <w:top w:val="none" w:sz="0" w:space="0" w:color="000000"/>
+                <w:left w:val="none" w:sz="0" w:space="0" w:color="000000"/>
+                <w:right w:val="none" w:sz="0" w:space="0" w:color="000000"/>
+              </w:pBdr>
+              <w:spacing w:after="100" w:before="100" w:line="240"/>
+              <w:ind w:left="100" w:right="100" w:firstLine="0" w:firstLineChars="0"/>
+              <w:rPr>
+                <w:rFonts w:ascii="Helvetica" w:hAnsi="Helvetica" w:eastAsia="Helvetica" w:cs="Helvetica"/>
+                <w:i w:val="false"/>
+                <w:b w:val="false"/>
+                <w:u w:val="none"/>
+                <w:strike w:val="false"/>
+                <w:sz w:val="22"/>
+                <w:szCs w:val="22"/>
+                <w:color w:val="000000"/>
+              </w:rPr>
+            </w:pPr>
+            <w:r>
+              <w:rPr>
+                <w:rFonts w:ascii="Helvetica" w:hAnsi="Helvetica" w:eastAsia="Helvetica" w:cs="Helvetica"/>
+                <w:i w:val="false"/>
+                <w:b w:val="false"/>
+                <w:u w:val="none"/>
+                <w:strike w:val="false"/>
+                <w:sz w:val="22"/>
+                <w:szCs w:val="22"/>
+                <w:color w:val="000000"/>
+              </w:rPr>
+              <w:t xml:space="preserve">0.03</w:t>
+            </w:r>
+            <w:r>
+              <w:rPr>
+                <w:rFonts w:ascii="Helvetica" w:hAnsi="Helvetica" w:eastAsia="Helvetica" w:cs="Helvetica"/>
+                <w:i w:val="false"/>
+                <w:b w:val="false"/>
+                <w:u w:val="none"/>
+                <w:strike w:val="false"/>
+                <w:sz w:val="22"/>
+                <w:szCs w:val="22"/>
+                <w:color w:val="000000"/>
+              </w:rPr>
+              <w:br/>
+            </w:r>
+            <w:r>
+              <w:rPr>
+                <w:rFonts w:ascii="Helvetica" w:hAnsi="Helvetica" w:eastAsia="Helvetica" w:cs="Helvetica"/>
+                <w:i w:val="false"/>
+                <w:b w:val="false"/>
+                <w:u w:val="none"/>
+                <w:strike w:val="false"/>
+                <w:sz w:val="22"/>
+                <w:szCs w:val="22"/>
+                <w:color w:val="000000"/>
+              </w:rPr>
+              <w:t xml:space="preserve">[-0.02, 0.09]</w:t>
+            </w:r>
+          </w:p>
+        </w:tc>
+        <w:tc>
+          <w:tcPr>
+            <w:tcBorders>
+              <w:bottom w:val="none" w:sz="0" w:space="0" w:color="000000"/>
+              <w:top w:val="none" w:sz="0" w:space="0" w:color="000000"/>
+              <w:left w:val="none" w:sz="0" w:space="0" w:color="000000"/>
+              <w:right w:val="none" w:sz="0" w:space="0" w:color="000000"/>
+            </w:tcBorders>
+            <w:shd w:val="clear" w:color="auto" w:fill="FFFFFF"/>
+            <w:tcMar>
+              <w:top w:w="0" w:type="dxa"/>
+              <w:bottom w:w="0" w:type="dxa"/>
+              <w:left w:w="0" w:type="dxa"/>
+              <w:right w:w="0" w:type="dxa"/>
+            </w:tcMar>
+            <w:vAlign w:val="center"/>
+          </w:tcPr>
+          <w:p>
+            <w:pPr>
+              <w:pStyle w:val="Normal"/>
+              <w:jc w:val="left"/>
+              <w:pBdr>
+                <w:bottom w:val="none" w:sz="0" w:space="0" w:color="000000"/>
+                <w:top w:val="none" w:sz="0" w:space="0" w:color="000000"/>
+                <w:left w:val="none" w:sz="0" w:space="0" w:color="000000"/>
+                <w:right w:val="none" w:sz="0" w:space="0" w:color="000000"/>
+              </w:pBdr>
+              <w:spacing w:after="100" w:before="100" w:line="240"/>
+              <w:ind w:left="100" w:right="100" w:firstLine="0" w:firstLineChars="0"/>
+              <w:rPr>
+                <w:rFonts w:ascii="Helvetica" w:hAnsi="Helvetica" w:eastAsia="Helvetica" w:cs="Helvetica"/>
+                <w:i w:val="false"/>
+                <w:b w:val="false"/>
+                <w:u w:val="none"/>
+                <w:strike w:val="false"/>
+                <w:sz w:val="22"/>
+                <w:szCs w:val="22"/>
+                <w:color w:val="000000"/>
+              </w:rPr>
+            </w:pPr>
+            <w:r>
+              <w:rPr>
+                <w:rFonts w:ascii="Helvetica" w:hAnsi="Helvetica" w:eastAsia="Helvetica" w:cs="Helvetica"/>
+                <w:i w:val="false"/>
+                <w:b w:val="false"/>
+                <w:u w:val="none"/>
+                <w:strike w:val="false"/>
+                <w:sz w:val="22"/>
+                <w:szCs w:val="22"/>
+                <w:color w:val="000000"/>
+              </w:rPr>
+              <w:t xml:space="preserve">0.02</w:t>
+            </w:r>
+            <w:r>
+              <w:rPr>
+                <w:rFonts w:ascii="Helvetica" w:hAnsi="Helvetica" w:eastAsia="Helvetica" w:cs="Helvetica"/>
+                <w:i w:val="false"/>
+                <w:b w:val="false"/>
+                <w:u w:val="none"/>
+                <w:strike w:val="false"/>
+                <w:sz w:val="22"/>
+                <w:szCs w:val="22"/>
+                <w:color w:val="000000"/>
+              </w:rPr>
+              <w:br/>
+            </w:r>
+            <w:r>
+              <w:rPr>
+                <w:rFonts w:ascii="Helvetica" w:hAnsi="Helvetica" w:eastAsia="Helvetica" w:cs="Helvetica"/>
+                <w:i w:val="false"/>
+                <w:b w:val="false"/>
+                <w:u w:val="none"/>
+                <w:strike w:val="false"/>
+                <w:sz w:val="22"/>
+                <w:szCs w:val="22"/>
+                <w:color w:val="000000"/>
+              </w:rPr>
+              <w:t xml:space="preserve">[-0.03, 0.07]</w:t>
+            </w:r>
+          </w:p>
+        </w:tc>
+        <w:tc>
+          <w:tcPr>
+            <w:tcBorders>
+              <w:bottom w:val="none" w:sz="0" w:space="0" w:color="000000"/>
+              <w:top w:val="none" w:sz="0" w:space="0" w:color="000000"/>
+              <w:left w:val="none" w:sz="0" w:space="0" w:color="000000"/>
+              <w:right w:val="none" w:sz="0" w:space="0" w:color="000000"/>
+            </w:tcBorders>
+            <w:shd w:val="clear" w:color="auto" w:fill="FFFFFF"/>
+            <w:tcMar>
+              <w:top w:w="0" w:type="dxa"/>
+              <w:bottom w:w="0" w:type="dxa"/>
+              <w:left w:w="0" w:type="dxa"/>
+              <w:right w:w="0" w:type="dxa"/>
+            </w:tcMar>
+            <w:vAlign w:val="center"/>
+          </w:tcPr>
+          <w:p>
+            <w:pPr>
+              <w:pStyle w:val="Normal"/>
+              <w:jc w:val="left"/>
+              <w:pBdr>
+                <w:bottom w:val="none" w:sz="0" w:space="0" w:color="000000"/>
+                <w:top w:val="none" w:sz="0" w:space="0" w:color="000000"/>
+                <w:left w:val="none" w:sz="0" w:space="0" w:color="000000"/>
+                <w:right w:val="none" w:sz="0" w:space="0" w:color="000000"/>
+              </w:pBdr>
+              <w:spacing w:after="100" w:before="100" w:line="240"/>
+              <w:ind w:left="100" w:right="100" w:firstLine="0" w:firstLineChars="0"/>
+              <w:rPr>
+                <w:rFonts w:ascii="Helvetica" w:hAnsi="Helvetica" w:eastAsia="Helvetica" w:cs="Helvetica"/>
+                <w:i w:val="false"/>
+                <w:b w:val="false"/>
+                <w:u w:val="none"/>
+                <w:strike w:val="false"/>
+                <w:sz w:val="22"/>
+                <w:szCs w:val="22"/>
+                <w:color w:val="000000"/>
+              </w:rPr>
+            </w:pPr>
+            <w:r>
+              <w:rPr>
+                <w:rFonts w:ascii="Helvetica" w:hAnsi="Helvetica" w:eastAsia="Helvetica" w:cs="Helvetica"/>
+                <w:i w:val="false"/>
+                <w:b w:val="false"/>
+                <w:u w:val="none"/>
+                <w:strike w:val="false"/>
+                <w:sz w:val="22"/>
+                <w:szCs w:val="22"/>
+                <w:color w:val="000000"/>
+              </w:rPr>
+              <w:t xml:space="preserve">0.00</w:t>
+            </w:r>
+            <w:r>
+              <w:rPr>
+                <w:rFonts w:ascii="Helvetica" w:hAnsi="Helvetica" w:eastAsia="Helvetica" w:cs="Helvetica"/>
+                <w:i w:val="false"/>
+                <w:b w:val="false"/>
+                <w:u w:val="none"/>
+                <w:strike w:val="false"/>
+                <w:sz w:val="22"/>
+                <w:szCs w:val="22"/>
+                <w:color w:val="000000"/>
+              </w:rPr>
+              <w:br/>
+            </w:r>
+            <w:r>
+              <w:rPr>
+                <w:rFonts w:ascii="Helvetica" w:hAnsi="Helvetica" w:eastAsia="Helvetica" w:cs="Helvetica"/>
+                <w:i w:val="false"/>
+                <w:b w:val="false"/>
+                <w:u w:val="none"/>
+                <w:strike w:val="false"/>
+                <w:sz w:val="22"/>
+                <w:szCs w:val="22"/>
+                <w:color w:val="000000"/>
+              </w:rPr>
+              <w:t xml:space="preserve">[-0.06, 0.06]</w:t>
+            </w:r>
+          </w:p>
+        </w:tc>
+      </w:tr>
+      <w:tr>
+        <w:trPr>
+          <w:trHeight w:val="360" w:hRule="auto"/>
+        </w:trPr>
+        <w:tc>
+          <w:tcPr>
+            <w:vMerge/>
+            <w:tcBorders>
+              <w:bottom w:val="none" w:sz="0" w:space="0" w:color="000000"/>
+              <w:top w:val="single" w:sz="12" w:space="0" w:color="666666"/>
+              <w:left w:val="none" w:sz="0" w:space="0" w:color="000000"/>
+              <w:right w:val="none" w:sz="0" w:space="0" w:color="000000"/>
+            </w:tcBorders>
+            <w:shd w:val="clear" w:color="auto" w:fill="FFFFFF"/>
+            <w:tcMar>
+              <w:top w:w="0" w:type="dxa"/>
+              <w:bottom w:w="0" w:type="dxa"/>
+              <w:left w:w="0" w:type="dxa"/>
+              <w:right w:w="0" w:type="dxa"/>
+            </w:tcMar>
+            <w:vAlign w:val="top"/>
+          </w:tcPr>
+          <w:p>
+            <w:pPr>
+              <w:pStyle w:val="Normal"/>
+              <w:jc w:val="left"/>
+              <w:pBdr>
+                <w:bottom w:val="none" w:sz="0" w:space="0" w:color="000000"/>
+                <w:top w:val="none" w:sz="0" w:space="0" w:color="000000"/>
+                <w:left w:val="none" w:sz="0" w:space="0" w:color="000000"/>
+                <w:right w:val="none" w:sz="0" w:space="0" w:color="000000"/>
+              </w:pBdr>
+              <w:spacing w:after="100" w:before="100" w:line="240"/>
+              <w:ind w:left="100" w:right="100" w:firstLine="0" w:firstLineChars="0"/>
+              <w:rPr>
+                <w:rFonts w:ascii="Helvetica" w:hAnsi="Helvetica" w:eastAsia="Helvetica" w:cs="Helvetica"/>
+                <w:i w:val="false"/>
+                <w:b w:val="false"/>
+                <w:u w:val="none"/>
+                <w:strike w:val="false"/>
+                <w:sz w:val="22"/>
+                <w:szCs w:val="22"/>
+                <w:color w:val="000000"/>
+              </w:rPr>
+            </w:pPr>
+          </w:p>
+        </w:tc>
+        <w:tc>
+          <w:tcPr>
+            <w:tcBorders>
+              <w:bottom w:val="none" w:sz="0" w:space="0" w:color="000000"/>
+              <w:top w:val="none" w:sz="0" w:space="0" w:color="000000"/>
+              <w:left w:val="none" w:sz="0" w:space="0" w:color="000000"/>
+              <w:right w:val="none" w:sz="0" w:space="0" w:color="000000"/>
+            </w:tcBorders>
+            <w:shd w:val="clear" w:color="auto" w:fill="FFFFFF"/>
+            <w:tcMar>
+              <w:top w:w="0" w:type="dxa"/>
+              <w:bottom w:w="0" w:type="dxa"/>
+              <w:left w:w="0" w:type="dxa"/>
+              <w:right w:w="0" w:type="dxa"/>
+            </w:tcMar>
+            <w:vAlign w:val="center"/>
+          </w:tcPr>
+          <w:p>
+            <w:pPr>
+              <w:pStyle w:val="Normal"/>
+              <w:jc w:val="left"/>
+              <w:pBdr>
+                <w:bottom w:val="none" w:sz="0" w:space="0" w:color="000000"/>
+                <w:top w:val="none" w:sz="0" w:space="0" w:color="000000"/>
+                <w:left w:val="none" w:sz="0" w:space="0" w:color="000000"/>
+                <w:right w:val="none" w:sz="0" w:space="0" w:color="000000"/>
+              </w:pBdr>
+              <w:spacing w:after="100" w:before="100" w:line="240"/>
+              <w:ind w:left="100" w:right="100" w:firstLine="0" w:firstLineChars="0"/>
+              <w:rPr>
+                <w:rFonts w:ascii="Helvetica" w:hAnsi="Helvetica" w:eastAsia="Helvetica" w:cs="Helvetica"/>
+                <w:i w:val="false"/>
+                <w:b w:val="false"/>
+                <w:u w:val="none"/>
+                <w:strike w:val="false"/>
+                <w:sz w:val="22"/>
+                <w:szCs w:val="22"/>
+                <w:color w:val="000000"/>
+              </w:rPr>
+            </w:pPr>
+            <w:r>
+              <w:rPr>
+                <w:rFonts w:ascii="Helvetica" w:hAnsi="Helvetica" w:eastAsia="Helvetica" w:cs="Helvetica"/>
+                <w:i w:val="false"/>
+                <w:b w:val="false"/>
+                <w:u w:val="none"/>
+                <w:strike w:val="false"/>
+                <w:sz w:val="22"/>
+                <w:szCs w:val="22"/>
+                <w:color w:val="000000"/>
+              </w:rPr>
+              <w:t xml:space="preserve">Perceived cancer risk * non-Hispanic Black</w:t>
+            </w:r>
+          </w:p>
+        </w:tc>
+        <w:tc>
+          <w:tcPr>
+            <w:tcBorders>
+              <w:bottom w:val="none" w:sz="0" w:space="0" w:color="000000"/>
+              <w:top w:val="none" w:sz="0" w:space="0" w:color="000000"/>
+              <w:left w:val="none" w:sz="0" w:space="0" w:color="000000"/>
+              <w:right w:val="none" w:sz="0" w:space="0" w:color="000000"/>
+            </w:tcBorders>
+            <w:shd w:val="clear" w:color="auto" w:fill="FFFFFF"/>
+            <w:tcMar>
+              <w:top w:w="0" w:type="dxa"/>
+              <w:bottom w:w="0" w:type="dxa"/>
+              <w:left w:w="0" w:type="dxa"/>
+              <w:right w:w="0" w:type="dxa"/>
+            </w:tcMar>
             <w:vAlign w:val="center"/>
           </w:tcPr>
           <w:p>
@@ -2030,6 +3221,772 @@
         </w:tc>
         <w:tc>
           <w:tcPr>
+            <w:tcBorders>
+              <w:bottom w:val="none" w:sz="0" w:space="0" w:color="000000"/>
+              <w:top w:val="none" w:sz="0" w:space="0" w:color="000000"/>
+              <w:left w:val="none" w:sz="0" w:space="0" w:color="000000"/>
+              <w:right w:val="none" w:sz="0" w:space="0" w:color="000000"/>
+            </w:tcBorders>
+            <w:shd w:val="clear" w:color="auto" w:fill="FFFFFF"/>
+            <w:tcMar>
+              <w:top w:w="0" w:type="dxa"/>
+              <w:bottom w:w="0" w:type="dxa"/>
+              <w:left w:w="0" w:type="dxa"/>
+              <w:right w:w="0" w:type="dxa"/>
+            </w:tcMar>
+            <w:vAlign w:val="center"/>
+          </w:tcPr>
+          <w:p>
+            <w:pPr>
+              <w:pStyle w:val="Normal"/>
+              <w:jc w:val="left"/>
+              <w:pBdr>
+                <w:bottom w:val="none" w:sz="0" w:space="0" w:color="000000"/>
+                <w:top w:val="none" w:sz="0" w:space="0" w:color="000000"/>
+                <w:left w:val="none" w:sz="0" w:space="0" w:color="000000"/>
+                <w:right w:val="none" w:sz="0" w:space="0" w:color="000000"/>
+              </w:pBdr>
+              <w:spacing w:after="100" w:before="100" w:line="240"/>
+              <w:ind w:left="100" w:right="100" w:firstLine="0" w:firstLineChars="0"/>
+              <w:rPr>
+                <w:rFonts w:ascii="Helvetica" w:hAnsi="Helvetica" w:eastAsia="Helvetica" w:cs="Helvetica"/>
+                <w:i w:val="false"/>
+                <w:b w:val="false"/>
+                <w:u w:val="none"/>
+                <w:strike w:val="false"/>
+                <w:sz w:val="22"/>
+                <w:szCs w:val="22"/>
+                <w:color w:val="000000"/>
+              </w:rPr>
+            </w:pPr>
+            <w:r>
+              <w:rPr>
+                <w:rFonts w:ascii="Helvetica" w:hAnsi="Helvetica" w:eastAsia="Helvetica" w:cs="Helvetica"/>
+                <w:i w:val="false"/>
+                <w:b w:val="false"/>
+                <w:u w:val="none"/>
+                <w:strike w:val="false"/>
+                <w:sz w:val="22"/>
+                <w:szCs w:val="22"/>
+                <w:color w:val="000000"/>
+              </w:rPr>
+              <w:t xml:space="preserve"/>
+            </w:r>
+          </w:p>
+        </w:tc>
+        <w:tc>
+          <w:tcPr>
+            <w:tcBorders>
+              <w:bottom w:val="none" w:sz="0" w:space="0" w:color="000000"/>
+              <w:top w:val="none" w:sz="0" w:space="0" w:color="000000"/>
+              <w:left w:val="none" w:sz="0" w:space="0" w:color="000000"/>
+              <w:right w:val="none" w:sz="0" w:space="0" w:color="000000"/>
+            </w:tcBorders>
+            <w:shd w:val="clear" w:color="auto" w:fill="FFFFFF"/>
+            <w:tcMar>
+              <w:top w:w="0" w:type="dxa"/>
+              <w:bottom w:w="0" w:type="dxa"/>
+              <w:left w:w="0" w:type="dxa"/>
+              <w:right w:w="0" w:type="dxa"/>
+            </w:tcMar>
+            <w:vAlign w:val="center"/>
+          </w:tcPr>
+          <w:p>
+            <w:pPr>
+              <w:pStyle w:val="Normal"/>
+              <w:jc w:val="left"/>
+              <w:pBdr>
+                <w:bottom w:val="none" w:sz="0" w:space="0" w:color="000000"/>
+                <w:top w:val="none" w:sz="0" w:space="0" w:color="000000"/>
+                <w:left w:val="none" w:sz="0" w:space="0" w:color="000000"/>
+                <w:right w:val="none" w:sz="0" w:space="0" w:color="000000"/>
+              </w:pBdr>
+              <w:spacing w:after="100" w:before="100" w:line="240"/>
+              <w:ind w:left="100" w:right="100" w:firstLine="0" w:firstLineChars="0"/>
+              <w:rPr>
+                <w:rFonts w:ascii="Helvetica" w:hAnsi="Helvetica" w:eastAsia="Helvetica" w:cs="Helvetica"/>
+                <w:i w:val="false"/>
+                <w:b w:val="false"/>
+                <w:u w:val="none"/>
+                <w:strike w:val="false"/>
+                <w:sz w:val="22"/>
+                <w:szCs w:val="22"/>
+                <w:color w:val="000000"/>
+              </w:rPr>
+            </w:pPr>
+            <w:r>
+              <w:rPr>
+                <w:rFonts w:ascii="Helvetica" w:hAnsi="Helvetica" w:eastAsia="Helvetica" w:cs="Helvetica"/>
+                <w:i w:val="false"/>
+                <w:b w:val="false"/>
+                <w:u w:val="none"/>
+                <w:strike w:val="false"/>
+                <w:sz w:val="22"/>
+                <w:szCs w:val="22"/>
+                <w:color w:val="000000"/>
+              </w:rPr>
+              <w:t xml:space="preserve"/>
+            </w:r>
+          </w:p>
+        </w:tc>
+        <w:tc>
+          <w:tcPr>
+            <w:tcBorders>
+              <w:bottom w:val="none" w:sz="0" w:space="0" w:color="000000"/>
+              <w:top w:val="none" w:sz="0" w:space="0" w:color="000000"/>
+              <w:left w:val="none" w:sz="0" w:space="0" w:color="000000"/>
+              <w:right w:val="none" w:sz="0" w:space="0" w:color="000000"/>
+            </w:tcBorders>
+            <w:shd w:val="clear" w:color="auto" w:fill="FFFFFF"/>
+            <w:tcMar>
+              <w:top w:w="0" w:type="dxa"/>
+              <w:bottom w:w="0" w:type="dxa"/>
+              <w:left w:w="0" w:type="dxa"/>
+              <w:right w:w="0" w:type="dxa"/>
+            </w:tcMar>
+            <w:vAlign w:val="center"/>
+          </w:tcPr>
+          <w:p>
+            <w:pPr>
+              <w:pStyle w:val="Normal"/>
+              <w:jc w:val="left"/>
+              <w:pBdr>
+                <w:bottom w:val="none" w:sz="0" w:space="0" w:color="000000"/>
+                <w:top w:val="none" w:sz="0" w:space="0" w:color="000000"/>
+                <w:left w:val="none" w:sz="0" w:space="0" w:color="000000"/>
+                <w:right w:val="none" w:sz="0" w:space="0" w:color="000000"/>
+              </w:pBdr>
+              <w:spacing w:after="100" w:before="100" w:line="240"/>
+              <w:ind w:left="100" w:right="100" w:firstLine="0" w:firstLineChars="0"/>
+              <w:rPr>
+                <w:rFonts w:ascii="Helvetica" w:hAnsi="Helvetica" w:eastAsia="Helvetica" w:cs="Helvetica"/>
+                <w:i w:val="false"/>
+                <w:b w:val="false"/>
+                <w:u w:val="none"/>
+                <w:strike w:val="false"/>
+                <w:sz w:val="22"/>
+                <w:szCs w:val="22"/>
+                <w:color w:val="000000"/>
+              </w:rPr>
+            </w:pPr>
+            <w:r>
+              <w:rPr>
+                <w:rFonts w:ascii="Helvetica" w:hAnsi="Helvetica" w:eastAsia="Helvetica" w:cs="Helvetica"/>
+                <w:i w:val="false"/>
+                <w:b w:val="false"/>
+                <w:u w:val="none"/>
+                <w:strike w:val="false"/>
+                <w:sz w:val="22"/>
+                <w:szCs w:val="22"/>
+                <w:color w:val="000000"/>
+              </w:rPr>
+              <w:t xml:space="preserve"/>
+            </w:r>
+          </w:p>
+        </w:tc>
+        <w:tc>
+          <w:tcPr>
+            <w:tcBorders>
+              <w:bottom w:val="none" w:sz="0" w:space="0" w:color="000000"/>
+              <w:top w:val="none" w:sz="0" w:space="0" w:color="000000"/>
+              <w:left w:val="none" w:sz="0" w:space="0" w:color="000000"/>
+              <w:right w:val="none" w:sz="0" w:space="0" w:color="000000"/>
+            </w:tcBorders>
+            <w:shd w:val="clear" w:color="auto" w:fill="FFFFFF"/>
+            <w:tcMar>
+              <w:top w:w="0" w:type="dxa"/>
+              <w:bottom w:w="0" w:type="dxa"/>
+              <w:left w:w="0" w:type="dxa"/>
+              <w:right w:w="0" w:type="dxa"/>
+            </w:tcMar>
+            <w:vAlign w:val="center"/>
+          </w:tcPr>
+          <w:p>
+            <w:pPr>
+              <w:pStyle w:val="Normal"/>
+              <w:jc w:val="left"/>
+              <w:pBdr>
+                <w:bottom w:val="none" w:sz="0" w:space="0" w:color="000000"/>
+                <w:top w:val="none" w:sz="0" w:space="0" w:color="000000"/>
+                <w:left w:val="none" w:sz="0" w:space="0" w:color="000000"/>
+                <w:right w:val="none" w:sz="0" w:space="0" w:color="000000"/>
+              </w:pBdr>
+              <w:spacing w:after="100" w:before="100" w:line="240"/>
+              <w:ind w:left="100" w:right="100" w:firstLine="0" w:firstLineChars="0"/>
+              <w:rPr>
+                <w:rFonts w:ascii="Helvetica" w:hAnsi="Helvetica" w:eastAsia="Helvetica" w:cs="Helvetica"/>
+                <w:i w:val="false"/>
+                <w:b w:val="false"/>
+                <w:u w:val="none"/>
+                <w:strike w:val="false"/>
+                <w:sz w:val="22"/>
+                <w:szCs w:val="22"/>
+                <w:color w:val="000000"/>
+              </w:rPr>
+            </w:pPr>
+            <w:r>
+              <w:rPr>
+                <w:rFonts w:ascii="Helvetica" w:hAnsi="Helvetica" w:eastAsia="Helvetica" w:cs="Helvetica"/>
+                <w:i w:val="false"/>
+                <w:b w:val="false"/>
+                <w:u w:val="none"/>
+                <w:strike w:val="false"/>
+                <w:sz w:val="22"/>
+                <w:szCs w:val="22"/>
+                <w:color w:val="000000"/>
+              </w:rPr>
+              <w:t xml:space="preserve"/>
+            </w:r>
+          </w:p>
+        </w:tc>
+        <w:tc>
+          <w:tcPr>
+            <w:tcBorders>
+              <w:bottom w:val="none" w:sz="0" w:space="0" w:color="000000"/>
+              <w:top w:val="none" w:sz="0" w:space="0" w:color="000000"/>
+              <w:left w:val="none" w:sz="0" w:space="0" w:color="000000"/>
+              <w:right w:val="none" w:sz="0" w:space="0" w:color="000000"/>
+            </w:tcBorders>
+            <w:shd w:val="clear" w:color="auto" w:fill="FFFFFF"/>
+            <w:tcMar>
+              <w:top w:w="0" w:type="dxa"/>
+              <w:bottom w:w="0" w:type="dxa"/>
+              <w:left w:w="0" w:type="dxa"/>
+              <w:right w:w="0" w:type="dxa"/>
+            </w:tcMar>
+            <w:vAlign w:val="center"/>
+          </w:tcPr>
+          <w:p>
+            <w:pPr>
+              <w:pStyle w:val="Normal"/>
+              <w:jc w:val="left"/>
+              <w:pBdr>
+                <w:bottom w:val="none" w:sz="0" w:space="0" w:color="000000"/>
+                <w:top w:val="none" w:sz="0" w:space="0" w:color="000000"/>
+                <w:left w:val="none" w:sz="0" w:space="0" w:color="000000"/>
+                <w:right w:val="none" w:sz="0" w:space="0" w:color="000000"/>
+              </w:pBdr>
+              <w:spacing w:after="100" w:before="100" w:line="240"/>
+              <w:ind w:left="100" w:right="100" w:firstLine="0" w:firstLineChars="0"/>
+              <w:rPr>
+                <w:rFonts w:ascii="Helvetica" w:hAnsi="Helvetica" w:eastAsia="Helvetica" w:cs="Helvetica"/>
+                <w:i w:val="false"/>
+                <w:b w:val="false"/>
+                <w:u w:val="none"/>
+                <w:strike w:val="false"/>
+                <w:sz w:val="22"/>
+                <w:szCs w:val="22"/>
+                <w:color w:val="000000"/>
+              </w:rPr>
+            </w:pPr>
+            <w:r>
+              <w:rPr>
+                <w:rFonts w:ascii="Helvetica" w:hAnsi="Helvetica" w:eastAsia="Helvetica" w:cs="Helvetica"/>
+                <w:i w:val="false"/>
+                <w:b w:val="false"/>
+                <w:u w:val="none"/>
+                <w:strike w:val="false"/>
+                <w:sz w:val="22"/>
+                <w:szCs w:val="22"/>
+                <w:color w:val="000000"/>
+              </w:rPr>
+              <w:t xml:space="preserve">0.10+</w:t>
+            </w:r>
+            <w:r>
+              <w:rPr>
+                <w:rFonts w:ascii="Helvetica" w:hAnsi="Helvetica" w:eastAsia="Helvetica" w:cs="Helvetica"/>
+                <w:i w:val="false"/>
+                <w:b w:val="false"/>
+                <w:u w:val="none"/>
+                <w:strike w:val="false"/>
+                <w:sz w:val="22"/>
+                <w:szCs w:val="22"/>
+                <w:color w:val="000000"/>
+              </w:rPr>
+              <w:br/>
+            </w:r>
+            <w:r>
+              <w:rPr>
+                <w:rFonts w:ascii="Helvetica" w:hAnsi="Helvetica" w:eastAsia="Helvetica" w:cs="Helvetica"/>
+                <w:i w:val="false"/>
+                <w:b w:val="false"/>
+                <w:u w:val="none"/>
+                <w:strike w:val="false"/>
+                <w:sz w:val="22"/>
+                <w:szCs w:val="22"/>
+                <w:color w:val="000000"/>
+              </w:rPr>
+              <w:t xml:space="preserve">[-0.00, 0.20]</w:t>
+            </w:r>
+          </w:p>
+        </w:tc>
+      </w:tr>
+      <w:tr>
+        <w:trPr>
+          <w:trHeight w:val="360" w:hRule="auto"/>
+        </w:trPr>
+        <w:tc>
+          <w:tcPr>
+            <w:vMerge/>
+            <w:tcBorders>
+              <w:bottom w:val="none" w:sz="0" w:space="0" w:color="000000"/>
+              <w:top w:val="none" w:sz="0" w:space="0" w:color="000000"/>
+              <w:left w:val="none" w:sz="0" w:space="0" w:color="000000"/>
+              <w:right w:val="none" w:sz="0" w:space="0" w:color="000000"/>
+            </w:tcBorders>
+            <w:shd w:val="clear" w:color="auto" w:fill="FFFFFF"/>
+            <w:tcMar>
+              <w:top w:w="0" w:type="dxa"/>
+              <w:bottom w:w="0" w:type="dxa"/>
+              <w:left w:w="0" w:type="dxa"/>
+              <w:right w:w="0" w:type="dxa"/>
+            </w:tcMar>
+            <w:vAlign w:val="top"/>
+          </w:tcPr>
+          <w:p>
+            <w:pPr>
+              <w:pStyle w:val="Normal"/>
+              <w:jc w:val="left"/>
+              <w:pBdr>
+                <w:bottom w:val="none" w:sz="0" w:space="0" w:color="000000"/>
+                <w:top w:val="none" w:sz="0" w:space="0" w:color="000000"/>
+                <w:left w:val="none" w:sz="0" w:space="0" w:color="000000"/>
+                <w:right w:val="none" w:sz="0" w:space="0" w:color="000000"/>
+              </w:pBdr>
+              <w:spacing w:after="100" w:before="100" w:line="240"/>
+              <w:ind w:left="100" w:right="100" w:firstLine="0" w:firstLineChars="0"/>
+              <w:rPr>
+                <w:rFonts w:ascii="Helvetica" w:hAnsi="Helvetica" w:eastAsia="Helvetica" w:cs="Helvetica"/>
+                <w:i w:val="false"/>
+                <w:b w:val="false"/>
+                <w:u w:val="none"/>
+                <w:strike w:val="false"/>
+                <w:sz w:val="22"/>
+                <w:szCs w:val="22"/>
+                <w:color w:val="000000"/>
+              </w:rPr>
+            </w:pPr>
+          </w:p>
+        </w:tc>
+        <w:tc>
+          <w:tcPr>
+            <w:tcBorders>
+              <w:bottom w:val="none" w:sz="0" w:space="0" w:color="000000"/>
+              <w:top w:val="none" w:sz="0" w:space="0" w:color="000000"/>
+              <w:left w:val="none" w:sz="0" w:space="0" w:color="000000"/>
+              <w:right w:val="none" w:sz="0" w:space="0" w:color="000000"/>
+            </w:tcBorders>
+            <w:shd w:val="clear" w:color="auto" w:fill="FFFFFF"/>
+            <w:tcMar>
+              <w:top w:w="0" w:type="dxa"/>
+              <w:bottom w:w="0" w:type="dxa"/>
+              <w:left w:w="0" w:type="dxa"/>
+              <w:right w:w="0" w:type="dxa"/>
+            </w:tcMar>
+            <w:vAlign w:val="center"/>
+          </w:tcPr>
+          <w:p>
+            <w:pPr>
+              <w:pStyle w:val="Normal"/>
+              <w:jc w:val="left"/>
+              <w:pBdr>
+                <w:bottom w:val="none" w:sz="0" w:space="0" w:color="000000"/>
+                <w:top w:val="none" w:sz="0" w:space="0" w:color="000000"/>
+                <w:left w:val="none" w:sz="0" w:space="0" w:color="000000"/>
+                <w:right w:val="none" w:sz="0" w:space="0" w:color="000000"/>
+              </w:pBdr>
+              <w:spacing w:after="100" w:before="100" w:line="240"/>
+              <w:ind w:left="100" w:right="100" w:firstLine="0" w:firstLineChars="0"/>
+              <w:rPr>
+                <w:rFonts w:ascii="Helvetica" w:hAnsi="Helvetica" w:eastAsia="Helvetica" w:cs="Helvetica"/>
+                <w:i w:val="false"/>
+                <w:b w:val="false"/>
+                <w:u w:val="none"/>
+                <w:strike w:val="false"/>
+                <w:sz w:val="22"/>
+                <w:szCs w:val="22"/>
+                <w:color w:val="000000"/>
+              </w:rPr>
+            </w:pPr>
+            <w:r>
+              <w:rPr>
+                <w:rFonts w:ascii="Helvetica" w:hAnsi="Helvetica" w:eastAsia="Helvetica" w:cs="Helvetica"/>
+                <w:i w:val="false"/>
+                <w:b w:val="false"/>
+                <w:u w:val="none"/>
+                <w:strike w:val="false"/>
+                <w:sz w:val="22"/>
+                <w:szCs w:val="22"/>
+                <w:color w:val="000000"/>
+              </w:rPr>
+              <w:t xml:space="preserve">Perceived cancer risk * Hispanic</w:t>
+            </w:r>
+          </w:p>
+        </w:tc>
+        <w:tc>
+          <w:tcPr>
+            <w:tcBorders>
+              <w:bottom w:val="none" w:sz="0" w:space="0" w:color="000000"/>
+              <w:top w:val="none" w:sz="0" w:space="0" w:color="000000"/>
+              <w:left w:val="none" w:sz="0" w:space="0" w:color="000000"/>
+              <w:right w:val="none" w:sz="0" w:space="0" w:color="000000"/>
+            </w:tcBorders>
+            <w:shd w:val="clear" w:color="auto" w:fill="FFFFFF"/>
+            <w:tcMar>
+              <w:top w:w="0" w:type="dxa"/>
+              <w:bottom w:w="0" w:type="dxa"/>
+              <w:left w:w="0" w:type="dxa"/>
+              <w:right w:w="0" w:type="dxa"/>
+            </w:tcMar>
+            <w:vAlign w:val="center"/>
+          </w:tcPr>
+          <w:p>
+            <w:pPr>
+              <w:pStyle w:val="Normal"/>
+              <w:jc w:val="left"/>
+              <w:pBdr>
+                <w:bottom w:val="none" w:sz="0" w:space="0" w:color="000000"/>
+                <w:top w:val="none" w:sz="0" w:space="0" w:color="000000"/>
+                <w:left w:val="none" w:sz="0" w:space="0" w:color="000000"/>
+                <w:right w:val="none" w:sz="0" w:space="0" w:color="000000"/>
+              </w:pBdr>
+              <w:spacing w:after="100" w:before="100" w:line="240"/>
+              <w:ind w:left="100" w:right="100" w:firstLine="0" w:firstLineChars="0"/>
+              <w:rPr>
+                <w:rFonts w:ascii="Helvetica" w:hAnsi="Helvetica" w:eastAsia="Helvetica" w:cs="Helvetica"/>
+                <w:i w:val="false"/>
+                <w:b w:val="false"/>
+                <w:u w:val="none"/>
+                <w:strike w:val="false"/>
+                <w:sz w:val="22"/>
+                <w:szCs w:val="22"/>
+                <w:color w:val="000000"/>
+              </w:rPr>
+            </w:pPr>
+            <w:r>
+              <w:rPr>
+                <w:rFonts w:ascii="Helvetica" w:hAnsi="Helvetica" w:eastAsia="Helvetica" w:cs="Helvetica"/>
+                <w:i w:val="false"/>
+                <w:b w:val="false"/>
+                <w:u w:val="none"/>
+                <w:strike w:val="false"/>
+                <w:sz w:val="22"/>
+                <w:szCs w:val="22"/>
+                <w:color w:val="000000"/>
+              </w:rPr>
+              <w:t xml:space="preserve"/>
+            </w:r>
+          </w:p>
+        </w:tc>
+        <w:tc>
+          <w:tcPr>
+            <w:tcBorders>
+              <w:bottom w:val="none" w:sz="0" w:space="0" w:color="000000"/>
+              <w:top w:val="none" w:sz="0" w:space="0" w:color="000000"/>
+              <w:left w:val="none" w:sz="0" w:space="0" w:color="000000"/>
+              <w:right w:val="none" w:sz="0" w:space="0" w:color="000000"/>
+            </w:tcBorders>
+            <w:shd w:val="clear" w:color="auto" w:fill="FFFFFF"/>
+            <w:tcMar>
+              <w:top w:w="0" w:type="dxa"/>
+              <w:bottom w:w="0" w:type="dxa"/>
+              <w:left w:w="0" w:type="dxa"/>
+              <w:right w:w="0" w:type="dxa"/>
+            </w:tcMar>
+            <w:vAlign w:val="center"/>
+          </w:tcPr>
+          <w:p>
+            <w:pPr>
+              <w:pStyle w:val="Normal"/>
+              <w:jc w:val="left"/>
+              <w:pBdr>
+                <w:bottom w:val="none" w:sz="0" w:space="0" w:color="000000"/>
+                <w:top w:val="none" w:sz="0" w:space="0" w:color="000000"/>
+                <w:left w:val="none" w:sz="0" w:space="0" w:color="000000"/>
+                <w:right w:val="none" w:sz="0" w:space="0" w:color="000000"/>
+              </w:pBdr>
+              <w:spacing w:after="100" w:before="100" w:line="240"/>
+              <w:ind w:left="100" w:right="100" w:firstLine="0" w:firstLineChars="0"/>
+              <w:rPr>
+                <w:rFonts w:ascii="Helvetica" w:hAnsi="Helvetica" w:eastAsia="Helvetica" w:cs="Helvetica"/>
+                <w:i w:val="false"/>
+                <w:b w:val="false"/>
+                <w:u w:val="none"/>
+                <w:strike w:val="false"/>
+                <w:sz w:val="22"/>
+                <w:szCs w:val="22"/>
+                <w:color w:val="000000"/>
+              </w:rPr>
+            </w:pPr>
+            <w:r>
+              <w:rPr>
+                <w:rFonts w:ascii="Helvetica" w:hAnsi="Helvetica" w:eastAsia="Helvetica" w:cs="Helvetica"/>
+                <w:i w:val="false"/>
+                <w:b w:val="false"/>
+                <w:u w:val="none"/>
+                <w:strike w:val="false"/>
+                <w:sz w:val="22"/>
+                <w:szCs w:val="22"/>
+                <w:color w:val="000000"/>
+              </w:rPr>
+              <w:t xml:space="preserve"/>
+            </w:r>
+          </w:p>
+        </w:tc>
+        <w:tc>
+          <w:tcPr>
+            <w:tcBorders>
+              <w:bottom w:val="none" w:sz="0" w:space="0" w:color="000000"/>
+              <w:top w:val="none" w:sz="0" w:space="0" w:color="000000"/>
+              <w:left w:val="none" w:sz="0" w:space="0" w:color="000000"/>
+              <w:right w:val="none" w:sz="0" w:space="0" w:color="000000"/>
+            </w:tcBorders>
+            <w:shd w:val="clear" w:color="auto" w:fill="FFFFFF"/>
+            <w:tcMar>
+              <w:top w:w="0" w:type="dxa"/>
+              <w:bottom w:w="0" w:type="dxa"/>
+              <w:left w:w="0" w:type="dxa"/>
+              <w:right w:w="0" w:type="dxa"/>
+            </w:tcMar>
+            <w:vAlign w:val="center"/>
+          </w:tcPr>
+          <w:p>
+            <w:pPr>
+              <w:pStyle w:val="Normal"/>
+              <w:jc w:val="left"/>
+              <w:pBdr>
+                <w:bottom w:val="none" w:sz="0" w:space="0" w:color="000000"/>
+                <w:top w:val="none" w:sz="0" w:space="0" w:color="000000"/>
+                <w:left w:val="none" w:sz="0" w:space="0" w:color="000000"/>
+                <w:right w:val="none" w:sz="0" w:space="0" w:color="000000"/>
+              </w:pBdr>
+              <w:spacing w:after="100" w:before="100" w:line="240"/>
+              <w:ind w:left="100" w:right="100" w:firstLine="0" w:firstLineChars="0"/>
+              <w:rPr>
+                <w:rFonts w:ascii="Helvetica" w:hAnsi="Helvetica" w:eastAsia="Helvetica" w:cs="Helvetica"/>
+                <w:i w:val="false"/>
+                <w:b w:val="false"/>
+                <w:u w:val="none"/>
+                <w:strike w:val="false"/>
+                <w:sz w:val="22"/>
+                <w:szCs w:val="22"/>
+                <w:color w:val="000000"/>
+              </w:rPr>
+            </w:pPr>
+            <w:r>
+              <w:rPr>
+                <w:rFonts w:ascii="Helvetica" w:hAnsi="Helvetica" w:eastAsia="Helvetica" w:cs="Helvetica"/>
+                <w:i w:val="false"/>
+                <w:b w:val="false"/>
+                <w:u w:val="none"/>
+                <w:strike w:val="false"/>
+                <w:sz w:val="22"/>
+                <w:szCs w:val="22"/>
+                <w:color w:val="000000"/>
+              </w:rPr>
+              <w:t xml:space="preserve"/>
+            </w:r>
+          </w:p>
+        </w:tc>
+        <w:tc>
+          <w:tcPr>
+            <w:tcBorders>
+              <w:bottom w:val="none" w:sz="0" w:space="0" w:color="000000"/>
+              <w:top w:val="none" w:sz="0" w:space="0" w:color="000000"/>
+              <w:left w:val="none" w:sz="0" w:space="0" w:color="000000"/>
+              <w:right w:val="none" w:sz="0" w:space="0" w:color="000000"/>
+            </w:tcBorders>
+            <w:shd w:val="clear" w:color="auto" w:fill="FFFFFF"/>
+            <w:tcMar>
+              <w:top w:w="0" w:type="dxa"/>
+              <w:bottom w:w="0" w:type="dxa"/>
+              <w:left w:w="0" w:type="dxa"/>
+              <w:right w:w="0" w:type="dxa"/>
+            </w:tcMar>
+            <w:vAlign w:val="center"/>
+          </w:tcPr>
+          <w:p>
+            <w:pPr>
+              <w:pStyle w:val="Normal"/>
+              <w:jc w:val="left"/>
+              <w:pBdr>
+                <w:bottom w:val="none" w:sz="0" w:space="0" w:color="000000"/>
+                <w:top w:val="none" w:sz="0" w:space="0" w:color="000000"/>
+                <w:left w:val="none" w:sz="0" w:space="0" w:color="000000"/>
+                <w:right w:val="none" w:sz="0" w:space="0" w:color="000000"/>
+              </w:pBdr>
+              <w:spacing w:after="100" w:before="100" w:line="240"/>
+              <w:ind w:left="100" w:right="100" w:firstLine="0" w:firstLineChars="0"/>
+              <w:rPr>
+                <w:rFonts w:ascii="Helvetica" w:hAnsi="Helvetica" w:eastAsia="Helvetica" w:cs="Helvetica"/>
+                <w:i w:val="false"/>
+                <w:b w:val="false"/>
+                <w:u w:val="none"/>
+                <w:strike w:val="false"/>
+                <w:sz w:val="22"/>
+                <w:szCs w:val="22"/>
+                <w:color w:val="000000"/>
+              </w:rPr>
+            </w:pPr>
+            <w:r>
+              <w:rPr>
+                <w:rFonts w:ascii="Helvetica" w:hAnsi="Helvetica" w:eastAsia="Helvetica" w:cs="Helvetica"/>
+                <w:i w:val="false"/>
+                <w:b w:val="false"/>
+                <w:u w:val="none"/>
+                <w:strike w:val="false"/>
+                <w:sz w:val="22"/>
+                <w:szCs w:val="22"/>
+                <w:color w:val="000000"/>
+              </w:rPr>
+              <w:t xml:space="preserve"/>
+            </w:r>
+          </w:p>
+        </w:tc>
+        <w:tc>
+          <w:tcPr>
+            <w:tcBorders>
+              <w:bottom w:val="none" w:sz="0" w:space="0" w:color="000000"/>
+              <w:top w:val="none" w:sz="0" w:space="0" w:color="000000"/>
+              <w:left w:val="none" w:sz="0" w:space="0" w:color="000000"/>
+              <w:right w:val="none" w:sz="0" w:space="0" w:color="000000"/>
+            </w:tcBorders>
+            <w:shd w:val="clear" w:color="auto" w:fill="FFFFFF"/>
+            <w:tcMar>
+              <w:top w:w="0" w:type="dxa"/>
+              <w:bottom w:w="0" w:type="dxa"/>
+              <w:left w:w="0" w:type="dxa"/>
+              <w:right w:w="0" w:type="dxa"/>
+            </w:tcMar>
+            <w:vAlign w:val="center"/>
+          </w:tcPr>
+          <w:p>
+            <w:pPr>
+              <w:pStyle w:val="Normal"/>
+              <w:jc w:val="left"/>
+              <w:pBdr>
+                <w:bottom w:val="none" w:sz="0" w:space="0" w:color="000000"/>
+                <w:top w:val="none" w:sz="0" w:space="0" w:color="000000"/>
+                <w:left w:val="none" w:sz="0" w:space="0" w:color="000000"/>
+                <w:right w:val="none" w:sz="0" w:space="0" w:color="000000"/>
+              </w:pBdr>
+              <w:spacing w:after="100" w:before="100" w:line="240"/>
+              <w:ind w:left="100" w:right="100" w:firstLine="0" w:firstLineChars="0"/>
+              <w:rPr>
+                <w:rFonts w:ascii="Helvetica" w:hAnsi="Helvetica" w:eastAsia="Helvetica" w:cs="Helvetica"/>
+                <w:i w:val="false"/>
+                <w:b w:val="false"/>
+                <w:u w:val="none"/>
+                <w:strike w:val="false"/>
+                <w:sz w:val="22"/>
+                <w:szCs w:val="22"/>
+                <w:color w:val="000000"/>
+              </w:rPr>
+            </w:pPr>
+            <w:r>
+              <w:rPr>
+                <w:rFonts w:ascii="Helvetica" w:hAnsi="Helvetica" w:eastAsia="Helvetica" w:cs="Helvetica"/>
+                <w:i w:val="false"/>
+                <w:b w:val="false"/>
+                <w:u w:val="none"/>
+                <w:strike w:val="false"/>
+                <w:sz w:val="22"/>
+                <w:szCs w:val="22"/>
+                <w:color w:val="000000"/>
+              </w:rPr>
+              <w:t xml:space="preserve"/>
+            </w:r>
+          </w:p>
+        </w:tc>
+        <w:tc>
+          <w:tcPr>
+            <w:tcBorders>
+              <w:bottom w:val="none" w:sz="0" w:space="0" w:color="000000"/>
+              <w:top w:val="none" w:sz="0" w:space="0" w:color="000000"/>
+              <w:left w:val="none" w:sz="0" w:space="0" w:color="000000"/>
+              <w:right w:val="none" w:sz="0" w:space="0" w:color="000000"/>
+            </w:tcBorders>
+            <w:shd w:val="clear" w:color="auto" w:fill="FFFFFF"/>
+            <w:tcMar>
+              <w:top w:w="0" w:type="dxa"/>
+              <w:bottom w:w="0" w:type="dxa"/>
+              <w:left w:w="0" w:type="dxa"/>
+              <w:right w:w="0" w:type="dxa"/>
+            </w:tcMar>
+            <w:vAlign w:val="center"/>
+          </w:tcPr>
+          <w:p>
+            <w:pPr>
+              <w:pStyle w:val="Normal"/>
+              <w:jc w:val="left"/>
+              <w:pBdr>
+                <w:bottom w:val="none" w:sz="0" w:space="0" w:color="000000"/>
+                <w:top w:val="none" w:sz="0" w:space="0" w:color="000000"/>
+                <w:left w:val="none" w:sz="0" w:space="0" w:color="000000"/>
+                <w:right w:val="none" w:sz="0" w:space="0" w:color="000000"/>
+              </w:pBdr>
+              <w:spacing w:after="100" w:before="100" w:line="240"/>
+              <w:ind w:left="100" w:right="100" w:firstLine="0" w:firstLineChars="0"/>
+              <w:rPr>
+                <w:rFonts w:ascii="Helvetica" w:hAnsi="Helvetica" w:eastAsia="Helvetica" w:cs="Helvetica"/>
+                <w:i w:val="false"/>
+                <w:b w:val="false"/>
+                <w:u w:val="none"/>
+                <w:strike w:val="false"/>
+                <w:sz w:val="22"/>
+                <w:szCs w:val="22"/>
+                <w:color w:val="000000"/>
+              </w:rPr>
+            </w:pPr>
+            <w:r>
+              <w:rPr>
+                <w:rFonts w:ascii="Helvetica" w:hAnsi="Helvetica" w:eastAsia="Helvetica" w:cs="Helvetica"/>
+                <w:i w:val="false"/>
+                <w:b w:val="false"/>
+                <w:u w:val="none"/>
+                <w:strike w:val="false"/>
+                <w:sz w:val="22"/>
+                <w:szCs w:val="22"/>
+                <w:color w:val="000000"/>
+              </w:rPr>
+              <w:t xml:space="preserve">-0.07</w:t>
+            </w:r>
+            <w:r>
+              <w:rPr>
+                <w:rFonts w:ascii="Helvetica" w:hAnsi="Helvetica" w:eastAsia="Helvetica" w:cs="Helvetica"/>
+                <w:i w:val="false"/>
+                <w:b w:val="false"/>
+                <w:u w:val="none"/>
+                <w:strike w:val="false"/>
+                <w:sz w:val="22"/>
+                <w:szCs w:val="22"/>
+                <w:color w:val="000000"/>
+              </w:rPr>
+              <w:br/>
+            </w:r>
+            <w:r>
+              <w:rPr>
+                <w:rFonts w:ascii="Helvetica" w:hAnsi="Helvetica" w:eastAsia="Helvetica" w:cs="Helvetica"/>
+                <w:i w:val="false"/>
+                <w:b w:val="false"/>
+                <w:u w:val="none"/>
+                <w:strike w:val="false"/>
+                <w:sz w:val="22"/>
+                <w:szCs w:val="22"/>
+                <w:color w:val="000000"/>
+              </w:rPr>
+              <w:t xml:space="preserve">[-0.37, 0.23]</w:t>
+            </w:r>
+          </w:p>
+        </w:tc>
+      </w:tr>
+      <w:tr>
+        <w:trPr>
+          <w:trHeight w:val="360" w:hRule="auto"/>
+        </w:trPr>
+        <w:tc>
+          <w:tcPr>
+            <w:vMerge/>
             <w:tcBorders>
               <w:bottom w:val="single" w:sz="12" w:space="0" w:color="666666"/>
               <w:top w:val="none" w:sz="0" w:space="0" w:color="000000"/>
@@ -2043,44 +4000,31 @@
               <w:left w:w="0" w:type="dxa"/>
               <w:right w:w="0" w:type="dxa"/>
             </w:tcMar>
-            <w:vAlign w:val="center"/>
-          </w:tcPr>
-          <w:p>
-            <w:pPr>
-              <w:pStyle w:val="Normal"/>
-              <w:jc w:val="left"/>
-              <w:pBdr>
-                <w:bottom w:val="none" w:sz="0" w:space="0" w:color="000000"/>
-                <w:top w:val="none" w:sz="0" w:space="0" w:color="000000"/>
-                <w:left w:val="none" w:sz="0" w:space="0" w:color="000000"/>
-                <w:right w:val="none" w:sz="0" w:space="0" w:color="000000"/>
-              </w:pBdr>
-              <w:spacing w:after="100" w:before="100" w:line="240"/>
-              <w:ind w:left="100" w:right="100" w:firstLine="0" w:firstLineChars="0"/>
-              <w:rPr>
-                <w:rFonts w:ascii="Helvetica" w:hAnsi="Helvetica" w:eastAsia="Helvetica" w:cs="Helvetica"/>
-                <w:i w:val="false"/>
-                <w:b w:val="false"/>
-                <w:u w:val="none"/>
-                <w:strike w:val="false"/>
-                <w:sz w:val="22"/>
-                <w:szCs w:val="22"/>
-                <w:color w:val="000000"/>
-              </w:rPr>
-            </w:pPr>
-            <w:r>
-              <w:rPr>
-                <w:rFonts w:ascii="Helvetica" w:hAnsi="Helvetica" w:eastAsia="Helvetica" w:cs="Helvetica"/>
-                <w:i w:val="false"/>
-                <w:b w:val="false"/>
-                <w:u w:val="none"/>
-                <w:strike w:val="false"/>
-                <w:sz w:val="22"/>
-                <w:szCs w:val="22"/>
-                <w:color w:val="000000"/>
-              </w:rPr>
-              <w:t xml:space="preserve">[0.030, 0.133]</w:t>
-            </w:r>
+            <w:vAlign w:val="top"/>
+          </w:tcPr>
+          <w:p>
+            <w:pPr>
+              <w:pStyle w:val="Normal"/>
+              <w:jc w:val="left"/>
+              <w:pBdr>
+                <w:bottom w:val="none" w:sz="0" w:space="0" w:color="000000"/>
+                <w:top w:val="none" w:sz="0" w:space="0" w:color="000000"/>
+                <w:left w:val="none" w:sz="0" w:space="0" w:color="000000"/>
+                <w:right w:val="none" w:sz="0" w:space="0" w:color="000000"/>
+              </w:pBdr>
+              <w:spacing w:after="100" w:before="100" w:line="240"/>
+              <w:ind w:left="100" w:right="100" w:firstLine="0" w:firstLineChars="0"/>
+              <w:rPr>
+                <w:rFonts w:ascii="Helvetica" w:hAnsi="Helvetica" w:eastAsia="Helvetica" w:cs="Helvetica"/>
+                <w:i w:val="false"/>
+                <w:b w:val="false"/>
+                <w:u w:val="none"/>
+                <w:strike w:val="false"/>
+                <w:sz w:val="22"/>
+                <w:szCs w:val="22"/>
+                <w:color w:val="000000"/>
+              </w:rPr>
+            </w:pPr>
           </w:p>
         </w:tc>
         <w:tc>
@@ -2134,7 +4078,7 @@
                 <w:szCs w:val="22"/>
                 <w:color w:val="000000"/>
               </w:rPr>
-              <w:t xml:space="preserve">[0.043, 0.147]</w:t>
+              <w:t xml:space="preserve">Perceived cancer risk * non-Hispanic Other</w:t>
             </w:r>
           </w:p>
         </w:tc>
@@ -2189,7 +4133,7 @@
                 <w:szCs w:val="22"/>
                 <w:color w:val="000000"/>
               </w:rPr>
-              <w:t xml:space="preserve">[0.037, 0.142]</w:t>
+              <w:t xml:space="preserve"/>
             </w:r>
           </w:p>
         </w:tc>
@@ -2244,7 +4188,7 @@
                 <w:szCs w:val="22"/>
                 <w:color w:val="000000"/>
               </w:rPr>
-              <w:t xml:space="preserve">[-0.018, 0.086]</w:t>
+              <w:t xml:space="preserve"/>
             </w:r>
           </w:p>
         </w:tc>
@@ -2299,7 +4243,7 @@
                 <w:szCs w:val="22"/>
                 <w:color w:val="000000"/>
               </w:rPr>
-              <w:t xml:space="preserve">[-0.030, 0.068]</w:t>
+              <w:t xml:space="preserve"/>
             </w:r>
           </w:p>
         </w:tc>
@@ -2354,7 +4298,204 @@
                 <w:szCs w:val="22"/>
                 <w:color w:val="000000"/>
               </w:rPr>
-              <w:t xml:space="preserve">[-0.059, 0.061]</w:t>
+              <w:t xml:space="preserve"/>
+            </w:r>
+          </w:p>
+        </w:tc>
+        <w:tc>
+          <w:tcPr>
+            <w:tcBorders>
+              <w:bottom w:val="single" w:sz="12" w:space="0" w:color="666666"/>
+              <w:top w:val="none" w:sz="0" w:space="0" w:color="000000"/>
+              <w:left w:val="none" w:sz="0" w:space="0" w:color="000000"/>
+              <w:right w:val="none" w:sz="0" w:space="0" w:color="000000"/>
+            </w:tcBorders>
+            <w:shd w:val="clear" w:color="auto" w:fill="FFFFFF"/>
+            <w:tcMar>
+              <w:top w:w="0" w:type="dxa"/>
+              <w:bottom w:w="0" w:type="dxa"/>
+              <w:left w:w="0" w:type="dxa"/>
+              <w:right w:w="0" w:type="dxa"/>
+            </w:tcMar>
+            <w:vAlign w:val="center"/>
+          </w:tcPr>
+          <w:p>
+            <w:pPr>
+              <w:pStyle w:val="Normal"/>
+              <w:jc w:val="left"/>
+              <w:pBdr>
+                <w:bottom w:val="none" w:sz="0" w:space="0" w:color="000000"/>
+                <w:top w:val="none" w:sz="0" w:space="0" w:color="000000"/>
+                <w:left w:val="none" w:sz="0" w:space="0" w:color="000000"/>
+                <w:right w:val="none" w:sz="0" w:space="0" w:color="000000"/>
+              </w:pBdr>
+              <w:spacing w:after="100" w:before="100" w:line="240"/>
+              <w:ind w:left="100" w:right="100" w:firstLine="0" w:firstLineChars="0"/>
+              <w:rPr>
+                <w:rFonts w:ascii="Helvetica" w:hAnsi="Helvetica" w:eastAsia="Helvetica" w:cs="Helvetica"/>
+                <w:i w:val="false"/>
+                <w:b w:val="false"/>
+                <w:u w:val="none"/>
+                <w:strike w:val="false"/>
+                <w:sz w:val="22"/>
+                <w:szCs w:val="22"/>
+                <w:color w:val="000000"/>
+              </w:rPr>
+            </w:pPr>
+            <w:r>
+              <w:rPr>
+                <w:rFonts w:ascii="Helvetica" w:hAnsi="Helvetica" w:eastAsia="Helvetica" w:cs="Helvetica"/>
+                <w:i w:val="false"/>
+                <w:b w:val="false"/>
+                <w:u w:val="none"/>
+                <w:strike w:val="false"/>
+                <w:sz w:val="22"/>
+                <w:szCs w:val="22"/>
+                <w:color w:val="000000"/>
+              </w:rPr>
+              <w:t xml:space="preserve"/>
+            </w:r>
+          </w:p>
+        </w:tc>
+        <w:tc>
+          <w:tcPr>
+            <w:tcBorders>
+              <w:bottom w:val="single" w:sz="12" w:space="0" w:color="666666"/>
+              <w:top w:val="none" w:sz="0" w:space="0" w:color="000000"/>
+              <w:left w:val="none" w:sz="0" w:space="0" w:color="000000"/>
+              <w:right w:val="none" w:sz="0" w:space="0" w:color="000000"/>
+            </w:tcBorders>
+            <w:shd w:val="clear" w:color="auto" w:fill="FFFFFF"/>
+            <w:tcMar>
+              <w:top w:w="0" w:type="dxa"/>
+              <w:bottom w:w="0" w:type="dxa"/>
+              <w:left w:w="0" w:type="dxa"/>
+              <w:right w:w="0" w:type="dxa"/>
+            </w:tcMar>
+            <w:vAlign w:val="center"/>
+          </w:tcPr>
+          <w:p>
+            <w:pPr>
+              <w:pStyle w:val="Normal"/>
+              <w:jc w:val="left"/>
+              <w:pBdr>
+                <w:bottom w:val="none" w:sz="0" w:space="0" w:color="000000"/>
+                <w:top w:val="none" w:sz="0" w:space="0" w:color="000000"/>
+                <w:left w:val="none" w:sz="0" w:space="0" w:color="000000"/>
+                <w:right w:val="none" w:sz="0" w:space="0" w:color="000000"/>
+              </w:pBdr>
+              <w:spacing w:after="100" w:before="100" w:line="240"/>
+              <w:ind w:left="100" w:right="100" w:firstLine="0" w:firstLineChars="0"/>
+              <w:rPr>
+                <w:rFonts w:ascii="Helvetica" w:hAnsi="Helvetica" w:eastAsia="Helvetica" w:cs="Helvetica"/>
+                <w:i w:val="false"/>
+                <w:b w:val="false"/>
+                <w:u w:val="none"/>
+                <w:strike w:val="false"/>
+                <w:sz w:val="22"/>
+                <w:szCs w:val="22"/>
+                <w:color w:val="000000"/>
+              </w:rPr>
+            </w:pPr>
+            <w:r>
+              <w:rPr>
+                <w:rFonts w:ascii="Helvetica" w:hAnsi="Helvetica" w:eastAsia="Helvetica" w:cs="Helvetica"/>
+                <w:i w:val="false"/>
+                <w:b w:val="false"/>
+                <w:u w:val="none"/>
+                <w:strike w:val="false"/>
+                <w:sz w:val="22"/>
+                <w:szCs w:val="22"/>
+                <w:color w:val="000000"/>
+              </w:rPr>
+              <w:t xml:space="preserve">-0.14</w:t>
+            </w:r>
+            <w:r>
+              <w:rPr>
+                <w:rFonts w:ascii="Helvetica" w:hAnsi="Helvetica" w:eastAsia="Helvetica" w:cs="Helvetica"/>
+                <w:i w:val="false"/>
+                <w:b w:val="false"/>
+                <w:u w:val="none"/>
+                <w:strike w:val="false"/>
+                <w:sz w:val="22"/>
+                <w:szCs w:val="22"/>
+                <w:color w:val="000000"/>
+              </w:rPr>
+              <w:br/>
+            </w:r>
+            <w:r>
+              <w:rPr>
+                <w:rFonts w:ascii="Helvetica" w:hAnsi="Helvetica" w:eastAsia="Helvetica" w:cs="Helvetica"/>
+                <w:i w:val="false"/>
+                <w:b w:val="false"/>
+                <w:u w:val="none"/>
+                <w:strike w:val="false"/>
+                <w:sz w:val="22"/>
+                <w:szCs w:val="22"/>
+                <w:color w:val="000000"/>
+              </w:rPr>
+              <w:t xml:space="preserve">[-0.33, 0.05]</w:t>
+            </w:r>
+          </w:p>
+        </w:tc>
+      </w:tr>
+      <w:tr>
+        <w:trPr>
+          <w:trHeight w:val="360" w:hRule="auto"/>
+        </w:trPr>
+        <w:tc>
+          <w:tcPr>
+            <w:gridSpan w:val="8"/>
+            <w:tcBorders>
+              <w:bottom w:val="none" w:sz="0" w:space="0" w:color="FFFFFF"/>
+              <w:top w:val="single" w:sz="12" w:space="0" w:color="666666"/>
+              <w:left w:val="none" w:sz="0" w:space="0" w:color="FFFFFF"/>
+              <w:right w:val="none" w:sz="0" w:space="0" w:color="FFFFFF"/>
+            </w:tcBorders>
+            <w:shd w:val="clear" w:color="auto" w:fill="FFFFFF"/>
+            <w:tcMar>
+              <w:top w:w="0" w:type="dxa"/>
+              <w:bottom w:w="0" w:type="dxa"/>
+              <w:left w:w="0" w:type="dxa"/>
+              <w:right w:w="0" w:type="dxa"/>
+            </w:tcMar>
+            <w:vAlign w:val="center"/>
+          </w:tcPr>
+          <w:p>
+            <w:pPr>
+              <w:pStyle w:val="Normal"/>
+              <w:jc w:val="left"/>
+              <w:pBdr>
+                <w:bottom w:val="none" w:sz="0" w:space="0" w:color="000000"/>
+                <w:top w:val="none" w:sz="0" w:space="0" w:color="000000"/>
+                <w:left w:val="none" w:sz="0" w:space="0" w:color="000000"/>
+                <w:right w:val="none" w:sz="0" w:space="0" w:color="000000"/>
+              </w:pBdr>
+              <w:spacing w:after="100" w:before="100" w:line="240"/>
+              <w:ind w:left="100" w:right="100" w:firstLine="0" w:firstLineChars="0"/>
+              <w:rPr>
+                <w:rFonts w:ascii="Helvetica" w:hAnsi="Helvetica" w:eastAsia="Helvetica" w:cs="Helvetica"/>
+                <w:i w:val="false"/>
+                <w:b w:val="false"/>
+                <w:u w:val="none"/>
+                <w:strike w:val="false"/>
+                <w:sz w:val="22"/>
+                <w:szCs w:val="22"/>
+                <w:color w:val="000000"/>
+              </w:rPr>
+            </w:pPr>
+            <w:r>
+              <w:rPr>
+                <w:rFonts w:ascii="Helvetica" w:hAnsi="Helvetica" w:eastAsia="Helvetica" w:cs="Helvetica"/>
+                <w:i w:val="false"/>
+                <w:b w:val="false"/>
+                <w:u w:val="none"/>
+                <w:strike w:val="false"/>
+                <w:sz w:val="22"/>
+                <w:szCs w:val="22"/>
+                <w:color w:val="000000"/>
+              </w:rPr>
+              <w:t xml:space="preserve">* p &lt; 0.05, ** p &lt; 0.01, *** p &lt; 0.001.</w:t>
             </w:r>
           </w:p>
         </w:tc>

--- a/Output/grace_overall_models.docx
+++ b/Output/grace_overall_models.docx
@@ -647,7 +647,7 @@
                 <w:szCs w:val="22"/>
                 <w:color w:val="000000"/>
               </w:rPr>
-              <w:t xml:space="preserve">0.09***</w:t>
+              <w:t xml:space="preserve">0.085***</w:t>
             </w:r>
             <w:r>
               <w:rPr>
@@ -673,7 +673,7 @@
                 <w:szCs w:val="22"/>
                 <w:color w:val="000000"/>
               </w:rPr>
-              <w:t xml:space="preserve">[0.06, 0.11]</w:t>
+              <w:t xml:space="preserve">[0.059, 0.112]</w:t>
             </w:r>
           </w:p>
         </w:tc>
@@ -728,7 +728,7 @@
                 <w:szCs w:val="22"/>
                 <w:color w:val="000000"/>
               </w:rPr>
-              <w:t xml:space="preserve">0.09***</w:t>
+              <w:t xml:space="preserve">0.090***</w:t>
             </w:r>
             <w:r>
               <w:rPr>
@@ -754,7 +754,7 @@
                 <w:szCs w:val="22"/>
                 <w:color w:val="000000"/>
               </w:rPr>
-              <w:t xml:space="preserve">[0.06, 0.12]</w:t>
+              <w:t xml:space="preserve">[0.063, 0.117]</w:t>
             </w:r>
           </w:p>
         </w:tc>
@@ -809,7 +809,7 @@
                 <w:szCs w:val="22"/>
                 <w:color w:val="000000"/>
               </w:rPr>
-              <w:t xml:space="preserve">0.09***</w:t>
+              <w:t xml:space="preserve">0.089***</w:t>
             </w:r>
             <w:r>
               <w:rPr>
@@ -835,7 +835,7 @@
                 <w:szCs w:val="22"/>
                 <w:color w:val="000000"/>
               </w:rPr>
-              <w:t xml:space="preserve">[0.06, 0.12]</w:t>
+              <w:t xml:space="preserve">[0.062, 0.117]</w:t>
             </w:r>
           </w:p>
         </w:tc>
@@ -890,7 +890,7 @@
                 <w:szCs w:val="22"/>
                 <w:color w:val="000000"/>
               </w:rPr>
-              <w:t xml:space="preserve">0.03**</w:t>
+              <w:t xml:space="preserve">0.033**</w:t>
             </w:r>
             <w:r>
               <w:rPr>
@@ -916,7 +916,7 @@
                 <w:szCs w:val="22"/>
                 <w:color w:val="000000"/>
               </w:rPr>
-              <w:t xml:space="preserve">[0.01, 0.06]</w:t>
+              <w:t xml:space="preserve">[0.009, 0.057]</w:t>
             </w:r>
           </w:p>
         </w:tc>
@@ -971,7 +971,7 @@
                 <w:szCs w:val="22"/>
                 <w:color w:val="000000"/>
               </w:rPr>
-              <w:t xml:space="preserve">0.03*</w:t>
+              <w:t xml:space="preserve">0.030*</w:t>
             </w:r>
             <w:r>
               <w:rPr>
@@ -997,7 +997,7 @@
                 <w:szCs w:val="22"/>
                 <w:color w:val="000000"/>
               </w:rPr>
-              <w:t xml:space="preserve">[0.01, 0.05]</w:t>
+              <w:t xml:space="preserve">[0.006, 0.054]</w:t>
             </w:r>
           </w:p>
         </w:tc>
@@ -1052,7 +1052,7 @@
                 <w:szCs w:val="22"/>
                 <w:color w:val="000000"/>
               </w:rPr>
-              <w:t xml:space="preserve">0.02</w:t>
+              <w:t xml:space="preserve">0.023</w:t>
             </w:r>
             <w:r>
               <w:rPr>
@@ -1078,7 +1078,7 @@
                 <w:szCs w:val="22"/>
                 <w:color w:val="000000"/>
               </w:rPr>
-              <w:t xml:space="preserve">[-0.01, 0.05]</w:t>
+              <w:t xml:space="preserve">[-0.006, 0.053]</w:t>
             </w:r>
           </w:p>
         </w:tc>
@@ -1511,7 +1511,7 @@
                 <w:szCs w:val="22"/>
                 <w:color w:val="000000"/>
               </w:rPr>
-              <w:t xml:space="preserve">0.03</w:t>
+              <w:t xml:space="preserve">0.031</w:t>
             </w:r>
             <w:r>
               <w:rPr>
@@ -1537,7 +1537,7 @@
                 <w:szCs w:val="22"/>
                 <w:color w:val="000000"/>
               </w:rPr>
-              <w:t xml:space="preserve">[-0.02, 0.08]</w:t>
+              <w:t xml:space="preserve">[-0.019, 0.082]</w:t>
             </w:r>
           </w:p>
         </w:tc>
@@ -1970,7 +1970,7 @@
                 <w:szCs w:val="22"/>
                 <w:color w:val="000000"/>
               </w:rPr>
-              <w:t xml:space="preserve">-0.02</w:t>
+              <w:t xml:space="preserve">-0.021</w:t>
             </w:r>
             <w:r>
               <w:rPr>
@@ -1996,7 +1996,7 @@
                 <w:szCs w:val="22"/>
                 <w:color w:val="000000"/>
               </w:rPr>
-              <w:t xml:space="preserve">[-0.17, 0.13]</w:t>
+              <w:t xml:space="preserve">[-0.168, 0.126]</w:t>
             </w:r>
           </w:p>
         </w:tc>
@@ -2429,7 +2429,7 @@
                 <w:szCs w:val="22"/>
                 <w:color w:val="000000"/>
               </w:rPr>
-              <w:t xml:space="preserve">-0.02</w:t>
+              <w:t xml:space="preserve">-0.022</w:t>
             </w:r>
             <w:r>
               <w:rPr>
@@ -2455,7 +2455,7 @@
                 <w:szCs w:val="22"/>
                 <w:color w:val="000000"/>
               </w:rPr>
-              <w:t xml:space="preserve">[-0.11, 0.07]</w:t>
+              <w:t xml:space="preserve">[-0.114, 0.070]</w:t>
             </w:r>
           </w:p>
         </w:tc>
@@ -2626,7 +2626,7 @@
                 <w:szCs w:val="22"/>
                 <w:color w:val="000000"/>
               </w:rPr>
-              <w:t xml:space="preserve">0.08**</w:t>
+              <w:t xml:space="preserve">0.082**</w:t>
             </w:r>
             <w:r>
               <w:rPr>
@@ -2652,7 +2652,7 @@
                 <w:szCs w:val="22"/>
                 <w:color w:val="000000"/>
               </w:rPr>
-              <w:t xml:space="preserve">[0.03, 0.13]</w:t>
+              <w:t xml:space="preserve">[0.030, 0.133]</w:t>
             </w:r>
           </w:p>
         </w:tc>
@@ -2707,7 +2707,7 @@
                 <w:szCs w:val="22"/>
                 <w:color w:val="000000"/>
               </w:rPr>
-              <w:t xml:space="preserve">0.09***</w:t>
+              <w:t xml:space="preserve">0.095***</w:t>
             </w:r>
             <w:r>
               <w:rPr>
@@ -2733,7 +2733,7 @@
                 <w:szCs w:val="22"/>
                 <w:color w:val="000000"/>
               </w:rPr>
-              <w:t xml:space="preserve">[0.04, 0.15]</w:t>
+              <w:t xml:space="preserve">[0.043, 0.147]</w:t>
             </w:r>
           </w:p>
         </w:tc>
@@ -2788,7 +2788,7 @@
                 <w:szCs w:val="22"/>
                 <w:color w:val="000000"/>
               </w:rPr>
-              <w:t xml:space="preserve">0.09***</w:t>
+              <w:t xml:space="preserve">0.090***</w:t>
             </w:r>
             <w:r>
               <w:rPr>
@@ -2814,7 +2814,7 @@
                 <w:szCs w:val="22"/>
                 <w:color w:val="000000"/>
               </w:rPr>
-              <w:t xml:space="preserve">[0.04, 0.14]</w:t>
+              <w:t xml:space="preserve">[0.037, 0.142]</w:t>
             </w:r>
           </w:p>
         </w:tc>
@@ -2869,7 +2869,7 @@
                 <w:szCs w:val="22"/>
                 <w:color w:val="000000"/>
               </w:rPr>
-              <w:t xml:space="preserve">0.03</w:t>
+              <w:t xml:space="preserve">0.034</w:t>
             </w:r>
             <w:r>
               <w:rPr>
@@ -2895,7 +2895,7 @@
                 <w:szCs w:val="22"/>
                 <w:color w:val="000000"/>
               </w:rPr>
-              <w:t xml:space="preserve">[-0.02, 0.09]</w:t>
+              <w:t xml:space="preserve">[-0.018, 0.086]</w:t>
             </w:r>
           </w:p>
         </w:tc>
@@ -2950,7 +2950,7 @@
                 <w:szCs w:val="22"/>
                 <w:color w:val="000000"/>
               </w:rPr>
-              <w:t xml:space="preserve">0.02</w:t>
+              <w:t xml:space="preserve">0.019</w:t>
             </w:r>
             <w:r>
               <w:rPr>
@@ -2976,7 +2976,7 @@
                 <w:szCs w:val="22"/>
                 <w:color w:val="000000"/>
               </w:rPr>
-              <w:t xml:space="preserve">[-0.03, 0.07]</w:t>
+              <w:t xml:space="preserve">[-0.030, 0.068]</w:t>
             </w:r>
           </w:p>
         </w:tc>
@@ -3031,7 +3031,7 @@
                 <w:szCs w:val="22"/>
                 <w:color w:val="000000"/>
               </w:rPr>
-              <w:t xml:space="preserve">0.00</w:t>
+              <w:t xml:space="preserve">0.001</w:t>
             </w:r>
             <w:r>
               <w:rPr>
@@ -3057,7 +3057,7 @@
                 <w:szCs w:val="22"/>
                 <w:color w:val="000000"/>
               </w:rPr>
-              <w:t xml:space="preserve">[-0.06, 0.06]</w:t>
+              <w:t xml:space="preserve">[-0.059, 0.061]</w:t>
             </w:r>
           </w:p>
         </w:tc>
@@ -3490,7 +3490,7 @@
                 <w:szCs w:val="22"/>
                 <w:color w:val="000000"/>
               </w:rPr>
-              <w:t xml:space="preserve">0.10+</w:t>
+              <w:t xml:space="preserve">0.101+</w:t>
             </w:r>
             <w:r>
               <w:rPr>
@@ -3516,7 +3516,7 @@
                 <w:szCs w:val="22"/>
                 <w:color w:val="000000"/>
               </w:rPr>
-              <w:t xml:space="preserve">[-0.00, 0.20]</w:t>
+              <w:t xml:space="preserve">[-0.002, 0.205]</w:t>
             </w:r>
           </w:p>
         </w:tc>
@@ -3949,7 +3949,7 @@
                 <w:szCs w:val="22"/>
                 <w:color w:val="000000"/>
               </w:rPr>
-              <w:t xml:space="preserve">-0.07</w:t>
+              <w:t xml:space="preserve">-0.073</w:t>
             </w:r>
             <w:r>
               <w:rPr>
@@ -3975,7 +3975,7 @@
                 <w:szCs w:val="22"/>
                 <w:color w:val="000000"/>
               </w:rPr>
-              <w:t xml:space="preserve">[-0.37, 0.23]</w:t>
+              <w:t xml:space="preserve">[-0.374, 0.228]</w:t>
             </w:r>
           </w:p>
         </w:tc>
@@ -4408,7 +4408,7 @@
                 <w:szCs w:val="22"/>
                 <w:color w:val="000000"/>
               </w:rPr>
-              <w:t xml:space="preserve">-0.14</w:t>
+              <w:t xml:space="preserve">-0.142</w:t>
             </w:r>
             <w:r>
               <w:rPr>
@@ -4434,7 +4434,7 @@
                 <w:szCs w:val="22"/>
                 <w:color w:val="000000"/>
               </w:rPr>
-              <w:t xml:space="preserve">[-0.33, 0.05]</w:t>
+              <w:t xml:space="preserve">[-0.330, 0.047]</w:t>
             </w:r>
           </w:p>
         </w:tc>

--- a/Output/grace_overall_models.docx
+++ b/Output/grace_overall_models.docx
@@ -647,7 +647,7 @@
                 <w:szCs w:val="22"/>
                 <w:color w:val="000000"/>
               </w:rPr>
-              <w:t xml:space="preserve">0.085***</w:t>
+              <w:t xml:space="preserve">0.07***</w:t>
             </w:r>
             <w:r>
               <w:rPr>
@@ -673,7 +673,7 @@
                 <w:szCs w:val="22"/>
                 <w:color w:val="000000"/>
               </w:rPr>
-              <w:t xml:space="preserve">[0.059, 0.112]</w:t>
+              <w:t xml:space="preserve">[0.04, 0.11]</w:t>
             </w:r>
           </w:p>
         </w:tc>
@@ -728,7 +728,7 @@
                 <w:szCs w:val="22"/>
                 <w:color w:val="000000"/>
               </w:rPr>
-              <w:t xml:space="preserve">0.090***</w:t>
+              <w:t xml:space="preserve">0.06***</w:t>
             </w:r>
             <w:r>
               <w:rPr>
@@ -754,7 +754,7 @@
                 <w:szCs w:val="22"/>
                 <w:color w:val="000000"/>
               </w:rPr>
-              <w:t xml:space="preserve">[0.063, 0.117]</w:t>
+              <w:t xml:space="preserve">[0.03, 0.09]</w:t>
             </w:r>
           </w:p>
         </w:tc>
@@ -809,7 +809,7 @@
                 <w:szCs w:val="22"/>
                 <w:color w:val="000000"/>
               </w:rPr>
-              <w:t xml:space="preserve">0.089***</w:t>
+              <w:t xml:space="preserve">0.07***</w:t>
             </w:r>
             <w:r>
               <w:rPr>
@@ -835,7 +835,7 @@
                 <w:szCs w:val="22"/>
                 <w:color w:val="000000"/>
               </w:rPr>
-              <w:t xml:space="preserve">[0.062, 0.117]</w:t>
+              <w:t xml:space="preserve">[0.03, 0.10]</w:t>
             </w:r>
           </w:p>
         </w:tc>
@@ -890,7 +890,7 @@
                 <w:szCs w:val="22"/>
                 <w:color w:val="000000"/>
               </w:rPr>
-              <w:t xml:space="preserve">0.033**</w:t>
+              <w:t xml:space="preserve">0.07***</w:t>
             </w:r>
             <w:r>
               <w:rPr>
@@ -916,7 +916,7 @@
                 <w:szCs w:val="22"/>
                 <w:color w:val="000000"/>
               </w:rPr>
-              <w:t xml:space="preserve">[0.009, 0.057]</w:t>
+              <w:t xml:space="preserve">[0.03, 0.10]</w:t>
             </w:r>
           </w:p>
         </w:tc>
@@ -971,7 +971,7 @@
                 <w:szCs w:val="22"/>
                 <w:color w:val="000000"/>
               </w:rPr>
-              <w:t xml:space="preserve">0.030*</w:t>
+              <w:t xml:space="preserve">0.02</w:t>
             </w:r>
             <w:r>
               <w:rPr>
@@ -997,7 +997,7 @@
                 <w:szCs w:val="22"/>
                 <w:color w:val="000000"/>
               </w:rPr>
-              <w:t xml:space="preserve">[0.006, 0.054]</w:t>
+              <w:t xml:space="preserve">[-0.01, 0.05]</w:t>
             </w:r>
           </w:p>
         </w:tc>
@@ -1052,7 +1052,7 @@
                 <w:szCs w:val="22"/>
                 <w:color w:val="000000"/>
               </w:rPr>
-              <w:t xml:space="preserve">0.023</w:t>
+              <w:t xml:space="preserve">0.02</w:t>
             </w:r>
             <w:r>
               <w:rPr>
@@ -1078,7 +1078,7 @@
                 <w:szCs w:val="22"/>
                 <w:color w:val="000000"/>
               </w:rPr>
-              <w:t xml:space="preserve">[-0.006, 0.053]</w:t>
+              <w:t xml:space="preserve">[-0.01, 0.05]</w:t>
             </w:r>
           </w:p>
         </w:tc>
@@ -1236,7 +1236,33 @@
                 <w:szCs w:val="22"/>
                 <w:color w:val="000000"/>
               </w:rPr>
-              <w:t xml:space="preserve"/>
+              <w:t xml:space="preserve">0.10**</w:t>
+            </w:r>
+            <w:r>
+              <w:rPr>
+                <w:rFonts w:ascii="Helvetica" w:hAnsi="Helvetica" w:eastAsia="Helvetica" w:cs="Helvetica"/>
+                <w:i w:val="false"/>
+                <w:b w:val="false"/>
+                <w:u w:val="none"/>
+                <w:strike w:val="false"/>
+                <w:sz w:val="22"/>
+                <w:szCs w:val="22"/>
+                <w:color w:val="000000"/>
+              </w:rPr>
+              <w:br/>
+            </w:r>
+            <w:r>
+              <w:rPr>
+                <w:rFonts w:ascii="Helvetica" w:hAnsi="Helvetica" w:eastAsia="Helvetica" w:cs="Helvetica"/>
+                <w:i w:val="false"/>
+                <w:b w:val="false"/>
+                <w:u w:val="none"/>
+                <w:strike w:val="false"/>
+                <w:sz w:val="22"/>
+                <w:szCs w:val="22"/>
+                <w:color w:val="000000"/>
+              </w:rPr>
+              <w:t xml:space="preserve">[0.04, 0.16]</w:t>
             </w:r>
           </w:p>
         </w:tc>
@@ -1291,7 +1317,33 @@
                 <w:szCs w:val="22"/>
                 <w:color w:val="000000"/>
               </w:rPr>
-              <w:t xml:space="preserve"/>
+              <w:t xml:space="preserve">0.09**</w:t>
+            </w:r>
+            <w:r>
+              <w:rPr>
+                <w:rFonts w:ascii="Helvetica" w:hAnsi="Helvetica" w:eastAsia="Helvetica" w:cs="Helvetica"/>
+                <w:i w:val="false"/>
+                <w:b w:val="false"/>
+                <w:u w:val="none"/>
+                <w:strike w:val="false"/>
+                <w:sz w:val="22"/>
+                <w:szCs w:val="22"/>
+                <w:color w:val="000000"/>
+              </w:rPr>
+              <w:br/>
+            </w:r>
+            <w:r>
+              <w:rPr>
+                <w:rFonts w:ascii="Helvetica" w:hAnsi="Helvetica" w:eastAsia="Helvetica" w:cs="Helvetica"/>
+                <w:i w:val="false"/>
+                <w:b w:val="false"/>
+                <w:u w:val="none"/>
+                <w:strike w:val="false"/>
+                <w:sz w:val="22"/>
+                <w:szCs w:val="22"/>
+                <w:color w:val="000000"/>
+              </w:rPr>
+              <w:t xml:space="preserve">[0.03, 0.15]</w:t>
             </w:r>
           </w:p>
         </w:tc>
@@ -1346,7 +1398,33 @@
                 <w:szCs w:val="22"/>
                 <w:color w:val="000000"/>
               </w:rPr>
-              <w:t xml:space="preserve"/>
+              <w:t xml:space="preserve">0.09**</w:t>
+            </w:r>
+            <w:r>
+              <w:rPr>
+                <w:rFonts w:ascii="Helvetica" w:hAnsi="Helvetica" w:eastAsia="Helvetica" w:cs="Helvetica"/>
+                <w:i w:val="false"/>
+                <w:b w:val="false"/>
+                <w:u w:val="none"/>
+                <w:strike w:val="false"/>
+                <w:sz w:val="22"/>
+                <w:szCs w:val="22"/>
+                <w:color w:val="000000"/>
+              </w:rPr>
+              <w:br/>
+            </w:r>
+            <w:r>
+              <w:rPr>
+                <w:rFonts w:ascii="Helvetica" w:hAnsi="Helvetica" w:eastAsia="Helvetica" w:cs="Helvetica"/>
+                <w:i w:val="false"/>
+                <w:b w:val="false"/>
+                <w:u w:val="none"/>
+                <w:strike w:val="false"/>
+                <w:sz w:val="22"/>
+                <w:szCs w:val="22"/>
+                <w:color w:val="000000"/>
+              </w:rPr>
+              <w:t xml:space="preserve">[0.03, 0.14]</w:t>
             </w:r>
           </w:p>
         </w:tc>
@@ -1401,7 +1479,33 @@
                 <w:szCs w:val="22"/>
                 <w:color w:val="000000"/>
               </w:rPr>
-              <w:t xml:space="preserve"/>
+              <w:t xml:space="preserve">0.09**</w:t>
+            </w:r>
+            <w:r>
+              <w:rPr>
+                <w:rFonts w:ascii="Helvetica" w:hAnsi="Helvetica" w:eastAsia="Helvetica" w:cs="Helvetica"/>
+                <w:i w:val="false"/>
+                <w:b w:val="false"/>
+                <w:u w:val="none"/>
+                <w:strike w:val="false"/>
+                <w:sz w:val="22"/>
+                <w:szCs w:val="22"/>
+                <w:color w:val="000000"/>
+              </w:rPr>
+              <w:br/>
+            </w:r>
+            <w:r>
+              <w:rPr>
+                <w:rFonts w:ascii="Helvetica" w:hAnsi="Helvetica" w:eastAsia="Helvetica" w:cs="Helvetica"/>
+                <w:i w:val="false"/>
+                <w:b w:val="false"/>
+                <w:u w:val="none"/>
+                <w:strike w:val="false"/>
+                <w:sz w:val="22"/>
+                <w:szCs w:val="22"/>
+                <w:color w:val="000000"/>
+              </w:rPr>
+              <w:t xml:space="preserve">[0.03, 0.15]</w:t>
             </w:r>
           </w:p>
         </w:tc>
@@ -1456,7 +1560,33 @@
                 <w:szCs w:val="22"/>
                 <w:color w:val="000000"/>
               </w:rPr>
-              <w:t xml:space="preserve"/>
+              <w:t xml:space="preserve">0.03</w:t>
+            </w:r>
+            <w:r>
+              <w:rPr>
+                <w:rFonts w:ascii="Helvetica" w:hAnsi="Helvetica" w:eastAsia="Helvetica" w:cs="Helvetica"/>
+                <w:i w:val="false"/>
+                <w:b w:val="false"/>
+                <w:u w:val="none"/>
+                <w:strike w:val="false"/>
+                <w:sz w:val="22"/>
+                <w:szCs w:val="22"/>
+                <w:color w:val="000000"/>
+              </w:rPr>
+              <w:br/>
+            </w:r>
+            <w:r>
+              <w:rPr>
+                <w:rFonts w:ascii="Helvetica" w:hAnsi="Helvetica" w:eastAsia="Helvetica" w:cs="Helvetica"/>
+                <w:i w:val="false"/>
+                <w:b w:val="false"/>
+                <w:u w:val="none"/>
+                <w:strike w:val="false"/>
+                <w:sz w:val="22"/>
+                <w:szCs w:val="22"/>
+                <w:color w:val="000000"/>
+              </w:rPr>
+              <w:t xml:space="preserve">[-0.02, 0.08]</w:t>
             </w:r>
           </w:p>
         </w:tc>
@@ -1511,7 +1641,7 @@
                 <w:szCs w:val="22"/>
                 <w:color w:val="000000"/>
               </w:rPr>
-              <w:t xml:space="preserve">0.031</w:t>
+              <w:t xml:space="preserve">0.03</w:t>
             </w:r>
             <w:r>
               <w:rPr>
@@ -1537,7 +1667,7 @@
                 <w:szCs w:val="22"/>
                 <w:color w:val="000000"/>
               </w:rPr>
-              <w:t xml:space="preserve">[-0.019, 0.082]</w:t>
+              <w:t xml:space="preserve">[-0.02, 0.08]</w:t>
             </w:r>
           </w:p>
         </w:tc>
@@ -1695,7 +1825,33 @@
                 <w:szCs w:val="22"/>
                 <w:color w:val="000000"/>
               </w:rPr>
-              <w:t xml:space="preserve"/>
+              <w:t xml:space="preserve">0.01</w:t>
+            </w:r>
+            <w:r>
+              <w:rPr>
+                <w:rFonts w:ascii="Helvetica" w:hAnsi="Helvetica" w:eastAsia="Helvetica" w:cs="Helvetica"/>
+                <w:i w:val="false"/>
+                <w:b w:val="false"/>
+                <w:u w:val="none"/>
+                <w:strike w:val="false"/>
+                <w:sz w:val="22"/>
+                <w:szCs w:val="22"/>
+                <w:color w:val="000000"/>
+              </w:rPr>
+              <w:br/>
+            </w:r>
+            <w:r>
+              <w:rPr>
+                <w:rFonts w:ascii="Helvetica" w:hAnsi="Helvetica" w:eastAsia="Helvetica" w:cs="Helvetica"/>
+                <w:i w:val="false"/>
+                <w:b w:val="false"/>
+                <w:u w:val="none"/>
+                <w:strike w:val="false"/>
+                <w:sz w:val="22"/>
+                <w:szCs w:val="22"/>
+                <w:color w:val="000000"/>
+              </w:rPr>
+              <w:t xml:space="preserve">[-0.17, 0.19]</w:t>
             </w:r>
           </w:p>
         </w:tc>
@@ -1750,7 +1906,33 @@
                 <w:szCs w:val="22"/>
                 <w:color w:val="000000"/>
               </w:rPr>
-              <w:t xml:space="preserve"/>
+              <w:t xml:space="preserve">-0.02</w:t>
+            </w:r>
+            <w:r>
+              <w:rPr>
+                <w:rFonts w:ascii="Helvetica" w:hAnsi="Helvetica" w:eastAsia="Helvetica" w:cs="Helvetica"/>
+                <w:i w:val="false"/>
+                <w:b w:val="false"/>
+                <w:u w:val="none"/>
+                <w:strike w:val="false"/>
+                <w:sz w:val="22"/>
+                <w:szCs w:val="22"/>
+                <w:color w:val="000000"/>
+              </w:rPr>
+              <w:br/>
+            </w:r>
+            <w:r>
+              <w:rPr>
+                <w:rFonts w:ascii="Helvetica" w:hAnsi="Helvetica" w:eastAsia="Helvetica" w:cs="Helvetica"/>
+                <w:i w:val="false"/>
+                <w:b w:val="false"/>
+                <w:u w:val="none"/>
+                <w:strike w:val="false"/>
+                <w:sz w:val="22"/>
+                <w:szCs w:val="22"/>
+                <w:color w:val="000000"/>
+              </w:rPr>
+              <w:t xml:space="preserve">[-0.19, 0.15]</w:t>
             </w:r>
           </w:p>
         </w:tc>
@@ -1805,7 +1987,33 @@
                 <w:szCs w:val="22"/>
                 <w:color w:val="000000"/>
               </w:rPr>
-              <w:t xml:space="preserve"/>
+              <w:t xml:space="preserve">-0.02</w:t>
+            </w:r>
+            <w:r>
+              <w:rPr>
+                <w:rFonts w:ascii="Helvetica" w:hAnsi="Helvetica" w:eastAsia="Helvetica" w:cs="Helvetica"/>
+                <w:i w:val="false"/>
+                <w:b w:val="false"/>
+                <w:u w:val="none"/>
+                <w:strike w:val="false"/>
+                <w:sz w:val="22"/>
+                <w:szCs w:val="22"/>
+                <w:color w:val="000000"/>
+              </w:rPr>
+              <w:br/>
+            </w:r>
+            <w:r>
+              <w:rPr>
+                <w:rFonts w:ascii="Helvetica" w:hAnsi="Helvetica" w:eastAsia="Helvetica" w:cs="Helvetica"/>
+                <w:i w:val="false"/>
+                <w:b w:val="false"/>
+                <w:u w:val="none"/>
+                <w:strike w:val="false"/>
+                <w:sz w:val="22"/>
+                <w:szCs w:val="22"/>
+                <w:color w:val="000000"/>
+              </w:rPr>
+              <w:t xml:space="preserve">[-0.20, 0.15]</w:t>
             </w:r>
           </w:p>
         </w:tc>
@@ -1860,7 +2068,33 @@
                 <w:szCs w:val="22"/>
                 <w:color w:val="000000"/>
               </w:rPr>
-              <w:t xml:space="preserve"/>
+              <w:t xml:space="preserve">-0.02</w:t>
+            </w:r>
+            <w:r>
+              <w:rPr>
+                <w:rFonts w:ascii="Helvetica" w:hAnsi="Helvetica" w:eastAsia="Helvetica" w:cs="Helvetica"/>
+                <w:i w:val="false"/>
+                <w:b w:val="false"/>
+                <w:u w:val="none"/>
+                <w:strike w:val="false"/>
+                <w:sz w:val="22"/>
+                <w:szCs w:val="22"/>
+                <w:color w:val="000000"/>
+              </w:rPr>
+              <w:br/>
+            </w:r>
+            <w:r>
+              <w:rPr>
+                <w:rFonts w:ascii="Helvetica" w:hAnsi="Helvetica" w:eastAsia="Helvetica" w:cs="Helvetica"/>
+                <w:i w:val="false"/>
+                <w:b w:val="false"/>
+                <w:u w:val="none"/>
+                <w:strike w:val="false"/>
+                <w:sz w:val="22"/>
+                <w:szCs w:val="22"/>
+                <w:color w:val="000000"/>
+              </w:rPr>
+              <w:t xml:space="preserve">[-0.20, 0.15]</w:t>
             </w:r>
           </w:p>
         </w:tc>
@@ -1915,7 +2149,33 @@
                 <w:szCs w:val="22"/>
                 <w:color w:val="000000"/>
               </w:rPr>
-              <w:t xml:space="preserve"/>
+              <w:t xml:space="preserve">-0.02</w:t>
+            </w:r>
+            <w:r>
+              <w:rPr>
+                <w:rFonts w:ascii="Helvetica" w:hAnsi="Helvetica" w:eastAsia="Helvetica" w:cs="Helvetica"/>
+                <w:i w:val="false"/>
+                <w:b w:val="false"/>
+                <w:u w:val="none"/>
+                <w:strike w:val="false"/>
+                <w:sz w:val="22"/>
+                <w:szCs w:val="22"/>
+                <w:color w:val="000000"/>
+              </w:rPr>
+              <w:br/>
+            </w:r>
+            <w:r>
+              <w:rPr>
+                <w:rFonts w:ascii="Helvetica" w:hAnsi="Helvetica" w:eastAsia="Helvetica" w:cs="Helvetica"/>
+                <w:i w:val="false"/>
+                <w:b w:val="false"/>
+                <w:u w:val="none"/>
+                <w:strike w:val="false"/>
+                <w:sz w:val="22"/>
+                <w:szCs w:val="22"/>
+                <w:color w:val="000000"/>
+              </w:rPr>
+              <w:t xml:space="preserve">[-0.17, 0.13]</w:t>
             </w:r>
           </w:p>
         </w:tc>
@@ -1970,7 +2230,7 @@
                 <w:szCs w:val="22"/>
                 <w:color w:val="000000"/>
               </w:rPr>
-              <w:t xml:space="preserve">-0.021</w:t>
+              <w:t xml:space="preserve">-0.02</w:t>
             </w:r>
             <w:r>
               <w:rPr>
@@ -1996,7 +2256,7 @@
                 <w:szCs w:val="22"/>
                 <w:color w:val="000000"/>
               </w:rPr>
-              <w:t xml:space="preserve">[-0.168, 0.126]</w:t>
+              <w:t xml:space="preserve">[-0.17, 0.13]</w:t>
             </w:r>
           </w:p>
         </w:tc>
@@ -2154,7 +2414,33 @@
                 <w:szCs w:val="22"/>
                 <w:color w:val="000000"/>
               </w:rPr>
-              <w:t xml:space="preserve"/>
+              <w:t xml:space="preserve">0.01</w:t>
+            </w:r>
+            <w:r>
+              <w:rPr>
+                <w:rFonts w:ascii="Helvetica" w:hAnsi="Helvetica" w:eastAsia="Helvetica" w:cs="Helvetica"/>
+                <w:i w:val="false"/>
+                <w:b w:val="false"/>
+                <w:u w:val="none"/>
+                <w:strike w:val="false"/>
+                <w:sz w:val="22"/>
+                <w:szCs w:val="22"/>
+                <w:color w:val="000000"/>
+              </w:rPr>
+              <w:br/>
+            </w:r>
+            <w:r>
+              <w:rPr>
+                <w:rFonts w:ascii="Helvetica" w:hAnsi="Helvetica" w:eastAsia="Helvetica" w:cs="Helvetica"/>
+                <w:i w:val="false"/>
+                <w:b w:val="false"/>
+                <w:u w:val="none"/>
+                <w:strike w:val="false"/>
+                <w:sz w:val="22"/>
+                <w:szCs w:val="22"/>
+                <w:color w:val="000000"/>
+              </w:rPr>
+              <w:t xml:space="preserve">[-0.11, 0.12]</w:t>
             </w:r>
           </w:p>
         </w:tc>
@@ -2209,7 +2495,33 @@
                 <w:szCs w:val="22"/>
                 <w:color w:val="000000"/>
               </w:rPr>
-              <w:t xml:space="preserve"/>
+              <w:t xml:space="preserve">-0.01</w:t>
+            </w:r>
+            <w:r>
+              <w:rPr>
+                <w:rFonts w:ascii="Helvetica" w:hAnsi="Helvetica" w:eastAsia="Helvetica" w:cs="Helvetica"/>
+                <w:i w:val="false"/>
+                <w:b w:val="false"/>
+                <w:u w:val="none"/>
+                <w:strike w:val="false"/>
+                <w:sz w:val="22"/>
+                <w:szCs w:val="22"/>
+                <w:color w:val="000000"/>
+              </w:rPr>
+              <w:br/>
+            </w:r>
+            <w:r>
+              <w:rPr>
+                <w:rFonts w:ascii="Helvetica" w:hAnsi="Helvetica" w:eastAsia="Helvetica" w:cs="Helvetica"/>
+                <w:i w:val="false"/>
+                <w:b w:val="false"/>
+                <w:u w:val="none"/>
+                <w:strike w:val="false"/>
+                <w:sz w:val="22"/>
+                <w:szCs w:val="22"/>
+                <w:color w:val="000000"/>
+              </w:rPr>
+              <w:t xml:space="preserve">[-0.12, 0.09]</w:t>
             </w:r>
           </w:p>
         </w:tc>
@@ -2264,7 +2576,33 @@
                 <w:szCs w:val="22"/>
                 <w:color w:val="000000"/>
               </w:rPr>
-              <w:t xml:space="preserve"/>
+              <w:t xml:space="preserve">-0.02</w:t>
+            </w:r>
+            <w:r>
+              <w:rPr>
+                <w:rFonts w:ascii="Helvetica" w:hAnsi="Helvetica" w:eastAsia="Helvetica" w:cs="Helvetica"/>
+                <w:i w:val="false"/>
+                <w:b w:val="false"/>
+                <w:u w:val="none"/>
+                <w:strike w:val="false"/>
+                <w:sz w:val="22"/>
+                <w:szCs w:val="22"/>
+                <w:color w:val="000000"/>
+              </w:rPr>
+              <w:br/>
+            </w:r>
+            <w:r>
+              <w:rPr>
+                <w:rFonts w:ascii="Helvetica" w:hAnsi="Helvetica" w:eastAsia="Helvetica" w:cs="Helvetica"/>
+                <w:i w:val="false"/>
+                <w:b w:val="false"/>
+                <w:u w:val="none"/>
+                <w:strike w:val="false"/>
+                <w:sz w:val="22"/>
+                <w:szCs w:val="22"/>
+                <w:color w:val="000000"/>
+              </w:rPr>
+              <w:t xml:space="preserve">[-0.12, 0.09]</w:t>
             </w:r>
           </w:p>
         </w:tc>
@@ -2319,7 +2657,33 @@
                 <w:szCs w:val="22"/>
                 <w:color w:val="000000"/>
               </w:rPr>
-              <w:t xml:space="preserve"/>
+              <w:t xml:space="preserve">-0.02</w:t>
+            </w:r>
+            <w:r>
+              <w:rPr>
+                <w:rFonts w:ascii="Helvetica" w:hAnsi="Helvetica" w:eastAsia="Helvetica" w:cs="Helvetica"/>
+                <w:i w:val="false"/>
+                <w:b w:val="false"/>
+                <w:u w:val="none"/>
+                <w:strike w:val="false"/>
+                <w:sz w:val="22"/>
+                <w:szCs w:val="22"/>
+                <w:color w:val="000000"/>
+              </w:rPr>
+              <w:br/>
+            </w:r>
+            <w:r>
+              <w:rPr>
+                <w:rFonts w:ascii="Helvetica" w:hAnsi="Helvetica" w:eastAsia="Helvetica" w:cs="Helvetica"/>
+                <w:i w:val="false"/>
+                <w:b w:val="false"/>
+                <w:u w:val="none"/>
+                <w:strike w:val="false"/>
+                <w:sz w:val="22"/>
+                <w:szCs w:val="22"/>
+                <w:color w:val="000000"/>
+              </w:rPr>
+              <w:t xml:space="preserve">[-0.12, 0.09]</w:t>
             </w:r>
           </w:p>
         </w:tc>
@@ -2374,7 +2738,33 @@
                 <w:szCs w:val="22"/>
                 <w:color w:val="000000"/>
               </w:rPr>
-              <w:t xml:space="preserve"/>
+              <w:t xml:space="preserve">-0.02</w:t>
+            </w:r>
+            <w:r>
+              <w:rPr>
+                <w:rFonts w:ascii="Helvetica" w:hAnsi="Helvetica" w:eastAsia="Helvetica" w:cs="Helvetica"/>
+                <w:i w:val="false"/>
+                <w:b w:val="false"/>
+                <w:u w:val="none"/>
+                <w:strike w:val="false"/>
+                <w:sz w:val="22"/>
+                <w:szCs w:val="22"/>
+                <w:color w:val="000000"/>
+              </w:rPr>
+              <w:br/>
+            </w:r>
+            <w:r>
+              <w:rPr>
+                <w:rFonts w:ascii="Helvetica" w:hAnsi="Helvetica" w:eastAsia="Helvetica" w:cs="Helvetica"/>
+                <w:i w:val="false"/>
+                <w:b w:val="false"/>
+                <w:u w:val="none"/>
+                <w:strike w:val="false"/>
+                <w:sz w:val="22"/>
+                <w:szCs w:val="22"/>
+                <w:color w:val="000000"/>
+              </w:rPr>
+              <w:t xml:space="preserve">[-0.11, 0.07]</w:t>
             </w:r>
           </w:p>
         </w:tc>
@@ -2429,7 +2819,7 @@
                 <w:szCs w:val="22"/>
                 <w:color w:val="000000"/>
               </w:rPr>
-              <w:t xml:space="preserve">-0.022</w:t>
+              <w:t xml:space="preserve">-0.02</w:t>
             </w:r>
             <w:r>
               <w:rPr>
@@ -2455,7 +2845,7 @@
                 <w:szCs w:val="22"/>
                 <w:color w:val="000000"/>
               </w:rPr>
-              <w:t xml:space="preserve">[-0.114, 0.070]</w:t>
+              <w:t xml:space="preserve">[-0.11, 0.07]</w:t>
             </w:r>
           </w:p>
         </w:tc>
@@ -2626,7 +3016,7 @@
                 <w:szCs w:val="22"/>
                 <w:color w:val="000000"/>
               </w:rPr>
-              <w:t xml:space="preserve">0.082**</w:t>
+              <w:t xml:space="preserve">0.06+</w:t>
             </w:r>
             <w:r>
               <w:rPr>
@@ -2652,7 +3042,7 @@
                 <w:szCs w:val="22"/>
                 <w:color w:val="000000"/>
               </w:rPr>
-              <w:t xml:space="preserve">[0.030, 0.133]</w:t>
+              <w:t xml:space="preserve">[-0.01, 0.12]</w:t>
             </w:r>
           </w:p>
         </w:tc>
@@ -2707,7 +3097,7 @@
                 <w:szCs w:val="22"/>
                 <w:color w:val="000000"/>
               </w:rPr>
-              <w:t xml:space="preserve">0.095***</w:t>
+              <w:t xml:space="preserve">0.03</w:t>
             </w:r>
             <w:r>
               <w:rPr>
@@ -2733,7 +3123,7 @@
                 <w:szCs w:val="22"/>
                 <w:color w:val="000000"/>
               </w:rPr>
-              <w:t xml:space="preserve">[0.043, 0.147]</w:t>
+              <w:t xml:space="preserve">[-0.03, 0.10]</w:t>
             </w:r>
           </w:p>
         </w:tc>
@@ -2788,7 +3178,7 @@
                 <w:szCs w:val="22"/>
                 <w:color w:val="000000"/>
               </w:rPr>
-              <w:t xml:space="preserve">0.090***</w:t>
+              <w:t xml:space="preserve">0.05</w:t>
             </w:r>
             <w:r>
               <w:rPr>
@@ -2814,7 +3204,7 @@
                 <w:szCs w:val="22"/>
                 <w:color w:val="000000"/>
               </w:rPr>
-              <w:t xml:space="preserve">[0.037, 0.142]</w:t>
+              <w:t xml:space="preserve">[-0.02, 0.11]</w:t>
             </w:r>
           </w:p>
         </w:tc>
@@ -2869,7 +3259,7 @@
                 <w:szCs w:val="22"/>
                 <w:color w:val="000000"/>
               </w:rPr>
-              <w:t xml:space="preserve">0.034</w:t>
+              <w:t xml:space="preserve">0.04</w:t>
             </w:r>
             <w:r>
               <w:rPr>
@@ -2895,7 +3285,7 @@
                 <w:szCs w:val="22"/>
                 <w:color w:val="000000"/>
               </w:rPr>
-              <w:t xml:space="preserve">[-0.018, 0.086]</w:t>
+              <w:t xml:space="preserve">[-0.02, 0.11]</w:t>
             </w:r>
           </w:p>
         </w:tc>
@@ -2950,7 +3340,7 @@
                 <w:szCs w:val="22"/>
                 <w:color w:val="000000"/>
               </w:rPr>
-              <w:t xml:space="preserve">0.019</w:t>
+              <w:t xml:space="preserve">0.00</w:t>
             </w:r>
             <w:r>
               <w:rPr>
@@ -2976,7 +3366,7 @@
                 <w:szCs w:val="22"/>
                 <w:color w:val="000000"/>
               </w:rPr>
-              <w:t xml:space="preserve">[-0.030, 0.068]</w:t>
+              <w:t xml:space="preserve">[-0.06, 0.06]</w:t>
             </w:r>
           </w:p>
         </w:tc>
@@ -3031,7 +3421,7 @@
                 <w:szCs w:val="22"/>
                 <w:color w:val="000000"/>
               </w:rPr>
-              <w:t xml:space="preserve">0.001</w:t>
+              <w:t xml:space="preserve">0.00</w:t>
             </w:r>
             <w:r>
               <w:rPr>
@@ -3057,7 +3447,7 @@
                 <w:szCs w:val="22"/>
                 <w:color w:val="000000"/>
               </w:rPr>
-              <w:t xml:space="preserve">[-0.059, 0.061]</w:t>
+              <w:t xml:space="preserve">[-0.06, 0.06]</w:t>
             </w:r>
           </w:p>
         </w:tc>
@@ -3215,7 +3605,33 @@
                 <w:szCs w:val="22"/>
                 <w:color w:val="000000"/>
               </w:rPr>
-              <w:t xml:space="preserve"/>
+              <w:t xml:space="preserve">0.20***</w:t>
+            </w:r>
+            <w:r>
+              <w:rPr>
+                <w:rFonts w:ascii="Helvetica" w:hAnsi="Helvetica" w:eastAsia="Helvetica" w:cs="Helvetica"/>
+                <w:i w:val="false"/>
+                <w:b w:val="false"/>
+                <w:u w:val="none"/>
+                <w:strike w:val="false"/>
+                <w:sz w:val="22"/>
+                <w:szCs w:val="22"/>
+                <w:color w:val="000000"/>
+              </w:rPr>
+              <w:br/>
+            </w:r>
+            <w:r>
+              <w:rPr>
+                <w:rFonts w:ascii="Helvetica" w:hAnsi="Helvetica" w:eastAsia="Helvetica" w:cs="Helvetica"/>
+                <w:i w:val="false"/>
+                <w:b w:val="false"/>
+                <w:u w:val="none"/>
+                <w:strike w:val="false"/>
+                <w:sz w:val="22"/>
+                <w:szCs w:val="22"/>
+                <w:color w:val="000000"/>
+              </w:rPr>
+              <w:t xml:space="preserve">[0.08, 0.32]</w:t>
             </w:r>
           </w:p>
         </w:tc>
@@ -3270,7 +3686,33 @@
                 <w:szCs w:val="22"/>
                 <w:color w:val="000000"/>
               </w:rPr>
-              <w:t xml:space="preserve"/>
+              <w:t xml:space="preserve">0.19**</w:t>
+            </w:r>
+            <w:r>
+              <w:rPr>
+                <w:rFonts w:ascii="Helvetica" w:hAnsi="Helvetica" w:eastAsia="Helvetica" w:cs="Helvetica"/>
+                <w:i w:val="false"/>
+                <w:b w:val="false"/>
+                <w:u w:val="none"/>
+                <w:strike w:val="false"/>
+                <w:sz w:val="22"/>
+                <w:szCs w:val="22"/>
+                <w:color w:val="000000"/>
+              </w:rPr>
+              <w:br/>
+            </w:r>
+            <w:r>
+              <w:rPr>
+                <w:rFonts w:ascii="Helvetica" w:hAnsi="Helvetica" w:eastAsia="Helvetica" w:cs="Helvetica"/>
+                <w:i w:val="false"/>
+                <w:b w:val="false"/>
+                <w:u w:val="none"/>
+                <w:strike w:val="false"/>
+                <w:sz w:val="22"/>
+                <w:szCs w:val="22"/>
+                <w:color w:val="000000"/>
+              </w:rPr>
+              <w:t xml:space="preserve">[0.08, 0.30]</w:t>
             </w:r>
           </w:p>
         </w:tc>
@@ -3325,7 +3767,33 @@
                 <w:szCs w:val="22"/>
                 <w:color w:val="000000"/>
               </w:rPr>
-              <w:t xml:space="preserve"/>
+              <w:t xml:space="preserve">0.18**</w:t>
+            </w:r>
+            <w:r>
+              <w:rPr>
+                <w:rFonts w:ascii="Helvetica" w:hAnsi="Helvetica" w:eastAsia="Helvetica" w:cs="Helvetica"/>
+                <w:i w:val="false"/>
+                <w:b w:val="false"/>
+                <w:u w:val="none"/>
+                <w:strike w:val="false"/>
+                <w:sz w:val="22"/>
+                <w:szCs w:val="22"/>
+                <w:color w:val="000000"/>
+              </w:rPr>
+              <w:br/>
+            </w:r>
+            <w:r>
+              <w:rPr>
+                <w:rFonts w:ascii="Helvetica" w:hAnsi="Helvetica" w:eastAsia="Helvetica" w:cs="Helvetica"/>
+                <w:i w:val="false"/>
+                <w:b w:val="false"/>
+                <w:u w:val="none"/>
+                <w:strike w:val="false"/>
+                <w:sz w:val="22"/>
+                <w:szCs w:val="22"/>
+                <w:color w:val="000000"/>
+              </w:rPr>
+              <w:t xml:space="preserve">[0.07, 0.29]</w:t>
             </w:r>
           </w:p>
         </w:tc>
@@ -3380,7 +3848,33 @@
                 <w:szCs w:val="22"/>
                 <w:color w:val="000000"/>
               </w:rPr>
-              <w:t xml:space="preserve"/>
+              <w:t xml:space="preserve">0.19**</w:t>
+            </w:r>
+            <w:r>
+              <w:rPr>
+                <w:rFonts w:ascii="Helvetica" w:hAnsi="Helvetica" w:eastAsia="Helvetica" w:cs="Helvetica"/>
+                <w:i w:val="false"/>
+                <w:b w:val="false"/>
+                <w:u w:val="none"/>
+                <w:strike w:val="false"/>
+                <w:sz w:val="22"/>
+                <w:szCs w:val="22"/>
+                <w:color w:val="000000"/>
+              </w:rPr>
+              <w:br/>
+            </w:r>
+            <w:r>
+              <w:rPr>
+                <w:rFonts w:ascii="Helvetica" w:hAnsi="Helvetica" w:eastAsia="Helvetica" w:cs="Helvetica"/>
+                <w:i w:val="false"/>
+                <w:b w:val="false"/>
+                <w:u w:val="none"/>
+                <w:strike w:val="false"/>
+                <w:sz w:val="22"/>
+                <w:szCs w:val="22"/>
+                <w:color w:val="000000"/>
+              </w:rPr>
+              <w:t xml:space="preserve">[0.07, 0.30]</w:t>
             </w:r>
           </w:p>
         </w:tc>
@@ -3435,7 +3929,33 @@
                 <w:szCs w:val="22"/>
                 <w:color w:val="000000"/>
               </w:rPr>
-              <w:t xml:space="preserve"/>
+              <w:t xml:space="preserve">0.10+</w:t>
+            </w:r>
+            <w:r>
+              <w:rPr>
+                <w:rFonts w:ascii="Helvetica" w:hAnsi="Helvetica" w:eastAsia="Helvetica" w:cs="Helvetica"/>
+                <w:i w:val="false"/>
+                <w:b w:val="false"/>
+                <w:u w:val="none"/>
+                <w:strike w:val="false"/>
+                <w:sz w:val="22"/>
+                <w:szCs w:val="22"/>
+                <w:color w:val="000000"/>
+              </w:rPr>
+              <w:br/>
+            </w:r>
+            <w:r>
+              <w:rPr>
+                <w:rFonts w:ascii="Helvetica" w:hAnsi="Helvetica" w:eastAsia="Helvetica" w:cs="Helvetica"/>
+                <w:i w:val="false"/>
+                <w:b w:val="false"/>
+                <w:u w:val="none"/>
+                <w:strike w:val="false"/>
+                <w:sz w:val="22"/>
+                <w:szCs w:val="22"/>
+                <w:color w:val="000000"/>
+              </w:rPr>
+              <w:t xml:space="preserve">[-0.00, 0.20]</w:t>
             </w:r>
           </w:p>
         </w:tc>
@@ -3490,7 +4010,7 @@
                 <w:szCs w:val="22"/>
                 <w:color w:val="000000"/>
               </w:rPr>
-              <w:t xml:space="preserve">0.101+</w:t>
+              <w:t xml:space="preserve">0.10+</w:t>
             </w:r>
             <w:r>
               <w:rPr>
@@ -3516,7 +4036,7 @@
                 <w:szCs w:val="22"/>
                 <w:color w:val="000000"/>
               </w:rPr>
-              <w:t xml:space="preserve">[-0.002, 0.205]</w:t>
+              <w:t xml:space="preserve">[-0.00, 0.20]</w:t>
             </w:r>
           </w:p>
         </w:tc>
@@ -3674,7 +4194,33 @@
                 <w:szCs w:val="22"/>
                 <w:color w:val="000000"/>
               </w:rPr>
-              <w:t xml:space="preserve"/>
+              <w:t xml:space="preserve">0.01</w:t>
+            </w:r>
+            <w:r>
+              <w:rPr>
+                <w:rFonts w:ascii="Helvetica" w:hAnsi="Helvetica" w:eastAsia="Helvetica" w:cs="Helvetica"/>
+                <w:i w:val="false"/>
+                <w:b w:val="false"/>
+                <w:u w:val="none"/>
+                <w:strike w:val="false"/>
+                <w:sz w:val="22"/>
+                <w:szCs w:val="22"/>
+                <w:color w:val="000000"/>
+              </w:rPr>
+              <w:br/>
+            </w:r>
+            <w:r>
+              <w:rPr>
+                <w:rFonts w:ascii="Helvetica" w:hAnsi="Helvetica" w:eastAsia="Helvetica" w:cs="Helvetica"/>
+                <w:i w:val="false"/>
+                <w:b w:val="false"/>
+                <w:u w:val="none"/>
+                <w:strike w:val="false"/>
+                <w:sz w:val="22"/>
+                <w:szCs w:val="22"/>
+                <w:color w:val="000000"/>
+              </w:rPr>
+              <w:t xml:space="preserve">[-0.33, 0.35]</w:t>
             </w:r>
           </w:p>
         </w:tc>
@@ -3729,7 +4275,33 @@
                 <w:szCs w:val="22"/>
                 <w:color w:val="000000"/>
               </w:rPr>
-              <w:t xml:space="preserve"/>
+              <w:t xml:space="preserve">-0.04</w:t>
+            </w:r>
+            <w:r>
+              <w:rPr>
+                <w:rFonts w:ascii="Helvetica" w:hAnsi="Helvetica" w:eastAsia="Helvetica" w:cs="Helvetica"/>
+                <w:i w:val="false"/>
+                <w:b w:val="false"/>
+                <w:u w:val="none"/>
+                <w:strike w:val="false"/>
+                <w:sz w:val="22"/>
+                <w:szCs w:val="22"/>
+                <w:color w:val="000000"/>
+              </w:rPr>
+              <w:br/>
+            </w:r>
+            <w:r>
+              <w:rPr>
+                <w:rFonts w:ascii="Helvetica" w:hAnsi="Helvetica" w:eastAsia="Helvetica" w:cs="Helvetica"/>
+                <w:i w:val="false"/>
+                <w:b w:val="false"/>
+                <w:u w:val="none"/>
+                <w:strike w:val="false"/>
+                <w:sz w:val="22"/>
+                <w:szCs w:val="22"/>
+                <w:color w:val="000000"/>
+              </w:rPr>
+              <w:t xml:space="preserve">[-0.37, 0.29]</w:t>
             </w:r>
           </w:p>
         </w:tc>
@@ -3784,7 +4356,33 @@
                 <w:szCs w:val="22"/>
                 <w:color w:val="000000"/>
               </w:rPr>
-              <w:t xml:space="preserve"/>
+              <w:t xml:space="preserve">-0.05</w:t>
+            </w:r>
+            <w:r>
+              <w:rPr>
+                <w:rFonts w:ascii="Helvetica" w:hAnsi="Helvetica" w:eastAsia="Helvetica" w:cs="Helvetica"/>
+                <w:i w:val="false"/>
+                <w:b w:val="false"/>
+                <w:u w:val="none"/>
+                <w:strike w:val="false"/>
+                <w:sz w:val="22"/>
+                <w:szCs w:val="22"/>
+                <w:color w:val="000000"/>
+              </w:rPr>
+              <w:br/>
+            </w:r>
+            <w:r>
+              <w:rPr>
+                <w:rFonts w:ascii="Helvetica" w:hAnsi="Helvetica" w:eastAsia="Helvetica" w:cs="Helvetica"/>
+                <w:i w:val="false"/>
+                <w:b w:val="false"/>
+                <w:u w:val="none"/>
+                <w:strike w:val="false"/>
+                <w:sz w:val="22"/>
+                <w:szCs w:val="22"/>
+                <w:color w:val="000000"/>
+              </w:rPr>
+              <w:t xml:space="preserve">[-0.38, 0.28]</w:t>
             </w:r>
           </w:p>
         </w:tc>
@@ -3839,7 +4437,33 @@
                 <w:szCs w:val="22"/>
                 <w:color w:val="000000"/>
               </w:rPr>
-              <w:t xml:space="preserve"/>
+              <w:t xml:space="preserve">-0.04</w:t>
+            </w:r>
+            <w:r>
+              <w:rPr>
+                <w:rFonts w:ascii="Helvetica" w:hAnsi="Helvetica" w:eastAsia="Helvetica" w:cs="Helvetica"/>
+                <w:i w:val="false"/>
+                <w:b w:val="false"/>
+                <w:u w:val="none"/>
+                <w:strike w:val="false"/>
+                <w:sz w:val="22"/>
+                <w:szCs w:val="22"/>
+                <w:color w:val="000000"/>
+              </w:rPr>
+              <w:br/>
+            </w:r>
+            <w:r>
+              <w:rPr>
+                <w:rFonts w:ascii="Helvetica" w:hAnsi="Helvetica" w:eastAsia="Helvetica" w:cs="Helvetica"/>
+                <w:i w:val="false"/>
+                <w:b w:val="false"/>
+                <w:u w:val="none"/>
+                <w:strike w:val="false"/>
+                <w:sz w:val="22"/>
+                <w:szCs w:val="22"/>
+                <w:color w:val="000000"/>
+              </w:rPr>
+              <w:t xml:space="preserve">[-0.37, 0.29]</w:t>
             </w:r>
           </w:p>
         </w:tc>
@@ -3894,7 +4518,33 @@
                 <w:szCs w:val="22"/>
                 <w:color w:val="000000"/>
               </w:rPr>
-              <w:t xml:space="preserve"/>
+              <w:t xml:space="preserve">-0.07</w:t>
+            </w:r>
+            <w:r>
+              <w:rPr>
+                <w:rFonts w:ascii="Helvetica" w:hAnsi="Helvetica" w:eastAsia="Helvetica" w:cs="Helvetica"/>
+                <w:i w:val="false"/>
+                <w:b w:val="false"/>
+                <w:u w:val="none"/>
+                <w:strike w:val="false"/>
+                <w:sz w:val="22"/>
+                <w:szCs w:val="22"/>
+                <w:color w:val="000000"/>
+              </w:rPr>
+              <w:br/>
+            </w:r>
+            <w:r>
+              <w:rPr>
+                <w:rFonts w:ascii="Helvetica" w:hAnsi="Helvetica" w:eastAsia="Helvetica" w:cs="Helvetica"/>
+                <w:i w:val="false"/>
+                <w:b w:val="false"/>
+                <w:u w:val="none"/>
+                <w:strike w:val="false"/>
+                <w:sz w:val="22"/>
+                <w:szCs w:val="22"/>
+                <w:color w:val="000000"/>
+              </w:rPr>
+              <w:t xml:space="preserve">[-0.37, 0.23]</w:t>
             </w:r>
           </w:p>
         </w:tc>
@@ -3949,7 +4599,7 @@
                 <w:szCs w:val="22"/>
                 <w:color w:val="000000"/>
               </w:rPr>
-              <w:t xml:space="preserve">-0.073</w:t>
+              <w:t xml:space="preserve">-0.07</w:t>
             </w:r>
             <w:r>
               <w:rPr>
@@ -3975,7 +4625,7 @@
                 <w:szCs w:val="22"/>
                 <w:color w:val="000000"/>
               </w:rPr>
-              <w:t xml:space="preserve">[-0.374, 0.228]</w:t>
+              <w:t xml:space="preserve">[-0.37, 0.23]</w:t>
             </w:r>
           </w:p>
         </w:tc>
@@ -4133,7 +4783,33 @@
                 <w:szCs w:val="22"/>
                 <w:color w:val="000000"/>
               </w:rPr>
-              <w:t xml:space="preserve"/>
+              <w:t xml:space="preserve">-0.09</w:t>
+            </w:r>
+            <w:r>
+              <w:rPr>
+                <w:rFonts w:ascii="Helvetica" w:hAnsi="Helvetica" w:eastAsia="Helvetica" w:cs="Helvetica"/>
+                <w:i w:val="false"/>
+                <w:b w:val="false"/>
+                <w:u w:val="none"/>
+                <w:strike w:val="false"/>
+                <w:sz w:val="22"/>
+                <w:szCs w:val="22"/>
+                <w:color w:val="000000"/>
+              </w:rPr>
+              <w:br/>
+            </w:r>
+            <w:r>
+              <w:rPr>
+                <w:rFonts w:ascii="Helvetica" w:hAnsi="Helvetica" w:eastAsia="Helvetica" w:cs="Helvetica"/>
+                <w:i w:val="false"/>
+                <w:b w:val="false"/>
+                <w:u w:val="none"/>
+                <w:strike w:val="false"/>
+                <w:sz w:val="22"/>
+                <w:szCs w:val="22"/>
+                <w:color w:val="000000"/>
+              </w:rPr>
+              <w:t xml:space="preserve">[-0.30, 0.13]</w:t>
             </w:r>
           </w:p>
         </w:tc>
@@ -4188,7 +4864,33 @@
                 <w:szCs w:val="22"/>
                 <w:color w:val="000000"/>
               </w:rPr>
-              <w:t xml:space="preserve"/>
+              <w:t xml:space="preserve">-0.11</w:t>
+            </w:r>
+            <w:r>
+              <w:rPr>
+                <w:rFonts w:ascii="Helvetica" w:hAnsi="Helvetica" w:eastAsia="Helvetica" w:cs="Helvetica"/>
+                <w:i w:val="false"/>
+                <w:b w:val="false"/>
+                <w:u w:val="none"/>
+                <w:strike w:val="false"/>
+                <w:sz w:val="22"/>
+                <w:szCs w:val="22"/>
+                <w:color w:val="000000"/>
+              </w:rPr>
+              <w:br/>
+            </w:r>
+            <w:r>
+              <w:rPr>
+                <w:rFonts w:ascii="Helvetica" w:hAnsi="Helvetica" w:eastAsia="Helvetica" w:cs="Helvetica"/>
+                <w:i w:val="false"/>
+                <w:b w:val="false"/>
+                <w:u w:val="none"/>
+                <w:strike w:val="false"/>
+                <w:sz w:val="22"/>
+                <w:szCs w:val="22"/>
+                <w:color w:val="000000"/>
+              </w:rPr>
+              <w:t xml:space="preserve">[-0.32, 0.10]</w:t>
             </w:r>
           </w:p>
         </w:tc>
@@ -4243,7 +4945,33 @@
                 <w:szCs w:val="22"/>
                 <w:color w:val="000000"/>
               </w:rPr>
-              <w:t xml:space="preserve"/>
+              <w:t xml:space="preserve">-0.11</w:t>
+            </w:r>
+            <w:r>
+              <w:rPr>
+                <w:rFonts w:ascii="Helvetica" w:hAnsi="Helvetica" w:eastAsia="Helvetica" w:cs="Helvetica"/>
+                <w:i w:val="false"/>
+                <w:b w:val="false"/>
+                <w:u w:val="none"/>
+                <w:strike w:val="false"/>
+                <w:sz w:val="22"/>
+                <w:szCs w:val="22"/>
+                <w:color w:val="000000"/>
+              </w:rPr>
+              <w:br/>
+            </w:r>
+            <w:r>
+              <w:rPr>
+                <w:rFonts w:ascii="Helvetica" w:hAnsi="Helvetica" w:eastAsia="Helvetica" w:cs="Helvetica"/>
+                <w:i w:val="false"/>
+                <w:b w:val="false"/>
+                <w:u w:val="none"/>
+                <w:strike w:val="false"/>
+                <w:sz w:val="22"/>
+                <w:szCs w:val="22"/>
+                <w:color w:val="000000"/>
+              </w:rPr>
+              <w:t xml:space="preserve">[-0.32, 0.10]</w:t>
             </w:r>
           </w:p>
         </w:tc>
@@ -4298,7 +5026,33 @@
                 <w:szCs w:val="22"/>
                 <w:color w:val="000000"/>
               </w:rPr>
-              <w:t xml:space="preserve"/>
+              <w:t xml:space="preserve">-0.11</w:t>
+            </w:r>
+            <w:r>
+              <w:rPr>
+                <w:rFonts w:ascii="Helvetica" w:hAnsi="Helvetica" w:eastAsia="Helvetica" w:cs="Helvetica"/>
+                <w:i w:val="false"/>
+                <w:b w:val="false"/>
+                <w:u w:val="none"/>
+                <w:strike w:val="false"/>
+                <w:sz w:val="22"/>
+                <w:szCs w:val="22"/>
+                <w:color w:val="000000"/>
+              </w:rPr>
+              <w:br/>
+            </w:r>
+            <w:r>
+              <w:rPr>
+                <w:rFonts w:ascii="Helvetica" w:hAnsi="Helvetica" w:eastAsia="Helvetica" w:cs="Helvetica"/>
+                <w:i w:val="false"/>
+                <w:b w:val="false"/>
+                <w:u w:val="none"/>
+                <w:strike w:val="false"/>
+                <w:sz w:val="22"/>
+                <w:szCs w:val="22"/>
+                <w:color w:val="000000"/>
+              </w:rPr>
+              <w:t xml:space="preserve">[-0.32, 0.10]</w:t>
             </w:r>
           </w:p>
         </w:tc>
@@ -4353,7 +5107,33 @@
                 <w:szCs w:val="22"/>
                 <w:color w:val="000000"/>
               </w:rPr>
-              <w:t xml:space="preserve"/>
+              <w:t xml:space="preserve">-0.14</w:t>
+            </w:r>
+            <w:r>
+              <w:rPr>
+                <w:rFonts w:ascii="Helvetica" w:hAnsi="Helvetica" w:eastAsia="Helvetica" w:cs="Helvetica"/>
+                <w:i w:val="false"/>
+                <w:b w:val="false"/>
+                <w:u w:val="none"/>
+                <w:strike w:val="false"/>
+                <w:sz w:val="22"/>
+                <w:szCs w:val="22"/>
+                <w:color w:val="000000"/>
+              </w:rPr>
+              <w:br/>
+            </w:r>
+            <w:r>
+              <w:rPr>
+                <w:rFonts w:ascii="Helvetica" w:hAnsi="Helvetica" w:eastAsia="Helvetica" w:cs="Helvetica"/>
+                <w:i w:val="false"/>
+                <w:b w:val="false"/>
+                <w:u w:val="none"/>
+                <w:strike w:val="false"/>
+                <w:sz w:val="22"/>
+                <w:szCs w:val="22"/>
+                <w:color w:val="000000"/>
+              </w:rPr>
+              <w:t xml:space="preserve">[-0.33, 0.05]</w:t>
             </w:r>
           </w:p>
         </w:tc>
@@ -4408,7 +5188,7 @@
                 <w:szCs w:val="22"/>
                 <w:color w:val="000000"/>
               </w:rPr>
-              <w:t xml:space="preserve">-0.142</w:t>
+              <w:t xml:space="preserve">-0.14</w:t>
             </w:r>
             <w:r>
               <w:rPr>
@@ -4434,7 +5214,7 @@
                 <w:szCs w:val="22"/>
                 <w:color w:val="000000"/>
               </w:rPr>
-              <w:t xml:space="preserve">[-0.330, 0.047]</w:t>
+              <w:t xml:space="preserve">[-0.33, 0.05]</w:t>
             </w:r>
           </w:p>
         </w:tc>

--- a/Output/grace_overall_models.docx
+++ b/Output/grace_overall_models.docx
@@ -425,61 +425,6 @@
             </w:r>
           </w:p>
         </w:tc>
-        <w:tc>
-          <w:tcPr>
-            <w:tcBorders>
-              <w:bottom w:val="single" w:sz="12" w:space="0" w:color="666666"/>
-              <w:top w:val="single" w:sz="12" w:space="0" w:color="666666"/>
-              <w:left w:val="none" w:sz="0" w:space="0" w:color="000000"/>
-              <w:right w:val="none" w:sz="0" w:space="0" w:color="000000"/>
-            </w:tcBorders>
-            <w:shd w:val="clear" w:color="auto" w:fill="FFFFFF"/>
-            <w:tcMar>
-              <w:top w:w="0" w:type="dxa"/>
-              <w:bottom w:w="0" w:type="dxa"/>
-              <w:left w:w="0" w:type="dxa"/>
-              <w:right w:w="0" w:type="dxa"/>
-            </w:tcMar>
-            <w:vAlign w:val="center"/>
-          </w:tcPr>
-          <w:p>
-            <w:pPr>
-              <w:pStyle w:val="Normal"/>
-              <w:jc w:val="left"/>
-              <w:pBdr>
-                <w:bottom w:val="none" w:sz="0" w:space="0" w:color="000000"/>
-                <w:top w:val="none" w:sz="0" w:space="0" w:color="000000"/>
-                <w:left w:val="none" w:sz="0" w:space="0" w:color="000000"/>
-                <w:right w:val="none" w:sz="0" w:space="0" w:color="000000"/>
-              </w:pBdr>
-              <w:spacing w:after="100" w:before="100" w:line="240"/>
-              <w:ind w:left="100" w:right="100" w:firstLine="0" w:firstLineChars="0"/>
-              <w:rPr>
-                <w:rFonts w:ascii="Helvetica" w:hAnsi="Helvetica" w:eastAsia="Helvetica" w:cs="Helvetica"/>
-                <w:i w:val="false"/>
-                <w:b w:val="false"/>
-                <w:u w:val="none"/>
-                <w:strike w:val="false"/>
-                <w:sz w:val="22"/>
-                <w:szCs w:val="22"/>
-                <w:color w:val="000000"/>
-              </w:rPr>
-            </w:pPr>
-            <w:r>
-              <w:rPr>
-                <w:rFonts w:ascii="Helvetica" w:hAnsi="Helvetica" w:eastAsia="Helvetica" w:cs="Helvetica"/>
-                <w:i w:val="false"/>
-                <w:b w:val="false"/>
-                <w:u w:val="none"/>
-                <w:strike w:val="false"/>
-                <w:sz w:val="22"/>
-                <w:szCs w:val="22"/>
-                <w:color w:val="000000"/>
-              </w:rPr>
-              <w:t xml:space="preserve">M6</w:t>
-            </w:r>
-          </w:p>
-        </w:tc>
       </w:tr>
       <w:tr>
         <w:trPr>
@@ -1001,87 +946,6 @@
             </w:r>
           </w:p>
         </w:tc>
-        <w:tc>
-          <w:tcPr>
-            <w:tcBorders>
-              <w:bottom w:val="none" w:sz="0" w:space="0" w:color="000000"/>
-              <w:top w:val="single" w:sz="12" w:space="0" w:color="666666"/>
-              <w:left w:val="none" w:sz="0" w:space="0" w:color="000000"/>
-              <w:right w:val="none" w:sz="0" w:space="0" w:color="000000"/>
-            </w:tcBorders>
-            <w:shd w:val="clear" w:color="auto" w:fill="FFFFFF"/>
-            <w:tcMar>
-              <w:top w:w="0" w:type="dxa"/>
-              <w:bottom w:w="0" w:type="dxa"/>
-              <w:left w:w="0" w:type="dxa"/>
-              <w:right w:w="0" w:type="dxa"/>
-            </w:tcMar>
-            <w:vAlign w:val="center"/>
-          </w:tcPr>
-          <w:p>
-            <w:pPr>
-              <w:pStyle w:val="Normal"/>
-              <w:jc w:val="left"/>
-              <w:pBdr>
-                <w:bottom w:val="none" w:sz="0" w:space="0" w:color="000000"/>
-                <w:top w:val="none" w:sz="0" w:space="0" w:color="000000"/>
-                <w:left w:val="none" w:sz="0" w:space="0" w:color="000000"/>
-                <w:right w:val="none" w:sz="0" w:space="0" w:color="000000"/>
-              </w:pBdr>
-              <w:spacing w:after="100" w:before="100" w:line="240"/>
-              <w:ind w:left="100" w:right="100" w:firstLine="0" w:firstLineChars="0"/>
-              <w:rPr>
-                <w:rFonts w:ascii="Helvetica" w:hAnsi="Helvetica" w:eastAsia="Helvetica" w:cs="Helvetica"/>
-                <w:i w:val="false"/>
-                <w:b w:val="false"/>
-                <w:u w:val="none"/>
-                <w:strike w:val="false"/>
-                <w:sz w:val="22"/>
-                <w:szCs w:val="22"/>
-                <w:color w:val="000000"/>
-              </w:rPr>
-            </w:pPr>
-            <w:r>
-              <w:rPr>
-                <w:rFonts w:ascii="Helvetica" w:hAnsi="Helvetica" w:eastAsia="Helvetica" w:cs="Helvetica"/>
-                <w:i w:val="false"/>
-                <w:b w:val="false"/>
-                <w:u w:val="none"/>
-                <w:strike w:val="false"/>
-                <w:sz w:val="22"/>
-                <w:szCs w:val="22"/>
-                <w:color w:val="000000"/>
-              </w:rPr>
-              <w:t xml:space="preserve">0.02</w:t>
-            </w:r>
-            <w:r>
-              <w:rPr>
-                <w:rFonts w:ascii="Helvetica" w:hAnsi="Helvetica" w:eastAsia="Helvetica" w:cs="Helvetica"/>
-                <w:i w:val="false"/>
-                <w:b w:val="false"/>
-                <w:u w:val="none"/>
-                <w:strike w:val="false"/>
-                <w:sz w:val="22"/>
-                <w:szCs w:val="22"/>
-                <w:color w:val="000000"/>
-              </w:rPr>
-              <w:br/>
-            </w:r>
-            <w:r>
-              <w:rPr>
-                <w:rFonts w:ascii="Helvetica" w:hAnsi="Helvetica" w:eastAsia="Helvetica" w:cs="Helvetica"/>
-                <w:i w:val="false"/>
-                <w:b w:val="false"/>
-                <w:u w:val="none"/>
-                <w:strike w:val="false"/>
-                <w:sz w:val="22"/>
-                <w:szCs w:val="22"/>
-                <w:color w:val="000000"/>
-              </w:rPr>
-              <w:t xml:space="preserve">[-0.01, 0.05]</w:t>
-            </w:r>
-          </w:p>
-        </w:tc>
       </w:tr>
       <w:tr>
         <w:trPr>
@@ -1590,87 +1454,6 @@
             </w:r>
           </w:p>
         </w:tc>
-        <w:tc>
-          <w:tcPr>
-            <w:tcBorders>
-              <w:bottom w:val="none" w:sz="0" w:space="0" w:color="000000"/>
-              <w:top w:val="none" w:sz="0" w:space="0" w:color="000000"/>
-              <w:left w:val="none" w:sz="0" w:space="0" w:color="000000"/>
-              <w:right w:val="none" w:sz="0" w:space="0" w:color="000000"/>
-            </w:tcBorders>
-            <w:shd w:val="clear" w:color="auto" w:fill="FFFFFF"/>
-            <w:tcMar>
-              <w:top w:w="0" w:type="dxa"/>
-              <w:bottom w:w="0" w:type="dxa"/>
-              <w:left w:w="0" w:type="dxa"/>
-              <w:right w:w="0" w:type="dxa"/>
-            </w:tcMar>
-            <w:vAlign w:val="center"/>
-          </w:tcPr>
-          <w:p>
-            <w:pPr>
-              <w:pStyle w:val="Normal"/>
-              <w:jc w:val="left"/>
-              <w:pBdr>
-                <w:bottom w:val="none" w:sz="0" w:space="0" w:color="000000"/>
-                <w:top w:val="none" w:sz="0" w:space="0" w:color="000000"/>
-                <w:left w:val="none" w:sz="0" w:space="0" w:color="000000"/>
-                <w:right w:val="none" w:sz="0" w:space="0" w:color="000000"/>
-              </w:pBdr>
-              <w:spacing w:after="100" w:before="100" w:line="240"/>
-              <w:ind w:left="100" w:right="100" w:firstLine="0" w:firstLineChars="0"/>
-              <w:rPr>
-                <w:rFonts w:ascii="Helvetica" w:hAnsi="Helvetica" w:eastAsia="Helvetica" w:cs="Helvetica"/>
-                <w:i w:val="false"/>
-                <w:b w:val="false"/>
-                <w:u w:val="none"/>
-                <w:strike w:val="false"/>
-                <w:sz w:val="22"/>
-                <w:szCs w:val="22"/>
-                <w:color w:val="000000"/>
-              </w:rPr>
-            </w:pPr>
-            <w:r>
-              <w:rPr>
-                <w:rFonts w:ascii="Helvetica" w:hAnsi="Helvetica" w:eastAsia="Helvetica" w:cs="Helvetica"/>
-                <w:i w:val="false"/>
-                <w:b w:val="false"/>
-                <w:u w:val="none"/>
-                <w:strike w:val="false"/>
-                <w:sz w:val="22"/>
-                <w:szCs w:val="22"/>
-                <w:color w:val="000000"/>
-              </w:rPr>
-              <w:t xml:space="preserve">0.03</w:t>
-            </w:r>
-            <w:r>
-              <w:rPr>
-                <w:rFonts w:ascii="Helvetica" w:hAnsi="Helvetica" w:eastAsia="Helvetica" w:cs="Helvetica"/>
-                <w:i w:val="false"/>
-                <w:b w:val="false"/>
-                <w:u w:val="none"/>
-                <w:strike w:val="false"/>
-                <w:sz w:val="22"/>
-                <w:szCs w:val="22"/>
-                <w:color w:val="000000"/>
-              </w:rPr>
-              <w:br/>
-            </w:r>
-            <w:r>
-              <w:rPr>
-                <w:rFonts w:ascii="Helvetica" w:hAnsi="Helvetica" w:eastAsia="Helvetica" w:cs="Helvetica"/>
-                <w:i w:val="false"/>
-                <w:b w:val="false"/>
-                <w:u w:val="none"/>
-                <w:strike w:val="false"/>
-                <w:sz w:val="22"/>
-                <w:szCs w:val="22"/>
-                <w:color w:val="000000"/>
-              </w:rPr>
-              <w:t xml:space="preserve">[-0.02, 0.08]</w:t>
-            </w:r>
-          </w:p>
-        </w:tc>
       </w:tr>
       <w:tr>
         <w:trPr>
@@ -2179,87 +1962,6 @@
             </w:r>
           </w:p>
         </w:tc>
-        <w:tc>
-          <w:tcPr>
-            <w:tcBorders>
-              <w:bottom w:val="none" w:sz="0" w:space="0" w:color="000000"/>
-              <w:top w:val="none" w:sz="0" w:space="0" w:color="000000"/>
-              <w:left w:val="none" w:sz="0" w:space="0" w:color="000000"/>
-              <w:right w:val="none" w:sz="0" w:space="0" w:color="000000"/>
-            </w:tcBorders>
-            <w:shd w:val="clear" w:color="auto" w:fill="FFFFFF"/>
-            <w:tcMar>
-              <w:top w:w="0" w:type="dxa"/>
-              <w:bottom w:w="0" w:type="dxa"/>
-              <w:left w:w="0" w:type="dxa"/>
-              <w:right w:w="0" w:type="dxa"/>
-            </w:tcMar>
-            <w:vAlign w:val="center"/>
-          </w:tcPr>
-          <w:p>
-            <w:pPr>
-              <w:pStyle w:val="Normal"/>
-              <w:jc w:val="left"/>
-              <w:pBdr>
-                <w:bottom w:val="none" w:sz="0" w:space="0" w:color="000000"/>
-                <w:top w:val="none" w:sz="0" w:space="0" w:color="000000"/>
-                <w:left w:val="none" w:sz="0" w:space="0" w:color="000000"/>
-                <w:right w:val="none" w:sz="0" w:space="0" w:color="000000"/>
-              </w:pBdr>
-              <w:spacing w:after="100" w:before="100" w:line="240"/>
-              <w:ind w:left="100" w:right="100" w:firstLine="0" w:firstLineChars="0"/>
-              <w:rPr>
-                <w:rFonts w:ascii="Helvetica" w:hAnsi="Helvetica" w:eastAsia="Helvetica" w:cs="Helvetica"/>
-                <w:i w:val="false"/>
-                <w:b w:val="false"/>
-                <w:u w:val="none"/>
-                <w:strike w:val="false"/>
-                <w:sz w:val="22"/>
-                <w:szCs w:val="22"/>
-                <w:color w:val="000000"/>
-              </w:rPr>
-            </w:pPr>
-            <w:r>
-              <w:rPr>
-                <w:rFonts w:ascii="Helvetica" w:hAnsi="Helvetica" w:eastAsia="Helvetica" w:cs="Helvetica"/>
-                <w:i w:val="false"/>
-                <w:b w:val="false"/>
-                <w:u w:val="none"/>
-                <w:strike w:val="false"/>
-                <w:sz w:val="22"/>
-                <w:szCs w:val="22"/>
-                <w:color w:val="000000"/>
-              </w:rPr>
-              <w:t xml:space="preserve">-0.02</w:t>
-            </w:r>
-            <w:r>
-              <w:rPr>
-                <w:rFonts w:ascii="Helvetica" w:hAnsi="Helvetica" w:eastAsia="Helvetica" w:cs="Helvetica"/>
-                <w:i w:val="false"/>
-                <w:b w:val="false"/>
-                <w:u w:val="none"/>
-                <w:strike w:val="false"/>
-                <w:sz w:val="22"/>
-                <w:szCs w:val="22"/>
-                <w:color w:val="000000"/>
-              </w:rPr>
-              <w:br/>
-            </w:r>
-            <w:r>
-              <w:rPr>
-                <w:rFonts w:ascii="Helvetica" w:hAnsi="Helvetica" w:eastAsia="Helvetica" w:cs="Helvetica"/>
-                <w:i w:val="false"/>
-                <w:b w:val="false"/>
-                <w:u w:val="none"/>
-                <w:strike w:val="false"/>
-                <w:sz w:val="22"/>
-                <w:szCs w:val="22"/>
-                <w:color w:val="000000"/>
-              </w:rPr>
-              <w:t xml:space="preserve">[-0.17, 0.13]</w:t>
-            </w:r>
-          </w:p>
-        </w:tc>
       </w:tr>
       <w:tr>
         <w:trPr>
@@ -2768,87 +2470,6 @@
             </w:r>
           </w:p>
         </w:tc>
-        <w:tc>
-          <w:tcPr>
-            <w:tcBorders>
-              <w:bottom w:val="none" w:sz="0" w:space="0" w:color="000000"/>
-              <w:top w:val="none" w:sz="0" w:space="0" w:color="000000"/>
-              <w:left w:val="none" w:sz="0" w:space="0" w:color="000000"/>
-              <w:right w:val="none" w:sz="0" w:space="0" w:color="000000"/>
-            </w:tcBorders>
-            <w:shd w:val="clear" w:color="auto" w:fill="FFFFFF"/>
-            <w:tcMar>
-              <w:top w:w="0" w:type="dxa"/>
-              <w:bottom w:w="0" w:type="dxa"/>
-              <w:left w:w="0" w:type="dxa"/>
-              <w:right w:w="0" w:type="dxa"/>
-            </w:tcMar>
-            <w:vAlign w:val="center"/>
-          </w:tcPr>
-          <w:p>
-            <w:pPr>
-              <w:pStyle w:val="Normal"/>
-              <w:jc w:val="left"/>
-              <w:pBdr>
-                <w:bottom w:val="none" w:sz="0" w:space="0" w:color="000000"/>
-                <w:top w:val="none" w:sz="0" w:space="0" w:color="000000"/>
-                <w:left w:val="none" w:sz="0" w:space="0" w:color="000000"/>
-                <w:right w:val="none" w:sz="0" w:space="0" w:color="000000"/>
-              </w:pBdr>
-              <w:spacing w:after="100" w:before="100" w:line="240"/>
-              <w:ind w:left="100" w:right="100" w:firstLine="0" w:firstLineChars="0"/>
-              <w:rPr>
-                <w:rFonts w:ascii="Helvetica" w:hAnsi="Helvetica" w:eastAsia="Helvetica" w:cs="Helvetica"/>
-                <w:i w:val="false"/>
-                <w:b w:val="false"/>
-                <w:u w:val="none"/>
-                <w:strike w:val="false"/>
-                <w:sz w:val="22"/>
-                <w:szCs w:val="22"/>
-                <w:color w:val="000000"/>
-              </w:rPr>
-            </w:pPr>
-            <w:r>
-              <w:rPr>
-                <w:rFonts w:ascii="Helvetica" w:hAnsi="Helvetica" w:eastAsia="Helvetica" w:cs="Helvetica"/>
-                <w:i w:val="false"/>
-                <w:b w:val="false"/>
-                <w:u w:val="none"/>
-                <w:strike w:val="false"/>
-                <w:sz w:val="22"/>
-                <w:szCs w:val="22"/>
-                <w:color w:val="000000"/>
-              </w:rPr>
-              <w:t xml:space="preserve">-0.02</w:t>
-            </w:r>
-            <w:r>
-              <w:rPr>
-                <w:rFonts w:ascii="Helvetica" w:hAnsi="Helvetica" w:eastAsia="Helvetica" w:cs="Helvetica"/>
-                <w:i w:val="false"/>
-                <w:b w:val="false"/>
-                <w:u w:val="none"/>
-                <w:strike w:val="false"/>
-                <w:sz w:val="22"/>
-                <w:szCs w:val="22"/>
-                <w:color w:val="000000"/>
-              </w:rPr>
-              <w:br/>
-            </w:r>
-            <w:r>
-              <w:rPr>
-                <w:rFonts w:ascii="Helvetica" w:hAnsi="Helvetica" w:eastAsia="Helvetica" w:cs="Helvetica"/>
-                <w:i w:val="false"/>
-                <w:b w:val="false"/>
-                <w:u w:val="none"/>
-                <w:strike w:val="false"/>
-                <w:sz w:val="22"/>
-                <w:szCs w:val="22"/>
-                <w:color w:val="000000"/>
-              </w:rPr>
-              <w:t xml:space="preserve">[-0.11, 0.07]</w:t>
-            </w:r>
-          </w:p>
-        </w:tc>
       </w:tr>
       <w:tr>
         <w:trPr>
@@ -3370,87 +2991,6 @@
             </w:r>
           </w:p>
         </w:tc>
-        <w:tc>
-          <w:tcPr>
-            <w:tcBorders>
-              <w:bottom w:val="none" w:sz="0" w:space="0" w:color="000000"/>
-              <w:top w:val="none" w:sz="0" w:space="0" w:color="000000"/>
-              <w:left w:val="none" w:sz="0" w:space="0" w:color="000000"/>
-              <w:right w:val="none" w:sz="0" w:space="0" w:color="000000"/>
-            </w:tcBorders>
-            <w:shd w:val="clear" w:color="auto" w:fill="FFFFFF"/>
-            <w:tcMar>
-              <w:top w:w="0" w:type="dxa"/>
-              <w:bottom w:w="0" w:type="dxa"/>
-              <w:left w:w="0" w:type="dxa"/>
-              <w:right w:w="0" w:type="dxa"/>
-            </w:tcMar>
-            <w:vAlign w:val="center"/>
-          </w:tcPr>
-          <w:p>
-            <w:pPr>
-              <w:pStyle w:val="Normal"/>
-              <w:jc w:val="left"/>
-              <w:pBdr>
-                <w:bottom w:val="none" w:sz="0" w:space="0" w:color="000000"/>
-                <w:top w:val="none" w:sz="0" w:space="0" w:color="000000"/>
-                <w:left w:val="none" w:sz="0" w:space="0" w:color="000000"/>
-                <w:right w:val="none" w:sz="0" w:space="0" w:color="000000"/>
-              </w:pBdr>
-              <w:spacing w:after="100" w:before="100" w:line="240"/>
-              <w:ind w:left="100" w:right="100" w:firstLine="0" w:firstLineChars="0"/>
-              <w:rPr>
-                <w:rFonts w:ascii="Helvetica" w:hAnsi="Helvetica" w:eastAsia="Helvetica" w:cs="Helvetica"/>
-                <w:i w:val="false"/>
-                <w:b w:val="false"/>
-                <w:u w:val="none"/>
-                <w:strike w:val="false"/>
-                <w:sz w:val="22"/>
-                <w:szCs w:val="22"/>
-                <w:color w:val="000000"/>
-              </w:rPr>
-            </w:pPr>
-            <w:r>
-              <w:rPr>
-                <w:rFonts w:ascii="Helvetica" w:hAnsi="Helvetica" w:eastAsia="Helvetica" w:cs="Helvetica"/>
-                <w:i w:val="false"/>
-                <w:b w:val="false"/>
-                <w:u w:val="none"/>
-                <w:strike w:val="false"/>
-                <w:sz w:val="22"/>
-                <w:szCs w:val="22"/>
-                <w:color w:val="000000"/>
-              </w:rPr>
-              <w:t xml:space="preserve">0.00</w:t>
-            </w:r>
-            <w:r>
-              <w:rPr>
-                <w:rFonts w:ascii="Helvetica" w:hAnsi="Helvetica" w:eastAsia="Helvetica" w:cs="Helvetica"/>
-                <w:i w:val="false"/>
-                <w:b w:val="false"/>
-                <w:u w:val="none"/>
-                <w:strike w:val="false"/>
-                <w:sz w:val="22"/>
-                <w:szCs w:val="22"/>
-                <w:color w:val="000000"/>
-              </w:rPr>
-              <w:br/>
-            </w:r>
-            <w:r>
-              <w:rPr>
-                <w:rFonts w:ascii="Helvetica" w:hAnsi="Helvetica" w:eastAsia="Helvetica" w:cs="Helvetica"/>
-                <w:i w:val="false"/>
-                <w:b w:val="false"/>
-                <w:u w:val="none"/>
-                <w:strike w:val="false"/>
-                <w:sz w:val="22"/>
-                <w:szCs w:val="22"/>
-                <w:color w:val="000000"/>
-              </w:rPr>
-              <w:t xml:space="preserve">[-0.06, 0.06]</w:t>
-            </w:r>
-          </w:p>
-        </w:tc>
       </w:tr>
       <w:tr>
         <w:trPr>
@@ -3959,87 +3499,6 @@
             </w:r>
           </w:p>
         </w:tc>
-        <w:tc>
-          <w:tcPr>
-            <w:tcBorders>
-              <w:bottom w:val="none" w:sz="0" w:space="0" w:color="000000"/>
-              <w:top w:val="none" w:sz="0" w:space="0" w:color="000000"/>
-              <w:left w:val="none" w:sz="0" w:space="0" w:color="000000"/>
-              <w:right w:val="none" w:sz="0" w:space="0" w:color="000000"/>
-            </w:tcBorders>
-            <w:shd w:val="clear" w:color="auto" w:fill="FFFFFF"/>
-            <w:tcMar>
-              <w:top w:w="0" w:type="dxa"/>
-              <w:bottom w:w="0" w:type="dxa"/>
-              <w:left w:w="0" w:type="dxa"/>
-              <w:right w:w="0" w:type="dxa"/>
-            </w:tcMar>
-            <w:vAlign w:val="center"/>
-          </w:tcPr>
-          <w:p>
-            <w:pPr>
-              <w:pStyle w:val="Normal"/>
-              <w:jc w:val="left"/>
-              <w:pBdr>
-                <w:bottom w:val="none" w:sz="0" w:space="0" w:color="000000"/>
-                <w:top w:val="none" w:sz="0" w:space="0" w:color="000000"/>
-                <w:left w:val="none" w:sz="0" w:space="0" w:color="000000"/>
-                <w:right w:val="none" w:sz="0" w:space="0" w:color="000000"/>
-              </w:pBdr>
-              <w:spacing w:after="100" w:before="100" w:line="240"/>
-              <w:ind w:left="100" w:right="100" w:firstLine="0" w:firstLineChars="0"/>
-              <w:rPr>
-                <w:rFonts w:ascii="Helvetica" w:hAnsi="Helvetica" w:eastAsia="Helvetica" w:cs="Helvetica"/>
-                <w:i w:val="false"/>
-                <w:b w:val="false"/>
-                <w:u w:val="none"/>
-                <w:strike w:val="false"/>
-                <w:sz w:val="22"/>
-                <w:szCs w:val="22"/>
-                <w:color w:val="000000"/>
-              </w:rPr>
-            </w:pPr>
-            <w:r>
-              <w:rPr>
-                <w:rFonts w:ascii="Helvetica" w:hAnsi="Helvetica" w:eastAsia="Helvetica" w:cs="Helvetica"/>
-                <w:i w:val="false"/>
-                <w:b w:val="false"/>
-                <w:u w:val="none"/>
-                <w:strike w:val="false"/>
-                <w:sz w:val="22"/>
-                <w:szCs w:val="22"/>
-                <w:color w:val="000000"/>
-              </w:rPr>
-              <w:t xml:space="preserve">0.10+</w:t>
-            </w:r>
-            <w:r>
-              <w:rPr>
-                <w:rFonts w:ascii="Helvetica" w:hAnsi="Helvetica" w:eastAsia="Helvetica" w:cs="Helvetica"/>
-                <w:i w:val="false"/>
-                <w:b w:val="false"/>
-                <w:u w:val="none"/>
-                <w:strike w:val="false"/>
-                <w:sz w:val="22"/>
-                <w:szCs w:val="22"/>
-                <w:color w:val="000000"/>
-              </w:rPr>
-              <w:br/>
-            </w:r>
-            <w:r>
-              <w:rPr>
-                <w:rFonts w:ascii="Helvetica" w:hAnsi="Helvetica" w:eastAsia="Helvetica" w:cs="Helvetica"/>
-                <w:i w:val="false"/>
-                <w:b w:val="false"/>
-                <w:u w:val="none"/>
-                <w:strike w:val="false"/>
-                <w:sz w:val="22"/>
-                <w:szCs w:val="22"/>
-                <w:color w:val="000000"/>
-              </w:rPr>
-              <w:t xml:space="preserve">[-0.00, 0.20]</w:t>
-            </w:r>
-          </w:p>
-        </w:tc>
       </w:tr>
       <w:tr>
         <w:trPr>
@@ -4548,87 +4007,6 @@
             </w:r>
           </w:p>
         </w:tc>
-        <w:tc>
-          <w:tcPr>
-            <w:tcBorders>
-              <w:bottom w:val="none" w:sz="0" w:space="0" w:color="000000"/>
-              <w:top w:val="none" w:sz="0" w:space="0" w:color="000000"/>
-              <w:left w:val="none" w:sz="0" w:space="0" w:color="000000"/>
-              <w:right w:val="none" w:sz="0" w:space="0" w:color="000000"/>
-            </w:tcBorders>
-            <w:shd w:val="clear" w:color="auto" w:fill="FFFFFF"/>
-            <w:tcMar>
-              <w:top w:w="0" w:type="dxa"/>
-              <w:bottom w:w="0" w:type="dxa"/>
-              <w:left w:w="0" w:type="dxa"/>
-              <w:right w:w="0" w:type="dxa"/>
-            </w:tcMar>
-            <w:vAlign w:val="center"/>
-          </w:tcPr>
-          <w:p>
-            <w:pPr>
-              <w:pStyle w:val="Normal"/>
-              <w:jc w:val="left"/>
-              <w:pBdr>
-                <w:bottom w:val="none" w:sz="0" w:space="0" w:color="000000"/>
-                <w:top w:val="none" w:sz="0" w:space="0" w:color="000000"/>
-                <w:left w:val="none" w:sz="0" w:space="0" w:color="000000"/>
-                <w:right w:val="none" w:sz="0" w:space="0" w:color="000000"/>
-              </w:pBdr>
-              <w:spacing w:after="100" w:before="100" w:line="240"/>
-              <w:ind w:left="100" w:right="100" w:firstLine="0" w:firstLineChars="0"/>
-              <w:rPr>
-                <w:rFonts w:ascii="Helvetica" w:hAnsi="Helvetica" w:eastAsia="Helvetica" w:cs="Helvetica"/>
-                <w:i w:val="false"/>
-                <w:b w:val="false"/>
-                <w:u w:val="none"/>
-                <w:strike w:val="false"/>
-                <w:sz w:val="22"/>
-                <w:szCs w:val="22"/>
-                <w:color w:val="000000"/>
-              </w:rPr>
-            </w:pPr>
-            <w:r>
-              <w:rPr>
-                <w:rFonts w:ascii="Helvetica" w:hAnsi="Helvetica" w:eastAsia="Helvetica" w:cs="Helvetica"/>
-                <w:i w:val="false"/>
-                <w:b w:val="false"/>
-                <w:u w:val="none"/>
-                <w:strike w:val="false"/>
-                <w:sz w:val="22"/>
-                <w:szCs w:val="22"/>
-                <w:color w:val="000000"/>
-              </w:rPr>
-              <w:t xml:space="preserve">-0.07</w:t>
-            </w:r>
-            <w:r>
-              <w:rPr>
-                <w:rFonts w:ascii="Helvetica" w:hAnsi="Helvetica" w:eastAsia="Helvetica" w:cs="Helvetica"/>
-                <w:i w:val="false"/>
-                <w:b w:val="false"/>
-                <w:u w:val="none"/>
-                <w:strike w:val="false"/>
-                <w:sz w:val="22"/>
-                <w:szCs w:val="22"/>
-                <w:color w:val="000000"/>
-              </w:rPr>
-              <w:br/>
-            </w:r>
-            <w:r>
-              <w:rPr>
-                <w:rFonts w:ascii="Helvetica" w:hAnsi="Helvetica" w:eastAsia="Helvetica" w:cs="Helvetica"/>
-                <w:i w:val="false"/>
-                <w:b w:val="false"/>
-                <w:u w:val="none"/>
-                <w:strike w:val="false"/>
-                <w:sz w:val="22"/>
-                <w:szCs w:val="22"/>
-                <w:color w:val="000000"/>
-              </w:rPr>
-              <w:t xml:space="preserve">[-0.37, 0.23]</w:t>
-            </w:r>
-          </w:p>
-        </w:tc>
       </w:tr>
       <w:tr>
         <w:trPr>
@@ -5137,87 +4515,6 @@
             </w:r>
           </w:p>
         </w:tc>
-        <w:tc>
-          <w:tcPr>
-            <w:tcBorders>
-              <w:bottom w:val="single" w:sz="12" w:space="0" w:color="666666"/>
-              <w:top w:val="none" w:sz="0" w:space="0" w:color="000000"/>
-              <w:left w:val="none" w:sz="0" w:space="0" w:color="000000"/>
-              <w:right w:val="none" w:sz="0" w:space="0" w:color="000000"/>
-            </w:tcBorders>
-            <w:shd w:val="clear" w:color="auto" w:fill="FFFFFF"/>
-            <w:tcMar>
-              <w:top w:w="0" w:type="dxa"/>
-              <w:bottom w:w="0" w:type="dxa"/>
-              <w:left w:w="0" w:type="dxa"/>
-              <w:right w:w="0" w:type="dxa"/>
-            </w:tcMar>
-            <w:vAlign w:val="center"/>
-          </w:tcPr>
-          <w:p>
-            <w:pPr>
-              <w:pStyle w:val="Normal"/>
-              <w:jc w:val="left"/>
-              <w:pBdr>
-                <w:bottom w:val="none" w:sz="0" w:space="0" w:color="000000"/>
-                <w:top w:val="none" w:sz="0" w:space="0" w:color="000000"/>
-                <w:left w:val="none" w:sz="0" w:space="0" w:color="000000"/>
-                <w:right w:val="none" w:sz="0" w:space="0" w:color="000000"/>
-              </w:pBdr>
-              <w:spacing w:after="100" w:before="100" w:line="240"/>
-              <w:ind w:left="100" w:right="100" w:firstLine="0" w:firstLineChars="0"/>
-              <w:rPr>
-                <w:rFonts w:ascii="Helvetica" w:hAnsi="Helvetica" w:eastAsia="Helvetica" w:cs="Helvetica"/>
-                <w:i w:val="false"/>
-                <w:b w:val="false"/>
-                <w:u w:val="none"/>
-                <w:strike w:val="false"/>
-                <w:sz w:val="22"/>
-                <w:szCs w:val="22"/>
-                <w:color w:val="000000"/>
-              </w:rPr>
-            </w:pPr>
-            <w:r>
-              <w:rPr>
-                <w:rFonts w:ascii="Helvetica" w:hAnsi="Helvetica" w:eastAsia="Helvetica" w:cs="Helvetica"/>
-                <w:i w:val="false"/>
-                <w:b w:val="false"/>
-                <w:u w:val="none"/>
-                <w:strike w:val="false"/>
-                <w:sz w:val="22"/>
-                <w:szCs w:val="22"/>
-                <w:color w:val="000000"/>
-              </w:rPr>
-              <w:t xml:space="preserve">-0.14</w:t>
-            </w:r>
-            <w:r>
-              <w:rPr>
-                <w:rFonts w:ascii="Helvetica" w:hAnsi="Helvetica" w:eastAsia="Helvetica" w:cs="Helvetica"/>
-                <w:i w:val="false"/>
-                <w:b w:val="false"/>
-                <w:u w:val="none"/>
-                <w:strike w:val="false"/>
-                <w:sz w:val="22"/>
-                <w:szCs w:val="22"/>
-                <w:color w:val="000000"/>
-              </w:rPr>
-              <w:br/>
-            </w:r>
-            <w:r>
-              <w:rPr>
-                <w:rFonts w:ascii="Helvetica" w:hAnsi="Helvetica" w:eastAsia="Helvetica" w:cs="Helvetica"/>
-                <w:i w:val="false"/>
-                <w:b w:val="false"/>
-                <w:u w:val="none"/>
-                <w:strike w:val="false"/>
-                <w:sz w:val="22"/>
-                <w:szCs w:val="22"/>
-                <w:color w:val="000000"/>
-              </w:rPr>
-              <w:t xml:space="preserve">[-0.33, 0.05]</w:t>
-            </w:r>
-          </w:p>
-        </w:tc>
       </w:tr>
       <w:tr>
         <w:trPr>
@@ -5225,7 +4522,7 @@
         </w:trPr>
         <w:tc>
           <w:tcPr>
-            <w:gridSpan w:val="8"/>
+            <w:gridSpan w:val="7"/>
             <w:tcBorders>
               <w:bottom w:val="none" w:sz="0" w:space="0" w:color="FFFFFF"/>
               <w:top w:val="single" w:sz="12" w:space="0" w:color="666666"/>

--- a/Output/grace_overall_models.docx
+++ b/Output/grace_overall_models.docx
@@ -4572,7 +4572,7 @@
                 <w:szCs w:val="22"/>
                 <w:color w:val="000000"/>
               </w:rPr>
-              <w:t xml:space="preserve">* p &lt; 0.05, ** p &lt; 0.01, *** p &lt; 0.001.</w:t>
+              <w:t xml:space="preserve">+ p &lt; 0.10, * p &lt; 0.05, ** p &lt; 0.01, *** p &lt; 0.001.</w:t>
             </w:r>
           </w:p>
         </w:tc>
